--- a/docs/planning/오이소창원_기획안_최종본_20261004.docx
+++ b/docs/planning/오이소창원_기획안_최종본_20261004.docx
@@ -48,8 +48,8 @@
         </w:tblBorders>
       </w:tblPr>
       <w:tblGrid>
-        <w:gridCol w:w="3276"/>
-        <w:gridCol w:w="6928"/>
+        <w:gridCol w:w="1460"/>
+        <w:gridCol w:w="8744"/>
       </w:tblGrid>
       <w:tr>
         <w:trPr>
@@ -58,7 +58,7 @@
         </w:trPr>
         <w:tc>
           <w:tcPr>
-            <w:tcW w:type="dxa" w:w="3276"/>
+            <w:tcW w:type="dxa" w:w="1460"/>
             <w:tcBorders>
               <w:top w:val="single" w:color="C9D3DF" w:sz="4"/>
               <w:left w:val="single" w:color="C9D3DF" w:sz="4"/>
@@ -92,7 +92,7 @@
         </w:tc>
         <w:tc>
           <w:tcPr>
-            <w:tcW w:type="dxa" w:w="6928"/>
+            <w:tcW w:type="dxa" w:w="8744"/>
             <w:tcBorders>
               <w:top w:val="single" w:color="C9D3DF" w:sz="4"/>
               <w:left w:val="single" w:color="C9D3DF" w:sz="4"/>
@@ -132,7 +132,7 @@
         </w:trPr>
         <w:tc>
           <w:tcPr>
-            <w:tcW w:type="dxa" w:w="3276"/>
+            <w:tcW w:type="dxa" w:w="1460"/>
             <w:tcBorders>
               <w:top w:val="single" w:color="C9D3DF" w:sz="4"/>
               <w:left w:val="single" w:color="C9D3DF" w:sz="4"/>
@@ -162,7 +162,7 @@
         </w:tc>
         <w:tc>
           <w:tcPr>
-            <w:tcW w:type="dxa" w:w="6928"/>
+            <w:tcW w:type="dxa" w:w="8744"/>
             <w:tcBorders>
               <w:top w:val="single" w:color="C9D3DF" w:sz="4"/>
               <w:left w:val="single" w:color="C9D3DF" w:sz="4"/>
@@ -198,7 +198,7 @@
         </w:trPr>
         <w:tc>
           <w:tcPr>
-            <w:tcW w:type="dxa" w:w="3276"/>
+            <w:tcW w:type="dxa" w:w="1460"/>
             <w:tcBorders>
               <w:top w:val="single" w:color="C9D3DF" w:sz="4"/>
               <w:left w:val="single" w:color="C9D3DF" w:sz="4"/>
@@ -228,7 +228,7 @@
         </w:tc>
         <w:tc>
           <w:tcPr>
-            <w:tcW w:type="dxa" w:w="6928"/>
+            <w:tcW w:type="dxa" w:w="8744"/>
             <w:tcBorders>
               <w:top w:val="single" w:color="C9D3DF" w:sz="4"/>
               <w:left w:val="single" w:color="C9D3DF" w:sz="4"/>
@@ -264,7 +264,7 @@
         </w:trPr>
         <w:tc>
           <w:tcPr>
-            <w:tcW w:type="dxa" w:w="3276"/>
+            <w:tcW w:type="dxa" w:w="1460"/>
             <w:tcBorders>
               <w:top w:val="single" w:color="C9D3DF" w:sz="4"/>
               <w:left w:val="single" w:color="C9D3DF" w:sz="4"/>
@@ -294,7 +294,7 @@
         </w:tc>
         <w:tc>
           <w:tcPr>
-            <w:tcW w:type="dxa" w:w="6928"/>
+            <w:tcW w:type="dxa" w:w="8744"/>
             <w:tcBorders>
               <w:top w:val="single" w:color="C9D3DF" w:sz="4"/>
               <w:left w:val="single" w:color="C9D3DF" w:sz="4"/>
@@ -330,7 +330,7 @@
         </w:trPr>
         <w:tc>
           <w:tcPr>
-            <w:tcW w:type="dxa" w:w="3276"/>
+            <w:tcW w:type="dxa" w:w="1460"/>
             <w:tcBorders>
               <w:top w:val="single" w:color="C9D3DF" w:sz="4"/>
               <w:left w:val="single" w:color="C9D3DF" w:sz="4"/>
@@ -360,7 +360,7 @@
         </w:tc>
         <w:tc>
           <w:tcPr>
-            <w:tcW w:type="dxa" w:w="6928"/>
+            <w:tcW w:type="dxa" w:w="8744"/>
             <w:tcBorders>
               <w:top w:val="single" w:color="C9D3DF" w:sz="4"/>
               <w:left w:val="single" w:color="C9D3DF" w:sz="4"/>
@@ -396,7 +396,7 @@
         </w:trPr>
         <w:tc>
           <w:tcPr>
-            <w:tcW w:type="dxa" w:w="3276"/>
+            <w:tcW w:type="dxa" w:w="1460"/>
             <w:tcBorders>
               <w:top w:val="single" w:color="C9D3DF" w:sz="4"/>
               <w:left w:val="single" w:color="C9D3DF" w:sz="4"/>
@@ -426,7 +426,7 @@
         </w:tc>
         <w:tc>
           <w:tcPr>
-            <w:tcW w:type="dxa" w:w="6928"/>
+            <w:tcW w:type="dxa" w:w="8744"/>
             <w:tcBorders>
               <w:top w:val="single" w:color="C9D3DF" w:sz="4"/>
               <w:left w:val="single" w:color="C9D3DF" w:sz="4"/>
@@ -462,7 +462,7 @@
         </w:trPr>
         <w:tc>
           <w:tcPr>
-            <w:tcW w:type="dxa" w:w="3276"/>
+            <w:tcW w:type="dxa" w:w="1460"/>
             <w:tcBorders>
               <w:top w:val="single" w:color="C9D3DF" w:sz="4"/>
               <w:left w:val="single" w:color="C9D3DF" w:sz="4"/>
@@ -492,7 +492,7 @@
         </w:tc>
         <w:tc>
           <w:tcPr>
-            <w:tcW w:type="dxa" w:w="6928"/>
+            <w:tcW w:type="dxa" w:w="8744"/>
             <w:tcBorders>
               <w:top w:val="single" w:color="C9D3DF" w:sz="4"/>
               <w:left w:val="single" w:color="C9D3DF" w:sz="4"/>
@@ -528,7 +528,7 @@
         </w:trPr>
         <w:tc>
           <w:tcPr>
-            <w:tcW w:type="dxa" w:w="3276"/>
+            <w:tcW w:type="dxa" w:w="1460"/>
             <w:tcBorders>
               <w:top w:val="single" w:color="C9D3DF" w:sz="4"/>
               <w:left w:val="single" w:color="C9D3DF" w:sz="4"/>
@@ -558,7 +558,7 @@
         </w:tc>
         <w:tc>
           <w:tcPr>
-            <w:tcW w:type="dxa" w:w="6928"/>
+            <w:tcW w:type="dxa" w:w="8744"/>
             <w:tcBorders>
               <w:top w:val="single" w:color="C9D3DF" w:sz="4"/>
               <w:left w:val="single" w:color="C9D3DF" w:sz="4"/>
@@ -594,7 +594,7 @@
         </w:trPr>
         <w:tc>
           <w:tcPr>
-            <w:tcW w:type="dxa" w:w="3276"/>
+            <w:tcW w:type="dxa" w:w="1460"/>
             <w:tcBorders>
               <w:top w:val="single" w:color="C9D3DF" w:sz="4"/>
               <w:left w:val="single" w:color="C9D3DF" w:sz="4"/>
@@ -624,7 +624,7 @@
         </w:tc>
         <w:tc>
           <w:tcPr>
-            <w:tcW w:type="dxa" w:w="6928"/>
+            <w:tcW w:type="dxa" w:w="8744"/>
             <w:tcBorders>
               <w:top w:val="single" w:color="C9D3DF" w:sz="4"/>
               <w:left w:val="single" w:color="C9D3DF" w:sz="4"/>
@@ -660,7 +660,7 @@
         </w:trPr>
         <w:tc>
           <w:tcPr>
-            <w:tcW w:type="dxa" w:w="3276"/>
+            <w:tcW w:type="dxa" w:w="1460"/>
             <w:tcBorders>
               <w:top w:val="single" w:color="C9D3DF" w:sz="4"/>
               <w:left w:val="single" w:color="C9D3DF" w:sz="4"/>
@@ -690,25 +690,25 @@
         </w:tc>
         <w:tc>
           <w:tcPr>
-            <w:tcW w:type="dxa" w:w="6928"/>
-            <w:tcBorders>
-              <w:top w:val="single" w:color="C9D3DF" w:sz="4"/>
-              <w:left w:val="single" w:color="C9D3DF" w:sz="4"/>
-              <w:bottom w:val="single" w:color="C9D3DF" w:sz="4"/>
-              <w:right w:val="single" w:color="C9D3DF" w:sz="4"/>
-            </w:tcBorders>
-            <w:tcMar>
-              <w:top w:type="dxa" w:w="50"/>
-              <w:left w:type="dxa" w:w="80"/>
-              <w:bottom w:type="dxa" w:w="50"/>
-              <w:right w:type="dxa" w:w="80"/>
-            </w:tcMar>
-          </w:tcPr>
-          <w:p>
-            <w:pPr>
-              <w:jc w:val="left"/>
-            </w:pPr>
-            <w:hyperlink w:history="1" r:id="rIdhmu9peahs8xit2bof-i2d">
+            <w:tcW w:type="dxa" w:w="8744"/>
+            <w:tcBorders>
+              <w:top w:val="single" w:color="C9D3DF" w:sz="4"/>
+              <w:left w:val="single" w:color="C9D3DF" w:sz="4"/>
+              <w:bottom w:val="single" w:color="C9D3DF" w:sz="4"/>
+              <w:right w:val="single" w:color="C9D3DF" w:sz="4"/>
+            </w:tcBorders>
+            <w:tcMar>
+              <w:top w:type="dxa" w:w="50"/>
+              <w:left w:type="dxa" w:w="80"/>
+              <w:bottom w:type="dxa" w:w="50"/>
+              <w:right w:type="dxa" w:w="80"/>
+            </w:tcMar>
+          </w:tcPr>
+          <w:p>
+            <w:pPr>
+              <w:jc w:val="left"/>
+            </w:pPr>
+            <w:hyperlink w:history="1" r:id="rIdsmxuge6tnsdmoa-zb6psv">
               <w:r>
                 <w:rPr>
                   <w:rStyle w:val="Hyperlink"/>
@@ -729,7 +729,7 @@
         </w:trPr>
         <w:tc>
           <w:tcPr>
-            <w:tcW w:type="dxa" w:w="3276"/>
+            <w:tcW w:type="dxa" w:w="1460"/>
             <w:tcBorders>
               <w:top w:val="single" w:color="C9D3DF" w:sz="4"/>
               <w:left w:val="single" w:color="C9D3DF" w:sz="4"/>
@@ -759,25 +759,25 @@
         </w:tc>
         <w:tc>
           <w:tcPr>
-            <w:tcW w:type="dxa" w:w="6928"/>
-            <w:tcBorders>
-              <w:top w:val="single" w:color="C9D3DF" w:sz="4"/>
-              <w:left w:val="single" w:color="C9D3DF" w:sz="4"/>
-              <w:bottom w:val="single" w:color="C9D3DF" w:sz="4"/>
-              <w:right w:val="single" w:color="C9D3DF" w:sz="4"/>
-            </w:tcBorders>
-            <w:tcMar>
-              <w:top w:type="dxa" w:w="50"/>
-              <w:left w:type="dxa" w:w="80"/>
-              <w:bottom w:type="dxa" w:w="50"/>
-              <w:right w:type="dxa" w:w="80"/>
-            </w:tcMar>
-          </w:tcPr>
-          <w:p>
-            <w:pPr>
-              <w:jc w:val="left"/>
-            </w:pPr>
-            <w:hyperlink w:history="1" r:id="rIdfv4gvr4edceuc1j-loumv">
+            <w:tcW w:type="dxa" w:w="8744"/>
+            <w:tcBorders>
+              <w:top w:val="single" w:color="C9D3DF" w:sz="4"/>
+              <w:left w:val="single" w:color="C9D3DF" w:sz="4"/>
+              <w:bottom w:val="single" w:color="C9D3DF" w:sz="4"/>
+              <w:right w:val="single" w:color="C9D3DF" w:sz="4"/>
+            </w:tcBorders>
+            <w:tcMar>
+              <w:top w:type="dxa" w:w="50"/>
+              <w:left w:type="dxa" w:w="80"/>
+              <w:bottom w:type="dxa" w:w="50"/>
+              <w:right w:type="dxa" w:w="80"/>
+            </w:tcMar>
+          </w:tcPr>
+          <w:p>
+            <w:pPr>
+              <w:jc w:val="left"/>
+            </w:pPr>
+            <w:hyperlink w:history="1" r:id="rIdr2qc9gvdrpgvdptcpdc0c">
               <w:r>
                 <w:rPr>
                   <w:rStyle w:val="Hyperlink"/>
@@ -798,7 +798,7 @@
         </w:trPr>
         <w:tc>
           <w:tcPr>
-            <w:tcW w:type="dxa" w:w="3276"/>
+            <w:tcW w:type="dxa" w:w="1460"/>
             <w:tcBorders>
               <w:top w:val="single" w:color="C9D3DF" w:sz="4"/>
               <w:left w:val="single" w:color="C9D3DF" w:sz="4"/>
@@ -828,7 +828,7 @@
         </w:tc>
         <w:tc>
           <w:tcPr>
-            <w:tcW w:type="dxa" w:w="6928"/>
+            <w:tcW w:type="dxa" w:w="8744"/>
             <w:tcBorders>
               <w:top w:val="single" w:color="C9D3DF" w:sz="4"/>
               <w:left w:val="single" w:color="C9D3DF" w:sz="4"/>
@@ -925,9 +925,9 @@
         </w:tblBorders>
       </w:tblPr>
       <w:tblGrid>
-        <w:gridCol w:w="3200"/>
-        <w:gridCol w:w="3004"/>
-        <w:gridCol w:w="4000"/>
+        <w:gridCol w:w="3264"/>
+        <w:gridCol w:w="2860"/>
+        <w:gridCol w:w="4080"/>
       </w:tblGrid>
       <w:tr>
         <w:trPr>
@@ -936,7 +936,7 @@
         </w:trPr>
         <w:tc>
           <w:tcPr>
-            <w:tcW w:type="dxa" w:w="3200"/>
+            <w:tcW w:type="dxa" w:w="3264"/>
             <w:tcBorders>
               <w:top w:val="single" w:color="C9D3DF" w:sz="4"/>
               <w:left w:val="single" w:color="C9D3DF" w:sz="4"/>
@@ -970,7 +970,7 @@
         </w:tc>
         <w:tc>
           <w:tcPr>
-            <w:tcW w:type="dxa" w:w="3004"/>
+            <w:tcW w:type="dxa" w:w="2860"/>
             <w:tcBorders>
               <w:top w:val="single" w:color="C9D3DF" w:sz="4"/>
               <w:left w:val="single" w:color="C9D3DF" w:sz="4"/>
@@ -1004,7 +1004,7 @@
         </w:tc>
         <w:tc>
           <w:tcPr>
-            <w:tcW w:type="dxa" w:w="4000"/>
+            <w:tcW w:type="dxa" w:w="4080"/>
             <w:tcBorders>
               <w:top w:val="single" w:color="C9D3DF" w:sz="4"/>
               <w:left w:val="single" w:color="C9D3DF" w:sz="4"/>
@@ -1044,23 +1044,23 @@
         </w:trPr>
         <w:tc>
           <w:tcPr>
-            <w:tcW w:type="dxa" w:w="3200"/>
-            <w:tcBorders>
-              <w:top w:val="single" w:color="C9D3DF" w:sz="4"/>
-              <w:left w:val="single" w:color="C9D3DF" w:sz="4"/>
-              <w:bottom w:val="single" w:color="C9D3DF" w:sz="4"/>
-              <w:right w:val="single" w:color="C9D3DF" w:sz="4"/>
-            </w:tcBorders>
-            <w:tcMar>
-              <w:top w:type="dxa" w:w="50"/>
-              <w:left w:type="dxa" w:w="80"/>
-              <w:bottom w:type="dxa" w:w="50"/>
-              <w:right w:type="dxa" w:w="80"/>
-            </w:tcMar>
-          </w:tcPr>
-          <w:p>
-            <w:pPr>
-              <w:jc w:val="center"/>
+            <w:tcW w:type="dxa" w:w="3264"/>
+            <w:tcBorders>
+              <w:top w:val="single" w:color="C9D3DF" w:sz="4"/>
+              <w:left w:val="single" w:color="C9D3DF" w:sz="4"/>
+              <w:bottom w:val="single" w:color="C9D3DF" w:sz="4"/>
+              <w:right w:val="single" w:color="C9D3DF" w:sz="4"/>
+            </w:tcBorders>
+            <w:tcMar>
+              <w:top w:type="dxa" w:w="50"/>
+              <w:left w:type="dxa" w:w="80"/>
+              <w:bottom w:type="dxa" w:w="50"/>
+              <w:right w:type="dxa" w:w="80"/>
+            </w:tcMar>
+          </w:tcPr>
+          <w:p>
+            <w:pPr>
+              <w:jc w:val="left"/>
             </w:pPr>
             <w:r>
               <w:rPr>
@@ -1074,23 +1074,23 @@
         </w:tc>
         <w:tc>
           <w:tcPr>
-            <w:tcW w:type="dxa" w:w="3004"/>
-            <w:tcBorders>
-              <w:top w:val="single" w:color="C9D3DF" w:sz="4"/>
-              <w:left w:val="single" w:color="C9D3DF" w:sz="4"/>
-              <w:bottom w:val="single" w:color="C9D3DF" w:sz="4"/>
-              <w:right w:val="single" w:color="C9D3DF" w:sz="4"/>
-            </w:tcBorders>
-            <w:tcMar>
-              <w:top w:type="dxa" w:w="50"/>
-              <w:left w:type="dxa" w:w="80"/>
-              <w:bottom w:type="dxa" w:w="50"/>
-              <w:right w:type="dxa" w:w="80"/>
-            </w:tcMar>
-          </w:tcPr>
-          <w:p>
-            <w:pPr>
-              <w:jc w:val="left"/>
+            <w:tcW w:type="dxa" w:w="2860"/>
+            <w:tcBorders>
+              <w:top w:val="single" w:color="C9D3DF" w:sz="4"/>
+              <w:left w:val="single" w:color="C9D3DF" w:sz="4"/>
+              <w:bottom w:val="single" w:color="C9D3DF" w:sz="4"/>
+              <w:right w:val="single" w:color="C9D3DF" w:sz="4"/>
+            </w:tcBorders>
+            <w:tcMar>
+              <w:top w:type="dxa" w:w="50"/>
+              <w:left w:type="dxa" w:w="80"/>
+              <w:bottom w:type="dxa" w:w="50"/>
+              <w:right w:type="dxa" w:w="80"/>
+            </w:tcMar>
+          </w:tcPr>
+          <w:p>
+            <w:pPr>
+              <w:jc w:val="center"/>
             </w:pPr>
             <w:r>
               <w:rPr>
@@ -1104,7 +1104,7 @@
         </w:tc>
         <w:tc>
           <w:tcPr>
-            <w:tcW w:type="dxa" w:w="4000"/>
+            <w:tcW w:type="dxa" w:w="4080"/>
             <w:tcBorders>
               <w:top w:val="single" w:color="C9D3DF" w:sz="4"/>
               <w:left w:val="single" w:color="C9D3DF" w:sz="4"/>
@@ -1140,23 +1140,23 @@
         </w:trPr>
         <w:tc>
           <w:tcPr>
-            <w:tcW w:type="dxa" w:w="3200"/>
-            <w:tcBorders>
-              <w:top w:val="single" w:color="C9D3DF" w:sz="4"/>
-              <w:left w:val="single" w:color="C9D3DF" w:sz="4"/>
-              <w:bottom w:val="single" w:color="C9D3DF" w:sz="4"/>
-              <w:right w:val="single" w:color="C9D3DF" w:sz="4"/>
-            </w:tcBorders>
-            <w:tcMar>
-              <w:top w:type="dxa" w:w="50"/>
-              <w:left w:type="dxa" w:w="80"/>
-              <w:bottom w:type="dxa" w:w="50"/>
-              <w:right w:type="dxa" w:w="80"/>
-            </w:tcMar>
-          </w:tcPr>
-          <w:p>
-            <w:pPr>
-              <w:jc w:val="center"/>
+            <w:tcW w:type="dxa" w:w="3264"/>
+            <w:tcBorders>
+              <w:top w:val="single" w:color="C9D3DF" w:sz="4"/>
+              <w:left w:val="single" w:color="C9D3DF" w:sz="4"/>
+              <w:bottom w:val="single" w:color="C9D3DF" w:sz="4"/>
+              <w:right w:val="single" w:color="C9D3DF" w:sz="4"/>
+            </w:tcBorders>
+            <w:tcMar>
+              <w:top w:type="dxa" w:w="50"/>
+              <w:left w:type="dxa" w:w="80"/>
+              <w:bottom w:type="dxa" w:w="50"/>
+              <w:right w:type="dxa" w:w="80"/>
+            </w:tcMar>
+          </w:tcPr>
+          <w:p>
+            <w:pPr>
+              <w:jc w:val="left"/>
             </w:pPr>
             <w:r>
               <w:rPr>
@@ -1170,23 +1170,23 @@
         </w:tc>
         <w:tc>
           <w:tcPr>
-            <w:tcW w:type="dxa" w:w="3004"/>
-            <w:tcBorders>
-              <w:top w:val="single" w:color="C9D3DF" w:sz="4"/>
-              <w:left w:val="single" w:color="C9D3DF" w:sz="4"/>
-              <w:bottom w:val="single" w:color="C9D3DF" w:sz="4"/>
-              <w:right w:val="single" w:color="C9D3DF" w:sz="4"/>
-            </w:tcBorders>
-            <w:tcMar>
-              <w:top w:type="dxa" w:w="50"/>
-              <w:left w:type="dxa" w:w="80"/>
-              <w:bottom w:type="dxa" w:w="50"/>
-              <w:right w:type="dxa" w:w="80"/>
-            </w:tcMar>
-          </w:tcPr>
-          <w:p>
-            <w:pPr>
-              <w:jc w:val="left"/>
+            <w:tcW w:type="dxa" w:w="2860"/>
+            <w:tcBorders>
+              <w:top w:val="single" w:color="C9D3DF" w:sz="4"/>
+              <w:left w:val="single" w:color="C9D3DF" w:sz="4"/>
+              <w:bottom w:val="single" w:color="C9D3DF" w:sz="4"/>
+              <w:right w:val="single" w:color="C9D3DF" w:sz="4"/>
+            </w:tcBorders>
+            <w:tcMar>
+              <w:top w:type="dxa" w:w="50"/>
+              <w:left w:type="dxa" w:w="80"/>
+              <w:bottom w:type="dxa" w:w="50"/>
+              <w:right w:type="dxa" w:w="80"/>
+            </w:tcMar>
+          </w:tcPr>
+          <w:p>
+            <w:pPr>
+              <w:jc w:val="center"/>
             </w:pPr>
             <w:r>
               <w:rPr>
@@ -1200,7 +1200,7 @@
         </w:tc>
         <w:tc>
           <w:tcPr>
-            <w:tcW w:type="dxa" w:w="4000"/>
+            <w:tcW w:type="dxa" w:w="4080"/>
             <w:tcBorders>
               <w:top w:val="single" w:color="C9D3DF" w:sz="4"/>
               <w:left w:val="single" w:color="C9D3DF" w:sz="4"/>
@@ -1414,7 +1414,7 @@
           </w:tcPr>
           <w:p>
             <w:pPr>
-              <w:jc w:val="center"/>
+              <w:jc w:val="left"/>
             </w:pPr>
             <w:r>
               <w:rPr>
@@ -1510,7 +1510,7 @@
           </w:tcPr>
           <w:p>
             <w:pPr>
-              <w:jc w:val="center"/>
+              <w:jc w:val="left"/>
             </w:pPr>
             <w:r>
               <w:rPr>
@@ -1606,7 +1606,7 @@
           </w:tcPr>
           <w:p>
             <w:pPr>
-              <w:jc w:val="center"/>
+              <w:jc w:val="left"/>
             </w:pPr>
             <w:r>
               <w:rPr>
@@ -1702,7 +1702,7 @@
           </w:tcPr>
           <w:p>
             <w:pPr>
-              <w:jc w:val="center"/>
+              <w:jc w:val="left"/>
             </w:pPr>
             <w:r>
               <w:rPr>
@@ -1798,7 +1798,7 @@
           </w:tcPr>
           <w:p>
             <w:pPr>
-              <w:jc w:val="center"/>
+              <w:jc w:val="left"/>
             </w:pPr>
             <w:r>
               <w:rPr>
@@ -1894,7 +1894,7 @@
           </w:tcPr>
           <w:p>
             <w:pPr>
-              <w:jc w:val="center"/>
+              <w:jc w:val="left"/>
             </w:pPr>
             <w:r>
               <w:rPr>
@@ -1990,7 +1990,7 @@
           </w:tcPr>
           <w:p>
             <w:pPr>
-              <w:jc w:val="center"/>
+              <w:jc w:val="left"/>
             </w:pPr>
             <w:r>
               <w:rPr>
@@ -2448,7 +2448,7 @@
           </w:tcPr>
           <w:p>
             <w:pPr>
-              <w:jc w:val="center"/>
+              <w:jc w:val="left"/>
             </w:pPr>
             <w:r>
               <w:rPr>
@@ -2544,7 +2544,7 @@
           </w:tcPr>
           <w:p>
             <w:pPr>
-              <w:jc w:val="center"/>
+              <w:jc w:val="left"/>
             </w:pPr>
             <w:r>
               <w:rPr>
@@ -2640,7 +2640,7 @@
           </w:tcPr>
           <w:p>
             <w:pPr>
-              <w:jc w:val="center"/>
+              <w:jc w:val="left"/>
             </w:pPr>
             <w:r>
               <w:rPr>
@@ -2736,7 +2736,7 @@
           </w:tcPr>
           <w:p>
             <w:pPr>
-              <w:jc w:val="center"/>
+              <w:jc w:val="left"/>
             </w:pPr>
             <w:r>
               <w:rPr>
@@ -3048,7 +3048,7 @@
           </w:tcPr>
           <w:p>
             <w:pPr>
-              <w:jc w:val="center"/>
+              <w:jc w:val="left"/>
             </w:pPr>
             <w:r>
               <w:rPr>
@@ -3144,7 +3144,7 @@
           </w:tcPr>
           <w:p>
             <w:pPr>
-              <w:jc w:val="center"/>
+              <w:jc w:val="left"/>
             </w:pPr>
             <w:r>
               <w:rPr>
@@ -3240,7 +3240,7 @@
           </w:tcPr>
           <w:p>
             <w:pPr>
-              <w:jc w:val="center"/>
+              <w:jc w:val="left"/>
             </w:pPr>
             <w:r>
               <w:rPr>
@@ -3336,7 +3336,7 @@
           </w:tcPr>
           <w:p>
             <w:pPr>
-              <w:jc w:val="center"/>
+              <w:jc w:val="left"/>
             </w:pPr>
             <w:r>
               <w:rPr>
@@ -3847,7 +3847,7 @@
           </w:tcPr>
           <w:p>
             <w:pPr>
-              <w:jc w:val="center"/>
+              <w:jc w:val="left"/>
             </w:pPr>
             <w:r>
               <w:rPr>
@@ -3943,7 +3943,7 @@
           </w:tcPr>
           <w:p>
             <w:pPr>
-              <w:jc w:val="center"/>
+              <w:jc w:val="left"/>
             </w:pPr>
             <w:r>
               <w:rPr>
@@ -4039,7 +4039,7 @@
           </w:tcPr>
           <w:p>
             <w:pPr>
-              <w:jc w:val="center"/>
+              <w:jc w:val="left"/>
             </w:pPr>
             <w:r>
               <w:rPr>
@@ -4135,7 +4135,7 @@
           </w:tcPr>
           <w:p>
             <w:pPr>
-              <w:jc w:val="center"/>
+              <w:jc w:val="left"/>
             </w:pPr>
             <w:r>
               <w:rPr>
@@ -4617,7 +4617,7 @@
           </w:tcPr>
           <w:p>
             <w:pPr>
-              <w:jc w:val="center"/>
+              <w:jc w:val="left"/>
             </w:pPr>
             <w:r>
               <w:rPr>
@@ -4743,7 +4743,7 @@
           </w:tcPr>
           <w:p>
             <w:pPr>
-              <w:jc w:val="center"/>
+              <w:jc w:val="left"/>
             </w:pPr>
             <w:r>
               <w:rPr>
@@ -4869,7 +4869,7 @@
           </w:tcPr>
           <w:p>
             <w:pPr>
-              <w:jc w:val="center"/>
+              <w:jc w:val="left"/>
             </w:pPr>
             <w:r>
               <w:rPr>
@@ -4995,7 +4995,7 @@
           </w:tcPr>
           <w:p>
             <w:pPr>
-              <w:jc w:val="center"/>
+              <w:jc w:val="left"/>
             </w:pPr>
             <w:r>
               <w:rPr>
@@ -5121,7 +5121,7 @@
           </w:tcPr>
           <w:p>
             <w:pPr>
-              <w:jc w:val="center"/>
+              <w:jc w:val="left"/>
             </w:pPr>
             <w:r>
               <w:rPr>
@@ -5323,9 +5323,9 @@
         </w:tblBorders>
       </w:tblPr>
       <w:tblGrid>
-        <w:gridCol w:w="2237"/>
-        <w:gridCol w:w="3217"/>
-        <w:gridCol w:w="4750"/>
+        <w:gridCol w:w="1260"/>
+        <w:gridCol w:w="3612"/>
+        <w:gridCol w:w="5332"/>
       </w:tblGrid>
       <w:tr>
         <w:trPr>
@@ -5334,7 +5334,7 @@
         </w:trPr>
         <w:tc>
           <w:tcPr>
-            <w:tcW w:type="dxa" w:w="2237"/>
+            <w:tcW w:type="dxa" w:w="1260"/>
             <w:tcBorders>
               <w:top w:val="single" w:color="C9D3DF" w:sz="4"/>
               <w:left w:val="single" w:color="C9D3DF" w:sz="4"/>
@@ -5368,7 +5368,7 @@
         </w:tc>
         <w:tc>
           <w:tcPr>
-            <w:tcW w:type="dxa" w:w="3217"/>
+            <w:tcW w:type="dxa" w:w="3612"/>
             <w:tcBorders>
               <w:top w:val="single" w:color="C9D3DF" w:sz="4"/>
               <w:left w:val="single" w:color="C9D3DF" w:sz="4"/>
@@ -5402,7 +5402,7 @@
         </w:tc>
         <w:tc>
           <w:tcPr>
-            <w:tcW w:type="dxa" w:w="4750"/>
+            <w:tcW w:type="dxa" w:w="5332"/>
             <w:tcBorders>
               <w:top w:val="single" w:color="C9D3DF" w:sz="4"/>
               <w:left w:val="single" w:color="C9D3DF" w:sz="4"/>
@@ -5442,7 +5442,7 @@
         </w:trPr>
         <w:tc>
           <w:tcPr>
-            <w:tcW w:type="dxa" w:w="2237"/>
+            <w:tcW w:type="dxa" w:w="1260"/>
             <w:tcBorders>
               <w:top w:val="single" w:color="C9D3DF" w:sz="4"/>
               <w:left w:val="single" w:color="C9D3DF" w:sz="4"/>
@@ -5472,7 +5472,7 @@
         </w:tc>
         <w:tc>
           <w:tcPr>
-            <w:tcW w:type="dxa" w:w="3217"/>
+            <w:tcW w:type="dxa" w:w="3612"/>
             <w:tcBorders>
               <w:top w:val="single" w:color="C9D3DF" w:sz="4"/>
               <w:left w:val="single" w:color="C9D3DF" w:sz="4"/>
@@ -5502,7 +5502,7 @@
         </w:tc>
         <w:tc>
           <w:tcPr>
-            <w:tcW w:type="dxa" w:w="4750"/>
+            <w:tcW w:type="dxa" w:w="5332"/>
             <w:tcBorders>
               <w:top w:val="single" w:color="C9D3DF" w:sz="4"/>
               <w:left w:val="single" w:color="C9D3DF" w:sz="4"/>
@@ -5538,7 +5538,7 @@
         </w:trPr>
         <w:tc>
           <w:tcPr>
-            <w:tcW w:type="dxa" w:w="2237"/>
+            <w:tcW w:type="dxa" w:w="1260"/>
             <w:tcBorders>
               <w:top w:val="single" w:color="C9D3DF" w:sz="4"/>
               <w:left w:val="single" w:color="C9D3DF" w:sz="4"/>
@@ -5568,7 +5568,7 @@
         </w:tc>
         <w:tc>
           <w:tcPr>
-            <w:tcW w:type="dxa" w:w="3217"/>
+            <w:tcW w:type="dxa" w:w="3612"/>
             <w:tcBorders>
               <w:top w:val="single" w:color="C9D3DF" w:sz="4"/>
               <w:left w:val="single" w:color="C9D3DF" w:sz="4"/>
@@ -5598,7 +5598,7 @@
         </w:tc>
         <w:tc>
           <w:tcPr>
-            <w:tcW w:type="dxa" w:w="4750"/>
+            <w:tcW w:type="dxa" w:w="5332"/>
             <w:tcBorders>
               <w:top w:val="single" w:color="C9D3DF" w:sz="4"/>
               <w:left w:val="single" w:color="C9D3DF" w:sz="4"/>
@@ -5634,7 +5634,7 @@
         </w:trPr>
         <w:tc>
           <w:tcPr>
-            <w:tcW w:type="dxa" w:w="2237"/>
+            <w:tcW w:type="dxa" w:w="1260"/>
             <w:tcBorders>
               <w:top w:val="single" w:color="C9D3DF" w:sz="4"/>
               <w:left w:val="single" w:color="C9D3DF" w:sz="4"/>
@@ -5664,7 +5664,7 @@
         </w:tc>
         <w:tc>
           <w:tcPr>
-            <w:tcW w:type="dxa" w:w="3217"/>
+            <w:tcW w:type="dxa" w:w="3612"/>
             <w:tcBorders>
               <w:top w:val="single" w:color="C9D3DF" w:sz="4"/>
               <w:left w:val="single" w:color="C9D3DF" w:sz="4"/>
@@ -5694,7 +5694,7 @@
         </w:tc>
         <w:tc>
           <w:tcPr>
-            <w:tcW w:type="dxa" w:w="4750"/>
+            <w:tcW w:type="dxa" w:w="5332"/>
             <w:tcBorders>
               <w:top w:val="single" w:color="C9D3DF" w:sz="4"/>
               <w:left w:val="single" w:color="C9D3DF" w:sz="4"/>
@@ -5730,7 +5730,7 @@
         </w:trPr>
         <w:tc>
           <w:tcPr>
-            <w:tcW w:type="dxa" w:w="2237"/>
+            <w:tcW w:type="dxa" w:w="1260"/>
             <w:tcBorders>
               <w:top w:val="single" w:color="C9D3DF" w:sz="4"/>
               <w:left w:val="single" w:color="C9D3DF" w:sz="4"/>
@@ -5760,7 +5760,7 @@
         </w:tc>
         <w:tc>
           <w:tcPr>
-            <w:tcW w:type="dxa" w:w="3217"/>
+            <w:tcW w:type="dxa" w:w="3612"/>
             <w:tcBorders>
               <w:top w:val="single" w:color="C9D3DF" w:sz="4"/>
               <w:left w:val="single" w:color="C9D3DF" w:sz="4"/>
@@ -5790,7 +5790,7 @@
         </w:tc>
         <w:tc>
           <w:tcPr>
-            <w:tcW w:type="dxa" w:w="4750"/>
+            <w:tcW w:type="dxa" w:w="5332"/>
             <w:tcBorders>
               <w:top w:val="single" w:color="C9D3DF" w:sz="4"/>
               <w:left w:val="single" w:color="C9D3DF" w:sz="4"/>
@@ -5826,7 +5826,7 @@
         </w:trPr>
         <w:tc>
           <w:tcPr>
-            <w:tcW w:type="dxa" w:w="2237"/>
+            <w:tcW w:type="dxa" w:w="1260"/>
             <w:tcBorders>
               <w:top w:val="single" w:color="C9D3DF" w:sz="4"/>
               <w:left w:val="single" w:color="C9D3DF" w:sz="4"/>
@@ -5856,7 +5856,7 @@
         </w:tc>
         <w:tc>
           <w:tcPr>
-            <w:tcW w:type="dxa" w:w="3217"/>
+            <w:tcW w:type="dxa" w:w="3612"/>
             <w:tcBorders>
               <w:top w:val="single" w:color="C9D3DF" w:sz="4"/>
               <w:left w:val="single" w:color="C9D3DF" w:sz="4"/>
@@ -5886,7 +5886,7 @@
         </w:tc>
         <w:tc>
           <w:tcPr>
-            <w:tcW w:type="dxa" w:w="4750"/>
+            <w:tcW w:type="dxa" w:w="5332"/>
             <w:tcBorders>
               <w:top w:val="single" w:color="C9D3DF" w:sz="4"/>
               <w:left w:val="single" w:color="C9D3DF" w:sz="4"/>
@@ -5922,7 +5922,7 @@
         </w:trPr>
         <w:tc>
           <w:tcPr>
-            <w:tcW w:type="dxa" w:w="2237"/>
+            <w:tcW w:type="dxa" w:w="1260"/>
             <w:tcBorders>
               <w:top w:val="single" w:color="C9D3DF" w:sz="4"/>
               <w:left w:val="single" w:color="C9D3DF" w:sz="4"/>
@@ -5952,7 +5952,7 @@
         </w:tc>
         <w:tc>
           <w:tcPr>
-            <w:tcW w:type="dxa" w:w="3217"/>
+            <w:tcW w:type="dxa" w:w="3612"/>
             <w:tcBorders>
               <w:top w:val="single" w:color="C9D3DF" w:sz="4"/>
               <w:left w:val="single" w:color="C9D3DF" w:sz="4"/>
@@ -5982,7 +5982,7 @@
         </w:tc>
         <w:tc>
           <w:tcPr>
-            <w:tcW w:type="dxa" w:w="4750"/>
+            <w:tcW w:type="dxa" w:w="5332"/>
             <w:tcBorders>
               <w:top w:val="single" w:color="C9D3DF" w:sz="4"/>
               <w:left w:val="single" w:color="C9D3DF" w:sz="4"/>
@@ -6061,11 +6061,11 @@
         </w:tblBorders>
       </w:tblPr>
       <w:tblGrid>
-        <w:gridCol w:w="966"/>
-        <w:gridCol w:w="1288"/>
-        <w:gridCol w:w="1751"/>
-        <w:gridCol w:w="3826"/>
-        <w:gridCol w:w="2373"/>
+        <w:gridCol w:w="660"/>
+        <w:gridCol w:w="1660"/>
+        <w:gridCol w:w="1736"/>
+        <w:gridCol w:w="3795"/>
+        <w:gridCol w:w="2353"/>
       </w:tblGrid>
       <w:tr>
         <w:trPr>
@@ -6074,7 +6074,7 @@
         </w:trPr>
         <w:tc>
           <w:tcPr>
-            <w:tcW w:type="dxa" w:w="966"/>
+            <w:tcW w:type="dxa" w:w="660"/>
             <w:tcBorders>
               <w:top w:val="single" w:color="C9D3DF" w:sz="4"/>
               <w:left w:val="single" w:color="C9D3DF" w:sz="4"/>
@@ -6097,7 +6097,7 @@
         </w:tc>
         <w:tc>
           <w:tcPr>
-            <w:tcW w:type="dxa" w:w="1288"/>
+            <w:tcW w:type="dxa" w:w="1660"/>
             <w:tcBorders>
               <w:top w:val="single" w:color="C9D3DF" w:sz="4"/>
               <w:left w:val="single" w:color="C9D3DF" w:sz="4"/>
@@ -6131,7 +6131,7 @@
         </w:tc>
         <w:tc>
           <w:tcPr>
-            <w:tcW w:type="dxa" w:w="1751"/>
+            <w:tcW w:type="dxa" w:w="1736"/>
             <w:tcBorders>
               <w:top w:val="single" w:color="C9D3DF" w:sz="4"/>
               <w:left w:val="single" w:color="C9D3DF" w:sz="4"/>
@@ -6165,7 +6165,7 @@
         </w:tc>
         <w:tc>
           <w:tcPr>
-            <w:tcW w:type="dxa" w:w="3826"/>
+            <w:tcW w:type="dxa" w:w="3795"/>
             <w:tcBorders>
               <w:top w:val="single" w:color="C9D3DF" w:sz="4"/>
               <w:left w:val="single" w:color="C9D3DF" w:sz="4"/>
@@ -6199,7 +6199,7 @@
         </w:tc>
         <w:tc>
           <w:tcPr>
-            <w:tcW w:type="dxa" w:w="2373"/>
+            <w:tcW w:type="dxa" w:w="2353"/>
             <w:tcBorders>
               <w:top w:val="single" w:color="C9D3DF" w:sz="4"/>
               <w:left w:val="single" w:color="C9D3DF" w:sz="4"/>
@@ -6239,7 +6239,7 @@
         </w:trPr>
         <w:tc>
           <w:tcPr>
-            <w:tcW w:type="dxa" w:w="966"/>
+            <w:tcW w:type="dxa" w:w="660"/>
             <w:tcBorders>
               <w:top w:val="single" w:color="C9D3DF" w:sz="4"/>
               <w:left w:val="single" w:color="C9D3DF" w:sz="4"/>
@@ -6269,23 +6269,23 @@
         </w:tc>
         <w:tc>
           <w:tcPr>
-            <w:tcW w:type="dxa" w:w="1288"/>
-            <w:tcBorders>
-              <w:top w:val="single" w:color="C9D3DF" w:sz="4"/>
-              <w:left w:val="single" w:color="C9D3DF" w:sz="4"/>
-              <w:bottom w:val="single" w:color="C9D3DF" w:sz="4"/>
-              <w:right w:val="single" w:color="C9D3DF" w:sz="4"/>
-            </w:tcBorders>
-            <w:tcMar>
-              <w:top w:type="dxa" w:w="50"/>
-              <w:left w:type="dxa" w:w="80"/>
-              <w:bottom w:type="dxa" w:w="50"/>
-              <w:right w:type="dxa" w:w="80"/>
-            </w:tcMar>
-          </w:tcPr>
-          <w:p>
-            <w:pPr>
-              <w:jc w:val="left"/>
+            <w:tcW w:type="dxa" w:w="1660"/>
+            <w:tcBorders>
+              <w:top w:val="single" w:color="C9D3DF" w:sz="4"/>
+              <w:left w:val="single" w:color="C9D3DF" w:sz="4"/>
+              <w:bottom w:val="single" w:color="C9D3DF" w:sz="4"/>
+              <w:right w:val="single" w:color="C9D3DF" w:sz="4"/>
+            </w:tcBorders>
+            <w:tcMar>
+              <w:top w:type="dxa" w:w="50"/>
+              <w:left w:type="dxa" w:w="80"/>
+              <w:bottom w:type="dxa" w:w="50"/>
+              <w:right w:type="dxa" w:w="80"/>
+            </w:tcMar>
+          </w:tcPr>
+          <w:p>
+            <w:pPr>
+              <w:jc w:val="center"/>
             </w:pPr>
             <w:r>
               <w:rPr>
@@ -6299,7 +6299,7 @@
         </w:tc>
         <w:tc>
           <w:tcPr>
-            <w:tcW w:type="dxa" w:w="1751"/>
+            <w:tcW w:type="dxa" w:w="1736"/>
             <w:tcBorders>
               <w:top w:val="single" w:color="C9D3DF" w:sz="4"/>
               <w:left w:val="single" w:color="C9D3DF" w:sz="4"/>
@@ -6329,7 +6329,7 @@
         </w:tc>
         <w:tc>
           <w:tcPr>
-            <w:tcW w:type="dxa" w:w="3826"/>
+            <w:tcW w:type="dxa" w:w="3795"/>
             <w:tcBorders>
               <w:top w:val="single" w:color="C9D3DF" w:sz="4"/>
               <w:left w:val="single" w:color="C9D3DF" w:sz="4"/>
@@ -6367,7 +6367,7 @@
         </w:tc>
         <w:tc>
           <w:tcPr>
-            <w:tcW w:type="dxa" w:w="2373"/>
+            <w:tcW w:type="dxa" w:w="2353"/>
             <w:tcBorders>
               <w:top w:val="single" w:color="C9D3DF" w:sz="4"/>
               <w:left w:val="single" w:color="C9D3DF" w:sz="4"/>
@@ -6403,7 +6403,7 @@
         </w:trPr>
         <w:tc>
           <w:tcPr>
-            <w:tcW w:type="dxa" w:w="966"/>
+            <w:tcW w:type="dxa" w:w="660"/>
             <w:tcBorders>
               <w:top w:val="single" w:color="C9D3DF" w:sz="4"/>
               <w:left w:val="single" w:color="C9D3DF" w:sz="4"/>
@@ -6433,23 +6433,23 @@
         </w:tc>
         <w:tc>
           <w:tcPr>
-            <w:tcW w:type="dxa" w:w="1288"/>
-            <w:tcBorders>
-              <w:top w:val="single" w:color="C9D3DF" w:sz="4"/>
-              <w:left w:val="single" w:color="C9D3DF" w:sz="4"/>
-              <w:bottom w:val="single" w:color="C9D3DF" w:sz="4"/>
-              <w:right w:val="single" w:color="C9D3DF" w:sz="4"/>
-            </w:tcBorders>
-            <w:tcMar>
-              <w:top w:type="dxa" w:w="50"/>
-              <w:left w:type="dxa" w:w="80"/>
-              <w:bottom w:type="dxa" w:w="50"/>
-              <w:right w:type="dxa" w:w="80"/>
-            </w:tcMar>
-          </w:tcPr>
-          <w:p>
-            <w:pPr>
-              <w:jc w:val="left"/>
+            <w:tcW w:type="dxa" w:w="1660"/>
+            <w:tcBorders>
+              <w:top w:val="single" w:color="C9D3DF" w:sz="4"/>
+              <w:left w:val="single" w:color="C9D3DF" w:sz="4"/>
+              <w:bottom w:val="single" w:color="C9D3DF" w:sz="4"/>
+              <w:right w:val="single" w:color="C9D3DF" w:sz="4"/>
+            </w:tcBorders>
+            <w:tcMar>
+              <w:top w:type="dxa" w:w="50"/>
+              <w:left w:type="dxa" w:w="80"/>
+              <w:bottom w:type="dxa" w:w="50"/>
+              <w:right w:type="dxa" w:w="80"/>
+            </w:tcMar>
+          </w:tcPr>
+          <w:p>
+            <w:pPr>
+              <w:jc w:val="center"/>
             </w:pPr>
             <w:r>
               <w:rPr>
@@ -6463,7 +6463,7 @@
         </w:tc>
         <w:tc>
           <w:tcPr>
-            <w:tcW w:type="dxa" w:w="1751"/>
+            <w:tcW w:type="dxa" w:w="1736"/>
             <w:tcBorders>
               <w:top w:val="single" w:color="C9D3DF" w:sz="4"/>
               <w:left w:val="single" w:color="C9D3DF" w:sz="4"/>
@@ -6493,7 +6493,7 @@
         </w:tc>
         <w:tc>
           <w:tcPr>
-            <w:tcW w:type="dxa" w:w="3826"/>
+            <w:tcW w:type="dxa" w:w="3795"/>
             <w:tcBorders>
               <w:top w:val="single" w:color="C9D3DF" w:sz="4"/>
               <w:left w:val="single" w:color="C9D3DF" w:sz="4"/>
@@ -6555,7 +6555,7 @@
         </w:tc>
         <w:tc>
           <w:tcPr>
-            <w:tcW w:type="dxa" w:w="2373"/>
+            <w:tcW w:type="dxa" w:w="2353"/>
             <w:tcBorders>
               <w:top w:val="single" w:color="C9D3DF" w:sz="4"/>
               <w:left w:val="single" w:color="C9D3DF" w:sz="4"/>
@@ -6591,7 +6591,7 @@
         </w:trPr>
         <w:tc>
           <w:tcPr>
-            <w:tcW w:type="dxa" w:w="966"/>
+            <w:tcW w:type="dxa" w:w="660"/>
             <w:tcBorders>
               <w:top w:val="single" w:color="C9D3DF" w:sz="4"/>
               <w:left w:val="single" w:color="C9D3DF" w:sz="4"/>
@@ -6621,23 +6621,23 @@
         </w:tc>
         <w:tc>
           <w:tcPr>
-            <w:tcW w:type="dxa" w:w="1288"/>
-            <w:tcBorders>
-              <w:top w:val="single" w:color="C9D3DF" w:sz="4"/>
-              <w:left w:val="single" w:color="C9D3DF" w:sz="4"/>
-              <w:bottom w:val="single" w:color="C9D3DF" w:sz="4"/>
-              <w:right w:val="single" w:color="C9D3DF" w:sz="4"/>
-            </w:tcBorders>
-            <w:tcMar>
-              <w:top w:type="dxa" w:w="50"/>
-              <w:left w:type="dxa" w:w="80"/>
-              <w:bottom w:type="dxa" w:w="50"/>
-              <w:right w:type="dxa" w:w="80"/>
-            </w:tcMar>
-          </w:tcPr>
-          <w:p>
-            <w:pPr>
-              <w:jc w:val="left"/>
+            <w:tcW w:type="dxa" w:w="1660"/>
+            <w:tcBorders>
+              <w:top w:val="single" w:color="C9D3DF" w:sz="4"/>
+              <w:left w:val="single" w:color="C9D3DF" w:sz="4"/>
+              <w:bottom w:val="single" w:color="C9D3DF" w:sz="4"/>
+              <w:right w:val="single" w:color="C9D3DF" w:sz="4"/>
+            </w:tcBorders>
+            <w:tcMar>
+              <w:top w:type="dxa" w:w="50"/>
+              <w:left w:type="dxa" w:w="80"/>
+              <w:bottom w:type="dxa" w:w="50"/>
+              <w:right w:type="dxa" w:w="80"/>
+            </w:tcMar>
+          </w:tcPr>
+          <w:p>
+            <w:pPr>
+              <w:jc w:val="center"/>
             </w:pPr>
             <w:r>
               <w:rPr>
@@ -6651,7 +6651,7 @@
         </w:tc>
         <w:tc>
           <w:tcPr>
-            <w:tcW w:type="dxa" w:w="1751"/>
+            <w:tcW w:type="dxa" w:w="1736"/>
             <w:tcBorders>
               <w:top w:val="single" w:color="C9D3DF" w:sz="4"/>
               <w:left w:val="single" w:color="C9D3DF" w:sz="4"/>
@@ -6681,7 +6681,7 @@
         </w:tc>
         <w:tc>
           <w:tcPr>
-            <w:tcW w:type="dxa" w:w="3826"/>
+            <w:tcW w:type="dxa" w:w="3795"/>
             <w:tcBorders>
               <w:top w:val="single" w:color="C9D3DF" w:sz="4"/>
               <w:left w:val="single" w:color="C9D3DF" w:sz="4"/>
@@ -6759,7 +6759,7 @@
         </w:tc>
         <w:tc>
           <w:tcPr>
-            <w:tcW w:type="dxa" w:w="2373"/>
+            <w:tcW w:type="dxa" w:w="2353"/>
             <w:tcBorders>
               <w:top w:val="single" w:color="C9D3DF" w:sz="4"/>
               <w:left w:val="single" w:color="C9D3DF" w:sz="4"/>
@@ -6795,7 +6795,7 @@
         </w:trPr>
         <w:tc>
           <w:tcPr>
-            <w:tcW w:type="dxa" w:w="966"/>
+            <w:tcW w:type="dxa" w:w="660"/>
             <w:tcBorders>
               <w:top w:val="single" w:color="C9D3DF" w:sz="4"/>
               <w:left w:val="single" w:color="C9D3DF" w:sz="4"/>
@@ -6825,23 +6825,23 @@
         </w:tc>
         <w:tc>
           <w:tcPr>
-            <w:tcW w:type="dxa" w:w="1288"/>
-            <w:tcBorders>
-              <w:top w:val="single" w:color="C9D3DF" w:sz="4"/>
-              <w:left w:val="single" w:color="C9D3DF" w:sz="4"/>
-              <w:bottom w:val="single" w:color="C9D3DF" w:sz="4"/>
-              <w:right w:val="single" w:color="C9D3DF" w:sz="4"/>
-            </w:tcBorders>
-            <w:tcMar>
-              <w:top w:type="dxa" w:w="50"/>
-              <w:left w:type="dxa" w:w="80"/>
-              <w:bottom w:type="dxa" w:w="50"/>
-              <w:right w:type="dxa" w:w="80"/>
-            </w:tcMar>
-          </w:tcPr>
-          <w:p>
-            <w:pPr>
-              <w:jc w:val="left"/>
+            <w:tcW w:type="dxa" w:w="1660"/>
+            <w:tcBorders>
+              <w:top w:val="single" w:color="C9D3DF" w:sz="4"/>
+              <w:left w:val="single" w:color="C9D3DF" w:sz="4"/>
+              <w:bottom w:val="single" w:color="C9D3DF" w:sz="4"/>
+              <w:right w:val="single" w:color="C9D3DF" w:sz="4"/>
+            </w:tcBorders>
+            <w:tcMar>
+              <w:top w:type="dxa" w:w="50"/>
+              <w:left w:type="dxa" w:w="80"/>
+              <w:bottom w:type="dxa" w:w="50"/>
+              <w:right w:type="dxa" w:w="80"/>
+            </w:tcMar>
+          </w:tcPr>
+          <w:p>
+            <w:pPr>
+              <w:jc w:val="center"/>
             </w:pPr>
             <w:r>
               <w:rPr>
@@ -6855,7 +6855,7 @@
         </w:tc>
         <w:tc>
           <w:tcPr>
-            <w:tcW w:type="dxa" w:w="1751"/>
+            <w:tcW w:type="dxa" w:w="1736"/>
             <w:tcBorders>
               <w:top w:val="single" w:color="C9D3DF" w:sz="4"/>
               <w:left w:val="single" w:color="C9D3DF" w:sz="4"/>
@@ -6885,7 +6885,7 @@
         </w:tc>
         <w:tc>
           <w:tcPr>
-            <w:tcW w:type="dxa" w:w="3826"/>
+            <w:tcW w:type="dxa" w:w="3795"/>
             <w:tcBorders>
               <w:top w:val="single" w:color="C9D3DF" w:sz="4"/>
               <w:left w:val="single" w:color="C9D3DF" w:sz="4"/>
@@ -6915,7 +6915,7 @@
         </w:tc>
         <w:tc>
           <w:tcPr>
-            <w:tcW w:type="dxa" w:w="2373"/>
+            <w:tcW w:type="dxa" w:w="2353"/>
             <w:tcBorders>
               <w:top w:val="single" w:color="C9D3DF" w:sz="4"/>
               <w:left w:val="single" w:color="C9D3DF" w:sz="4"/>
@@ -8588,8 +8588,8 @@
         </w:tblBorders>
       </w:tblPr>
       <w:tblGrid>
-        <w:gridCol w:w="2920"/>
-        <w:gridCol w:w="7284"/>
+        <w:gridCol w:w="1460"/>
+        <w:gridCol w:w="8744"/>
       </w:tblGrid>
       <w:tr>
         <w:trPr>
@@ -8598,7 +8598,7 @@
         </w:trPr>
         <w:tc>
           <w:tcPr>
-            <w:tcW w:type="dxa" w:w="2920"/>
+            <w:tcW w:type="dxa" w:w="1460"/>
             <w:tcBorders>
               <w:top w:val="single" w:color="C9D3DF" w:sz="4"/>
               <w:left w:val="single" w:color="C9D3DF" w:sz="4"/>
@@ -8632,7 +8632,7 @@
         </w:tc>
         <w:tc>
           <w:tcPr>
-            <w:tcW w:type="dxa" w:w="7284"/>
+            <w:tcW w:type="dxa" w:w="8744"/>
             <w:tcBorders>
               <w:top w:val="single" w:color="C9D3DF" w:sz="4"/>
               <w:left w:val="single" w:color="C9D3DF" w:sz="4"/>
@@ -8672,7 +8672,7 @@
         </w:trPr>
         <w:tc>
           <w:tcPr>
-            <w:tcW w:type="dxa" w:w="2920"/>
+            <w:tcW w:type="dxa" w:w="1460"/>
             <w:tcBorders>
               <w:top w:val="single" w:color="C9D3DF" w:sz="4"/>
               <w:left w:val="single" w:color="C9D3DF" w:sz="4"/>
@@ -8702,7 +8702,7 @@
         </w:tc>
         <w:tc>
           <w:tcPr>
-            <w:tcW w:type="dxa" w:w="7284"/>
+            <w:tcW w:type="dxa" w:w="8744"/>
             <w:tcBorders>
               <w:top w:val="single" w:color="C9D3DF" w:sz="4"/>
               <w:left w:val="single" w:color="C9D3DF" w:sz="4"/>
@@ -8738,7 +8738,7 @@
         </w:trPr>
         <w:tc>
           <w:tcPr>
-            <w:tcW w:type="dxa" w:w="2920"/>
+            <w:tcW w:type="dxa" w:w="1460"/>
             <w:tcBorders>
               <w:top w:val="single" w:color="C9D3DF" w:sz="4"/>
               <w:left w:val="single" w:color="C9D3DF" w:sz="4"/>
@@ -8768,7 +8768,7 @@
         </w:tc>
         <w:tc>
           <w:tcPr>
-            <w:tcW w:type="dxa" w:w="7284"/>
+            <w:tcW w:type="dxa" w:w="8744"/>
             <w:tcBorders>
               <w:top w:val="single" w:color="C9D3DF" w:sz="4"/>
               <w:left w:val="single" w:color="C9D3DF" w:sz="4"/>
@@ -8804,7 +8804,7 @@
         </w:trPr>
         <w:tc>
           <w:tcPr>
-            <w:tcW w:type="dxa" w:w="2920"/>
+            <w:tcW w:type="dxa" w:w="1460"/>
             <w:tcBorders>
               <w:top w:val="single" w:color="C9D3DF" w:sz="4"/>
               <w:left w:val="single" w:color="C9D3DF" w:sz="4"/>
@@ -8834,7 +8834,7 @@
         </w:tc>
         <w:tc>
           <w:tcPr>
-            <w:tcW w:type="dxa" w:w="7284"/>
+            <w:tcW w:type="dxa" w:w="8744"/>
             <w:tcBorders>
               <w:top w:val="single" w:color="C9D3DF" w:sz="4"/>
               <w:left w:val="single" w:color="C9D3DF" w:sz="4"/>
@@ -8870,7 +8870,7 @@
         </w:trPr>
         <w:tc>
           <w:tcPr>
-            <w:tcW w:type="dxa" w:w="2920"/>
+            <w:tcW w:type="dxa" w:w="1460"/>
             <w:tcBorders>
               <w:top w:val="single" w:color="C9D3DF" w:sz="4"/>
               <w:left w:val="single" w:color="C9D3DF" w:sz="4"/>
@@ -8900,7 +8900,7 @@
         </w:tc>
         <w:tc>
           <w:tcPr>
-            <w:tcW w:type="dxa" w:w="7284"/>
+            <w:tcW w:type="dxa" w:w="8744"/>
             <w:tcBorders>
               <w:top w:val="single" w:color="C9D3DF" w:sz="4"/>
               <w:left w:val="single" w:color="C9D3DF" w:sz="4"/>
@@ -8966,8 +8966,8 @@
         </w:tblBorders>
       </w:tblPr>
       <w:tblGrid>
-        <w:gridCol w:w="2789"/>
-        <w:gridCol w:w="7415"/>
+        <w:gridCol w:w="1460"/>
+        <w:gridCol w:w="8744"/>
       </w:tblGrid>
       <w:tr>
         <w:trPr>
@@ -8976,7 +8976,7 @@
         </w:trPr>
         <w:tc>
           <w:tcPr>
-            <w:tcW w:type="dxa" w:w="2789"/>
+            <w:tcW w:type="dxa" w:w="1460"/>
             <w:tcBorders>
               <w:top w:val="single" w:color="C9D3DF" w:sz="4"/>
               <w:left w:val="single" w:color="C9D3DF" w:sz="4"/>
@@ -9010,7 +9010,7 @@
         </w:tc>
         <w:tc>
           <w:tcPr>
-            <w:tcW w:type="dxa" w:w="7415"/>
+            <w:tcW w:type="dxa" w:w="8744"/>
             <w:tcBorders>
               <w:top w:val="single" w:color="C9D3DF" w:sz="4"/>
               <w:left w:val="single" w:color="C9D3DF" w:sz="4"/>
@@ -9050,7 +9050,7 @@
         </w:trPr>
         <w:tc>
           <w:tcPr>
-            <w:tcW w:type="dxa" w:w="2789"/>
+            <w:tcW w:type="dxa" w:w="1460"/>
             <w:tcBorders>
               <w:top w:val="single" w:color="C9D3DF" w:sz="4"/>
               <w:left w:val="single" w:color="C9D3DF" w:sz="4"/>
@@ -9080,7 +9080,7 @@
         </w:tc>
         <w:tc>
           <w:tcPr>
-            <w:tcW w:type="dxa" w:w="7415"/>
+            <w:tcW w:type="dxa" w:w="8744"/>
             <w:tcBorders>
               <w:top w:val="single" w:color="C9D3DF" w:sz="4"/>
               <w:left w:val="single" w:color="C9D3DF" w:sz="4"/>
@@ -9116,7 +9116,7 @@
         </w:trPr>
         <w:tc>
           <w:tcPr>
-            <w:tcW w:type="dxa" w:w="2789"/>
+            <w:tcW w:type="dxa" w:w="1460"/>
             <w:tcBorders>
               <w:top w:val="single" w:color="C9D3DF" w:sz="4"/>
               <w:left w:val="single" w:color="C9D3DF" w:sz="4"/>
@@ -9146,7 +9146,7 @@
         </w:tc>
         <w:tc>
           <w:tcPr>
-            <w:tcW w:type="dxa" w:w="7415"/>
+            <w:tcW w:type="dxa" w:w="8744"/>
             <w:tcBorders>
               <w:top w:val="single" w:color="C9D3DF" w:sz="4"/>
               <w:left w:val="single" w:color="C9D3DF" w:sz="4"/>
@@ -9182,7 +9182,7 @@
         </w:trPr>
         <w:tc>
           <w:tcPr>
-            <w:tcW w:type="dxa" w:w="2789"/>
+            <w:tcW w:type="dxa" w:w="1460"/>
             <w:tcBorders>
               <w:top w:val="single" w:color="C9D3DF" w:sz="4"/>
               <w:left w:val="single" w:color="C9D3DF" w:sz="4"/>
@@ -9212,7 +9212,7 @@
         </w:tc>
         <w:tc>
           <w:tcPr>
-            <w:tcW w:type="dxa" w:w="7415"/>
+            <w:tcW w:type="dxa" w:w="8744"/>
             <w:tcBorders>
               <w:top w:val="single" w:color="C9D3DF" w:sz="4"/>
               <w:left w:val="single" w:color="C9D3DF" w:sz="4"/>
@@ -9248,7 +9248,7 @@
         </w:trPr>
         <w:tc>
           <w:tcPr>
-            <w:tcW w:type="dxa" w:w="2789"/>
+            <w:tcW w:type="dxa" w:w="1460"/>
             <w:tcBorders>
               <w:top w:val="single" w:color="C9D3DF" w:sz="4"/>
               <w:left w:val="single" w:color="C9D3DF" w:sz="4"/>
@@ -9278,7 +9278,7 @@
         </w:tc>
         <w:tc>
           <w:tcPr>
-            <w:tcW w:type="dxa" w:w="7415"/>
+            <w:tcW w:type="dxa" w:w="8744"/>
             <w:tcBorders>
               <w:top w:val="single" w:color="C9D3DF" w:sz="4"/>
               <w:left w:val="single" w:color="C9D3DF" w:sz="4"/>
@@ -9314,7 +9314,7 @@
         </w:trPr>
         <w:tc>
           <w:tcPr>
-            <w:tcW w:type="dxa" w:w="2789"/>
+            <w:tcW w:type="dxa" w:w="1460"/>
             <w:tcBorders>
               <w:top w:val="single" w:color="C9D3DF" w:sz="4"/>
               <w:left w:val="single" w:color="C9D3DF" w:sz="4"/>
@@ -9344,7 +9344,7 @@
         </w:tc>
         <w:tc>
           <w:tcPr>
-            <w:tcW w:type="dxa" w:w="7415"/>
+            <w:tcW w:type="dxa" w:w="8744"/>
             <w:tcBorders>
               <w:top w:val="single" w:color="C9D3DF" w:sz="4"/>
               <w:left w:val="single" w:color="C9D3DF" w:sz="4"/>
@@ -9380,7 +9380,7 @@
         </w:trPr>
         <w:tc>
           <w:tcPr>
-            <w:tcW w:type="dxa" w:w="2789"/>
+            <w:tcW w:type="dxa" w:w="1460"/>
             <w:tcBorders>
               <w:top w:val="single" w:color="C9D3DF" w:sz="4"/>
               <w:left w:val="single" w:color="C9D3DF" w:sz="4"/>
@@ -9410,7 +9410,7 @@
         </w:tc>
         <w:tc>
           <w:tcPr>
-            <w:tcW w:type="dxa" w:w="7415"/>
+            <w:tcW w:type="dxa" w:w="8744"/>
             <w:tcBorders>
               <w:top w:val="single" w:color="C9D3DF" w:sz="4"/>
               <w:left w:val="single" w:color="C9D3DF" w:sz="4"/>
@@ -9446,7 +9446,7 @@
         </w:trPr>
         <w:tc>
           <w:tcPr>
-            <w:tcW w:type="dxa" w:w="2789"/>
+            <w:tcW w:type="dxa" w:w="1460"/>
             <w:tcBorders>
               <w:top w:val="single" w:color="C9D3DF" w:sz="4"/>
               <w:left w:val="single" w:color="C9D3DF" w:sz="4"/>
@@ -9476,7 +9476,7 @@
         </w:tc>
         <w:tc>
           <w:tcPr>
-            <w:tcW w:type="dxa" w:w="7415"/>
+            <w:tcW w:type="dxa" w:w="8744"/>
             <w:tcBorders>
               <w:top w:val="single" w:color="C9D3DF" w:sz="4"/>
               <w:left w:val="single" w:color="C9D3DF" w:sz="4"/>
@@ -9631,9 +9631,9 @@
         </w:tblBorders>
       </w:tblPr>
       <w:tblGrid>
-        <w:gridCol w:w="2057"/>
-        <w:gridCol w:w="3375"/>
-        <w:gridCol w:w="4772"/>
+        <w:gridCol w:w="660"/>
+        <w:gridCol w:w="3060"/>
+        <w:gridCol w:w="6484"/>
       </w:tblGrid>
       <w:tr>
         <w:trPr>
@@ -9642,7 +9642,7 @@
         </w:trPr>
         <w:tc>
           <w:tcPr>
-            <w:tcW w:type="dxa" w:w="2057"/>
+            <w:tcW w:type="dxa" w:w="660"/>
             <w:tcBorders>
               <w:top w:val="single" w:color="C9D3DF" w:sz="4"/>
               <w:left w:val="single" w:color="C9D3DF" w:sz="4"/>
@@ -9676,7 +9676,7 @@
         </w:tc>
         <w:tc>
           <w:tcPr>
-            <w:tcW w:type="dxa" w:w="3375"/>
+            <w:tcW w:type="dxa" w:w="3060"/>
             <w:tcBorders>
               <w:top w:val="single" w:color="C9D3DF" w:sz="4"/>
               <w:left w:val="single" w:color="C9D3DF" w:sz="4"/>
@@ -9710,7 +9710,7 @@
         </w:tc>
         <w:tc>
           <w:tcPr>
-            <w:tcW w:type="dxa" w:w="4772"/>
+            <w:tcW w:type="dxa" w:w="6484"/>
             <w:tcBorders>
               <w:top w:val="single" w:color="C9D3DF" w:sz="4"/>
               <w:left w:val="single" w:color="C9D3DF" w:sz="4"/>
@@ -9750,7 +9750,7 @@
         </w:trPr>
         <w:tc>
           <w:tcPr>
-            <w:tcW w:type="dxa" w:w="2057"/>
+            <w:tcW w:type="dxa" w:w="660"/>
             <w:tcBorders>
               <w:top w:val="single" w:color="C9D3DF" w:sz="4"/>
               <w:left w:val="single" w:color="C9D3DF" w:sz="4"/>
@@ -9780,23 +9780,23 @@
         </w:tc>
         <w:tc>
           <w:tcPr>
-            <w:tcW w:type="dxa" w:w="3375"/>
-            <w:tcBorders>
-              <w:top w:val="single" w:color="C9D3DF" w:sz="4"/>
-              <w:left w:val="single" w:color="C9D3DF" w:sz="4"/>
-              <w:bottom w:val="single" w:color="C9D3DF" w:sz="4"/>
-              <w:right w:val="single" w:color="C9D3DF" w:sz="4"/>
-            </w:tcBorders>
-            <w:tcMar>
-              <w:top w:type="dxa" w:w="50"/>
-              <w:left w:type="dxa" w:w="80"/>
-              <w:bottom w:type="dxa" w:w="50"/>
-              <w:right w:type="dxa" w:w="80"/>
-            </w:tcMar>
-          </w:tcPr>
-          <w:p>
-            <w:pPr>
-              <w:jc w:val="left"/>
+            <w:tcW w:type="dxa" w:w="3060"/>
+            <w:tcBorders>
+              <w:top w:val="single" w:color="C9D3DF" w:sz="4"/>
+              <w:left w:val="single" w:color="C9D3DF" w:sz="4"/>
+              <w:bottom w:val="single" w:color="C9D3DF" w:sz="4"/>
+              <w:right w:val="single" w:color="C9D3DF" w:sz="4"/>
+            </w:tcBorders>
+            <w:tcMar>
+              <w:top w:type="dxa" w:w="50"/>
+              <w:left w:type="dxa" w:w="80"/>
+              <w:bottom w:type="dxa" w:w="50"/>
+              <w:right w:type="dxa" w:w="80"/>
+            </w:tcMar>
+          </w:tcPr>
+          <w:p>
+            <w:pPr>
+              <w:jc w:val="center"/>
             </w:pPr>
             <w:r>
               <w:rPr>
@@ -9810,7 +9810,7 @@
         </w:tc>
         <w:tc>
           <w:tcPr>
-            <w:tcW w:type="dxa" w:w="4772"/>
+            <w:tcW w:type="dxa" w:w="6484"/>
             <w:tcBorders>
               <w:top w:val="single" w:color="C9D3DF" w:sz="4"/>
               <w:left w:val="single" w:color="C9D3DF" w:sz="4"/>
@@ -9846,7 +9846,7 @@
         </w:trPr>
         <w:tc>
           <w:tcPr>
-            <w:tcW w:type="dxa" w:w="2057"/>
+            <w:tcW w:type="dxa" w:w="660"/>
             <w:tcBorders>
               <w:top w:val="single" w:color="C9D3DF" w:sz="4"/>
               <w:left w:val="single" w:color="C9D3DF" w:sz="4"/>
@@ -9876,23 +9876,23 @@
         </w:tc>
         <w:tc>
           <w:tcPr>
-            <w:tcW w:type="dxa" w:w="3375"/>
-            <w:tcBorders>
-              <w:top w:val="single" w:color="C9D3DF" w:sz="4"/>
-              <w:left w:val="single" w:color="C9D3DF" w:sz="4"/>
-              <w:bottom w:val="single" w:color="C9D3DF" w:sz="4"/>
-              <w:right w:val="single" w:color="C9D3DF" w:sz="4"/>
-            </w:tcBorders>
-            <w:tcMar>
-              <w:top w:type="dxa" w:w="50"/>
-              <w:left w:type="dxa" w:w="80"/>
-              <w:bottom w:type="dxa" w:w="50"/>
-              <w:right w:type="dxa" w:w="80"/>
-            </w:tcMar>
-          </w:tcPr>
-          <w:p>
-            <w:pPr>
-              <w:jc w:val="left"/>
+            <w:tcW w:type="dxa" w:w="3060"/>
+            <w:tcBorders>
+              <w:top w:val="single" w:color="C9D3DF" w:sz="4"/>
+              <w:left w:val="single" w:color="C9D3DF" w:sz="4"/>
+              <w:bottom w:val="single" w:color="C9D3DF" w:sz="4"/>
+              <w:right w:val="single" w:color="C9D3DF" w:sz="4"/>
+            </w:tcBorders>
+            <w:tcMar>
+              <w:top w:type="dxa" w:w="50"/>
+              <w:left w:type="dxa" w:w="80"/>
+              <w:bottom w:type="dxa" w:w="50"/>
+              <w:right w:type="dxa" w:w="80"/>
+            </w:tcMar>
+          </w:tcPr>
+          <w:p>
+            <w:pPr>
+              <w:jc w:val="center"/>
             </w:pPr>
             <w:r>
               <w:rPr>
@@ -9906,7 +9906,7 @@
         </w:tc>
         <w:tc>
           <w:tcPr>
-            <w:tcW w:type="dxa" w:w="4772"/>
+            <w:tcW w:type="dxa" w:w="6484"/>
             <w:tcBorders>
               <w:top w:val="single" w:color="C9D3DF" w:sz="4"/>
               <w:left w:val="single" w:color="C9D3DF" w:sz="4"/>
@@ -9942,7 +9942,7 @@
         </w:trPr>
         <w:tc>
           <w:tcPr>
-            <w:tcW w:type="dxa" w:w="2057"/>
+            <w:tcW w:type="dxa" w:w="660"/>
             <w:tcBorders>
               <w:top w:val="single" w:color="C9D3DF" w:sz="4"/>
               <w:left w:val="single" w:color="C9D3DF" w:sz="4"/>
@@ -9972,23 +9972,23 @@
         </w:tc>
         <w:tc>
           <w:tcPr>
-            <w:tcW w:type="dxa" w:w="3375"/>
-            <w:tcBorders>
-              <w:top w:val="single" w:color="C9D3DF" w:sz="4"/>
-              <w:left w:val="single" w:color="C9D3DF" w:sz="4"/>
-              <w:bottom w:val="single" w:color="C9D3DF" w:sz="4"/>
-              <w:right w:val="single" w:color="C9D3DF" w:sz="4"/>
-            </w:tcBorders>
-            <w:tcMar>
-              <w:top w:type="dxa" w:w="50"/>
-              <w:left w:type="dxa" w:w="80"/>
-              <w:bottom w:type="dxa" w:w="50"/>
-              <w:right w:type="dxa" w:w="80"/>
-            </w:tcMar>
-          </w:tcPr>
-          <w:p>
-            <w:pPr>
-              <w:jc w:val="left"/>
+            <w:tcW w:type="dxa" w:w="3060"/>
+            <w:tcBorders>
+              <w:top w:val="single" w:color="C9D3DF" w:sz="4"/>
+              <w:left w:val="single" w:color="C9D3DF" w:sz="4"/>
+              <w:bottom w:val="single" w:color="C9D3DF" w:sz="4"/>
+              <w:right w:val="single" w:color="C9D3DF" w:sz="4"/>
+            </w:tcBorders>
+            <w:tcMar>
+              <w:top w:type="dxa" w:w="50"/>
+              <w:left w:type="dxa" w:w="80"/>
+              <w:bottom w:type="dxa" w:w="50"/>
+              <w:right w:type="dxa" w:w="80"/>
+            </w:tcMar>
+          </w:tcPr>
+          <w:p>
+            <w:pPr>
+              <w:jc w:val="center"/>
             </w:pPr>
             <w:r>
               <w:rPr>
@@ -10002,7 +10002,7 @@
         </w:tc>
         <w:tc>
           <w:tcPr>
-            <w:tcW w:type="dxa" w:w="4772"/>
+            <w:tcW w:type="dxa" w:w="6484"/>
             <w:tcBorders>
               <w:top w:val="single" w:color="C9D3DF" w:sz="4"/>
               <w:left w:val="single" w:color="C9D3DF" w:sz="4"/>
@@ -10038,7 +10038,7 @@
         </w:trPr>
         <w:tc>
           <w:tcPr>
-            <w:tcW w:type="dxa" w:w="2057"/>
+            <w:tcW w:type="dxa" w:w="660"/>
             <w:tcBorders>
               <w:top w:val="single" w:color="C9D3DF" w:sz="4"/>
               <w:left w:val="single" w:color="C9D3DF" w:sz="4"/>
@@ -10068,23 +10068,23 @@
         </w:tc>
         <w:tc>
           <w:tcPr>
-            <w:tcW w:type="dxa" w:w="3375"/>
-            <w:tcBorders>
-              <w:top w:val="single" w:color="C9D3DF" w:sz="4"/>
-              <w:left w:val="single" w:color="C9D3DF" w:sz="4"/>
-              <w:bottom w:val="single" w:color="C9D3DF" w:sz="4"/>
-              <w:right w:val="single" w:color="C9D3DF" w:sz="4"/>
-            </w:tcBorders>
-            <w:tcMar>
-              <w:top w:type="dxa" w:w="50"/>
-              <w:left w:type="dxa" w:w="80"/>
-              <w:bottom w:type="dxa" w:w="50"/>
-              <w:right w:type="dxa" w:w="80"/>
-            </w:tcMar>
-          </w:tcPr>
-          <w:p>
-            <w:pPr>
-              <w:jc w:val="left"/>
+            <w:tcW w:type="dxa" w:w="3060"/>
+            <w:tcBorders>
+              <w:top w:val="single" w:color="C9D3DF" w:sz="4"/>
+              <w:left w:val="single" w:color="C9D3DF" w:sz="4"/>
+              <w:bottom w:val="single" w:color="C9D3DF" w:sz="4"/>
+              <w:right w:val="single" w:color="C9D3DF" w:sz="4"/>
+            </w:tcBorders>
+            <w:tcMar>
+              <w:top w:type="dxa" w:w="50"/>
+              <w:left w:type="dxa" w:w="80"/>
+              <w:bottom w:type="dxa" w:w="50"/>
+              <w:right w:type="dxa" w:w="80"/>
+            </w:tcMar>
+          </w:tcPr>
+          <w:p>
+            <w:pPr>
+              <w:jc w:val="center"/>
             </w:pPr>
             <w:r>
               <w:rPr>
@@ -10098,7 +10098,7 @@
         </w:tc>
         <w:tc>
           <w:tcPr>
-            <w:tcW w:type="dxa" w:w="4772"/>
+            <w:tcW w:type="dxa" w:w="6484"/>
             <w:tcBorders>
               <w:top w:val="single" w:color="C9D3DF" w:sz="4"/>
               <w:left w:val="single" w:color="C9D3DF" w:sz="4"/>
@@ -10134,7 +10134,7 @@
         </w:trPr>
         <w:tc>
           <w:tcPr>
-            <w:tcW w:type="dxa" w:w="2057"/>
+            <w:tcW w:type="dxa" w:w="660"/>
             <w:tcBorders>
               <w:top w:val="single" w:color="C9D3DF" w:sz="4"/>
               <w:left w:val="single" w:color="C9D3DF" w:sz="4"/>
@@ -10164,23 +10164,23 @@
         </w:tc>
         <w:tc>
           <w:tcPr>
-            <w:tcW w:type="dxa" w:w="3375"/>
-            <w:tcBorders>
-              <w:top w:val="single" w:color="C9D3DF" w:sz="4"/>
-              <w:left w:val="single" w:color="C9D3DF" w:sz="4"/>
-              <w:bottom w:val="single" w:color="C9D3DF" w:sz="4"/>
-              <w:right w:val="single" w:color="C9D3DF" w:sz="4"/>
-            </w:tcBorders>
-            <w:tcMar>
-              <w:top w:type="dxa" w:w="50"/>
-              <w:left w:type="dxa" w:w="80"/>
-              <w:bottom w:type="dxa" w:w="50"/>
-              <w:right w:type="dxa" w:w="80"/>
-            </w:tcMar>
-          </w:tcPr>
-          <w:p>
-            <w:pPr>
-              <w:jc w:val="left"/>
+            <w:tcW w:type="dxa" w:w="3060"/>
+            <w:tcBorders>
+              <w:top w:val="single" w:color="C9D3DF" w:sz="4"/>
+              <w:left w:val="single" w:color="C9D3DF" w:sz="4"/>
+              <w:bottom w:val="single" w:color="C9D3DF" w:sz="4"/>
+              <w:right w:val="single" w:color="C9D3DF" w:sz="4"/>
+            </w:tcBorders>
+            <w:tcMar>
+              <w:top w:type="dxa" w:w="50"/>
+              <w:left w:type="dxa" w:w="80"/>
+              <w:bottom w:type="dxa" w:w="50"/>
+              <w:right w:type="dxa" w:w="80"/>
+            </w:tcMar>
+          </w:tcPr>
+          <w:p>
+            <w:pPr>
+              <w:jc w:val="center"/>
             </w:pPr>
             <w:r>
               <w:rPr>
@@ -10194,7 +10194,7 @@
         </w:tc>
         <w:tc>
           <w:tcPr>
-            <w:tcW w:type="dxa" w:w="4772"/>
+            <w:tcW w:type="dxa" w:w="6484"/>
             <w:tcBorders>
               <w:top w:val="single" w:color="C9D3DF" w:sz="4"/>
               <w:left w:val="single" w:color="C9D3DF" w:sz="4"/>
@@ -10408,7 +10408,7 @@
           </w:tcPr>
           <w:p>
             <w:pPr>
-              <w:jc w:val="center"/>
+              <w:jc w:val="left"/>
             </w:pPr>
             <w:r>
               <w:rPr>
@@ -10504,7 +10504,7 @@
           </w:tcPr>
           <w:p>
             <w:pPr>
-              <w:jc w:val="center"/>
+              <w:jc w:val="left"/>
             </w:pPr>
             <w:r>
               <w:rPr>
@@ -10600,7 +10600,7 @@
           </w:tcPr>
           <w:p>
             <w:pPr>
-              <w:jc w:val="center"/>
+              <w:jc w:val="left"/>
             </w:pPr>
             <w:r>
               <w:rPr>
@@ -10696,7 +10696,7 @@
           </w:tcPr>
           <w:p>
             <w:pPr>
-              <w:jc w:val="center"/>
+              <w:jc w:val="left"/>
             </w:pPr>
             <w:r>
               <w:rPr>
@@ -10837,8 +10837,8 @@
         </w:tblBorders>
       </w:tblPr>
       <w:tblGrid>
-        <w:gridCol w:w="3265"/>
-        <w:gridCol w:w="6939"/>
+        <w:gridCol w:w="1260"/>
+        <w:gridCol w:w="8944"/>
       </w:tblGrid>
       <w:tr>
         <w:trPr>
@@ -10847,7 +10847,7 @@
         </w:trPr>
         <w:tc>
           <w:tcPr>
-            <w:tcW w:type="dxa" w:w="3265"/>
+            <w:tcW w:type="dxa" w:w="1260"/>
             <w:tcBorders>
               <w:top w:val="single" w:color="C9D3DF" w:sz="4"/>
               <w:left w:val="single" w:color="C9D3DF" w:sz="4"/>
@@ -10881,7 +10881,7 @@
         </w:tc>
         <w:tc>
           <w:tcPr>
-            <w:tcW w:type="dxa" w:w="6939"/>
+            <w:tcW w:type="dxa" w:w="8944"/>
             <w:tcBorders>
               <w:top w:val="single" w:color="C9D3DF" w:sz="4"/>
               <w:left w:val="single" w:color="C9D3DF" w:sz="4"/>
@@ -10921,7 +10921,7 @@
         </w:trPr>
         <w:tc>
           <w:tcPr>
-            <w:tcW w:type="dxa" w:w="3265"/>
+            <w:tcW w:type="dxa" w:w="1260"/>
             <w:tcBorders>
               <w:top w:val="single" w:color="C9D3DF" w:sz="4"/>
               <w:left w:val="single" w:color="C9D3DF" w:sz="4"/>
@@ -10951,7 +10951,7 @@
         </w:tc>
         <w:tc>
           <w:tcPr>
-            <w:tcW w:type="dxa" w:w="6939"/>
+            <w:tcW w:type="dxa" w:w="8944"/>
             <w:tcBorders>
               <w:top w:val="single" w:color="C9D3DF" w:sz="4"/>
               <w:left w:val="single" w:color="C9D3DF" w:sz="4"/>
@@ -10987,7 +10987,7 @@
         </w:trPr>
         <w:tc>
           <w:tcPr>
-            <w:tcW w:type="dxa" w:w="3265"/>
+            <w:tcW w:type="dxa" w:w="1260"/>
             <w:tcBorders>
               <w:top w:val="single" w:color="C9D3DF" w:sz="4"/>
               <w:left w:val="single" w:color="C9D3DF" w:sz="4"/>
@@ -11017,7 +11017,7 @@
         </w:tc>
         <w:tc>
           <w:tcPr>
-            <w:tcW w:type="dxa" w:w="6939"/>
+            <w:tcW w:type="dxa" w:w="8944"/>
             <w:tcBorders>
               <w:top w:val="single" w:color="C9D3DF" w:sz="4"/>
               <w:left w:val="single" w:color="C9D3DF" w:sz="4"/>
@@ -11053,7 +11053,7 @@
         </w:trPr>
         <w:tc>
           <w:tcPr>
-            <w:tcW w:type="dxa" w:w="3265"/>
+            <w:tcW w:type="dxa" w:w="1260"/>
             <w:tcBorders>
               <w:top w:val="single" w:color="C9D3DF" w:sz="4"/>
               <w:left w:val="single" w:color="C9D3DF" w:sz="4"/>
@@ -11083,7 +11083,7 @@
         </w:tc>
         <w:tc>
           <w:tcPr>
-            <w:tcW w:type="dxa" w:w="6939"/>
+            <w:tcW w:type="dxa" w:w="8944"/>
             <w:tcBorders>
               <w:top w:val="single" w:color="C9D3DF" w:sz="4"/>
               <w:left w:val="single" w:color="C9D3DF" w:sz="4"/>
@@ -11119,7 +11119,7 @@
         </w:trPr>
         <w:tc>
           <w:tcPr>
-            <w:tcW w:type="dxa" w:w="3265"/>
+            <w:tcW w:type="dxa" w:w="1260"/>
             <w:tcBorders>
               <w:top w:val="single" w:color="C9D3DF" w:sz="4"/>
               <w:left w:val="single" w:color="C9D3DF" w:sz="4"/>
@@ -11149,7 +11149,7 @@
         </w:tc>
         <w:tc>
           <w:tcPr>
-            <w:tcW w:type="dxa" w:w="6939"/>
+            <w:tcW w:type="dxa" w:w="8944"/>
             <w:tcBorders>
               <w:top w:val="single" w:color="C9D3DF" w:sz="4"/>
               <w:left w:val="single" w:color="C9D3DF" w:sz="4"/>
@@ -11185,7 +11185,7 @@
         </w:trPr>
         <w:tc>
           <w:tcPr>
-            <w:tcW w:type="dxa" w:w="3265"/>
+            <w:tcW w:type="dxa" w:w="1260"/>
             <w:tcBorders>
               <w:top w:val="single" w:color="C9D3DF" w:sz="4"/>
               <w:left w:val="single" w:color="C9D3DF" w:sz="4"/>
@@ -11215,7 +11215,7 @@
         </w:tc>
         <w:tc>
           <w:tcPr>
-            <w:tcW w:type="dxa" w:w="6939"/>
+            <w:tcW w:type="dxa" w:w="8944"/>
             <w:tcBorders>
               <w:top w:val="single" w:color="C9D3DF" w:sz="4"/>
               <w:left w:val="single" w:color="C9D3DF" w:sz="4"/>
@@ -11251,7 +11251,7 @@
         </w:trPr>
         <w:tc>
           <w:tcPr>
-            <w:tcW w:type="dxa" w:w="3265"/>
+            <w:tcW w:type="dxa" w:w="1260"/>
             <w:tcBorders>
               <w:top w:val="single" w:color="C9D3DF" w:sz="4"/>
               <w:left w:val="single" w:color="C9D3DF" w:sz="4"/>
@@ -11281,7 +11281,7 @@
         </w:tc>
         <w:tc>
           <w:tcPr>
-            <w:tcW w:type="dxa" w:w="6939"/>
+            <w:tcW w:type="dxa" w:w="8944"/>
             <w:tcBorders>
               <w:top w:val="single" w:color="C9D3DF" w:sz="4"/>
               <w:left w:val="single" w:color="C9D3DF" w:sz="4"/>
@@ -11491,9 +11491,9 @@
         </w:tblBorders>
       </w:tblPr>
       <w:tblGrid>
-        <w:gridCol w:w="2425"/>
-        <w:gridCol w:w="5627"/>
-        <w:gridCol w:w="2152"/>
+        <w:gridCol w:w="1260"/>
+        <w:gridCol w:w="6284"/>
+        <w:gridCol w:w="2660"/>
       </w:tblGrid>
       <w:tr>
         <w:trPr>
@@ -11502,7 +11502,7 @@
         </w:trPr>
         <w:tc>
           <w:tcPr>
-            <w:tcW w:type="dxa" w:w="2425"/>
+            <w:tcW w:type="dxa" w:w="1260"/>
             <w:tcBorders>
               <w:top w:val="single" w:color="C9D3DF" w:sz="4"/>
               <w:left w:val="single" w:color="C9D3DF" w:sz="4"/>
@@ -11536,7 +11536,7 @@
         </w:tc>
         <w:tc>
           <w:tcPr>
-            <w:tcW w:type="dxa" w:w="5627"/>
+            <w:tcW w:type="dxa" w:w="6284"/>
             <w:tcBorders>
               <w:top w:val="single" w:color="C9D3DF" w:sz="4"/>
               <w:left w:val="single" w:color="C9D3DF" w:sz="4"/>
@@ -11570,7 +11570,7 @@
         </w:tc>
         <w:tc>
           <w:tcPr>
-            <w:tcW w:type="dxa" w:w="2152"/>
+            <w:tcW w:type="dxa" w:w="2660"/>
             <w:tcBorders>
               <w:top w:val="single" w:color="C9D3DF" w:sz="4"/>
               <w:left w:val="single" w:color="C9D3DF" w:sz="4"/>
@@ -11610,7 +11610,7 @@
         </w:trPr>
         <w:tc>
           <w:tcPr>
-            <w:tcW w:type="dxa" w:w="2425"/>
+            <w:tcW w:type="dxa" w:w="1260"/>
             <w:tcBorders>
               <w:top w:val="single" w:color="C9D3DF" w:sz="4"/>
               <w:left w:val="single" w:color="C9D3DF" w:sz="4"/>
@@ -11640,7 +11640,7 @@
         </w:tc>
         <w:tc>
           <w:tcPr>
-            <w:tcW w:type="dxa" w:w="5627"/>
+            <w:tcW w:type="dxa" w:w="6284"/>
             <w:tcBorders>
               <w:top w:val="single" w:color="C9D3DF" w:sz="4"/>
               <w:left w:val="single" w:color="C9D3DF" w:sz="4"/>
@@ -11670,7 +11670,7 @@
         </w:tc>
         <w:tc>
           <w:tcPr>
-            <w:tcW w:type="dxa" w:w="2152"/>
+            <w:tcW w:type="dxa" w:w="2660"/>
             <w:tcBorders>
               <w:top w:val="single" w:color="C9D3DF" w:sz="4"/>
               <w:left w:val="single" w:color="C9D3DF" w:sz="4"/>
@@ -11706,7 +11706,7 @@
         </w:trPr>
         <w:tc>
           <w:tcPr>
-            <w:tcW w:type="dxa" w:w="2425"/>
+            <w:tcW w:type="dxa" w:w="1260"/>
             <w:tcBorders>
               <w:top w:val="single" w:color="C9D3DF" w:sz="4"/>
               <w:left w:val="single" w:color="C9D3DF" w:sz="4"/>
@@ -11736,7 +11736,7 @@
         </w:tc>
         <w:tc>
           <w:tcPr>
-            <w:tcW w:type="dxa" w:w="5627"/>
+            <w:tcW w:type="dxa" w:w="6284"/>
             <w:tcBorders>
               <w:top w:val="single" w:color="C9D3DF" w:sz="4"/>
               <w:left w:val="single" w:color="C9D3DF" w:sz="4"/>
@@ -11766,7 +11766,7 @@
         </w:tc>
         <w:tc>
           <w:tcPr>
-            <w:tcW w:type="dxa" w:w="2152"/>
+            <w:tcW w:type="dxa" w:w="2660"/>
             <w:tcBorders>
               <w:top w:val="single" w:color="C9D3DF" w:sz="4"/>
               <w:left w:val="single" w:color="C9D3DF" w:sz="4"/>
@@ -11802,7 +11802,7 @@
         </w:trPr>
         <w:tc>
           <w:tcPr>
-            <w:tcW w:type="dxa" w:w="2425"/>
+            <w:tcW w:type="dxa" w:w="1260"/>
             <w:tcBorders>
               <w:top w:val="single" w:color="C9D3DF" w:sz="4"/>
               <w:left w:val="single" w:color="C9D3DF" w:sz="4"/>
@@ -11832,7 +11832,7 @@
         </w:tc>
         <w:tc>
           <w:tcPr>
-            <w:tcW w:type="dxa" w:w="5627"/>
+            <w:tcW w:type="dxa" w:w="6284"/>
             <w:tcBorders>
               <w:top w:val="single" w:color="C9D3DF" w:sz="4"/>
               <w:left w:val="single" w:color="C9D3DF" w:sz="4"/>
@@ -11862,7 +11862,7 @@
         </w:tc>
         <w:tc>
           <w:tcPr>
-            <w:tcW w:type="dxa" w:w="2152"/>
+            <w:tcW w:type="dxa" w:w="2660"/>
             <w:tcBorders>
               <w:top w:val="single" w:color="C9D3DF" w:sz="4"/>
               <w:left w:val="single" w:color="C9D3DF" w:sz="4"/>
@@ -11898,7 +11898,7 @@
         </w:trPr>
         <w:tc>
           <w:tcPr>
-            <w:tcW w:type="dxa" w:w="2425"/>
+            <w:tcW w:type="dxa" w:w="1260"/>
             <w:tcBorders>
               <w:top w:val="single" w:color="C9D3DF" w:sz="4"/>
               <w:left w:val="single" w:color="C9D3DF" w:sz="4"/>
@@ -11928,7 +11928,7 @@
         </w:tc>
         <w:tc>
           <w:tcPr>
-            <w:tcW w:type="dxa" w:w="5627"/>
+            <w:tcW w:type="dxa" w:w="6284"/>
             <w:tcBorders>
               <w:top w:val="single" w:color="C9D3DF" w:sz="4"/>
               <w:left w:val="single" w:color="C9D3DF" w:sz="4"/>
@@ -11958,7 +11958,7 @@
         </w:tc>
         <w:tc>
           <w:tcPr>
-            <w:tcW w:type="dxa" w:w="2152"/>
+            <w:tcW w:type="dxa" w:w="2660"/>
             <w:tcBorders>
               <w:top w:val="single" w:color="C9D3DF" w:sz="4"/>
               <w:left w:val="single" w:color="C9D3DF" w:sz="4"/>
@@ -11994,7 +11994,7 @@
         </w:trPr>
         <w:tc>
           <w:tcPr>
-            <w:tcW w:type="dxa" w:w="2425"/>
+            <w:tcW w:type="dxa" w:w="1260"/>
             <w:tcBorders>
               <w:top w:val="single" w:color="C9D3DF" w:sz="4"/>
               <w:left w:val="single" w:color="C9D3DF" w:sz="4"/>
@@ -12024,7 +12024,7 @@
         </w:tc>
         <w:tc>
           <w:tcPr>
-            <w:tcW w:type="dxa" w:w="5627"/>
+            <w:tcW w:type="dxa" w:w="6284"/>
             <w:tcBorders>
               <w:top w:val="single" w:color="C9D3DF" w:sz="4"/>
               <w:left w:val="single" w:color="C9D3DF" w:sz="4"/>
@@ -12054,7 +12054,7 @@
         </w:tc>
         <w:tc>
           <w:tcPr>
-            <w:tcW w:type="dxa" w:w="2152"/>
+            <w:tcW w:type="dxa" w:w="2660"/>
             <w:tcBorders>
               <w:top w:val="single" w:color="C9D3DF" w:sz="4"/>
               <w:left w:val="single" w:color="C9D3DF" w:sz="4"/>
@@ -12090,7 +12090,7 @@
         </w:trPr>
         <w:tc>
           <w:tcPr>
-            <w:tcW w:type="dxa" w:w="2425"/>
+            <w:tcW w:type="dxa" w:w="1260"/>
             <w:tcBorders>
               <w:top w:val="single" w:color="C9D3DF" w:sz="4"/>
               <w:left w:val="single" w:color="C9D3DF" w:sz="4"/>
@@ -12120,7 +12120,7 @@
         </w:tc>
         <w:tc>
           <w:tcPr>
-            <w:tcW w:type="dxa" w:w="5627"/>
+            <w:tcW w:type="dxa" w:w="6284"/>
             <w:tcBorders>
               <w:top w:val="single" w:color="C9D3DF" w:sz="4"/>
               <w:left w:val="single" w:color="C9D3DF" w:sz="4"/>
@@ -12150,7 +12150,7 @@
         </w:tc>
         <w:tc>
           <w:tcPr>
-            <w:tcW w:type="dxa" w:w="2152"/>
+            <w:tcW w:type="dxa" w:w="2660"/>
             <w:tcBorders>
               <w:top w:val="single" w:color="C9D3DF" w:sz="4"/>
               <w:left w:val="single" w:color="C9D3DF" w:sz="4"/>
@@ -12186,7 +12186,7 @@
         </w:trPr>
         <w:tc>
           <w:tcPr>
-            <w:tcW w:type="dxa" w:w="2425"/>
+            <w:tcW w:type="dxa" w:w="1260"/>
             <w:tcBorders>
               <w:top w:val="single" w:color="C9D3DF" w:sz="4"/>
               <w:left w:val="single" w:color="C9D3DF" w:sz="4"/>
@@ -12216,7 +12216,7 @@
         </w:tc>
         <w:tc>
           <w:tcPr>
-            <w:tcW w:type="dxa" w:w="5627"/>
+            <w:tcW w:type="dxa" w:w="6284"/>
             <w:tcBorders>
               <w:top w:val="single" w:color="C9D3DF" w:sz="4"/>
               <w:left w:val="single" w:color="C9D3DF" w:sz="4"/>
@@ -12246,7 +12246,7 @@
         </w:tc>
         <w:tc>
           <w:tcPr>
-            <w:tcW w:type="dxa" w:w="2152"/>
+            <w:tcW w:type="dxa" w:w="2660"/>
             <w:tcBorders>
               <w:top w:val="single" w:color="C9D3DF" w:sz="4"/>
               <w:left w:val="single" w:color="C9D3DF" w:sz="4"/>
@@ -12282,7 +12282,7 @@
         </w:trPr>
         <w:tc>
           <w:tcPr>
-            <w:tcW w:type="dxa" w:w="2425"/>
+            <w:tcW w:type="dxa" w:w="1260"/>
             <w:tcBorders>
               <w:top w:val="single" w:color="C9D3DF" w:sz="4"/>
               <w:left w:val="single" w:color="C9D3DF" w:sz="4"/>
@@ -12312,7 +12312,7 @@
         </w:tc>
         <w:tc>
           <w:tcPr>
-            <w:tcW w:type="dxa" w:w="5627"/>
+            <w:tcW w:type="dxa" w:w="6284"/>
             <w:tcBorders>
               <w:top w:val="single" w:color="C9D3DF" w:sz="4"/>
               <w:left w:val="single" w:color="C9D3DF" w:sz="4"/>
@@ -12342,7 +12342,7 @@
         </w:tc>
         <w:tc>
           <w:tcPr>
-            <w:tcW w:type="dxa" w:w="2152"/>
+            <w:tcW w:type="dxa" w:w="2660"/>
             <w:tcBorders>
               <w:top w:val="single" w:color="C9D3DF" w:sz="4"/>
               <w:left w:val="single" w:color="C9D3DF" w:sz="4"/>
@@ -12378,7 +12378,7 @@
         </w:trPr>
         <w:tc>
           <w:tcPr>
-            <w:tcW w:type="dxa" w:w="2425"/>
+            <w:tcW w:type="dxa" w:w="1260"/>
             <w:tcBorders>
               <w:top w:val="single" w:color="C9D3DF" w:sz="4"/>
               <w:left w:val="single" w:color="C9D3DF" w:sz="4"/>
@@ -12408,7 +12408,7 @@
         </w:tc>
         <w:tc>
           <w:tcPr>
-            <w:tcW w:type="dxa" w:w="5627"/>
+            <w:tcW w:type="dxa" w:w="6284"/>
             <w:tcBorders>
               <w:top w:val="single" w:color="C9D3DF" w:sz="4"/>
               <w:left w:val="single" w:color="C9D3DF" w:sz="4"/>
@@ -12438,7 +12438,7 @@
         </w:tc>
         <w:tc>
           <w:tcPr>
-            <w:tcW w:type="dxa" w:w="2152"/>
+            <w:tcW w:type="dxa" w:w="2660"/>
             <w:tcBorders>
               <w:top w:val="single" w:color="C9D3DF" w:sz="4"/>
               <w:left w:val="single" w:color="C9D3DF" w:sz="4"/>
@@ -12474,7 +12474,7 @@
         </w:trPr>
         <w:tc>
           <w:tcPr>
-            <w:tcW w:type="dxa" w:w="2425"/>
+            <w:tcW w:type="dxa" w:w="1260"/>
             <w:tcBorders>
               <w:top w:val="single" w:color="C9D3DF" w:sz="4"/>
               <w:left w:val="single" w:color="C9D3DF" w:sz="4"/>
@@ -12504,7 +12504,7 @@
         </w:tc>
         <w:tc>
           <w:tcPr>
-            <w:tcW w:type="dxa" w:w="5627"/>
+            <w:tcW w:type="dxa" w:w="6284"/>
             <w:tcBorders>
               <w:top w:val="single" w:color="C9D3DF" w:sz="4"/>
               <w:left w:val="single" w:color="C9D3DF" w:sz="4"/>
@@ -12534,7 +12534,7 @@
         </w:tc>
         <w:tc>
           <w:tcPr>
-            <w:tcW w:type="dxa" w:w="2152"/>
+            <w:tcW w:type="dxa" w:w="2660"/>
             <w:tcBorders>
               <w:top w:val="single" w:color="C9D3DF" w:sz="4"/>
               <w:left w:val="single" w:color="C9D3DF" w:sz="4"/>
@@ -12870,9 +12870,9 @@
         </w:tblBorders>
       </w:tblPr>
       <w:tblGrid>
-        <w:gridCol w:w="2170"/>
-        <w:gridCol w:w="3431"/>
-        <w:gridCol w:w="4603"/>
+        <w:gridCol w:w="1260"/>
+        <w:gridCol w:w="3819"/>
+        <w:gridCol w:w="5125"/>
       </w:tblGrid>
       <w:tr>
         <w:trPr>
@@ -12881,7 +12881,7 @@
         </w:trPr>
         <w:tc>
           <w:tcPr>
-            <w:tcW w:type="dxa" w:w="2170"/>
+            <w:tcW w:type="dxa" w:w="1260"/>
             <w:tcBorders>
               <w:top w:val="single" w:color="C9D3DF" w:sz="4"/>
               <w:left w:val="single" w:color="C9D3DF" w:sz="4"/>
@@ -12915,7 +12915,7 @@
         </w:tc>
         <w:tc>
           <w:tcPr>
-            <w:tcW w:type="dxa" w:w="3431"/>
+            <w:tcW w:type="dxa" w:w="3819"/>
             <w:tcBorders>
               <w:top w:val="single" w:color="C9D3DF" w:sz="4"/>
               <w:left w:val="single" w:color="C9D3DF" w:sz="4"/>
@@ -12949,7 +12949,7 @@
         </w:tc>
         <w:tc>
           <w:tcPr>
-            <w:tcW w:type="dxa" w:w="4603"/>
+            <w:tcW w:type="dxa" w:w="5125"/>
             <w:tcBorders>
               <w:top w:val="single" w:color="C9D3DF" w:sz="4"/>
               <w:left w:val="single" w:color="C9D3DF" w:sz="4"/>
@@ -12989,7 +12989,7 @@
         </w:trPr>
         <w:tc>
           <w:tcPr>
-            <w:tcW w:type="dxa" w:w="2170"/>
+            <w:tcW w:type="dxa" w:w="1260"/>
             <w:tcBorders>
               <w:top w:val="single" w:color="C9D3DF" w:sz="4"/>
               <w:left w:val="single" w:color="C9D3DF" w:sz="4"/>
@@ -13019,7 +13019,7 @@
         </w:tc>
         <w:tc>
           <w:tcPr>
-            <w:tcW w:type="dxa" w:w="3431"/>
+            <w:tcW w:type="dxa" w:w="3819"/>
             <w:tcBorders>
               <w:top w:val="single" w:color="C9D3DF" w:sz="4"/>
               <w:left w:val="single" w:color="C9D3DF" w:sz="4"/>
@@ -13049,7 +13049,7 @@
         </w:tc>
         <w:tc>
           <w:tcPr>
-            <w:tcW w:type="dxa" w:w="4603"/>
+            <w:tcW w:type="dxa" w:w="5125"/>
             <w:tcBorders>
               <w:top w:val="single" w:color="C9D3DF" w:sz="4"/>
               <w:left w:val="single" w:color="C9D3DF" w:sz="4"/>
@@ -13085,7 +13085,7 @@
         </w:trPr>
         <w:tc>
           <w:tcPr>
-            <w:tcW w:type="dxa" w:w="2170"/>
+            <w:tcW w:type="dxa" w:w="1260"/>
             <w:tcBorders>
               <w:top w:val="single" w:color="C9D3DF" w:sz="4"/>
               <w:left w:val="single" w:color="C9D3DF" w:sz="4"/>
@@ -13115,7 +13115,7 @@
         </w:tc>
         <w:tc>
           <w:tcPr>
-            <w:tcW w:type="dxa" w:w="3431"/>
+            <w:tcW w:type="dxa" w:w="3819"/>
             <w:tcBorders>
               <w:top w:val="single" w:color="C9D3DF" w:sz="4"/>
               <w:left w:val="single" w:color="C9D3DF" w:sz="4"/>
@@ -13145,7 +13145,7 @@
         </w:tc>
         <w:tc>
           <w:tcPr>
-            <w:tcW w:type="dxa" w:w="4603"/>
+            <w:tcW w:type="dxa" w:w="5125"/>
             <w:tcBorders>
               <w:top w:val="single" w:color="C9D3DF" w:sz="4"/>
               <w:left w:val="single" w:color="C9D3DF" w:sz="4"/>
@@ -13181,7 +13181,7 @@
         </w:trPr>
         <w:tc>
           <w:tcPr>
-            <w:tcW w:type="dxa" w:w="2170"/>
+            <w:tcW w:type="dxa" w:w="1260"/>
             <w:tcBorders>
               <w:top w:val="single" w:color="C9D3DF" w:sz="4"/>
               <w:left w:val="single" w:color="C9D3DF" w:sz="4"/>
@@ -13211,7 +13211,7 @@
         </w:tc>
         <w:tc>
           <w:tcPr>
-            <w:tcW w:type="dxa" w:w="3431"/>
+            <w:tcW w:type="dxa" w:w="3819"/>
             <w:tcBorders>
               <w:top w:val="single" w:color="C9D3DF" w:sz="4"/>
               <w:left w:val="single" w:color="C9D3DF" w:sz="4"/>
@@ -13241,7 +13241,7 @@
         </w:tc>
         <w:tc>
           <w:tcPr>
-            <w:tcW w:type="dxa" w:w="4603"/>
+            <w:tcW w:type="dxa" w:w="5125"/>
             <w:tcBorders>
               <w:top w:val="single" w:color="C9D3DF" w:sz="4"/>
               <w:left w:val="single" w:color="C9D3DF" w:sz="4"/>
@@ -13277,7 +13277,7 @@
         </w:trPr>
         <w:tc>
           <w:tcPr>
-            <w:tcW w:type="dxa" w:w="2170"/>
+            <w:tcW w:type="dxa" w:w="1260"/>
             <w:tcBorders>
               <w:top w:val="single" w:color="C9D3DF" w:sz="4"/>
               <w:left w:val="single" w:color="C9D3DF" w:sz="4"/>
@@ -13307,7 +13307,7 @@
         </w:tc>
         <w:tc>
           <w:tcPr>
-            <w:tcW w:type="dxa" w:w="3431"/>
+            <w:tcW w:type="dxa" w:w="3819"/>
             <w:tcBorders>
               <w:top w:val="single" w:color="C9D3DF" w:sz="4"/>
               <w:left w:val="single" w:color="C9D3DF" w:sz="4"/>
@@ -13337,7 +13337,7 @@
         </w:tc>
         <w:tc>
           <w:tcPr>
-            <w:tcW w:type="dxa" w:w="4603"/>
+            <w:tcW w:type="dxa" w:w="5125"/>
             <w:tcBorders>
               <w:top w:val="single" w:color="C9D3DF" w:sz="4"/>
               <w:left w:val="single" w:color="C9D3DF" w:sz="4"/>
@@ -13373,7 +13373,7 @@
         </w:trPr>
         <w:tc>
           <w:tcPr>
-            <w:tcW w:type="dxa" w:w="2170"/>
+            <w:tcW w:type="dxa" w:w="1260"/>
             <w:tcBorders>
               <w:top w:val="single" w:color="C9D3DF" w:sz="4"/>
               <w:left w:val="single" w:color="C9D3DF" w:sz="4"/>
@@ -13403,7 +13403,7 @@
         </w:tc>
         <w:tc>
           <w:tcPr>
-            <w:tcW w:type="dxa" w:w="3431"/>
+            <w:tcW w:type="dxa" w:w="3819"/>
             <w:tcBorders>
               <w:top w:val="single" w:color="C9D3DF" w:sz="4"/>
               <w:left w:val="single" w:color="C9D3DF" w:sz="4"/>
@@ -13433,7 +13433,7 @@
         </w:tc>
         <w:tc>
           <w:tcPr>
-            <w:tcW w:type="dxa" w:w="4603"/>
+            <w:tcW w:type="dxa" w:w="5125"/>
             <w:tcBorders>
               <w:top w:val="single" w:color="C9D3DF" w:sz="4"/>
               <w:left w:val="single" w:color="C9D3DF" w:sz="4"/>
@@ -13469,7 +13469,7 @@
         </w:trPr>
         <w:tc>
           <w:tcPr>
-            <w:tcW w:type="dxa" w:w="2170"/>
+            <w:tcW w:type="dxa" w:w="1260"/>
             <w:tcBorders>
               <w:top w:val="single" w:color="C9D3DF" w:sz="4"/>
               <w:left w:val="single" w:color="C9D3DF" w:sz="4"/>
@@ -13499,7 +13499,7 @@
         </w:tc>
         <w:tc>
           <w:tcPr>
-            <w:tcW w:type="dxa" w:w="3431"/>
+            <w:tcW w:type="dxa" w:w="3819"/>
             <w:tcBorders>
               <w:top w:val="single" w:color="C9D3DF" w:sz="4"/>
               <w:left w:val="single" w:color="C9D3DF" w:sz="4"/>
@@ -13529,7 +13529,7 @@
         </w:tc>
         <w:tc>
           <w:tcPr>
-            <w:tcW w:type="dxa" w:w="4603"/>
+            <w:tcW w:type="dxa" w:w="5125"/>
             <w:tcBorders>
               <w:top w:val="single" w:color="C9D3DF" w:sz="4"/>
               <w:left w:val="single" w:color="C9D3DF" w:sz="4"/>
@@ -13565,7 +13565,7 @@
         </w:trPr>
         <w:tc>
           <w:tcPr>
-            <w:tcW w:type="dxa" w:w="2170"/>
+            <w:tcW w:type="dxa" w:w="1260"/>
             <w:tcBorders>
               <w:top w:val="single" w:color="C9D3DF" w:sz="4"/>
               <w:left w:val="single" w:color="C9D3DF" w:sz="4"/>
@@ -13595,7 +13595,7 @@
         </w:tc>
         <w:tc>
           <w:tcPr>
-            <w:tcW w:type="dxa" w:w="3431"/>
+            <w:tcW w:type="dxa" w:w="3819"/>
             <w:tcBorders>
               <w:top w:val="single" w:color="C9D3DF" w:sz="4"/>
               <w:left w:val="single" w:color="C9D3DF" w:sz="4"/>
@@ -13625,7 +13625,7 @@
         </w:tc>
         <w:tc>
           <w:tcPr>
-            <w:tcW w:type="dxa" w:w="4603"/>
+            <w:tcW w:type="dxa" w:w="5125"/>
             <w:tcBorders>
               <w:top w:val="single" w:color="C9D3DF" w:sz="4"/>
               <w:left w:val="single" w:color="C9D3DF" w:sz="4"/>
@@ -13661,7 +13661,7 @@
         </w:trPr>
         <w:tc>
           <w:tcPr>
-            <w:tcW w:type="dxa" w:w="2170"/>
+            <w:tcW w:type="dxa" w:w="1260"/>
             <w:tcBorders>
               <w:top w:val="single" w:color="C9D3DF" w:sz="4"/>
               <w:left w:val="single" w:color="C9D3DF" w:sz="4"/>
@@ -13691,7 +13691,7 @@
         </w:tc>
         <w:tc>
           <w:tcPr>
-            <w:tcW w:type="dxa" w:w="3431"/>
+            <w:tcW w:type="dxa" w:w="3819"/>
             <w:tcBorders>
               <w:top w:val="single" w:color="C9D3DF" w:sz="4"/>
               <w:left w:val="single" w:color="C9D3DF" w:sz="4"/>
@@ -13721,7 +13721,7 @@
         </w:tc>
         <w:tc>
           <w:tcPr>
-            <w:tcW w:type="dxa" w:w="4603"/>
+            <w:tcW w:type="dxa" w:w="5125"/>
             <w:tcBorders>
               <w:top w:val="single" w:color="C9D3DF" w:sz="4"/>
               <w:left w:val="single" w:color="C9D3DF" w:sz="4"/>
@@ -13757,7 +13757,7 @@
         </w:trPr>
         <w:tc>
           <w:tcPr>
-            <w:tcW w:type="dxa" w:w="2170"/>
+            <w:tcW w:type="dxa" w:w="1260"/>
             <w:tcBorders>
               <w:top w:val="single" w:color="C9D3DF" w:sz="4"/>
               <w:left w:val="single" w:color="C9D3DF" w:sz="4"/>
@@ -13787,7 +13787,7 @@
         </w:tc>
         <w:tc>
           <w:tcPr>
-            <w:tcW w:type="dxa" w:w="3431"/>
+            <w:tcW w:type="dxa" w:w="3819"/>
             <w:tcBorders>
               <w:top w:val="single" w:color="C9D3DF" w:sz="4"/>
               <w:left w:val="single" w:color="C9D3DF" w:sz="4"/>
@@ -13817,7 +13817,7 @@
         </w:tc>
         <w:tc>
           <w:tcPr>
-            <w:tcW w:type="dxa" w:w="4603"/>
+            <w:tcW w:type="dxa" w:w="5125"/>
             <w:tcBorders>
               <w:top w:val="single" w:color="C9D3DF" w:sz="4"/>
               <w:left w:val="single" w:color="C9D3DF" w:sz="4"/>
@@ -13853,7 +13853,7 @@
         </w:trPr>
         <w:tc>
           <w:tcPr>
-            <w:tcW w:type="dxa" w:w="2170"/>
+            <w:tcW w:type="dxa" w:w="1260"/>
             <w:tcBorders>
               <w:top w:val="single" w:color="C9D3DF" w:sz="4"/>
               <w:left w:val="single" w:color="C9D3DF" w:sz="4"/>
@@ -13883,7 +13883,7 @@
         </w:tc>
         <w:tc>
           <w:tcPr>
-            <w:tcW w:type="dxa" w:w="3431"/>
+            <w:tcW w:type="dxa" w:w="3819"/>
             <w:tcBorders>
               <w:top w:val="single" w:color="C9D3DF" w:sz="4"/>
               <w:left w:val="single" w:color="C9D3DF" w:sz="4"/>
@@ -13913,7 +13913,7 @@
         </w:tc>
         <w:tc>
           <w:tcPr>
-            <w:tcW w:type="dxa" w:w="4603"/>
+            <w:tcW w:type="dxa" w:w="5125"/>
             <w:tcBorders>
               <w:top w:val="single" w:color="C9D3DF" w:sz="4"/>
               <w:left w:val="single" w:color="C9D3DF" w:sz="4"/>
@@ -13949,7 +13949,7 @@
         </w:trPr>
         <w:tc>
           <w:tcPr>
-            <w:tcW w:type="dxa" w:w="2170"/>
+            <w:tcW w:type="dxa" w:w="1260"/>
             <w:tcBorders>
               <w:top w:val="single" w:color="C9D3DF" w:sz="4"/>
               <w:left w:val="single" w:color="C9D3DF" w:sz="4"/>
@@ -13979,7 +13979,7 @@
         </w:tc>
         <w:tc>
           <w:tcPr>
-            <w:tcW w:type="dxa" w:w="3431"/>
+            <w:tcW w:type="dxa" w:w="3819"/>
             <w:tcBorders>
               <w:top w:val="single" w:color="C9D3DF" w:sz="4"/>
               <w:left w:val="single" w:color="C9D3DF" w:sz="4"/>
@@ -14009,7 +14009,7 @@
         </w:tc>
         <w:tc>
           <w:tcPr>
-            <w:tcW w:type="dxa" w:w="4603"/>
+            <w:tcW w:type="dxa" w:w="5125"/>
             <w:tcBorders>
               <w:top w:val="single" w:color="C9D3DF" w:sz="4"/>
               <w:left w:val="single" w:color="C9D3DF" w:sz="4"/>
@@ -14045,7 +14045,7 @@
         </w:trPr>
         <w:tc>
           <w:tcPr>
-            <w:tcW w:type="dxa" w:w="2170"/>
+            <w:tcW w:type="dxa" w:w="1260"/>
             <w:tcBorders>
               <w:top w:val="single" w:color="C9D3DF" w:sz="4"/>
               <w:left w:val="single" w:color="C9D3DF" w:sz="4"/>
@@ -14075,7 +14075,7 @@
         </w:tc>
         <w:tc>
           <w:tcPr>
-            <w:tcW w:type="dxa" w:w="3431"/>
+            <w:tcW w:type="dxa" w:w="3819"/>
             <w:tcBorders>
               <w:top w:val="single" w:color="C9D3DF" w:sz="4"/>
               <w:left w:val="single" w:color="C9D3DF" w:sz="4"/>
@@ -14105,7 +14105,7 @@
         </w:tc>
         <w:tc>
           <w:tcPr>
-            <w:tcW w:type="dxa" w:w="4603"/>
+            <w:tcW w:type="dxa" w:w="5125"/>
             <w:tcBorders>
               <w:top w:val="single" w:color="C9D3DF" w:sz="4"/>
               <w:left w:val="single" w:color="C9D3DF" w:sz="4"/>
@@ -14141,7 +14141,7 @@
         </w:trPr>
         <w:tc>
           <w:tcPr>
-            <w:tcW w:type="dxa" w:w="2170"/>
+            <w:tcW w:type="dxa" w:w="1260"/>
             <w:tcBorders>
               <w:top w:val="single" w:color="C9D3DF" w:sz="4"/>
               <w:left w:val="single" w:color="C9D3DF" w:sz="4"/>
@@ -14171,7 +14171,7 @@
         </w:tc>
         <w:tc>
           <w:tcPr>
-            <w:tcW w:type="dxa" w:w="3431"/>
+            <w:tcW w:type="dxa" w:w="3819"/>
             <w:tcBorders>
               <w:top w:val="single" w:color="C9D3DF" w:sz="4"/>
               <w:left w:val="single" w:color="C9D3DF" w:sz="4"/>
@@ -14201,7 +14201,7 @@
         </w:tc>
         <w:tc>
           <w:tcPr>
-            <w:tcW w:type="dxa" w:w="4603"/>
+            <w:tcW w:type="dxa" w:w="5125"/>
             <w:tcBorders>
               <w:top w:val="single" w:color="C9D3DF" w:sz="4"/>
               <w:left w:val="single" w:color="C9D3DF" w:sz="4"/>
@@ -14285,9 +14285,9 @@
         </w:tblBorders>
       </w:tblPr>
       <w:tblGrid>
-        <w:gridCol w:w="3274"/>
-        <w:gridCol w:w="4378"/>
-        <w:gridCol w:w="2552"/>
+        <w:gridCol w:w="3060"/>
+        <w:gridCol w:w="4084"/>
+        <w:gridCol w:w="3060"/>
       </w:tblGrid>
       <w:tr>
         <w:trPr>
@@ -14296,7 +14296,7 @@
         </w:trPr>
         <w:tc>
           <w:tcPr>
-            <w:tcW w:type="dxa" w:w="3274"/>
+            <w:tcW w:type="dxa" w:w="3060"/>
             <w:tcBorders>
               <w:top w:val="single" w:color="C9D3DF" w:sz="4"/>
               <w:left w:val="single" w:color="C9D3DF" w:sz="4"/>
@@ -14330,7 +14330,7 @@
         </w:tc>
         <w:tc>
           <w:tcPr>
-            <w:tcW w:type="dxa" w:w="4378"/>
+            <w:tcW w:type="dxa" w:w="4084"/>
             <w:tcBorders>
               <w:top w:val="single" w:color="C9D3DF" w:sz="4"/>
               <w:left w:val="single" w:color="C9D3DF" w:sz="4"/>
@@ -14364,7 +14364,7 @@
         </w:tc>
         <w:tc>
           <w:tcPr>
-            <w:tcW w:type="dxa" w:w="2552"/>
+            <w:tcW w:type="dxa" w:w="3060"/>
             <w:tcBorders>
               <w:top w:val="single" w:color="C9D3DF" w:sz="4"/>
               <w:left w:val="single" w:color="C9D3DF" w:sz="4"/>
@@ -14404,7 +14404,7 @@
         </w:trPr>
         <w:tc>
           <w:tcPr>
-            <w:tcW w:type="dxa" w:w="3274"/>
+            <w:tcW w:type="dxa" w:w="3060"/>
             <w:tcBorders>
               <w:top w:val="single" w:color="C9D3DF" w:sz="4"/>
               <w:left w:val="single" w:color="C9D3DF" w:sz="4"/>
@@ -14434,7 +14434,7 @@
         </w:tc>
         <w:tc>
           <w:tcPr>
-            <w:tcW w:type="dxa" w:w="4378"/>
+            <w:tcW w:type="dxa" w:w="4084"/>
             <w:tcBorders>
               <w:top w:val="single" w:color="C9D3DF" w:sz="4"/>
               <w:left w:val="single" w:color="C9D3DF" w:sz="4"/>
@@ -14464,7 +14464,7 @@
         </w:tc>
         <w:tc>
           <w:tcPr>
-            <w:tcW w:type="dxa" w:w="2552"/>
+            <w:tcW w:type="dxa" w:w="3060"/>
             <w:tcBorders>
               <w:top w:val="single" w:color="C9D3DF" w:sz="4"/>
               <w:left w:val="single" w:color="C9D3DF" w:sz="4"/>
@@ -14500,7 +14500,7 @@
         </w:trPr>
         <w:tc>
           <w:tcPr>
-            <w:tcW w:type="dxa" w:w="3274"/>
+            <w:tcW w:type="dxa" w:w="3060"/>
             <w:tcBorders>
               <w:top w:val="single" w:color="C9D3DF" w:sz="4"/>
               <w:left w:val="single" w:color="C9D3DF" w:sz="4"/>
@@ -14530,7 +14530,7 @@
         </w:tc>
         <w:tc>
           <w:tcPr>
-            <w:tcW w:type="dxa" w:w="4378"/>
+            <w:tcW w:type="dxa" w:w="4084"/>
             <w:tcBorders>
               <w:top w:val="single" w:color="C9D3DF" w:sz="4"/>
               <w:left w:val="single" w:color="C9D3DF" w:sz="4"/>
@@ -14560,7 +14560,7 @@
         </w:tc>
         <w:tc>
           <w:tcPr>
-            <w:tcW w:type="dxa" w:w="2552"/>
+            <w:tcW w:type="dxa" w:w="3060"/>
             <w:tcBorders>
               <w:top w:val="single" w:color="C9D3DF" w:sz="4"/>
               <w:left w:val="single" w:color="C9D3DF" w:sz="4"/>
@@ -14596,7 +14596,7 @@
         </w:trPr>
         <w:tc>
           <w:tcPr>
-            <w:tcW w:type="dxa" w:w="3274"/>
+            <w:tcW w:type="dxa" w:w="3060"/>
             <w:tcBorders>
               <w:top w:val="single" w:color="C9D3DF" w:sz="4"/>
               <w:left w:val="single" w:color="C9D3DF" w:sz="4"/>
@@ -14626,7 +14626,7 @@
         </w:tc>
         <w:tc>
           <w:tcPr>
-            <w:tcW w:type="dxa" w:w="4378"/>
+            <w:tcW w:type="dxa" w:w="4084"/>
             <w:tcBorders>
               <w:top w:val="single" w:color="C9D3DF" w:sz="4"/>
               <w:left w:val="single" w:color="C9D3DF" w:sz="4"/>
@@ -14656,7 +14656,7 @@
         </w:tc>
         <w:tc>
           <w:tcPr>
-            <w:tcW w:type="dxa" w:w="2552"/>
+            <w:tcW w:type="dxa" w:w="3060"/>
             <w:tcBorders>
               <w:top w:val="single" w:color="C9D3DF" w:sz="4"/>
               <w:left w:val="single" w:color="C9D3DF" w:sz="4"/>
@@ -14692,7 +14692,7 @@
         </w:trPr>
         <w:tc>
           <w:tcPr>
-            <w:tcW w:type="dxa" w:w="3274"/>
+            <w:tcW w:type="dxa" w:w="3060"/>
             <w:tcBorders>
               <w:top w:val="single" w:color="C9D3DF" w:sz="4"/>
               <w:left w:val="single" w:color="C9D3DF" w:sz="4"/>
@@ -14722,7 +14722,7 @@
         </w:tc>
         <w:tc>
           <w:tcPr>
-            <w:tcW w:type="dxa" w:w="4378"/>
+            <w:tcW w:type="dxa" w:w="4084"/>
             <w:tcBorders>
               <w:top w:val="single" w:color="C9D3DF" w:sz="4"/>
               <w:left w:val="single" w:color="C9D3DF" w:sz="4"/>
@@ -14752,7 +14752,7 @@
         </w:tc>
         <w:tc>
           <w:tcPr>
-            <w:tcW w:type="dxa" w:w="2552"/>
+            <w:tcW w:type="dxa" w:w="3060"/>
             <w:tcBorders>
               <w:top w:val="single" w:color="C9D3DF" w:sz="4"/>
               <w:left w:val="single" w:color="C9D3DF" w:sz="4"/>
@@ -14788,7 +14788,7 @@
         </w:trPr>
         <w:tc>
           <w:tcPr>
-            <w:tcW w:type="dxa" w:w="3274"/>
+            <w:tcW w:type="dxa" w:w="3060"/>
             <w:tcBorders>
               <w:top w:val="single" w:color="C9D3DF" w:sz="4"/>
               <w:left w:val="single" w:color="C9D3DF" w:sz="4"/>
@@ -14818,7 +14818,7 @@
         </w:tc>
         <w:tc>
           <w:tcPr>
-            <w:tcW w:type="dxa" w:w="4378"/>
+            <w:tcW w:type="dxa" w:w="4084"/>
             <w:tcBorders>
               <w:top w:val="single" w:color="C9D3DF" w:sz="4"/>
               <w:left w:val="single" w:color="C9D3DF" w:sz="4"/>
@@ -14848,7 +14848,7 @@
         </w:tc>
         <w:tc>
           <w:tcPr>
-            <w:tcW w:type="dxa" w:w="2552"/>
+            <w:tcW w:type="dxa" w:w="3060"/>
             <w:tcBorders>
               <w:top w:val="single" w:color="C9D3DF" w:sz="4"/>
               <w:left w:val="single" w:color="C9D3DF" w:sz="4"/>
@@ -14884,7 +14884,7 @@
         </w:trPr>
         <w:tc>
           <w:tcPr>
-            <w:tcW w:type="dxa" w:w="3274"/>
+            <w:tcW w:type="dxa" w:w="3060"/>
             <w:tcBorders>
               <w:top w:val="single" w:color="C9D3DF" w:sz="4"/>
               <w:left w:val="single" w:color="C9D3DF" w:sz="4"/>
@@ -14914,7 +14914,7 @@
         </w:tc>
         <w:tc>
           <w:tcPr>
-            <w:tcW w:type="dxa" w:w="4378"/>
+            <w:tcW w:type="dxa" w:w="4084"/>
             <w:tcBorders>
               <w:top w:val="single" w:color="C9D3DF" w:sz="4"/>
               <w:left w:val="single" w:color="C9D3DF" w:sz="4"/>
@@ -14944,7 +14944,7 @@
         </w:tc>
         <w:tc>
           <w:tcPr>
-            <w:tcW w:type="dxa" w:w="2552"/>
+            <w:tcW w:type="dxa" w:w="3060"/>
             <w:tcBorders>
               <w:top w:val="single" w:color="C9D3DF" w:sz="4"/>
               <w:left w:val="single" w:color="C9D3DF" w:sz="4"/>
@@ -14980,7 +14980,7 @@
         </w:trPr>
         <w:tc>
           <w:tcPr>
-            <w:tcW w:type="dxa" w:w="3274"/>
+            <w:tcW w:type="dxa" w:w="3060"/>
             <w:tcBorders>
               <w:top w:val="single" w:color="C9D3DF" w:sz="4"/>
               <w:left w:val="single" w:color="C9D3DF" w:sz="4"/>
@@ -15010,7 +15010,7 @@
         </w:tc>
         <w:tc>
           <w:tcPr>
-            <w:tcW w:type="dxa" w:w="4378"/>
+            <w:tcW w:type="dxa" w:w="4084"/>
             <w:tcBorders>
               <w:top w:val="single" w:color="C9D3DF" w:sz="4"/>
               <w:left w:val="single" w:color="C9D3DF" w:sz="4"/>
@@ -15040,7 +15040,7 @@
         </w:tc>
         <w:tc>
           <w:tcPr>
-            <w:tcW w:type="dxa" w:w="2552"/>
+            <w:tcW w:type="dxa" w:w="3060"/>
             <w:tcBorders>
               <w:top w:val="single" w:color="C9D3DF" w:sz="4"/>
               <w:left w:val="single" w:color="C9D3DF" w:sz="4"/>
@@ -15076,7 +15076,7 @@
         </w:trPr>
         <w:tc>
           <w:tcPr>
-            <w:tcW w:type="dxa" w:w="3274"/>
+            <w:tcW w:type="dxa" w:w="3060"/>
             <w:tcBorders>
               <w:top w:val="single" w:color="C9D3DF" w:sz="4"/>
               <w:left w:val="single" w:color="C9D3DF" w:sz="4"/>
@@ -15106,7 +15106,7 @@
         </w:tc>
         <w:tc>
           <w:tcPr>
-            <w:tcW w:type="dxa" w:w="4378"/>
+            <w:tcW w:type="dxa" w:w="4084"/>
             <w:tcBorders>
               <w:top w:val="single" w:color="C9D3DF" w:sz="4"/>
               <w:left w:val="single" w:color="C9D3DF" w:sz="4"/>
@@ -15136,7 +15136,7 @@
         </w:tc>
         <w:tc>
           <w:tcPr>
-            <w:tcW w:type="dxa" w:w="2552"/>
+            <w:tcW w:type="dxa" w:w="3060"/>
             <w:tcBorders>
               <w:top w:val="single" w:color="C9D3DF" w:sz="4"/>
               <w:left w:val="single" w:color="C9D3DF" w:sz="4"/>
@@ -15202,9 +15202,9 @@
         </w:tblBorders>
       </w:tblPr>
       <w:tblGrid>
-        <w:gridCol w:w="2800"/>
-        <w:gridCol w:w="2305"/>
-        <w:gridCol w:w="5099"/>
+        <w:gridCol w:w="2060"/>
+        <w:gridCol w:w="1260"/>
+        <w:gridCol w:w="6884"/>
       </w:tblGrid>
       <w:tr>
         <w:trPr>
@@ -15213,7 +15213,7 @@
         </w:trPr>
         <w:tc>
           <w:tcPr>
-            <w:tcW w:type="dxa" w:w="2800"/>
+            <w:tcW w:type="dxa" w:w="2060"/>
             <w:tcBorders>
               <w:top w:val="single" w:color="C9D3DF" w:sz="4"/>
               <w:left w:val="single" w:color="C9D3DF" w:sz="4"/>
@@ -15247,7 +15247,7 @@
         </w:tc>
         <w:tc>
           <w:tcPr>
-            <w:tcW w:type="dxa" w:w="2305"/>
+            <w:tcW w:type="dxa" w:w="1260"/>
             <w:tcBorders>
               <w:top w:val="single" w:color="C9D3DF" w:sz="4"/>
               <w:left w:val="single" w:color="C9D3DF" w:sz="4"/>
@@ -15281,7 +15281,7 @@
         </w:tc>
         <w:tc>
           <w:tcPr>
-            <w:tcW w:type="dxa" w:w="5099"/>
+            <w:tcW w:type="dxa" w:w="6884"/>
             <w:tcBorders>
               <w:top w:val="single" w:color="C9D3DF" w:sz="4"/>
               <w:left w:val="single" w:color="C9D3DF" w:sz="4"/>
@@ -15321,7 +15321,7 @@
         </w:trPr>
         <w:tc>
           <w:tcPr>
-            <w:tcW w:type="dxa" w:w="2800"/>
+            <w:tcW w:type="dxa" w:w="2060"/>
             <w:tcBorders>
               <w:top w:val="single" w:color="C9D3DF" w:sz="4"/>
               <w:left w:val="single" w:color="C9D3DF" w:sz="4"/>
@@ -15351,7 +15351,7 @@
         </w:tc>
         <w:tc>
           <w:tcPr>
-            <w:tcW w:type="dxa" w:w="2305"/>
+            <w:tcW w:type="dxa" w:w="1260"/>
             <w:tcBorders>
               <w:top w:val="single" w:color="C9D3DF" w:sz="4"/>
               <w:left w:val="single" w:color="C9D3DF" w:sz="4"/>
@@ -15381,7 +15381,7 @@
         </w:tc>
         <w:tc>
           <w:tcPr>
-            <w:tcW w:type="dxa" w:w="5099"/>
+            <w:tcW w:type="dxa" w:w="6884"/>
             <w:tcBorders>
               <w:top w:val="single" w:color="C9D3DF" w:sz="4"/>
               <w:left w:val="single" w:color="C9D3DF" w:sz="4"/>
@@ -15417,7 +15417,7 @@
         </w:trPr>
         <w:tc>
           <w:tcPr>
-            <w:tcW w:type="dxa" w:w="2800"/>
+            <w:tcW w:type="dxa" w:w="2060"/>
             <w:tcBorders>
               <w:top w:val="single" w:color="C9D3DF" w:sz="4"/>
               <w:left w:val="single" w:color="C9D3DF" w:sz="4"/>
@@ -15447,7 +15447,7 @@
         </w:tc>
         <w:tc>
           <w:tcPr>
-            <w:tcW w:type="dxa" w:w="2305"/>
+            <w:tcW w:type="dxa" w:w="1260"/>
             <w:tcBorders>
               <w:top w:val="single" w:color="C9D3DF" w:sz="4"/>
               <w:left w:val="single" w:color="C9D3DF" w:sz="4"/>
@@ -15477,7 +15477,7 @@
         </w:tc>
         <w:tc>
           <w:tcPr>
-            <w:tcW w:type="dxa" w:w="5099"/>
+            <w:tcW w:type="dxa" w:w="6884"/>
             <w:tcBorders>
               <w:top w:val="single" w:color="C9D3DF" w:sz="4"/>
               <w:left w:val="single" w:color="C9D3DF" w:sz="4"/>
@@ -15513,7 +15513,7 @@
         </w:trPr>
         <w:tc>
           <w:tcPr>
-            <w:tcW w:type="dxa" w:w="2800"/>
+            <w:tcW w:type="dxa" w:w="2060"/>
             <w:tcBorders>
               <w:top w:val="single" w:color="C9D3DF" w:sz="4"/>
               <w:left w:val="single" w:color="C9D3DF" w:sz="4"/>
@@ -15543,7 +15543,7 @@
         </w:tc>
         <w:tc>
           <w:tcPr>
-            <w:tcW w:type="dxa" w:w="2305"/>
+            <w:tcW w:type="dxa" w:w="1260"/>
             <w:tcBorders>
               <w:top w:val="single" w:color="C9D3DF" w:sz="4"/>
               <w:left w:val="single" w:color="C9D3DF" w:sz="4"/>
@@ -15573,7 +15573,7 @@
         </w:tc>
         <w:tc>
           <w:tcPr>
-            <w:tcW w:type="dxa" w:w="5099"/>
+            <w:tcW w:type="dxa" w:w="6884"/>
             <w:tcBorders>
               <w:top w:val="single" w:color="C9D3DF" w:sz="4"/>
               <w:left w:val="single" w:color="C9D3DF" w:sz="4"/>
@@ -15609,7 +15609,7 @@
         </w:trPr>
         <w:tc>
           <w:tcPr>
-            <w:tcW w:type="dxa" w:w="2800"/>
+            <w:tcW w:type="dxa" w:w="2060"/>
             <w:tcBorders>
               <w:top w:val="single" w:color="C9D3DF" w:sz="4"/>
               <w:left w:val="single" w:color="C9D3DF" w:sz="4"/>
@@ -15639,7 +15639,7 @@
         </w:tc>
         <w:tc>
           <w:tcPr>
-            <w:tcW w:type="dxa" w:w="2305"/>
+            <w:tcW w:type="dxa" w:w="1260"/>
             <w:tcBorders>
               <w:top w:val="single" w:color="C9D3DF" w:sz="4"/>
               <w:left w:val="single" w:color="C9D3DF" w:sz="4"/>
@@ -15669,7 +15669,7 @@
         </w:tc>
         <w:tc>
           <w:tcPr>
-            <w:tcW w:type="dxa" w:w="5099"/>
+            <w:tcW w:type="dxa" w:w="6884"/>
             <w:tcBorders>
               <w:top w:val="single" w:color="C9D3DF" w:sz="4"/>
               <w:left w:val="single" w:color="C9D3DF" w:sz="4"/>
@@ -15705,7 +15705,7 @@
         </w:trPr>
         <w:tc>
           <w:tcPr>
-            <w:tcW w:type="dxa" w:w="2800"/>
+            <w:tcW w:type="dxa" w:w="2060"/>
             <w:tcBorders>
               <w:top w:val="single" w:color="C9D3DF" w:sz="4"/>
               <w:left w:val="single" w:color="C9D3DF" w:sz="4"/>
@@ -15735,7 +15735,7 @@
         </w:tc>
         <w:tc>
           <w:tcPr>
-            <w:tcW w:type="dxa" w:w="2305"/>
+            <w:tcW w:type="dxa" w:w="1260"/>
             <w:tcBorders>
               <w:top w:val="single" w:color="C9D3DF" w:sz="4"/>
               <w:left w:val="single" w:color="C9D3DF" w:sz="4"/>
@@ -15765,7 +15765,7 @@
         </w:tc>
         <w:tc>
           <w:tcPr>
-            <w:tcW w:type="dxa" w:w="5099"/>
+            <w:tcW w:type="dxa" w:w="6884"/>
             <w:tcBorders>
               <w:top w:val="single" w:color="C9D3DF" w:sz="4"/>
               <w:left w:val="single" w:color="C9D3DF" w:sz="4"/>
@@ -15801,7 +15801,7 @@
         </w:trPr>
         <w:tc>
           <w:tcPr>
-            <w:tcW w:type="dxa" w:w="2800"/>
+            <w:tcW w:type="dxa" w:w="2060"/>
             <w:tcBorders>
               <w:top w:val="single" w:color="C9D3DF" w:sz="4"/>
               <w:left w:val="single" w:color="C9D3DF" w:sz="4"/>
@@ -15831,7 +15831,7 @@
         </w:tc>
         <w:tc>
           <w:tcPr>
-            <w:tcW w:type="dxa" w:w="2305"/>
+            <w:tcW w:type="dxa" w:w="1260"/>
             <w:tcBorders>
               <w:top w:val="single" w:color="C9D3DF" w:sz="4"/>
               <w:left w:val="single" w:color="C9D3DF" w:sz="4"/>
@@ -15861,7 +15861,7 @@
         </w:tc>
         <w:tc>
           <w:tcPr>
-            <w:tcW w:type="dxa" w:w="5099"/>
+            <w:tcW w:type="dxa" w:w="6884"/>
             <w:tcBorders>
               <w:top w:val="single" w:color="C9D3DF" w:sz="4"/>
               <w:left w:val="single" w:color="C9D3DF" w:sz="4"/>
@@ -15897,7 +15897,7 @@
         </w:trPr>
         <w:tc>
           <w:tcPr>
-            <w:tcW w:type="dxa" w:w="2800"/>
+            <w:tcW w:type="dxa" w:w="2060"/>
             <w:tcBorders>
               <w:top w:val="single" w:color="C9D3DF" w:sz="4"/>
               <w:left w:val="single" w:color="C9D3DF" w:sz="4"/>
@@ -15927,7 +15927,7 @@
         </w:tc>
         <w:tc>
           <w:tcPr>
-            <w:tcW w:type="dxa" w:w="2305"/>
+            <w:tcW w:type="dxa" w:w="1260"/>
             <w:tcBorders>
               <w:top w:val="single" w:color="C9D3DF" w:sz="4"/>
               <w:left w:val="single" w:color="C9D3DF" w:sz="4"/>
@@ -15957,7 +15957,7 @@
         </w:tc>
         <w:tc>
           <w:tcPr>
-            <w:tcW w:type="dxa" w:w="5099"/>
+            <w:tcW w:type="dxa" w:w="6884"/>
             <w:tcBorders>
               <w:top w:val="single" w:color="C9D3DF" w:sz="4"/>
               <w:left w:val="single" w:color="C9D3DF" w:sz="4"/>
@@ -15993,7 +15993,7 @@
         </w:trPr>
         <w:tc>
           <w:tcPr>
-            <w:tcW w:type="dxa" w:w="2800"/>
+            <w:tcW w:type="dxa" w:w="2060"/>
             <w:tcBorders>
               <w:top w:val="single" w:color="C9D3DF" w:sz="4"/>
               <w:left w:val="single" w:color="C9D3DF" w:sz="4"/>
@@ -16023,7 +16023,7 @@
         </w:tc>
         <w:tc>
           <w:tcPr>
-            <w:tcW w:type="dxa" w:w="2305"/>
+            <w:tcW w:type="dxa" w:w="1260"/>
             <w:tcBorders>
               <w:top w:val="single" w:color="C9D3DF" w:sz="4"/>
               <w:left w:val="single" w:color="C9D3DF" w:sz="4"/>
@@ -16053,7 +16053,7 @@
         </w:tc>
         <w:tc>
           <w:tcPr>
-            <w:tcW w:type="dxa" w:w="5099"/>
+            <w:tcW w:type="dxa" w:w="6884"/>
             <w:tcBorders>
               <w:top w:val="single" w:color="C9D3DF" w:sz="4"/>
               <w:left w:val="single" w:color="C9D3DF" w:sz="4"/>
@@ -16119,10 +16119,10 @@
         </w:tblBorders>
       </w:tblPr>
       <w:tblGrid>
-        <w:gridCol w:w="1549"/>
-        <w:gridCol w:w="2079"/>
-        <w:gridCol w:w="2998"/>
-        <w:gridCol w:w="3578"/>
+        <w:gridCol w:w="860"/>
+        <w:gridCol w:w="2244"/>
+        <w:gridCol w:w="3236"/>
+        <w:gridCol w:w="3864"/>
       </w:tblGrid>
       <w:tr>
         <w:trPr>
@@ -16131,7 +16131,7 @@
         </w:trPr>
         <w:tc>
           <w:tcPr>
-            <w:tcW w:type="dxa" w:w="1549"/>
+            <w:tcW w:type="dxa" w:w="860"/>
             <w:tcBorders>
               <w:top w:val="single" w:color="C9D3DF" w:sz="4"/>
               <w:left w:val="single" w:color="C9D3DF" w:sz="4"/>
@@ -16165,7 +16165,7 @@
         </w:tc>
         <w:tc>
           <w:tcPr>
-            <w:tcW w:type="dxa" w:w="2079"/>
+            <w:tcW w:type="dxa" w:w="2244"/>
             <w:tcBorders>
               <w:top w:val="single" w:color="C9D3DF" w:sz="4"/>
               <w:left w:val="single" w:color="C9D3DF" w:sz="4"/>
@@ -16199,7 +16199,7 @@
         </w:tc>
         <w:tc>
           <w:tcPr>
-            <w:tcW w:type="dxa" w:w="2998"/>
+            <w:tcW w:type="dxa" w:w="3236"/>
             <w:tcBorders>
               <w:top w:val="single" w:color="C9D3DF" w:sz="4"/>
               <w:left w:val="single" w:color="C9D3DF" w:sz="4"/>
@@ -16233,7 +16233,7 @@
         </w:tc>
         <w:tc>
           <w:tcPr>
-            <w:tcW w:type="dxa" w:w="3578"/>
+            <w:tcW w:type="dxa" w:w="3864"/>
             <w:tcBorders>
               <w:top w:val="single" w:color="C9D3DF" w:sz="4"/>
               <w:left w:val="single" w:color="C9D3DF" w:sz="4"/>
@@ -16273,7 +16273,7 @@
         </w:trPr>
         <w:tc>
           <w:tcPr>
-            <w:tcW w:type="dxa" w:w="1549"/>
+            <w:tcW w:type="dxa" w:w="860"/>
             <w:tcBorders>
               <w:top w:val="single" w:color="C9D3DF" w:sz="4"/>
               <w:left w:val="single" w:color="C9D3DF" w:sz="4"/>
@@ -16303,7 +16303,7 @@
         </w:tc>
         <w:tc>
           <w:tcPr>
-            <w:tcW w:type="dxa" w:w="2079"/>
+            <w:tcW w:type="dxa" w:w="2244"/>
             <w:tcBorders>
               <w:top w:val="single" w:color="C9D3DF" w:sz="4"/>
               <w:left w:val="single" w:color="C9D3DF" w:sz="4"/>
@@ -16333,7 +16333,7 @@
         </w:tc>
         <w:tc>
           <w:tcPr>
-            <w:tcW w:type="dxa" w:w="2998"/>
+            <w:tcW w:type="dxa" w:w="3236"/>
             <w:tcBorders>
               <w:top w:val="single" w:color="C9D3DF" w:sz="4"/>
               <w:left w:val="single" w:color="C9D3DF" w:sz="4"/>
@@ -16363,7 +16363,7 @@
         </w:tc>
         <w:tc>
           <w:tcPr>
-            <w:tcW w:type="dxa" w:w="3578"/>
+            <w:tcW w:type="dxa" w:w="3864"/>
             <w:tcBorders>
               <w:top w:val="single" w:color="C9D3DF" w:sz="4"/>
               <w:left w:val="single" w:color="C9D3DF" w:sz="4"/>
@@ -16399,7 +16399,7 @@
         </w:trPr>
         <w:tc>
           <w:tcPr>
-            <w:tcW w:type="dxa" w:w="1549"/>
+            <w:tcW w:type="dxa" w:w="860"/>
             <w:tcBorders>
               <w:top w:val="single" w:color="C9D3DF" w:sz="4"/>
               <w:left w:val="single" w:color="C9D3DF" w:sz="4"/>
@@ -16429,7 +16429,7 @@
         </w:tc>
         <w:tc>
           <w:tcPr>
-            <w:tcW w:type="dxa" w:w="2079"/>
+            <w:tcW w:type="dxa" w:w="2244"/>
             <w:tcBorders>
               <w:top w:val="single" w:color="C9D3DF" w:sz="4"/>
               <w:left w:val="single" w:color="C9D3DF" w:sz="4"/>
@@ -16459,7 +16459,7 @@
         </w:tc>
         <w:tc>
           <w:tcPr>
-            <w:tcW w:type="dxa" w:w="2998"/>
+            <w:tcW w:type="dxa" w:w="3236"/>
             <w:tcBorders>
               <w:top w:val="single" w:color="C9D3DF" w:sz="4"/>
               <w:left w:val="single" w:color="C9D3DF" w:sz="4"/>
@@ -16489,7 +16489,7 @@
         </w:tc>
         <w:tc>
           <w:tcPr>
-            <w:tcW w:type="dxa" w:w="3578"/>
+            <w:tcW w:type="dxa" w:w="3864"/>
             <w:tcBorders>
               <w:top w:val="single" w:color="C9D3DF" w:sz="4"/>
               <w:left w:val="single" w:color="C9D3DF" w:sz="4"/>
@@ -16525,7 +16525,7 @@
         </w:trPr>
         <w:tc>
           <w:tcPr>
-            <w:tcW w:type="dxa" w:w="1549"/>
+            <w:tcW w:type="dxa" w:w="860"/>
             <w:tcBorders>
               <w:top w:val="single" w:color="C9D3DF" w:sz="4"/>
               <w:left w:val="single" w:color="C9D3DF" w:sz="4"/>
@@ -16555,7 +16555,7 @@
         </w:tc>
         <w:tc>
           <w:tcPr>
-            <w:tcW w:type="dxa" w:w="2079"/>
+            <w:tcW w:type="dxa" w:w="2244"/>
             <w:tcBorders>
               <w:top w:val="single" w:color="C9D3DF" w:sz="4"/>
               <w:left w:val="single" w:color="C9D3DF" w:sz="4"/>
@@ -16585,7 +16585,7 @@
         </w:tc>
         <w:tc>
           <w:tcPr>
-            <w:tcW w:type="dxa" w:w="2998"/>
+            <w:tcW w:type="dxa" w:w="3236"/>
             <w:tcBorders>
               <w:top w:val="single" w:color="C9D3DF" w:sz="4"/>
               <w:left w:val="single" w:color="C9D3DF" w:sz="4"/>
@@ -16615,7 +16615,7 @@
         </w:tc>
         <w:tc>
           <w:tcPr>
-            <w:tcW w:type="dxa" w:w="3578"/>
+            <w:tcW w:type="dxa" w:w="3864"/>
             <w:tcBorders>
               <w:top w:val="single" w:color="C9D3DF" w:sz="4"/>
               <w:left w:val="single" w:color="C9D3DF" w:sz="4"/>
@@ -16651,7 +16651,7 @@
         </w:trPr>
         <w:tc>
           <w:tcPr>
-            <w:tcW w:type="dxa" w:w="1549"/>
+            <w:tcW w:type="dxa" w:w="860"/>
             <w:tcBorders>
               <w:top w:val="single" w:color="C9D3DF" w:sz="4"/>
               <w:left w:val="single" w:color="C9D3DF" w:sz="4"/>
@@ -16681,7 +16681,7 @@
         </w:tc>
         <w:tc>
           <w:tcPr>
-            <w:tcW w:type="dxa" w:w="2079"/>
+            <w:tcW w:type="dxa" w:w="2244"/>
             <w:tcBorders>
               <w:top w:val="single" w:color="C9D3DF" w:sz="4"/>
               <w:left w:val="single" w:color="C9D3DF" w:sz="4"/>
@@ -16711,7 +16711,7 @@
         </w:tc>
         <w:tc>
           <w:tcPr>
-            <w:tcW w:type="dxa" w:w="2998"/>
+            <w:tcW w:type="dxa" w:w="3236"/>
             <w:tcBorders>
               <w:top w:val="single" w:color="C9D3DF" w:sz="4"/>
               <w:left w:val="single" w:color="C9D3DF" w:sz="4"/>
@@ -16741,7 +16741,7 @@
         </w:tc>
         <w:tc>
           <w:tcPr>
-            <w:tcW w:type="dxa" w:w="3578"/>
+            <w:tcW w:type="dxa" w:w="3864"/>
             <w:tcBorders>
               <w:top w:val="single" w:color="C9D3DF" w:sz="4"/>
               <w:left w:val="single" w:color="C9D3DF" w:sz="4"/>
@@ -16777,7 +16777,7 @@
         </w:trPr>
         <w:tc>
           <w:tcPr>
-            <w:tcW w:type="dxa" w:w="1549"/>
+            <w:tcW w:type="dxa" w:w="860"/>
             <w:tcBorders>
               <w:top w:val="single" w:color="C9D3DF" w:sz="4"/>
               <w:left w:val="single" w:color="C9D3DF" w:sz="4"/>
@@ -16807,7 +16807,7 @@
         </w:tc>
         <w:tc>
           <w:tcPr>
-            <w:tcW w:type="dxa" w:w="2079"/>
+            <w:tcW w:type="dxa" w:w="2244"/>
             <w:tcBorders>
               <w:top w:val="single" w:color="C9D3DF" w:sz="4"/>
               <w:left w:val="single" w:color="C9D3DF" w:sz="4"/>
@@ -16837,7 +16837,7 @@
         </w:tc>
         <w:tc>
           <w:tcPr>
-            <w:tcW w:type="dxa" w:w="2998"/>
+            <w:tcW w:type="dxa" w:w="3236"/>
             <w:tcBorders>
               <w:top w:val="single" w:color="C9D3DF" w:sz="4"/>
               <w:left w:val="single" w:color="C9D3DF" w:sz="4"/>
@@ -16867,7 +16867,7 @@
         </w:tc>
         <w:tc>
           <w:tcPr>
-            <w:tcW w:type="dxa" w:w="3578"/>
+            <w:tcW w:type="dxa" w:w="3864"/>
             <w:tcBorders>
               <w:top w:val="single" w:color="C9D3DF" w:sz="4"/>
               <w:left w:val="single" w:color="C9D3DF" w:sz="4"/>
@@ -16903,7 +16903,7 @@
         </w:trPr>
         <w:tc>
           <w:tcPr>
-            <w:tcW w:type="dxa" w:w="1549"/>
+            <w:tcW w:type="dxa" w:w="860"/>
             <w:tcBorders>
               <w:top w:val="single" w:color="C9D3DF" w:sz="4"/>
               <w:left w:val="single" w:color="C9D3DF" w:sz="4"/>
@@ -16933,7 +16933,7 @@
         </w:tc>
         <w:tc>
           <w:tcPr>
-            <w:tcW w:type="dxa" w:w="2079"/>
+            <w:tcW w:type="dxa" w:w="2244"/>
             <w:tcBorders>
               <w:top w:val="single" w:color="C9D3DF" w:sz="4"/>
               <w:left w:val="single" w:color="C9D3DF" w:sz="4"/>
@@ -16963,7 +16963,7 @@
         </w:tc>
         <w:tc>
           <w:tcPr>
-            <w:tcW w:type="dxa" w:w="2998"/>
+            <w:tcW w:type="dxa" w:w="3236"/>
             <w:tcBorders>
               <w:top w:val="single" w:color="C9D3DF" w:sz="4"/>
               <w:left w:val="single" w:color="C9D3DF" w:sz="4"/>
@@ -16993,7 +16993,7 @@
         </w:tc>
         <w:tc>
           <w:tcPr>
-            <w:tcW w:type="dxa" w:w="3578"/>
+            <w:tcW w:type="dxa" w:w="3864"/>
             <w:tcBorders>
               <w:top w:val="single" w:color="C9D3DF" w:sz="4"/>
               <w:left w:val="single" w:color="C9D3DF" w:sz="4"/>
@@ -17273,7 +17273,7 @@
           </w:tcPr>
           <w:p>
             <w:pPr>
-              <w:jc w:val="center"/>
+              <w:jc w:val="left"/>
             </w:pPr>
             <w:r>
               <w:rPr>
@@ -17399,7 +17399,7 @@
           </w:tcPr>
           <w:p>
             <w:pPr>
-              <w:jc w:val="center"/>
+              <w:jc w:val="left"/>
             </w:pPr>
             <w:r>
               <w:rPr>
@@ -17525,7 +17525,7 @@
           </w:tcPr>
           <w:p>
             <w:pPr>
-              <w:jc w:val="center"/>
+              <w:jc w:val="left"/>
             </w:pPr>
             <w:r>
               <w:rPr>
@@ -17907,7 +17907,7 @@
           </w:tcPr>
           <w:p>
             <w:pPr>
-              <w:jc w:val="center"/>
+              <w:jc w:val="left"/>
             </w:pPr>
             <w:r>
               <w:rPr>
@@ -18003,7 +18003,7 @@
           </w:tcPr>
           <w:p>
             <w:pPr>
-              <w:jc w:val="center"/>
+              <w:jc w:val="left"/>
             </w:pPr>
             <w:r>
               <w:rPr>
@@ -18099,7 +18099,7 @@
           </w:tcPr>
           <w:p>
             <w:pPr>
-              <w:jc w:val="center"/>
+              <w:jc w:val="left"/>
             </w:pPr>
             <w:r>
               <w:rPr>
@@ -18195,7 +18195,7 @@
           </w:tcPr>
           <w:p>
             <w:pPr>
-              <w:jc w:val="center"/>
+              <w:jc w:val="left"/>
             </w:pPr>
             <w:r>
               <w:rPr>
@@ -18445,10 +18445,10 @@
         </w:tblBorders>
       </w:tblPr>
       <w:tblGrid>
-        <w:gridCol w:w="1634"/>
-        <w:gridCol w:w="3123"/>
-        <w:gridCol w:w="3661"/>
-        <w:gridCol w:w="1786"/>
+        <w:gridCol w:w="660"/>
+        <w:gridCol w:w="2985"/>
+        <w:gridCol w:w="3499"/>
+        <w:gridCol w:w="3060"/>
       </w:tblGrid>
       <w:tr>
         <w:trPr>
@@ -18457,7 +18457,7 @@
         </w:trPr>
         <w:tc>
           <w:tcPr>
-            <w:tcW w:type="dxa" w:w="1634"/>
+            <w:tcW w:type="dxa" w:w="660"/>
             <w:tcBorders>
               <w:top w:val="single" w:color="C9D3DF" w:sz="4"/>
               <w:left w:val="single" w:color="C9D3DF" w:sz="4"/>
@@ -18491,7 +18491,7 @@
         </w:tc>
         <w:tc>
           <w:tcPr>
-            <w:tcW w:type="dxa" w:w="3123"/>
+            <w:tcW w:type="dxa" w:w="2985"/>
             <w:tcBorders>
               <w:top w:val="single" w:color="C9D3DF" w:sz="4"/>
               <w:left w:val="single" w:color="C9D3DF" w:sz="4"/>
@@ -18525,7 +18525,7 @@
         </w:tc>
         <w:tc>
           <w:tcPr>
-            <w:tcW w:type="dxa" w:w="3661"/>
+            <w:tcW w:type="dxa" w:w="3499"/>
             <w:tcBorders>
               <w:top w:val="single" w:color="C9D3DF" w:sz="4"/>
               <w:left w:val="single" w:color="C9D3DF" w:sz="4"/>
@@ -18559,7 +18559,7 @@
         </w:tc>
         <w:tc>
           <w:tcPr>
-            <w:tcW w:type="dxa" w:w="1786"/>
+            <w:tcW w:type="dxa" w:w="3060"/>
             <w:tcBorders>
               <w:top w:val="single" w:color="C9D3DF" w:sz="4"/>
               <w:left w:val="single" w:color="C9D3DF" w:sz="4"/>
@@ -18599,7 +18599,7 @@
         </w:trPr>
         <w:tc>
           <w:tcPr>
-            <w:tcW w:type="dxa" w:w="1634"/>
+            <w:tcW w:type="dxa" w:w="660"/>
             <w:tcBorders>
               <w:top w:val="single" w:color="C9D3DF" w:sz="4"/>
               <w:left w:val="single" w:color="C9D3DF" w:sz="4"/>
@@ -18629,7 +18629,7 @@
         </w:tc>
         <w:tc>
           <w:tcPr>
-            <w:tcW w:type="dxa" w:w="3123"/>
+            <w:tcW w:type="dxa" w:w="2985"/>
             <w:tcBorders>
               <w:top w:val="single" w:color="C9D3DF" w:sz="4"/>
               <w:left w:val="single" w:color="C9D3DF" w:sz="4"/>
@@ -18659,7 +18659,7 @@
         </w:tc>
         <w:tc>
           <w:tcPr>
-            <w:tcW w:type="dxa" w:w="3661"/>
+            <w:tcW w:type="dxa" w:w="3499"/>
             <w:tcBorders>
               <w:top w:val="single" w:color="C9D3DF" w:sz="4"/>
               <w:left w:val="single" w:color="C9D3DF" w:sz="4"/>
@@ -18689,7 +18689,7 @@
         </w:tc>
         <w:tc>
           <w:tcPr>
-            <w:tcW w:type="dxa" w:w="1786"/>
+            <w:tcW w:type="dxa" w:w="3060"/>
             <w:tcBorders>
               <w:top w:val="single" w:color="C9D3DF" w:sz="4"/>
               <w:left w:val="single" w:color="C9D3DF" w:sz="4"/>
@@ -18725,7 +18725,7 @@
         </w:trPr>
         <w:tc>
           <w:tcPr>
-            <w:tcW w:type="dxa" w:w="1634"/>
+            <w:tcW w:type="dxa" w:w="660"/>
             <w:tcBorders>
               <w:top w:val="single" w:color="C9D3DF" w:sz="4"/>
               <w:left w:val="single" w:color="C9D3DF" w:sz="4"/>
@@ -18755,7 +18755,7 @@
         </w:tc>
         <w:tc>
           <w:tcPr>
-            <w:tcW w:type="dxa" w:w="3123"/>
+            <w:tcW w:type="dxa" w:w="2985"/>
             <w:tcBorders>
               <w:top w:val="single" w:color="C9D3DF" w:sz="4"/>
               <w:left w:val="single" w:color="C9D3DF" w:sz="4"/>
@@ -18785,7 +18785,7 @@
         </w:tc>
         <w:tc>
           <w:tcPr>
-            <w:tcW w:type="dxa" w:w="3661"/>
+            <w:tcW w:type="dxa" w:w="3499"/>
             <w:tcBorders>
               <w:top w:val="single" w:color="C9D3DF" w:sz="4"/>
               <w:left w:val="single" w:color="C9D3DF" w:sz="4"/>
@@ -18815,7 +18815,7 @@
         </w:tc>
         <w:tc>
           <w:tcPr>
-            <w:tcW w:type="dxa" w:w="1786"/>
+            <w:tcW w:type="dxa" w:w="3060"/>
             <w:tcBorders>
               <w:top w:val="single" w:color="C9D3DF" w:sz="4"/>
               <w:left w:val="single" w:color="C9D3DF" w:sz="4"/>
@@ -18851,7 +18851,7 @@
         </w:trPr>
         <w:tc>
           <w:tcPr>
-            <w:tcW w:type="dxa" w:w="1634"/>
+            <w:tcW w:type="dxa" w:w="660"/>
             <w:tcBorders>
               <w:top w:val="single" w:color="C9D3DF" w:sz="4"/>
               <w:left w:val="single" w:color="C9D3DF" w:sz="4"/>
@@ -18881,7 +18881,7 @@
         </w:tc>
         <w:tc>
           <w:tcPr>
-            <w:tcW w:type="dxa" w:w="3123"/>
+            <w:tcW w:type="dxa" w:w="2985"/>
             <w:tcBorders>
               <w:top w:val="single" w:color="C9D3DF" w:sz="4"/>
               <w:left w:val="single" w:color="C9D3DF" w:sz="4"/>
@@ -18911,7 +18911,7 @@
         </w:tc>
         <w:tc>
           <w:tcPr>
-            <w:tcW w:type="dxa" w:w="3661"/>
+            <w:tcW w:type="dxa" w:w="3499"/>
             <w:tcBorders>
               <w:top w:val="single" w:color="C9D3DF" w:sz="4"/>
               <w:left w:val="single" w:color="C9D3DF" w:sz="4"/>
@@ -18941,7 +18941,7 @@
         </w:tc>
         <w:tc>
           <w:tcPr>
-            <w:tcW w:type="dxa" w:w="1786"/>
+            <w:tcW w:type="dxa" w:w="3060"/>
             <w:tcBorders>
               <w:top w:val="single" w:color="C9D3DF" w:sz="4"/>
               <w:left w:val="single" w:color="C9D3DF" w:sz="4"/>
@@ -18977,7 +18977,7 @@
         </w:trPr>
         <w:tc>
           <w:tcPr>
-            <w:tcW w:type="dxa" w:w="1634"/>
+            <w:tcW w:type="dxa" w:w="660"/>
             <w:tcBorders>
               <w:top w:val="single" w:color="C9D3DF" w:sz="4"/>
               <w:left w:val="single" w:color="C9D3DF" w:sz="4"/>
@@ -19007,7 +19007,7 @@
         </w:tc>
         <w:tc>
           <w:tcPr>
-            <w:tcW w:type="dxa" w:w="3123"/>
+            <w:tcW w:type="dxa" w:w="2985"/>
             <w:tcBorders>
               <w:top w:val="single" w:color="C9D3DF" w:sz="4"/>
               <w:left w:val="single" w:color="C9D3DF" w:sz="4"/>
@@ -19037,7 +19037,7 @@
         </w:tc>
         <w:tc>
           <w:tcPr>
-            <w:tcW w:type="dxa" w:w="3661"/>
+            <w:tcW w:type="dxa" w:w="3499"/>
             <w:tcBorders>
               <w:top w:val="single" w:color="C9D3DF" w:sz="4"/>
               <w:left w:val="single" w:color="C9D3DF" w:sz="4"/>
@@ -19067,7 +19067,7 @@
         </w:tc>
         <w:tc>
           <w:tcPr>
-            <w:tcW w:type="dxa" w:w="1786"/>
+            <w:tcW w:type="dxa" w:w="3060"/>
             <w:tcBorders>
               <w:top w:val="single" w:color="C9D3DF" w:sz="4"/>
               <w:left w:val="single" w:color="C9D3DF" w:sz="4"/>
@@ -19103,7 +19103,7 @@
         </w:trPr>
         <w:tc>
           <w:tcPr>
-            <w:tcW w:type="dxa" w:w="1634"/>
+            <w:tcW w:type="dxa" w:w="660"/>
             <w:tcBorders>
               <w:top w:val="single" w:color="C9D3DF" w:sz="4"/>
               <w:left w:val="single" w:color="C9D3DF" w:sz="4"/>
@@ -19133,7 +19133,7 @@
         </w:tc>
         <w:tc>
           <w:tcPr>
-            <w:tcW w:type="dxa" w:w="3123"/>
+            <w:tcW w:type="dxa" w:w="2985"/>
             <w:tcBorders>
               <w:top w:val="single" w:color="C9D3DF" w:sz="4"/>
               <w:left w:val="single" w:color="C9D3DF" w:sz="4"/>
@@ -19163,7 +19163,7 @@
         </w:tc>
         <w:tc>
           <w:tcPr>
-            <w:tcW w:type="dxa" w:w="3661"/>
+            <w:tcW w:type="dxa" w:w="3499"/>
             <w:tcBorders>
               <w:top w:val="single" w:color="C9D3DF" w:sz="4"/>
               <w:left w:val="single" w:color="C9D3DF" w:sz="4"/>
@@ -19193,7 +19193,7 @@
         </w:tc>
         <w:tc>
           <w:tcPr>
-            <w:tcW w:type="dxa" w:w="1786"/>
+            <w:tcW w:type="dxa" w:w="3060"/>
             <w:tcBorders>
               <w:top w:val="single" w:color="C9D3DF" w:sz="4"/>
               <w:left w:val="single" w:color="C9D3DF" w:sz="4"/>
@@ -19229,7 +19229,7 @@
         </w:trPr>
         <w:tc>
           <w:tcPr>
-            <w:tcW w:type="dxa" w:w="1634"/>
+            <w:tcW w:type="dxa" w:w="660"/>
             <w:tcBorders>
               <w:top w:val="single" w:color="C9D3DF" w:sz="4"/>
               <w:left w:val="single" w:color="C9D3DF" w:sz="4"/>
@@ -19259,7 +19259,7 @@
         </w:tc>
         <w:tc>
           <w:tcPr>
-            <w:tcW w:type="dxa" w:w="3123"/>
+            <w:tcW w:type="dxa" w:w="2985"/>
             <w:tcBorders>
               <w:top w:val="single" w:color="C9D3DF" w:sz="4"/>
               <w:left w:val="single" w:color="C9D3DF" w:sz="4"/>
@@ -19289,7 +19289,7 @@
         </w:tc>
         <w:tc>
           <w:tcPr>
-            <w:tcW w:type="dxa" w:w="3661"/>
+            <w:tcW w:type="dxa" w:w="3499"/>
             <w:tcBorders>
               <w:top w:val="single" w:color="C9D3DF" w:sz="4"/>
               <w:left w:val="single" w:color="C9D3DF" w:sz="4"/>
@@ -19319,7 +19319,7 @@
         </w:tc>
         <w:tc>
           <w:tcPr>
-            <w:tcW w:type="dxa" w:w="1786"/>
+            <w:tcW w:type="dxa" w:w="3060"/>
             <w:tcBorders>
               <w:top w:val="single" w:color="C9D3DF" w:sz="4"/>
               <w:left w:val="single" w:color="C9D3DF" w:sz="4"/>
@@ -19355,7 +19355,7 @@
         </w:trPr>
         <w:tc>
           <w:tcPr>
-            <w:tcW w:type="dxa" w:w="1634"/>
+            <w:tcW w:type="dxa" w:w="660"/>
             <w:tcBorders>
               <w:top w:val="single" w:color="C9D3DF" w:sz="4"/>
               <w:left w:val="single" w:color="C9D3DF" w:sz="4"/>
@@ -19385,7 +19385,7 @@
         </w:tc>
         <w:tc>
           <w:tcPr>
-            <w:tcW w:type="dxa" w:w="3123"/>
+            <w:tcW w:type="dxa" w:w="2985"/>
             <w:tcBorders>
               <w:top w:val="single" w:color="C9D3DF" w:sz="4"/>
               <w:left w:val="single" w:color="C9D3DF" w:sz="4"/>
@@ -19415,7 +19415,7 @@
         </w:tc>
         <w:tc>
           <w:tcPr>
-            <w:tcW w:type="dxa" w:w="3661"/>
+            <w:tcW w:type="dxa" w:w="3499"/>
             <w:tcBorders>
               <w:top w:val="single" w:color="C9D3DF" w:sz="4"/>
               <w:left w:val="single" w:color="C9D3DF" w:sz="4"/>
@@ -19445,7 +19445,7 @@
         </w:tc>
         <w:tc>
           <w:tcPr>
-            <w:tcW w:type="dxa" w:w="1786"/>
+            <w:tcW w:type="dxa" w:w="3060"/>
             <w:tcBorders>
               <w:top w:val="single" w:color="C9D3DF" w:sz="4"/>
               <w:left w:val="single" w:color="C9D3DF" w:sz="4"/>
@@ -19481,7 +19481,7 @@
         </w:trPr>
         <w:tc>
           <w:tcPr>
-            <w:tcW w:type="dxa" w:w="1634"/>
+            <w:tcW w:type="dxa" w:w="660"/>
             <w:tcBorders>
               <w:top w:val="single" w:color="C9D3DF" w:sz="4"/>
               <w:left w:val="single" w:color="C9D3DF" w:sz="4"/>
@@ -19511,7 +19511,7 @@
         </w:tc>
         <w:tc>
           <w:tcPr>
-            <w:tcW w:type="dxa" w:w="3123"/>
+            <w:tcW w:type="dxa" w:w="2985"/>
             <w:tcBorders>
               <w:top w:val="single" w:color="C9D3DF" w:sz="4"/>
               <w:left w:val="single" w:color="C9D3DF" w:sz="4"/>
@@ -19541,7 +19541,7 @@
         </w:tc>
         <w:tc>
           <w:tcPr>
-            <w:tcW w:type="dxa" w:w="3661"/>
+            <w:tcW w:type="dxa" w:w="3499"/>
             <w:tcBorders>
               <w:top w:val="single" w:color="C9D3DF" w:sz="4"/>
               <w:left w:val="single" w:color="C9D3DF" w:sz="4"/>
@@ -19571,7 +19571,7 @@
         </w:tc>
         <w:tc>
           <w:tcPr>
-            <w:tcW w:type="dxa" w:w="1786"/>
+            <w:tcW w:type="dxa" w:w="3060"/>
             <w:tcBorders>
               <w:top w:val="single" w:color="C9D3DF" w:sz="4"/>
               <w:left w:val="single" w:color="C9D3DF" w:sz="4"/>
@@ -19607,7 +19607,7 @@
         </w:trPr>
         <w:tc>
           <w:tcPr>
-            <w:tcW w:type="dxa" w:w="1634"/>
+            <w:tcW w:type="dxa" w:w="660"/>
             <w:tcBorders>
               <w:top w:val="single" w:color="C9D3DF" w:sz="4"/>
               <w:left w:val="single" w:color="C9D3DF" w:sz="4"/>
@@ -19637,7 +19637,7 @@
         </w:tc>
         <w:tc>
           <w:tcPr>
-            <w:tcW w:type="dxa" w:w="3123"/>
+            <w:tcW w:type="dxa" w:w="2985"/>
             <w:tcBorders>
               <w:top w:val="single" w:color="C9D3DF" w:sz="4"/>
               <w:left w:val="single" w:color="C9D3DF" w:sz="4"/>
@@ -19667,7 +19667,7 @@
         </w:tc>
         <w:tc>
           <w:tcPr>
-            <w:tcW w:type="dxa" w:w="3661"/>
+            <w:tcW w:type="dxa" w:w="3499"/>
             <w:tcBorders>
               <w:top w:val="single" w:color="C9D3DF" w:sz="4"/>
               <w:left w:val="single" w:color="C9D3DF" w:sz="4"/>
@@ -19697,7 +19697,7 @@
         </w:tc>
         <w:tc>
           <w:tcPr>
-            <w:tcW w:type="dxa" w:w="1786"/>
+            <w:tcW w:type="dxa" w:w="3060"/>
             <w:tcBorders>
               <w:top w:val="single" w:color="C9D3DF" w:sz="4"/>
               <w:left w:val="single" w:color="C9D3DF" w:sz="4"/>
@@ -19733,7 +19733,7 @@
         </w:trPr>
         <w:tc>
           <w:tcPr>
-            <w:tcW w:type="dxa" w:w="1634"/>
+            <w:tcW w:type="dxa" w:w="660"/>
             <w:tcBorders>
               <w:top w:val="single" w:color="C9D3DF" w:sz="4"/>
               <w:left w:val="single" w:color="C9D3DF" w:sz="4"/>
@@ -19763,7 +19763,7 @@
         </w:tc>
         <w:tc>
           <w:tcPr>
-            <w:tcW w:type="dxa" w:w="3123"/>
+            <w:tcW w:type="dxa" w:w="2985"/>
             <w:tcBorders>
               <w:top w:val="single" w:color="C9D3DF" w:sz="4"/>
               <w:left w:val="single" w:color="C9D3DF" w:sz="4"/>
@@ -19793,7 +19793,7 @@
         </w:tc>
         <w:tc>
           <w:tcPr>
-            <w:tcW w:type="dxa" w:w="3661"/>
+            <w:tcW w:type="dxa" w:w="3499"/>
             <w:tcBorders>
               <w:top w:val="single" w:color="C9D3DF" w:sz="4"/>
               <w:left w:val="single" w:color="C9D3DF" w:sz="4"/>
@@ -19823,7 +19823,7 @@
         </w:tc>
         <w:tc>
           <w:tcPr>
-            <w:tcW w:type="dxa" w:w="1786"/>
+            <w:tcW w:type="dxa" w:w="3060"/>
             <w:tcBorders>
               <w:top w:val="single" w:color="C9D3DF" w:sz="4"/>
               <w:left w:val="single" w:color="C9D3DF" w:sz="4"/>
@@ -19859,7 +19859,7 @@
         </w:trPr>
         <w:tc>
           <w:tcPr>
-            <w:tcW w:type="dxa" w:w="1634"/>
+            <w:tcW w:type="dxa" w:w="660"/>
             <w:tcBorders>
               <w:top w:val="single" w:color="C9D3DF" w:sz="4"/>
               <w:left w:val="single" w:color="C9D3DF" w:sz="4"/>
@@ -19889,7 +19889,7 @@
         </w:tc>
         <w:tc>
           <w:tcPr>
-            <w:tcW w:type="dxa" w:w="3123"/>
+            <w:tcW w:type="dxa" w:w="2985"/>
             <w:tcBorders>
               <w:top w:val="single" w:color="C9D3DF" w:sz="4"/>
               <w:left w:val="single" w:color="C9D3DF" w:sz="4"/>
@@ -19919,7 +19919,7 @@
         </w:tc>
         <w:tc>
           <w:tcPr>
-            <w:tcW w:type="dxa" w:w="3661"/>
+            <w:tcW w:type="dxa" w:w="3499"/>
             <w:tcBorders>
               <w:top w:val="single" w:color="C9D3DF" w:sz="4"/>
               <w:left w:val="single" w:color="C9D3DF" w:sz="4"/>
@@ -19949,7 +19949,7 @@
         </w:tc>
         <w:tc>
           <w:tcPr>
-            <w:tcW w:type="dxa" w:w="1786"/>
+            <w:tcW w:type="dxa" w:w="3060"/>
             <w:tcBorders>
               <w:top w:val="single" w:color="C9D3DF" w:sz="4"/>
               <w:left w:val="single" w:color="C9D3DF" w:sz="4"/>
@@ -19985,7 +19985,7 @@
         </w:trPr>
         <w:tc>
           <w:tcPr>
-            <w:tcW w:type="dxa" w:w="1634"/>
+            <w:tcW w:type="dxa" w:w="660"/>
             <w:tcBorders>
               <w:top w:val="single" w:color="C9D3DF" w:sz="4"/>
               <w:left w:val="single" w:color="C9D3DF" w:sz="4"/>
@@ -20015,7 +20015,7 @@
         </w:tc>
         <w:tc>
           <w:tcPr>
-            <w:tcW w:type="dxa" w:w="3123"/>
+            <w:tcW w:type="dxa" w:w="2985"/>
             <w:tcBorders>
               <w:top w:val="single" w:color="C9D3DF" w:sz="4"/>
               <w:left w:val="single" w:color="C9D3DF" w:sz="4"/>
@@ -20045,7 +20045,7 @@
         </w:tc>
         <w:tc>
           <w:tcPr>
-            <w:tcW w:type="dxa" w:w="3661"/>
+            <w:tcW w:type="dxa" w:w="3499"/>
             <w:tcBorders>
               <w:top w:val="single" w:color="C9D3DF" w:sz="4"/>
               <w:left w:val="single" w:color="C9D3DF" w:sz="4"/>
@@ -20075,7 +20075,7 @@
         </w:tc>
         <w:tc>
           <w:tcPr>
-            <w:tcW w:type="dxa" w:w="1786"/>
+            <w:tcW w:type="dxa" w:w="3060"/>
             <w:tcBorders>
               <w:top w:val="single" w:color="C9D3DF" w:sz="4"/>
               <w:left w:val="single" w:color="C9D3DF" w:sz="4"/>
@@ -20111,7 +20111,7 @@
         </w:trPr>
         <w:tc>
           <w:tcPr>
-            <w:tcW w:type="dxa" w:w="1634"/>
+            <w:tcW w:type="dxa" w:w="660"/>
             <w:tcBorders>
               <w:top w:val="single" w:color="C9D3DF" w:sz="4"/>
               <w:left w:val="single" w:color="C9D3DF" w:sz="4"/>
@@ -20141,7 +20141,7 @@
         </w:tc>
         <w:tc>
           <w:tcPr>
-            <w:tcW w:type="dxa" w:w="3123"/>
+            <w:tcW w:type="dxa" w:w="2985"/>
             <w:tcBorders>
               <w:top w:val="single" w:color="C9D3DF" w:sz="4"/>
               <w:left w:val="single" w:color="C9D3DF" w:sz="4"/>
@@ -20171,7 +20171,7 @@
         </w:tc>
         <w:tc>
           <w:tcPr>
-            <w:tcW w:type="dxa" w:w="3661"/>
+            <w:tcW w:type="dxa" w:w="3499"/>
             <w:tcBorders>
               <w:top w:val="single" w:color="C9D3DF" w:sz="4"/>
               <w:left w:val="single" w:color="C9D3DF" w:sz="4"/>
@@ -20201,7 +20201,7 @@
         </w:tc>
         <w:tc>
           <w:tcPr>
-            <w:tcW w:type="dxa" w:w="1786"/>
+            <w:tcW w:type="dxa" w:w="3060"/>
             <w:tcBorders>
               <w:top w:val="single" w:color="C9D3DF" w:sz="4"/>
               <w:left w:val="single" w:color="C9D3DF" w:sz="4"/>
@@ -20237,7 +20237,7 @@
         </w:trPr>
         <w:tc>
           <w:tcPr>
-            <w:tcW w:type="dxa" w:w="1634"/>
+            <w:tcW w:type="dxa" w:w="660"/>
             <w:tcBorders>
               <w:top w:val="single" w:color="C9D3DF" w:sz="4"/>
               <w:left w:val="single" w:color="C9D3DF" w:sz="4"/>
@@ -20267,7 +20267,7 @@
         </w:tc>
         <w:tc>
           <w:tcPr>
-            <w:tcW w:type="dxa" w:w="3123"/>
+            <w:tcW w:type="dxa" w:w="2985"/>
             <w:tcBorders>
               <w:top w:val="single" w:color="C9D3DF" w:sz="4"/>
               <w:left w:val="single" w:color="C9D3DF" w:sz="4"/>
@@ -20297,7 +20297,7 @@
         </w:tc>
         <w:tc>
           <w:tcPr>
-            <w:tcW w:type="dxa" w:w="3661"/>
+            <w:tcW w:type="dxa" w:w="3499"/>
             <w:tcBorders>
               <w:top w:val="single" w:color="C9D3DF" w:sz="4"/>
               <w:left w:val="single" w:color="C9D3DF" w:sz="4"/>
@@ -20327,7 +20327,7 @@
         </w:tc>
         <w:tc>
           <w:tcPr>
-            <w:tcW w:type="dxa" w:w="1786"/>
+            <w:tcW w:type="dxa" w:w="3060"/>
             <w:tcBorders>
               <w:top w:val="single" w:color="C9D3DF" w:sz="4"/>
               <w:left w:val="single" w:color="C9D3DF" w:sz="4"/>
@@ -20363,7 +20363,7 @@
         </w:trPr>
         <w:tc>
           <w:tcPr>
-            <w:tcW w:type="dxa" w:w="1634"/>
+            <w:tcW w:type="dxa" w:w="660"/>
             <w:tcBorders>
               <w:top w:val="single" w:color="C9D3DF" w:sz="4"/>
               <w:left w:val="single" w:color="C9D3DF" w:sz="4"/>
@@ -20393,7 +20393,7 @@
         </w:tc>
         <w:tc>
           <w:tcPr>
-            <w:tcW w:type="dxa" w:w="3123"/>
+            <w:tcW w:type="dxa" w:w="2985"/>
             <w:tcBorders>
               <w:top w:val="single" w:color="C9D3DF" w:sz="4"/>
               <w:left w:val="single" w:color="C9D3DF" w:sz="4"/>
@@ -20423,7 +20423,7 @@
         </w:tc>
         <w:tc>
           <w:tcPr>
-            <w:tcW w:type="dxa" w:w="3661"/>
+            <w:tcW w:type="dxa" w:w="3499"/>
             <w:tcBorders>
               <w:top w:val="single" w:color="C9D3DF" w:sz="4"/>
               <w:left w:val="single" w:color="C9D3DF" w:sz="4"/>
@@ -20453,7 +20453,7 @@
         </w:tc>
         <w:tc>
           <w:tcPr>
-            <w:tcW w:type="dxa" w:w="1786"/>
+            <w:tcW w:type="dxa" w:w="3060"/>
             <w:tcBorders>
               <w:top w:val="single" w:color="C9D3DF" w:sz="4"/>
               <w:left w:val="single" w:color="C9D3DF" w:sz="4"/>
@@ -20532,8 +20532,8 @@
         </w:tblBorders>
       </w:tblPr>
       <w:tblGrid>
-        <w:gridCol w:w="2964"/>
-        <w:gridCol w:w="7240"/>
+        <w:gridCol w:w="2860"/>
+        <w:gridCol w:w="7344"/>
       </w:tblGrid>
       <w:tr>
         <w:trPr>
@@ -20542,7 +20542,7 @@
         </w:trPr>
         <w:tc>
           <w:tcPr>
-            <w:tcW w:type="dxa" w:w="2964"/>
+            <w:tcW w:type="dxa" w:w="2860"/>
             <w:tcBorders>
               <w:top w:val="single" w:color="C9D3DF" w:sz="4"/>
               <w:left w:val="single" w:color="C9D3DF" w:sz="4"/>
@@ -20576,7 +20576,7 @@
         </w:tc>
         <w:tc>
           <w:tcPr>
-            <w:tcW w:type="dxa" w:w="7240"/>
+            <w:tcW w:type="dxa" w:w="7344"/>
             <w:tcBorders>
               <w:top w:val="single" w:color="C9D3DF" w:sz="4"/>
               <w:left w:val="single" w:color="C9D3DF" w:sz="4"/>
@@ -20616,7 +20616,7 @@
         </w:trPr>
         <w:tc>
           <w:tcPr>
-            <w:tcW w:type="dxa" w:w="2964"/>
+            <w:tcW w:type="dxa" w:w="2860"/>
             <w:tcBorders>
               <w:top w:val="single" w:color="C9D3DF" w:sz="4"/>
               <w:left w:val="single" w:color="C9D3DF" w:sz="4"/>
@@ -20646,7 +20646,7 @@
         </w:tc>
         <w:tc>
           <w:tcPr>
-            <w:tcW w:type="dxa" w:w="7240"/>
+            <w:tcW w:type="dxa" w:w="7344"/>
             <w:tcBorders>
               <w:top w:val="single" w:color="C9D3DF" w:sz="4"/>
               <w:left w:val="single" w:color="C9D3DF" w:sz="4"/>
@@ -20682,7 +20682,7 @@
         </w:trPr>
         <w:tc>
           <w:tcPr>
-            <w:tcW w:type="dxa" w:w="2964"/>
+            <w:tcW w:type="dxa" w:w="2860"/>
             <w:tcBorders>
               <w:top w:val="single" w:color="C9D3DF" w:sz="4"/>
               <w:left w:val="single" w:color="C9D3DF" w:sz="4"/>
@@ -20712,7 +20712,7 @@
         </w:tc>
         <w:tc>
           <w:tcPr>
-            <w:tcW w:type="dxa" w:w="7240"/>
+            <w:tcW w:type="dxa" w:w="7344"/>
             <w:tcBorders>
               <w:top w:val="single" w:color="C9D3DF" w:sz="4"/>
               <w:left w:val="single" w:color="C9D3DF" w:sz="4"/>
@@ -20748,7 +20748,7 @@
         </w:trPr>
         <w:tc>
           <w:tcPr>
-            <w:tcW w:type="dxa" w:w="2964"/>
+            <w:tcW w:type="dxa" w:w="2860"/>
             <w:tcBorders>
               <w:top w:val="single" w:color="C9D3DF" w:sz="4"/>
               <w:left w:val="single" w:color="C9D3DF" w:sz="4"/>
@@ -20778,7 +20778,7 @@
         </w:tc>
         <w:tc>
           <w:tcPr>
-            <w:tcW w:type="dxa" w:w="7240"/>
+            <w:tcW w:type="dxa" w:w="7344"/>
             <w:tcBorders>
               <w:top w:val="single" w:color="C9D3DF" w:sz="4"/>
               <w:left w:val="single" w:color="C9D3DF" w:sz="4"/>
@@ -20814,7 +20814,7 @@
         </w:trPr>
         <w:tc>
           <w:tcPr>
-            <w:tcW w:type="dxa" w:w="2964"/>
+            <w:tcW w:type="dxa" w:w="2860"/>
             <w:tcBorders>
               <w:top w:val="single" w:color="C9D3DF" w:sz="4"/>
               <w:left w:val="single" w:color="C9D3DF" w:sz="4"/>
@@ -20844,7 +20844,7 @@
         </w:tc>
         <w:tc>
           <w:tcPr>
-            <w:tcW w:type="dxa" w:w="7240"/>
+            <w:tcW w:type="dxa" w:w="7344"/>
             <w:tcBorders>
               <w:top w:val="single" w:color="C9D3DF" w:sz="4"/>
               <w:left w:val="single" w:color="C9D3DF" w:sz="4"/>
@@ -20880,7 +20880,7 @@
         </w:trPr>
         <w:tc>
           <w:tcPr>
-            <w:tcW w:type="dxa" w:w="2964"/>
+            <w:tcW w:type="dxa" w:w="2860"/>
             <w:tcBorders>
               <w:top w:val="single" w:color="C9D3DF" w:sz="4"/>
               <w:left w:val="single" w:color="C9D3DF" w:sz="4"/>
@@ -20910,7 +20910,7 @@
         </w:tc>
         <w:tc>
           <w:tcPr>
-            <w:tcW w:type="dxa" w:w="7240"/>
+            <w:tcW w:type="dxa" w:w="7344"/>
             <w:tcBorders>
               <w:top w:val="single" w:color="C9D3DF" w:sz="4"/>
               <w:left w:val="single" w:color="C9D3DF" w:sz="4"/>
@@ -20946,7 +20946,7 @@
         </w:trPr>
         <w:tc>
           <w:tcPr>
-            <w:tcW w:type="dxa" w:w="2964"/>
+            <w:tcW w:type="dxa" w:w="2860"/>
             <w:tcBorders>
               <w:top w:val="single" w:color="C9D3DF" w:sz="4"/>
               <w:left w:val="single" w:color="C9D3DF" w:sz="4"/>
@@ -20976,7 +20976,7 @@
         </w:tc>
         <w:tc>
           <w:tcPr>
-            <w:tcW w:type="dxa" w:w="7240"/>
+            <w:tcW w:type="dxa" w:w="7344"/>
             <w:tcBorders>
               <w:top w:val="single" w:color="C9D3DF" w:sz="4"/>
               <w:left w:val="single" w:color="C9D3DF" w:sz="4"/>
@@ -21289,8 +21289,8 @@
         </w:tblBorders>
       </w:tblPr>
       <w:tblGrid>
-        <w:gridCol w:w="3347"/>
-        <w:gridCol w:w="6857"/>
+        <w:gridCol w:w="2060"/>
+        <w:gridCol w:w="8144"/>
       </w:tblGrid>
       <w:tr>
         <w:trPr>
@@ -21299,7 +21299,7 @@
         </w:trPr>
         <w:tc>
           <w:tcPr>
-            <w:tcW w:type="dxa" w:w="3347"/>
+            <w:tcW w:type="dxa" w:w="2060"/>
             <w:tcBorders>
               <w:top w:val="single" w:color="C9D3DF" w:sz="4"/>
               <w:left w:val="single" w:color="C9D3DF" w:sz="4"/>
@@ -21333,7 +21333,7 @@
         </w:tc>
         <w:tc>
           <w:tcPr>
-            <w:tcW w:type="dxa" w:w="6857"/>
+            <w:tcW w:type="dxa" w:w="8144"/>
             <w:tcBorders>
               <w:top w:val="single" w:color="C9D3DF" w:sz="4"/>
               <w:left w:val="single" w:color="C9D3DF" w:sz="4"/>
@@ -21373,7 +21373,7 @@
         </w:trPr>
         <w:tc>
           <w:tcPr>
-            <w:tcW w:type="dxa" w:w="3347"/>
+            <w:tcW w:type="dxa" w:w="2060"/>
             <w:tcBorders>
               <w:top w:val="single" w:color="C9D3DF" w:sz="4"/>
               <w:left w:val="single" w:color="C9D3DF" w:sz="4"/>
@@ -21403,7 +21403,7 @@
         </w:tc>
         <w:tc>
           <w:tcPr>
-            <w:tcW w:type="dxa" w:w="6857"/>
+            <w:tcW w:type="dxa" w:w="8144"/>
             <w:tcBorders>
               <w:top w:val="single" w:color="C9D3DF" w:sz="4"/>
               <w:left w:val="single" w:color="C9D3DF" w:sz="4"/>
@@ -21439,7 +21439,7 @@
         </w:trPr>
         <w:tc>
           <w:tcPr>
-            <w:tcW w:type="dxa" w:w="3347"/>
+            <w:tcW w:type="dxa" w:w="2060"/>
             <w:tcBorders>
               <w:top w:val="single" w:color="C9D3DF" w:sz="4"/>
               <w:left w:val="single" w:color="C9D3DF" w:sz="4"/>
@@ -21469,7 +21469,7 @@
         </w:tc>
         <w:tc>
           <w:tcPr>
-            <w:tcW w:type="dxa" w:w="6857"/>
+            <w:tcW w:type="dxa" w:w="8144"/>
             <w:tcBorders>
               <w:top w:val="single" w:color="C9D3DF" w:sz="4"/>
               <w:left w:val="single" w:color="C9D3DF" w:sz="4"/>
@@ -21505,7 +21505,7 @@
         </w:trPr>
         <w:tc>
           <w:tcPr>
-            <w:tcW w:type="dxa" w:w="3347"/>
+            <w:tcW w:type="dxa" w:w="2060"/>
             <w:tcBorders>
               <w:top w:val="single" w:color="C9D3DF" w:sz="4"/>
               <w:left w:val="single" w:color="C9D3DF" w:sz="4"/>
@@ -21535,7 +21535,7 @@
         </w:tc>
         <w:tc>
           <w:tcPr>
-            <w:tcW w:type="dxa" w:w="6857"/>
+            <w:tcW w:type="dxa" w:w="8144"/>
             <w:tcBorders>
               <w:top w:val="single" w:color="C9D3DF" w:sz="4"/>
               <w:left w:val="single" w:color="C9D3DF" w:sz="4"/>
@@ -21571,7 +21571,7 @@
         </w:trPr>
         <w:tc>
           <w:tcPr>
-            <w:tcW w:type="dxa" w:w="3347"/>
+            <w:tcW w:type="dxa" w:w="2060"/>
             <w:tcBorders>
               <w:top w:val="single" w:color="C9D3DF" w:sz="4"/>
               <w:left w:val="single" w:color="C9D3DF" w:sz="4"/>
@@ -21601,7 +21601,7 @@
         </w:tc>
         <w:tc>
           <w:tcPr>
-            <w:tcW w:type="dxa" w:w="6857"/>
+            <w:tcW w:type="dxa" w:w="8144"/>
             <w:tcBorders>
               <w:top w:val="single" w:color="C9D3DF" w:sz="4"/>
               <w:left w:val="single" w:color="C9D3DF" w:sz="4"/>
@@ -21637,7 +21637,7 @@
         </w:trPr>
         <w:tc>
           <w:tcPr>
-            <w:tcW w:type="dxa" w:w="3347"/>
+            <w:tcW w:type="dxa" w:w="2060"/>
             <w:tcBorders>
               <w:top w:val="single" w:color="C9D3DF" w:sz="4"/>
               <w:left w:val="single" w:color="C9D3DF" w:sz="4"/>
@@ -21667,7 +21667,7 @@
         </w:tc>
         <w:tc>
           <w:tcPr>
-            <w:tcW w:type="dxa" w:w="6857"/>
+            <w:tcW w:type="dxa" w:w="8144"/>
             <w:tcBorders>
               <w:top w:val="single" w:color="C9D3DF" w:sz="4"/>
               <w:left w:val="single" w:color="C9D3DF" w:sz="4"/>
@@ -21703,7 +21703,7 @@
         </w:trPr>
         <w:tc>
           <w:tcPr>
-            <w:tcW w:type="dxa" w:w="3347"/>
+            <w:tcW w:type="dxa" w:w="2060"/>
             <w:tcBorders>
               <w:top w:val="single" w:color="C9D3DF" w:sz="4"/>
               <w:left w:val="single" w:color="C9D3DF" w:sz="4"/>
@@ -21733,7 +21733,7 @@
         </w:tc>
         <w:tc>
           <w:tcPr>
-            <w:tcW w:type="dxa" w:w="6857"/>
+            <w:tcW w:type="dxa" w:w="8144"/>
             <w:tcBorders>
               <w:top w:val="single" w:color="C9D3DF" w:sz="4"/>
               <w:left w:val="single" w:color="C9D3DF" w:sz="4"/>
@@ -21769,7 +21769,7 @@
         </w:trPr>
         <w:tc>
           <w:tcPr>
-            <w:tcW w:type="dxa" w:w="3347"/>
+            <w:tcW w:type="dxa" w:w="2060"/>
             <w:tcBorders>
               <w:top w:val="single" w:color="C9D3DF" w:sz="4"/>
               <w:left w:val="single" w:color="C9D3DF" w:sz="4"/>
@@ -21799,7 +21799,7 @@
         </w:tc>
         <w:tc>
           <w:tcPr>
-            <w:tcW w:type="dxa" w:w="6857"/>
+            <w:tcW w:type="dxa" w:w="8144"/>
             <w:tcBorders>
               <w:top w:val="single" w:color="C9D3DF" w:sz="4"/>
               <w:left w:val="single" w:color="C9D3DF" w:sz="4"/>
@@ -22301,10 +22301,10 @@
         </w:tblBorders>
       </w:tblPr>
       <w:tblGrid>
-        <w:gridCol w:w="1801"/>
-        <w:gridCol w:w="2602"/>
-        <w:gridCol w:w="3409"/>
-        <w:gridCol w:w="2392"/>
+        <w:gridCol w:w="2060"/>
+        <w:gridCol w:w="2522"/>
+        <w:gridCol w:w="3304"/>
+        <w:gridCol w:w="2318"/>
       </w:tblGrid>
       <w:tr>
         <w:trPr>
@@ -22313,7 +22313,7 @@
         </w:trPr>
         <w:tc>
           <w:tcPr>
-            <w:tcW w:type="dxa" w:w="1801"/>
+            <w:tcW w:type="dxa" w:w="2060"/>
             <w:tcBorders>
               <w:top w:val="single" w:color="C9D3DF" w:sz="4"/>
               <w:left w:val="single" w:color="C9D3DF" w:sz="4"/>
@@ -22347,7 +22347,7 @@
         </w:tc>
         <w:tc>
           <w:tcPr>
-            <w:tcW w:type="dxa" w:w="2602"/>
+            <w:tcW w:type="dxa" w:w="2522"/>
             <w:tcBorders>
               <w:top w:val="single" w:color="C9D3DF" w:sz="4"/>
               <w:left w:val="single" w:color="C9D3DF" w:sz="4"/>
@@ -22381,7 +22381,7 @@
         </w:tc>
         <w:tc>
           <w:tcPr>
-            <w:tcW w:type="dxa" w:w="3409"/>
+            <w:tcW w:type="dxa" w:w="3304"/>
             <w:tcBorders>
               <w:top w:val="single" w:color="C9D3DF" w:sz="4"/>
               <w:left w:val="single" w:color="C9D3DF" w:sz="4"/>
@@ -22415,7 +22415,7 @@
         </w:tc>
         <w:tc>
           <w:tcPr>
-            <w:tcW w:type="dxa" w:w="2392"/>
+            <w:tcW w:type="dxa" w:w="2318"/>
             <w:tcBorders>
               <w:top w:val="single" w:color="C9D3DF" w:sz="4"/>
               <w:left w:val="single" w:color="C9D3DF" w:sz="4"/>
@@ -22455,7 +22455,7 @@
         </w:trPr>
         <w:tc>
           <w:tcPr>
-            <w:tcW w:type="dxa" w:w="1801"/>
+            <w:tcW w:type="dxa" w:w="2060"/>
             <w:tcBorders>
               <w:top w:val="single" w:color="C9D3DF" w:sz="4"/>
               <w:left w:val="single" w:color="C9D3DF" w:sz="4"/>
@@ -22485,7 +22485,7 @@
         </w:tc>
         <w:tc>
           <w:tcPr>
-            <w:tcW w:type="dxa" w:w="2602"/>
+            <w:tcW w:type="dxa" w:w="2522"/>
             <w:tcBorders>
               <w:top w:val="single" w:color="C9D3DF" w:sz="4"/>
               <w:left w:val="single" w:color="C9D3DF" w:sz="4"/>
@@ -22515,7 +22515,7 @@
         </w:tc>
         <w:tc>
           <w:tcPr>
-            <w:tcW w:type="dxa" w:w="3409"/>
+            <w:tcW w:type="dxa" w:w="3304"/>
             <w:tcBorders>
               <w:top w:val="single" w:color="C9D3DF" w:sz="4"/>
               <w:left w:val="single" w:color="C9D3DF" w:sz="4"/>
@@ -22545,7 +22545,7 @@
         </w:tc>
         <w:tc>
           <w:tcPr>
-            <w:tcW w:type="dxa" w:w="2392"/>
+            <w:tcW w:type="dxa" w:w="2318"/>
             <w:tcBorders>
               <w:top w:val="single" w:color="C9D3DF" w:sz="4"/>
               <w:left w:val="single" w:color="C9D3DF" w:sz="4"/>
@@ -22581,7 +22581,7 @@
         </w:trPr>
         <w:tc>
           <w:tcPr>
-            <w:tcW w:type="dxa" w:w="1801"/>
+            <w:tcW w:type="dxa" w:w="2060"/>
             <w:tcBorders>
               <w:top w:val="single" w:color="C9D3DF" w:sz="4"/>
               <w:left w:val="single" w:color="C9D3DF" w:sz="4"/>
@@ -22611,7 +22611,7 @@
         </w:tc>
         <w:tc>
           <w:tcPr>
-            <w:tcW w:type="dxa" w:w="2602"/>
+            <w:tcW w:type="dxa" w:w="2522"/>
             <w:tcBorders>
               <w:top w:val="single" w:color="C9D3DF" w:sz="4"/>
               <w:left w:val="single" w:color="C9D3DF" w:sz="4"/>
@@ -22641,7 +22641,7 @@
         </w:tc>
         <w:tc>
           <w:tcPr>
-            <w:tcW w:type="dxa" w:w="3409"/>
+            <w:tcW w:type="dxa" w:w="3304"/>
             <w:tcBorders>
               <w:top w:val="single" w:color="C9D3DF" w:sz="4"/>
               <w:left w:val="single" w:color="C9D3DF" w:sz="4"/>
@@ -22671,7 +22671,7 @@
         </w:tc>
         <w:tc>
           <w:tcPr>
-            <w:tcW w:type="dxa" w:w="2392"/>
+            <w:tcW w:type="dxa" w:w="2318"/>
             <w:tcBorders>
               <w:top w:val="single" w:color="C9D3DF" w:sz="4"/>
               <w:left w:val="single" w:color="C9D3DF" w:sz="4"/>
@@ -22707,7 +22707,7 @@
         </w:trPr>
         <w:tc>
           <w:tcPr>
-            <w:tcW w:type="dxa" w:w="1801"/>
+            <w:tcW w:type="dxa" w:w="2060"/>
             <w:tcBorders>
               <w:top w:val="single" w:color="C9D3DF" w:sz="4"/>
               <w:left w:val="single" w:color="C9D3DF" w:sz="4"/>
@@ -22737,7 +22737,7 @@
         </w:tc>
         <w:tc>
           <w:tcPr>
-            <w:tcW w:type="dxa" w:w="2602"/>
+            <w:tcW w:type="dxa" w:w="2522"/>
             <w:tcBorders>
               <w:top w:val="single" w:color="C9D3DF" w:sz="4"/>
               <w:left w:val="single" w:color="C9D3DF" w:sz="4"/>
@@ -22767,7 +22767,7 @@
         </w:tc>
         <w:tc>
           <w:tcPr>
-            <w:tcW w:type="dxa" w:w="3409"/>
+            <w:tcW w:type="dxa" w:w="3304"/>
             <w:tcBorders>
               <w:top w:val="single" w:color="C9D3DF" w:sz="4"/>
               <w:left w:val="single" w:color="C9D3DF" w:sz="4"/>
@@ -22797,7 +22797,7 @@
         </w:tc>
         <w:tc>
           <w:tcPr>
-            <w:tcW w:type="dxa" w:w="2392"/>
+            <w:tcW w:type="dxa" w:w="2318"/>
             <w:tcBorders>
               <w:top w:val="single" w:color="C9D3DF" w:sz="4"/>
               <w:left w:val="single" w:color="C9D3DF" w:sz="4"/>
@@ -22833,7 +22833,7 @@
         </w:trPr>
         <w:tc>
           <w:tcPr>
-            <w:tcW w:type="dxa" w:w="1801"/>
+            <w:tcW w:type="dxa" w:w="2060"/>
             <w:tcBorders>
               <w:top w:val="single" w:color="C9D3DF" w:sz="4"/>
               <w:left w:val="single" w:color="C9D3DF" w:sz="4"/>
@@ -22863,7 +22863,7 @@
         </w:tc>
         <w:tc>
           <w:tcPr>
-            <w:tcW w:type="dxa" w:w="2602"/>
+            <w:tcW w:type="dxa" w:w="2522"/>
             <w:tcBorders>
               <w:top w:val="single" w:color="C9D3DF" w:sz="4"/>
               <w:left w:val="single" w:color="C9D3DF" w:sz="4"/>
@@ -22893,7 +22893,7 @@
         </w:tc>
         <w:tc>
           <w:tcPr>
-            <w:tcW w:type="dxa" w:w="3409"/>
+            <w:tcW w:type="dxa" w:w="3304"/>
             <w:tcBorders>
               <w:top w:val="single" w:color="C9D3DF" w:sz="4"/>
               <w:left w:val="single" w:color="C9D3DF" w:sz="4"/>
@@ -22923,7 +22923,7 @@
         </w:tc>
         <w:tc>
           <w:tcPr>
-            <w:tcW w:type="dxa" w:w="2392"/>
+            <w:tcW w:type="dxa" w:w="2318"/>
             <w:tcBorders>
               <w:top w:val="single" w:color="C9D3DF" w:sz="4"/>
               <w:left w:val="single" w:color="C9D3DF" w:sz="4"/>
@@ -22959,7 +22959,7 @@
         </w:trPr>
         <w:tc>
           <w:tcPr>
-            <w:tcW w:type="dxa" w:w="1801"/>
+            <w:tcW w:type="dxa" w:w="2060"/>
             <w:tcBorders>
               <w:top w:val="single" w:color="C9D3DF" w:sz="4"/>
               <w:left w:val="single" w:color="C9D3DF" w:sz="4"/>
@@ -22989,7 +22989,7 @@
         </w:tc>
         <w:tc>
           <w:tcPr>
-            <w:tcW w:type="dxa" w:w="2602"/>
+            <w:tcW w:type="dxa" w:w="2522"/>
             <w:tcBorders>
               <w:top w:val="single" w:color="C9D3DF" w:sz="4"/>
               <w:left w:val="single" w:color="C9D3DF" w:sz="4"/>
@@ -23019,7 +23019,7 @@
         </w:tc>
         <w:tc>
           <w:tcPr>
-            <w:tcW w:type="dxa" w:w="3409"/>
+            <w:tcW w:type="dxa" w:w="3304"/>
             <w:tcBorders>
               <w:top w:val="single" w:color="C9D3DF" w:sz="4"/>
               <w:left w:val="single" w:color="C9D3DF" w:sz="4"/>
@@ -23049,7 +23049,7 @@
         </w:tc>
         <w:tc>
           <w:tcPr>
-            <w:tcW w:type="dxa" w:w="2392"/>
+            <w:tcW w:type="dxa" w:w="2318"/>
             <w:tcBorders>
               <w:top w:val="single" w:color="C9D3DF" w:sz="4"/>
               <w:left w:val="single" w:color="C9D3DF" w:sz="4"/>
@@ -23085,7 +23085,7 @@
         </w:trPr>
         <w:tc>
           <w:tcPr>
-            <w:tcW w:type="dxa" w:w="1801"/>
+            <w:tcW w:type="dxa" w:w="2060"/>
             <w:tcBorders>
               <w:top w:val="single" w:color="C9D3DF" w:sz="4"/>
               <w:left w:val="single" w:color="C9D3DF" w:sz="4"/>
@@ -23115,7 +23115,7 @@
         </w:tc>
         <w:tc>
           <w:tcPr>
-            <w:tcW w:type="dxa" w:w="2602"/>
+            <w:tcW w:type="dxa" w:w="2522"/>
             <w:tcBorders>
               <w:top w:val="single" w:color="C9D3DF" w:sz="4"/>
               <w:left w:val="single" w:color="C9D3DF" w:sz="4"/>
@@ -23145,7 +23145,7 @@
         </w:tc>
         <w:tc>
           <w:tcPr>
-            <w:tcW w:type="dxa" w:w="3409"/>
+            <w:tcW w:type="dxa" w:w="3304"/>
             <w:tcBorders>
               <w:top w:val="single" w:color="C9D3DF" w:sz="4"/>
               <w:left w:val="single" w:color="C9D3DF" w:sz="4"/>
@@ -23175,7 +23175,7 @@
         </w:tc>
         <w:tc>
           <w:tcPr>
-            <w:tcW w:type="dxa" w:w="2392"/>
+            <w:tcW w:type="dxa" w:w="2318"/>
             <w:tcBorders>
               <w:top w:val="single" w:color="C9D3DF" w:sz="4"/>
               <w:left w:val="single" w:color="C9D3DF" w:sz="4"/>
@@ -23211,7 +23211,7 @@
         </w:trPr>
         <w:tc>
           <w:tcPr>
-            <w:tcW w:type="dxa" w:w="1801"/>
+            <w:tcW w:type="dxa" w:w="2060"/>
             <w:tcBorders>
               <w:top w:val="single" w:color="C9D3DF" w:sz="4"/>
               <w:left w:val="single" w:color="C9D3DF" w:sz="4"/>
@@ -23241,7 +23241,7 @@
         </w:tc>
         <w:tc>
           <w:tcPr>
-            <w:tcW w:type="dxa" w:w="2602"/>
+            <w:tcW w:type="dxa" w:w="2522"/>
             <w:tcBorders>
               <w:top w:val="single" w:color="C9D3DF" w:sz="4"/>
               <w:left w:val="single" w:color="C9D3DF" w:sz="4"/>
@@ -23271,7 +23271,7 @@
         </w:tc>
         <w:tc>
           <w:tcPr>
-            <w:tcW w:type="dxa" w:w="3409"/>
+            <w:tcW w:type="dxa" w:w="3304"/>
             <w:tcBorders>
               <w:top w:val="single" w:color="C9D3DF" w:sz="4"/>
               <w:left w:val="single" w:color="C9D3DF" w:sz="4"/>
@@ -23301,7 +23301,7 @@
         </w:tc>
         <w:tc>
           <w:tcPr>
-            <w:tcW w:type="dxa" w:w="2392"/>
+            <w:tcW w:type="dxa" w:w="2318"/>
             <w:tcBorders>
               <w:top w:val="single" w:color="C9D3DF" w:sz="4"/>
               <w:left w:val="single" w:color="C9D3DF" w:sz="4"/>
@@ -23337,7 +23337,7 @@
         </w:trPr>
         <w:tc>
           <w:tcPr>
-            <w:tcW w:type="dxa" w:w="1801"/>
+            <w:tcW w:type="dxa" w:w="2060"/>
             <w:tcBorders>
               <w:top w:val="single" w:color="C9D3DF" w:sz="4"/>
               <w:left w:val="single" w:color="C9D3DF" w:sz="4"/>
@@ -23367,7 +23367,7 @@
         </w:tc>
         <w:tc>
           <w:tcPr>
-            <w:tcW w:type="dxa" w:w="2602"/>
+            <w:tcW w:type="dxa" w:w="2522"/>
             <w:tcBorders>
               <w:top w:val="single" w:color="C9D3DF" w:sz="4"/>
               <w:left w:val="single" w:color="C9D3DF" w:sz="4"/>
@@ -23397,7 +23397,7 @@
         </w:tc>
         <w:tc>
           <w:tcPr>
-            <w:tcW w:type="dxa" w:w="3409"/>
+            <w:tcW w:type="dxa" w:w="3304"/>
             <w:tcBorders>
               <w:top w:val="single" w:color="C9D3DF" w:sz="4"/>
               <w:left w:val="single" w:color="C9D3DF" w:sz="4"/>
@@ -23427,7 +23427,7 @@
         </w:tc>
         <w:tc>
           <w:tcPr>
-            <w:tcW w:type="dxa" w:w="2392"/>
+            <w:tcW w:type="dxa" w:w="2318"/>
             <w:tcBorders>
               <w:top w:val="single" w:color="C9D3DF" w:sz="4"/>
               <w:left w:val="single" w:color="C9D3DF" w:sz="4"/>
@@ -23463,7 +23463,7 @@
         </w:trPr>
         <w:tc>
           <w:tcPr>
-            <w:tcW w:type="dxa" w:w="1801"/>
+            <w:tcW w:type="dxa" w:w="2060"/>
             <w:tcBorders>
               <w:top w:val="single" w:color="C9D3DF" w:sz="4"/>
               <w:left w:val="single" w:color="C9D3DF" w:sz="4"/>
@@ -23493,7 +23493,7 @@
         </w:tc>
         <w:tc>
           <w:tcPr>
-            <w:tcW w:type="dxa" w:w="2602"/>
+            <w:tcW w:type="dxa" w:w="2522"/>
             <w:tcBorders>
               <w:top w:val="single" w:color="C9D3DF" w:sz="4"/>
               <w:left w:val="single" w:color="C9D3DF" w:sz="4"/>
@@ -23523,7 +23523,7 @@
         </w:tc>
         <w:tc>
           <w:tcPr>
-            <w:tcW w:type="dxa" w:w="3409"/>
+            <w:tcW w:type="dxa" w:w="3304"/>
             <w:tcBorders>
               <w:top w:val="single" w:color="C9D3DF" w:sz="4"/>
               <w:left w:val="single" w:color="C9D3DF" w:sz="4"/>
@@ -23553,7 +23553,7 @@
         </w:tc>
         <w:tc>
           <w:tcPr>
-            <w:tcW w:type="dxa" w:w="2392"/>
+            <w:tcW w:type="dxa" w:w="2318"/>
             <w:tcBorders>
               <w:top w:val="single" w:color="C9D3DF" w:sz="4"/>
               <w:left w:val="single" w:color="C9D3DF" w:sz="4"/>
@@ -23589,7 +23589,7 @@
         </w:trPr>
         <w:tc>
           <w:tcPr>
-            <w:tcW w:type="dxa" w:w="1801"/>
+            <w:tcW w:type="dxa" w:w="2060"/>
             <w:tcBorders>
               <w:top w:val="single" w:color="C9D3DF" w:sz="4"/>
               <w:left w:val="single" w:color="C9D3DF" w:sz="4"/>
@@ -23619,7 +23619,7 @@
         </w:tc>
         <w:tc>
           <w:tcPr>
-            <w:tcW w:type="dxa" w:w="2602"/>
+            <w:tcW w:type="dxa" w:w="2522"/>
             <w:tcBorders>
               <w:top w:val="single" w:color="C9D3DF" w:sz="4"/>
               <w:left w:val="single" w:color="C9D3DF" w:sz="4"/>
@@ -23649,7 +23649,7 @@
         </w:tc>
         <w:tc>
           <w:tcPr>
-            <w:tcW w:type="dxa" w:w="3409"/>
+            <w:tcW w:type="dxa" w:w="3304"/>
             <w:tcBorders>
               <w:top w:val="single" w:color="C9D3DF" w:sz="4"/>
               <w:left w:val="single" w:color="C9D3DF" w:sz="4"/>
@@ -23679,7 +23679,7 @@
         </w:tc>
         <w:tc>
           <w:tcPr>
-            <w:tcW w:type="dxa" w:w="2392"/>
+            <w:tcW w:type="dxa" w:w="2318"/>
             <w:tcBorders>
               <w:top w:val="single" w:color="C9D3DF" w:sz="4"/>
               <w:left w:val="single" w:color="C9D3DF" w:sz="4"/>
@@ -23715,7 +23715,7 @@
         </w:trPr>
         <w:tc>
           <w:tcPr>
-            <w:tcW w:type="dxa" w:w="1801"/>
+            <w:tcW w:type="dxa" w:w="2060"/>
             <w:tcBorders>
               <w:top w:val="single" w:color="C9D3DF" w:sz="4"/>
               <w:left w:val="single" w:color="C9D3DF" w:sz="4"/>
@@ -23745,7 +23745,7 @@
         </w:tc>
         <w:tc>
           <w:tcPr>
-            <w:tcW w:type="dxa" w:w="2602"/>
+            <w:tcW w:type="dxa" w:w="2522"/>
             <w:tcBorders>
               <w:top w:val="single" w:color="C9D3DF" w:sz="4"/>
               <w:left w:val="single" w:color="C9D3DF" w:sz="4"/>
@@ -23775,7 +23775,7 @@
         </w:tc>
         <w:tc>
           <w:tcPr>
-            <w:tcW w:type="dxa" w:w="3409"/>
+            <w:tcW w:type="dxa" w:w="3304"/>
             <w:tcBorders>
               <w:top w:val="single" w:color="C9D3DF" w:sz="4"/>
               <w:left w:val="single" w:color="C9D3DF" w:sz="4"/>
@@ -23805,7 +23805,7 @@
         </w:tc>
         <w:tc>
           <w:tcPr>
-            <w:tcW w:type="dxa" w:w="2392"/>
+            <w:tcW w:type="dxa" w:w="2318"/>
             <w:tcBorders>
               <w:top w:val="single" w:color="C9D3DF" w:sz="4"/>
               <w:left w:val="single" w:color="C9D3DF" w:sz="4"/>
@@ -23841,7 +23841,7 @@
         </w:trPr>
         <w:tc>
           <w:tcPr>
-            <w:tcW w:type="dxa" w:w="1801"/>
+            <w:tcW w:type="dxa" w:w="2060"/>
             <w:tcBorders>
               <w:top w:val="single" w:color="C9D3DF" w:sz="4"/>
               <w:left w:val="single" w:color="C9D3DF" w:sz="4"/>
@@ -23871,7 +23871,7 @@
         </w:tc>
         <w:tc>
           <w:tcPr>
-            <w:tcW w:type="dxa" w:w="2602"/>
+            <w:tcW w:type="dxa" w:w="2522"/>
             <w:tcBorders>
               <w:top w:val="single" w:color="C9D3DF" w:sz="4"/>
               <w:left w:val="single" w:color="C9D3DF" w:sz="4"/>
@@ -23901,7 +23901,7 @@
         </w:tc>
         <w:tc>
           <w:tcPr>
-            <w:tcW w:type="dxa" w:w="3409"/>
+            <w:tcW w:type="dxa" w:w="3304"/>
             <w:tcBorders>
               <w:top w:val="single" w:color="C9D3DF" w:sz="4"/>
               <w:left w:val="single" w:color="C9D3DF" w:sz="4"/>
@@ -23931,7 +23931,7 @@
         </w:tc>
         <w:tc>
           <w:tcPr>
-            <w:tcW w:type="dxa" w:w="2392"/>
+            <w:tcW w:type="dxa" w:w="2318"/>
             <w:tcBorders>
               <w:top w:val="single" w:color="C9D3DF" w:sz="4"/>
               <w:left w:val="single" w:color="C9D3DF" w:sz="4"/>
@@ -23967,7 +23967,7 @@
         </w:trPr>
         <w:tc>
           <w:tcPr>
-            <w:tcW w:type="dxa" w:w="1801"/>
+            <w:tcW w:type="dxa" w:w="2060"/>
             <w:tcBorders>
               <w:top w:val="single" w:color="C9D3DF" w:sz="4"/>
               <w:left w:val="single" w:color="C9D3DF" w:sz="4"/>
@@ -23997,7 +23997,7 @@
         </w:tc>
         <w:tc>
           <w:tcPr>
-            <w:tcW w:type="dxa" w:w="2602"/>
+            <w:tcW w:type="dxa" w:w="2522"/>
             <w:tcBorders>
               <w:top w:val="single" w:color="C9D3DF" w:sz="4"/>
               <w:left w:val="single" w:color="C9D3DF" w:sz="4"/>
@@ -24027,7 +24027,7 @@
         </w:tc>
         <w:tc>
           <w:tcPr>
-            <w:tcW w:type="dxa" w:w="3409"/>
+            <w:tcW w:type="dxa" w:w="3304"/>
             <w:tcBorders>
               <w:top w:val="single" w:color="C9D3DF" w:sz="4"/>
               <w:left w:val="single" w:color="C9D3DF" w:sz="4"/>
@@ -24057,7 +24057,7 @@
         </w:tc>
         <w:tc>
           <w:tcPr>
-            <w:tcW w:type="dxa" w:w="2392"/>
+            <w:tcW w:type="dxa" w:w="2318"/>
             <w:tcBorders>
               <w:top w:val="single" w:color="C9D3DF" w:sz="4"/>
               <w:left w:val="single" w:color="C9D3DF" w:sz="4"/>
@@ -24093,7 +24093,7 @@
         </w:trPr>
         <w:tc>
           <w:tcPr>
-            <w:tcW w:type="dxa" w:w="1801"/>
+            <w:tcW w:type="dxa" w:w="2060"/>
             <w:tcBorders>
               <w:top w:val="single" w:color="C9D3DF" w:sz="4"/>
               <w:left w:val="single" w:color="C9D3DF" w:sz="4"/>
@@ -24123,7 +24123,7 @@
         </w:tc>
         <w:tc>
           <w:tcPr>
-            <w:tcW w:type="dxa" w:w="2602"/>
+            <w:tcW w:type="dxa" w:w="2522"/>
             <w:tcBorders>
               <w:top w:val="single" w:color="C9D3DF" w:sz="4"/>
               <w:left w:val="single" w:color="C9D3DF" w:sz="4"/>
@@ -24153,7 +24153,7 @@
         </w:tc>
         <w:tc>
           <w:tcPr>
-            <w:tcW w:type="dxa" w:w="3409"/>
+            <w:tcW w:type="dxa" w:w="3304"/>
             <w:tcBorders>
               <w:top w:val="single" w:color="C9D3DF" w:sz="4"/>
               <w:left w:val="single" w:color="C9D3DF" w:sz="4"/>
@@ -24183,7 +24183,7 @@
         </w:tc>
         <w:tc>
           <w:tcPr>
-            <w:tcW w:type="dxa" w:w="2392"/>
+            <w:tcW w:type="dxa" w:w="2318"/>
             <w:tcBorders>
               <w:top w:val="single" w:color="C9D3DF" w:sz="4"/>
               <w:left w:val="single" w:color="C9D3DF" w:sz="4"/>
@@ -24589,7 +24589,7 @@
         <w:sz w:val="16"/>
         <w:szCs w:val="16"/>
       </w:rPr>
-      <w:t xml:space="preserve">오이소창원 기획안</w:t>
+      <w:t xml:space="preserve">오이소창원 기획안 · </w:t>
     </w:r>
     <w:r>
       <w:rPr>
@@ -24599,6 +24599,11 @@
       </w:rPr>
       <w:fldChar w:fldCharType="begin"/>
       <w:instrText xml:space="preserve">PAGE</w:instrText>
+      <w:fldChar w:fldCharType="separate"/>
+      <w:fldChar w:fldCharType="end"/>
+      <w:t xml:space="preserve"> / </w:t>
+      <w:fldChar w:fldCharType="begin"/>
+      <w:instrText xml:space="preserve">NUMPAGES</w:instrText>
       <w:fldChar w:fldCharType="separate"/>
       <w:fldChar w:fldCharType="end"/>
     </w:r>

--- a/docs/planning/오이소창원_기획안_최종본_20261004.docx
+++ b/docs/planning/오이소창원_기획안_최종본_20261004.docx
@@ -708,7 +708,7 @@
             <w:pPr>
               <w:jc w:val="left"/>
             </w:pPr>
-            <w:hyperlink w:history="1" r:id="rIdsmxuge6tnsdmoa-zb6psv">
+            <w:hyperlink w:history="1" r:id="rIduhbgodvquyw9ebvel7uq1">
               <w:r>
                 <w:rPr>
                   <w:rStyle w:val="Hyperlink"/>
@@ -777,7 +777,7 @@
             <w:pPr>
               <w:jc w:val="left"/>
             </w:pPr>
-            <w:hyperlink w:history="1" r:id="rIdr2qc9gvdrpgvdptcpdc0c">
+            <w:hyperlink w:history="1" r:id="rIdsay4mvfpp6gmedc3wsezu">
               <w:r>
                 <w:rPr>
                   <w:rStyle w:val="Hyperlink"/>
@@ -14225,7 +14225,7 @@
                 <w:sz w:val="17"/>
                 <w:szCs w:val="17"/>
               </w:rPr>
-              <w:t xml:space="preserve">참여자 코드(U01~U03)로 1회만 집계, 중복은 분석 탭에서 표시</w:t>
+              <w:t xml:space="preserve">참여자 코드(U01~U04)로 1회만 집계, 중복은 분석 탭에서 표시</w:t>
             </w:r>
           </w:p>
         </w:tc>
@@ -16077,7 +16077,7 @@
                 <w:sz w:val="17"/>
                 <w:szCs w:val="17"/>
               </w:rPr>
-              <w:t xml:space="preserve">실사용자 3명 피드백 증빙(10/3 온라인 설문 완료)</w:t>
+              <w:t xml:space="preserve">실사용자 4명 피드백 증빙(10/3~10/4 온라인 설문 완료)</w:t>
             </w:r>
           </w:p>
         </w:tc>
@@ -18203,7 +18203,7 @@
                 <w:sz w:val="17"/>
                 <w:szCs w:val="17"/>
               </w:rPr>
-              <w:t xml:space="preserve">실사용자 테스트(3명, U01~U03)</w:t>
+              <w:t xml:space="preserve">실사용자 테스트(4명, U01~U04)</w:t>
             </w:r>
           </w:p>
         </w:tc>
@@ -18233,7 +18233,7 @@
                 <w:sz w:val="17"/>
                 <w:szCs w:val="17"/>
               </w:rPr>
-              <w:t xml:space="preserve">온라인 설문 문항 평균 4.84/5, 전체 만족도 4.67/5, 다시 사용·추천 3명 모두 예</w:t>
+              <w:t xml:space="preserve">온라인 설문 문항 평균 4.56/5, 전체 만족도 4.75/5, 다시 사용·추천 4명 모두 예</w:t>
             </w:r>
           </w:p>
         </w:tc>
@@ -18263,7 +18263,7 @@
                 <w:sz w:val="17"/>
                 <w:szCs w:val="17"/>
               </w:rPr>
-              <w:t xml:space="preserve">tests/user_test/results_20261003/</w:t>
+              <w:t xml:space="preserve">tests/user_test/results_20261004/</w:t>
             </w:r>
           </w:p>
         </w:tc>
@@ -18273,6 +18273,51 @@
       <w:pPr>
         <w:spacing w:after="80"/>
       </w:pPr>
+    </w:p>
+    <w:p>
+      <w:pPr>
+        <w:jc w:val="center"/>
+      </w:pPr>
+      <w:r>
+        <w:drawing>
+          <wp:inline distT="0" distB="0" distL="0" distR="0">
+            <wp:extent cx="6096000" cy="2133600"/>
+            <wp:effectExtent t="0" r="0" b="0" l="0"/>
+            <wp:docPr id="1" name="" descr="" title=""/>
+            <wp:cNvGraphicFramePr>
+              <a:graphicFrameLocks xmlns:a="http://schemas.openxmlformats.org/drawingml/2006/main" noChangeAspect="1"/>
+            </wp:cNvGraphicFramePr>
+            <a:graphic xmlns:a="http://schemas.openxmlformats.org/drawingml/2006/main">
+              <a:graphicData uri="http://schemas.openxmlformats.org/drawingml/2006/picture">
+                <pic:pic xmlns:pic="http://schemas.openxmlformats.org/drawingml/2006/picture">
+                  <pic:nvPicPr>
+                    <pic:cNvPr id="0" name="" descr=""/>
+                    <pic:cNvPicPr>
+                      <a:picLocks noChangeAspect="1" noChangeArrowheads="1"/>
+                    </pic:cNvPicPr>
+                  </pic:nvPicPr>
+                  <pic:blipFill>
+                    <a:blip r:embed="rId10" cstate="none"/>
+                    <a:srcRect/>
+                    <a:stretch>
+                      <a:fillRect/>
+                    </a:stretch>
+                  </pic:blipFill>
+                  <pic:spPr bwMode="auto">
+                    <a:xfrm>
+                      <a:off x="0" y="0"/>
+                      <a:ext cx="6096000" cy="2133600"/>
+                    </a:xfrm>
+                    <a:prstGeom prst="rect">
+                      <a:avLst/>
+                    </a:prstGeom>
+                  </pic:spPr>
+                </pic:pic>
+              </a:graphicData>
+            </a:graphic>
+          </wp:inline>
+        </w:drawing>
+      </w:r>
     </w:p>
     <w:p>
       <w:pPr>
@@ -18299,7 +18344,7 @@
           <w:sz w:val="19"/>
           <w:szCs w:val="19"/>
         </w:rPr>
-        <w:t xml:space="preserve"> 가장 유용한 기능은 ① 맞춤 혜택(3명), 가장 개선이 필요한 기능은 ② 생활 정보 둘러보기(3명)였습니다.</w:t>
+        <w:t xml:space="preserve"> 가장 유용한 기능은 ① 맞춤 혜택(4명), 가장 개선이 필요한 기능은 ② 생활 정보 둘러보기(4명), 가장 낮은 평가 항목은 ‘화면 보기 편함’(4.25)이었습니다.</w:t>
       </w:r>
     </w:p>
     <w:p>
@@ -18327,7 +18372,7 @@
           <w:sz w:val="19"/>
           <w:szCs w:val="19"/>
         </w:rPr>
-        <w:t xml:space="preserve"> 캘린더·리포트 저장은 U01이 모바일·PC에서 부분 완료, 불편사항 안내는 U03이 모바일에서 미완료(원인 확인 필요)였습니다.</w:t>
+        <w:t xml:space="preserve"> 캘린더·리포트 저장 완료가 가장 적었고(모바일 2/4, PC 0/2), 모바일 1·2·6단계에서 미완료가 각 1건 있었습니다(원인 확인 필요).</w:t>
       </w:r>
     </w:p>
     <w:p>
@@ -19817,7 +19862,7 @@
                 <w:sz w:val="17"/>
                 <w:szCs w:val="17"/>
               </w:rPr>
-              <w:t xml:space="preserve">TC1~TC6 + 테스트 3종(AI 자동 126개 · 팀 자체 1차 32건·2차 9건 반영 · 실사용자 3명 설문)</w:t>
+              <w:t xml:space="preserve">TC1~TC6 + 테스트 3종(AI 자동 126개 · 팀 자체 1차 32건·2차 9건 반영 · 실사용자 4명 설문)</w:t>
             </w:r>
           </w:p>
         </w:tc>
@@ -21201,7 +21246,7 @@
           <w:sz w:val="19"/>
           <w:szCs w:val="19"/>
         </w:rPr>
-        <w:t xml:space="preserve">테스트 참여자는 실명 대신 코드(U01~U03)로 기록하고, 동의를 받고, 불필요한 연락처·주소는 받지 않습니다.</w:t>
+        <w:t xml:space="preserve">테스트 참여자는 실명 대신 코드(U01~U04)로 기록하고, 동의를 받고, 불필요한 연락처·주소는 받지 않습니다.</w:t>
       </w:r>
     </w:p>
     <w:p>

--- a/docs/planning/오이소창원_기획안_최종본_20261004.docx
+++ b/docs/planning/오이소창원_기획안_최종본_20261004.docx
@@ -708,7 +708,7 @@
             <w:pPr>
               <w:jc w:val="left"/>
             </w:pPr>
-            <w:hyperlink w:history="1" r:id="rIduhbgodvquyw9ebvel7uq1">
+            <w:hyperlink w:history="1" r:id="rId7ogphgjft67jbfy33uywv">
               <w:r>
                 <w:rPr>
                   <w:rStyle w:val="Hyperlink"/>
@@ -777,7 +777,7 @@
             <w:pPr>
               <w:jc w:val="left"/>
             </w:pPr>
-            <w:hyperlink w:history="1" r:id="rIdsay4mvfpp6gmedc3wsezu">
+            <w:hyperlink w:history="1" r:id="rId2hrb24yyjkjxmxoilqmli">
               <w:r>
                 <w:rPr>
                   <w:rStyle w:val="Hyperlink"/>
@@ -17103,10 +17103,10 @@
         </w:tblBorders>
       </w:tblPr>
       <w:tblGrid>
-        <w:gridCol w:w="1833"/>
-        <w:gridCol w:w="1942"/>
-        <w:gridCol w:w="3194"/>
-        <w:gridCol w:w="3235"/>
+        <w:gridCol w:w="1831"/>
+        <w:gridCol w:w="1940"/>
+        <w:gridCol w:w="3202"/>
+        <w:gridCol w:w="3231"/>
       </w:tblGrid>
       <w:tr>
         <w:trPr>
@@ -17115,7 +17115,7 @@
         </w:trPr>
         <w:tc>
           <w:tcPr>
-            <w:tcW w:type="dxa" w:w="1833"/>
+            <w:tcW w:type="dxa" w:w="1831"/>
             <w:tcBorders>
               <w:top w:val="single" w:color="C9D3DF" w:sz="4"/>
               <w:left w:val="single" w:color="C9D3DF" w:sz="4"/>
@@ -17149,7 +17149,7 @@
         </w:tc>
         <w:tc>
           <w:tcPr>
-            <w:tcW w:type="dxa" w:w="1942"/>
+            <w:tcW w:type="dxa" w:w="1940"/>
             <w:tcBorders>
               <w:top w:val="single" w:color="C9D3DF" w:sz="4"/>
               <w:left w:val="single" w:color="C9D3DF" w:sz="4"/>
@@ -17183,7 +17183,7 @@
         </w:tc>
         <w:tc>
           <w:tcPr>
-            <w:tcW w:type="dxa" w:w="3194"/>
+            <w:tcW w:type="dxa" w:w="3202"/>
             <w:tcBorders>
               <w:top w:val="single" w:color="C9D3DF" w:sz="4"/>
               <w:left w:val="single" w:color="C9D3DF" w:sz="4"/>
@@ -17217,7 +17217,7 @@
         </w:tc>
         <w:tc>
           <w:tcPr>
-            <w:tcW w:type="dxa" w:w="3235"/>
+            <w:tcW w:type="dxa" w:w="3231"/>
             <w:tcBorders>
               <w:top w:val="single" w:color="C9D3DF" w:sz="4"/>
               <w:left w:val="single" w:color="C9D3DF" w:sz="4"/>
@@ -17257,7 +17257,7 @@
         </w:trPr>
         <w:tc>
           <w:tcPr>
-            <w:tcW w:type="dxa" w:w="1833"/>
+            <w:tcW w:type="dxa" w:w="1831"/>
             <w:tcBorders>
               <w:top w:val="single" w:color="C9D3DF" w:sz="4"/>
               <w:left w:val="single" w:color="C9D3DF" w:sz="4"/>
@@ -17287,7 +17287,7 @@
         </w:tc>
         <w:tc>
           <w:tcPr>
-            <w:tcW w:type="dxa" w:w="1942"/>
+            <w:tcW w:type="dxa" w:w="1940"/>
             <w:tcBorders>
               <w:top w:val="single" w:color="C9D3DF" w:sz="4"/>
               <w:left w:val="single" w:color="C9D3DF" w:sz="4"/>
@@ -17317,7 +17317,7 @@
         </w:tc>
         <w:tc>
           <w:tcPr>
-            <w:tcW w:type="dxa" w:w="3194"/>
+            <w:tcW w:type="dxa" w:w="3202"/>
             <w:tcBorders>
               <w:top w:val="single" w:color="C9D3DF" w:sz="4"/>
               <w:left w:val="single" w:color="C9D3DF" w:sz="4"/>
@@ -17347,7 +17347,7 @@
         </w:tc>
         <w:tc>
           <w:tcPr>
-            <w:tcW w:type="dxa" w:w="3235"/>
+            <w:tcW w:type="dxa" w:w="3231"/>
             <w:tcBorders>
               <w:top w:val="single" w:color="C9D3DF" w:sz="4"/>
               <w:left w:val="single" w:color="C9D3DF" w:sz="4"/>
@@ -17383,7 +17383,7 @@
         </w:trPr>
         <w:tc>
           <w:tcPr>
-            <w:tcW w:type="dxa" w:w="1833"/>
+            <w:tcW w:type="dxa" w:w="1831"/>
             <w:tcBorders>
               <w:top w:val="single" w:color="C9D3DF" w:sz="4"/>
               <w:left w:val="single" w:color="C9D3DF" w:sz="4"/>
@@ -17413,7 +17413,7 @@
         </w:tc>
         <w:tc>
           <w:tcPr>
-            <w:tcW w:type="dxa" w:w="1942"/>
+            <w:tcW w:type="dxa" w:w="1940"/>
             <w:tcBorders>
               <w:top w:val="single" w:color="C9D3DF" w:sz="4"/>
               <w:left w:val="single" w:color="C9D3DF" w:sz="4"/>
@@ -17443,37 +17443,37 @@
         </w:tc>
         <w:tc>
           <w:tcPr>
-            <w:tcW w:type="dxa" w:w="3194"/>
-            <w:tcBorders>
-              <w:top w:val="single" w:color="C9D3DF" w:sz="4"/>
-              <w:left w:val="single" w:color="C9D3DF" w:sz="4"/>
-              <w:bottom w:val="single" w:color="C9D3DF" w:sz="4"/>
-              <w:right w:val="single" w:color="C9D3DF" w:sz="4"/>
-            </w:tcBorders>
-            <w:tcMar>
-              <w:top w:type="dxa" w:w="50"/>
-              <w:left w:type="dxa" w:w="80"/>
-              <w:bottom w:type="dxa" w:w="50"/>
-              <w:right w:type="dxa" w:w="80"/>
-            </w:tcMar>
-          </w:tcPr>
-          <w:p>
-            <w:pPr>
-              <w:jc w:val="left"/>
-            </w:pPr>
-            <w:r>
-              <w:rPr>
-                <w:rFonts w:ascii="Malgun Gothic" w:cs="Malgun Gothic" w:eastAsia="Malgun Gothic" w:hAnsi="Malgun Gothic"/>
-                <w:sz w:val="17"/>
-                <w:szCs w:val="17"/>
-              </w:rPr>
-              <w:t xml:space="preserve">최종 자체 테스트 체크리스트(A~M)로 배포본을 PC·휴대폰에서 직접 실행, 실제 AI 답변·Agent 실행 기록 확인</w:t>
-            </w:r>
-          </w:p>
-        </w:tc>
-        <w:tc>
-          <w:tcPr>
-            <w:tcW w:type="dxa" w:w="3235"/>
+            <w:tcW w:type="dxa" w:w="3202"/>
+            <w:tcBorders>
+              <w:top w:val="single" w:color="C9D3DF" w:sz="4"/>
+              <w:left w:val="single" w:color="C9D3DF" w:sz="4"/>
+              <w:bottom w:val="single" w:color="C9D3DF" w:sz="4"/>
+              <w:right w:val="single" w:color="C9D3DF" w:sz="4"/>
+            </w:tcBorders>
+            <w:tcMar>
+              <w:top w:type="dxa" w:w="50"/>
+              <w:left w:type="dxa" w:w="80"/>
+              <w:bottom w:type="dxa" w:w="50"/>
+              <w:right w:type="dxa" w:w="80"/>
+            </w:tcMar>
+          </w:tcPr>
+          <w:p>
+            <w:pPr>
+              <w:jc w:val="left"/>
+            </w:pPr>
+            <w:r>
+              <w:rPr>
+                <w:rFonts w:ascii="Malgun Gothic" w:cs="Malgun Gothic" w:eastAsia="Malgun Gothic" w:hAnsi="Malgun Gothic"/>
+                <w:sz w:val="17"/>
+                <w:szCs w:val="17"/>
+              </w:rPr>
+              <w:t xml:space="preserve">오이소창원 체크리스트 서류 양식(A~M)로 배포본을 PC·휴대폰에서 직접 실행, 실제 AI 답변·Agent 실행 기록 확인</w:t>
+            </w:r>
+          </w:p>
+        </w:tc>
+        <w:tc>
+          <w:tcPr>
+            <w:tcW w:type="dxa" w:w="3231"/>
             <w:tcBorders>
               <w:top w:val="single" w:color="C9D3DF" w:sz="4"/>
               <w:left w:val="single" w:color="C9D3DF" w:sz="4"/>
@@ -17509,7 +17509,7 @@
         </w:trPr>
         <w:tc>
           <w:tcPr>
-            <w:tcW w:type="dxa" w:w="1833"/>
+            <w:tcW w:type="dxa" w:w="1831"/>
             <w:tcBorders>
               <w:top w:val="single" w:color="C9D3DF" w:sz="4"/>
               <w:left w:val="single" w:color="C9D3DF" w:sz="4"/>
@@ -17539,7 +17539,7 @@
         </w:tc>
         <w:tc>
           <w:tcPr>
-            <w:tcW w:type="dxa" w:w="1942"/>
+            <w:tcW w:type="dxa" w:w="1940"/>
             <w:tcBorders>
               <w:top w:val="single" w:color="C9D3DF" w:sz="4"/>
               <w:left w:val="single" w:color="C9D3DF" w:sz="4"/>
@@ -17569,7 +17569,7 @@
         </w:tc>
         <w:tc>
           <w:tcPr>
-            <w:tcW w:type="dxa" w:w="3194"/>
+            <w:tcW w:type="dxa" w:w="3202"/>
             <w:tcBorders>
               <w:top w:val="single" w:color="C9D3DF" w:sz="4"/>
               <w:left w:val="single" w:color="C9D3DF" w:sz="4"/>
@@ -17599,7 +17599,7 @@
         </w:tc>
         <w:tc>
           <w:tcPr>
-            <w:tcW w:type="dxa" w:w="3235"/>
+            <w:tcW w:type="dxa" w:w="3231"/>
             <w:tcBorders>
               <w:top w:val="single" w:color="C9D3DF" w:sz="4"/>
               <w:left w:val="single" w:color="C9D3DF" w:sz="4"/>
@@ -20979,7 +20979,7 @@
                 <w:sz w:val="17"/>
                 <w:szCs w:val="17"/>
               </w:rPr>
-              <w:t xml:space="preserve">기업노동자 전입지원금 자영업 해당 없음 수정, 하는 일별 할 일 문구, 추천 장소 옆 공식 안내 링크, ② 정착 일정·생활 정보 화면 개선, 일정 알림 기능(📅 캘린더 .ics · 📄 정착 리포트 · ✉️ 동의 기반 이메일 알림), ③ 불편사항·④ 지역말 화면 개선, 용어 ‘오이소창원(코디네이터 Agent)’ 통일, 실사용자 설문 문항 갱신, 최종 자체 테스트 체크리스트, 시연영상 스크립트, 팀 자체 테스트 1차(32건)·2차(PC 5건·휴대폰 4건) 반영, 실사용자 테스트 3명과 의견 반영(조건 칸 설명·생활 정보 안내·파일 여는 법), 홈 ‘이렇게 일해요’ 5단계 이름 정리, 자동 테스트 126개</w:t>
+              <w:t xml:space="preserve">기업노동자 전입지원금 자영업 해당 없음 수정, 하는 일별 할 일 문구, 추천 장소 옆 공식 안내 링크, ② 정착 일정·생활 정보 화면 개선, 일정 알림 기능(📅 캘린더 .ics · 📄 정착 리포트 · ✉️ 동의 기반 이메일 알림), ③ 불편사항·④ 지역말 화면 개선, 용어 ‘오이소창원(코디네이터 Agent)’ 통일, 실사용자 설문 문항 갱신, 오이소창원 체크리스트 서류 양식, 시연영상 스크립트, 팀 자체 테스트 1차(32건)·2차(PC 5건·휴대폰 4건) 반영, 실사용자 테스트 3명과 의견 반영(조건 칸 설명·생활 정보 안내·파일 여는 법), 홈 ‘이렇게 일해요’ 5단계 이름 정리, 자동 테스트 126개</w:t>
             </w:r>
           </w:p>
         </w:tc>

--- a/docs/planning/오이소창원_기획안_최종본_20261004.docx
+++ b/docs/planning/오이소창원_기획안_최종본_20261004.docx
@@ -708,7 +708,7 @@
             <w:pPr>
               <w:jc w:val="left"/>
             </w:pPr>
-            <w:hyperlink w:history="1" r:id="rId7ogphgjft67jbfy33uywv">
+            <w:hyperlink w:history="1" r:id="rIddsa0cy9ag1kkbqntrodir">
               <w:r>
                 <w:rPr>
                   <w:rStyle w:val="Hyperlink"/>
@@ -777,7 +777,7 @@
             <w:pPr>
               <w:jc w:val="left"/>
             </w:pPr>
-            <w:hyperlink w:history="1" r:id="rId2hrb24yyjkjxmxoilqmli">
+            <w:hyperlink w:history="1" r:id="rIdk57_peoteagcbbcsn5zv8">
               <w:r>
                 <w:rPr>
                   <w:rStyle w:val="Hyperlink"/>

--- a/docs/planning/오이소창원_기획안_최종본_20261004.docx
+++ b/docs/planning/오이소창원_기획안_최종본_20261004.docx
@@ -20,6 +20,54 @@
           <w:szCs w:val="34"/>
         </w:rPr>
         <w:t xml:space="preserve">오이소창원 기획안</w:t>
+      </w:r>
+      <w:r>
+        <w:drawing>
+          <wp:anchor distT="0" distB="0" distL="114300" distR="0" simplePos="0" allowOverlap="1" behindDoc="0" locked="0" layoutInCell="1" relativeHeight="1114425">
+            <wp:simplePos x="0" y="0"/>
+            <wp:positionH relativeFrom="margin">
+              <wp:align>right</wp:align>
+            </wp:positionH>
+            <wp:positionV relativeFrom="margin">
+              <wp:align>top</wp:align>
+            </wp:positionV>
+            <wp:extent cx="914400" cy="1114425"/>
+            <wp:effectExtent t="0" r="0" b="0" l="0"/>
+            <wp:wrapSquare wrapText="left" distL="114300"/>
+            <wp:docPr id="1" name="" descr="" title=""/>
+            <wp:cNvGraphicFramePr>
+              <a:graphicFrameLocks xmlns:a="http://schemas.openxmlformats.org/drawingml/2006/main" noChangeAspect="1"/>
+            </wp:cNvGraphicFramePr>
+            <a:graphic xmlns:a="http://schemas.openxmlformats.org/drawingml/2006/main">
+              <a:graphicData uri="http://schemas.openxmlformats.org/drawingml/2006/picture">
+                <pic:pic xmlns:pic="http://schemas.openxmlformats.org/drawingml/2006/picture">
+                  <pic:nvPicPr>
+                    <pic:cNvPr id="0" name="" descr=""/>
+                    <pic:cNvPicPr>
+                      <a:picLocks noChangeAspect="1" noChangeArrowheads="1"/>
+                    </pic:cNvPicPr>
+                  </pic:nvPicPr>
+                  <pic:blipFill>
+                    <a:blip r:embed="rId8" cstate="none"/>
+                    <a:srcRect/>
+                    <a:stretch>
+                      <a:fillRect/>
+                    </a:stretch>
+                  </pic:blipFill>
+                  <pic:spPr bwMode="auto">
+                    <a:xfrm>
+                      <a:off x="0" y="0"/>
+                      <a:ext cx="914400" cy="1114425"/>
+                    </a:xfrm>
+                    <a:prstGeom prst="rect">
+                      <a:avLst/>
+                    </a:prstGeom>
+                  </pic:spPr>
+                </pic:pic>
+              </a:graphicData>
+            </a:graphic>
+          </wp:anchor>
+        </w:drawing>
       </w:r>
     </w:p>
     <w:p>
@@ -708,7 +756,7 @@
             <w:pPr>
               <w:jc w:val="left"/>
             </w:pPr>
-            <w:hyperlink w:history="1" r:id="rIddsa0cy9ag1kkbqntrodir">
+            <w:hyperlink w:history="1" r:id="rIdiedfhm9vwthkhc2ty7qsv">
               <w:r>
                 <w:rPr>
                   <w:rStyle w:val="Hyperlink"/>
@@ -777,7 +825,7 @@
             <w:pPr>
               <w:jc w:val="left"/>
             </w:pPr>
-            <w:hyperlink w:history="1" r:id="rIdk57_peoteagcbbcsn5zv8">
+            <w:hyperlink w:history="1" r:id="rIda2s8mad_4xr97theo3cay">
               <w:r>
                 <w:rPr>
                   <w:rStyle w:val="Hyperlink"/>
@@ -6991,7 +7039,7 @@
                     </pic:cNvPicPr>
                   </pic:nvPicPr>
                   <pic:blipFill>
-                    <a:blip r:embed="rId8" cstate="none"/>
+                    <a:blip r:embed="rId9" cstate="none"/>
                     <a:srcRect/>
                     <a:stretch>
                       <a:fillRect/>
@@ -9552,7 +9600,7 @@
                     </pic:cNvPicPr>
                   </pic:nvPicPr>
                   <pic:blipFill>
-                    <a:blip r:embed="rId9" cstate="none"/>
+                    <a:blip r:embed="rId10" cstate="none"/>
                     <a:srcRect/>
                     <a:stretch>
                       <a:fillRect/>
@@ -17341,7 +17389,7 @@
                 <w:sz w:val="17"/>
                 <w:szCs w:val="17"/>
               </w:rPr>
-              <w:t xml:space="preserve">unittest 126개(정책 판정·일정·저장·Agent 검증·지역말·캘린더·리포트·이메일 동의 등)를 코드 수정 때마다 실행, 대표 Test Case 6건 PC·모바일 자동 실행 캡처</w:t>
+              <w:t xml:space="preserve">unittest 127개(정책 판정·일정·저장·Agent 검증·지역말·캘린더·리포트·이메일 동의 등)를 코드 수정 때마다 실행, 대표 Test Case 6건 PC·모바일 자동 실행 캡처</w:t>
             </w:r>
           </w:p>
         </w:tc>
@@ -17371,7 +17419,7 @@
                 <w:sz w:val="17"/>
                 <w:szCs w:val="17"/>
               </w:rPr>
-              <w:t xml:space="preserve">전부 통과해야 업로드 → 126개 통과, Test Case 6건 12회 통과, 캡처 26장</w:t>
+              <w:t xml:space="preserve">전부 통과해야 업로드 → 127개 통과, Test Case 6건 12회 통과, 캡처 26장</w:t>
             </w:r>
           </w:p>
         </w:tc>
@@ -17945,7 +17993,7 @@
                 <w:sz w:val="17"/>
                 <w:szCs w:val="17"/>
               </w:rPr>
-              <w:t xml:space="preserve">unittest 126개 통과, 대표 Test Case 6건 PC·모바일 자동 실행 12회 통과(캡처 26장)</w:t>
+              <w:t xml:space="preserve">unittest 127개 통과, 대표 Test Case 6건 PC·모바일 자동 실행 12회 통과(캡처 26장)</w:t>
             </w:r>
           </w:p>
         </w:tc>
@@ -18297,7 +18345,7 @@
                     </pic:cNvPicPr>
                   </pic:nvPicPr>
                   <pic:blipFill>
-                    <a:blip r:embed="rId10" cstate="none"/>
+                    <a:blip r:embed="rId11" cstate="none"/>
                     <a:srcRect/>
                     <a:stretch>
                       <a:fillRect/>
@@ -19862,7 +19910,7 @@
                 <w:sz w:val="17"/>
                 <w:szCs w:val="17"/>
               </w:rPr>
-              <w:t xml:space="preserve">TC1~TC6 + 테스트 3종(AI 자동 126개 · 팀 자체 1차 32건·2차 9건 반영 · 실사용자 4명 설문)</w:t>
+              <w:t xml:space="preserve">TC1~TC6 + 테스트 3종(AI 자동 127개 · 팀 자체 1차 32건·2차 9건 반영 · 실사용자 4명 설문)</w:t>
             </w:r>
           </w:p>
         </w:tc>
@@ -20979,7 +21027,7 @@
                 <w:sz w:val="17"/>
                 <w:szCs w:val="17"/>
               </w:rPr>
-              <w:t xml:space="preserve">기업노동자 전입지원금 자영업 해당 없음 수정, 하는 일별 할 일 문구, 추천 장소 옆 공식 안내 링크, ② 정착 일정·생활 정보 화면 개선, 일정 알림 기능(📅 캘린더 .ics · 📄 정착 리포트 · ✉️ 동의 기반 이메일 알림), ③ 불편사항·④ 지역말 화면 개선, 용어 ‘오이소창원(코디네이터 Agent)’ 통일, 실사용자 설문 문항 갱신, 오이소창원 체크리스트 서류 양식, 시연영상 스크립트, 팀 자체 테스트 1차(32건)·2차(PC 5건·휴대폰 4건) 반영, 실사용자 테스트 3명과 의견 반영(조건 칸 설명·생활 정보 안내·파일 여는 법), 홈 ‘이렇게 일해요’ 5단계 이름 정리, 자동 테스트 126개</w:t>
+              <w:t xml:space="preserve">기업노동자 전입지원금 자영업 해당 없음 수정, 하는 일별 할 일 문구, 추천 장소 옆 공식 안내 링크, ② 정착 일정·생활 정보 화면 개선, 일정 알림 기능(📅 캘린더 .ics · 📄 정착 리포트 · ✉️ 동의 기반 이메일 알림), ③ 불편사항·④ 지역말 화면 개선, 용어 ‘오이소창원(코디네이터 Agent)’ 통일, 실사용자 설문 문항 갱신, 오이소창원 체크리스트 서류 양식, 시연영상 스크립트, 팀 자체 테스트 1차(32건)·2차(PC 5건·휴대폰 4건) 반영, 실사용자 테스트 3명과 의견 반영(조건 칸 설명·생활 정보 안내·파일 여는 법), 홈 ‘이렇게 일해요’ 5단계 이름 정리, 자동 테스트 127개</w:t>
             </w:r>
           </w:p>
         </w:tc>

--- a/docs/planning/오이소창원_기획안_최종본_20261004.docx
+++ b/docs/planning/오이소창원_기획안_최종본_20261004.docx
@@ -23,7 +23,7 @@
       </w:r>
       <w:r>
         <w:drawing>
-          <wp:anchor distT="0" distB="0" distL="114300" distR="0" simplePos="0" allowOverlap="1" behindDoc="0" locked="0" layoutInCell="1" relativeHeight="1114425">
+          <wp:anchor distT="0" distB="0" distL="114300" distR="0" simplePos="0" allowOverlap="1" behindDoc="0" locked="0" layoutInCell="1" relativeHeight="1019175">
             <wp:simplePos x="0" y="0"/>
             <wp:positionH relativeFrom="margin">
               <wp:align>right</wp:align>
@@ -31,7 +31,7 @@
             <wp:positionV relativeFrom="margin">
               <wp:align>top</wp:align>
             </wp:positionV>
-            <wp:extent cx="914400" cy="1114425"/>
+            <wp:extent cx="914400" cy="1019175"/>
             <wp:effectExtent t="0" r="0" b="0" l="0"/>
             <wp:wrapSquare wrapText="left" distL="114300"/>
             <wp:docPr id="1" name="" descr="" title=""/>
@@ -57,7 +57,7 @@
                   <pic:spPr bwMode="auto">
                     <a:xfrm>
                       <a:off x="0" y="0"/>
-                      <a:ext cx="914400" cy="1114425"/>
+                      <a:ext cx="914400" cy="1019175"/>
                     </a:xfrm>
                     <a:prstGeom prst="rect">
                       <a:avLst/>
@@ -756,7 +756,7 @@
             <w:pPr>
               <w:jc w:val="left"/>
             </w:pPr>
-            <w:hyperlink w:history="1" r:id="rIdiedfhm9vwthkhc2ty7qsv">
+            <w:hyperlink w:history="1" r:id="rIdetrn0djlaryyybe1gakgz">
               <w:r>
                 <w:rPr>
                   <w:rStyle w:val="Hyperlink"/>
@@ -825,7 +825,7 @@
             <w:pPr>
               <w:jc w:val="left"/>
             </w:pPr>
-            <w:hyperlink w:history="1" r:id="rIda2s8mad_4xr97theo3cay">
+            <w:hyperlink w:history="1" r:id="rIdzurkgrdu48ae2eut4kmbt">
               <w:r>
                 <w:rPr>
                   <w:rStyle w:val="Hyperlink"/>
@@ -17151,10 +17151,10 @@
         </w:tblBorders>
       </w:tblPr>
       <w:tblGrid>
-        <w:gridCol w:w="1831"/>
-        <w:gridCol w:w="1940"/>
-        <w:gridCol w:w="3202"/>
-        <w:gridCol w:w="3231"/>
+        <w:gridCol w:w="1793"/>
+        <w:gridCol w:w="2010"/>
+        <w:gridCol w:w="3137"/>
+        <w:gridCol w:w="3264"/>
       </w:tblGrid>
       <w:tr>
         <w:trPr>
@@ -17163,7 +17163,7 @@
         </w:trPr>
         <w:tc>
           <w:tcPr>
-            <w:tcW w:type="dxa" w:w="1831"/>
+            <w:tcW w:type="dxa" w:w="1793"/>
             <w:tcBorders>
               <w:top w:val="single" w:color="C9D3DF" w:sz="4"/>
               <w:left w:val="single" w:color="C9D3DF" w:sz="4"/>
@@ -17197,7 +17197,7 @@
         </w:tc>
         <w:tc>
           <w:tcPr>
-            <w:tcW w:type="dxa" w:w="1940"/>
+            <w:tcW w:type="dxa" w:w="2010"/>
             <w:tcBorders>
               <w:top w:val="single" w:color="C9D3DF" w:sz="4"/>
               <w:left w:val="single" w:color="C9D3DF" w:sz="4"/>
@@ -17231,7 +17231,7 @@
         </w:tc>
         <w:tc>
           <w:tcPr>
-            <w:tcW w:type="dxa" w:w="3202"/>
+            <w:tcW w:type="dxa" w:w="3137"/>
             <w:tcBorders>
               <w:top w:val="single" w:color="C9D3DF" w:sz="4"/>
               <w:left w:val="single" w:color="C9D3DF" w:sz="4"/>
@@ -17265,7 +17265,7 @@
         </w:tc>
         <w:tc>
           <w:tcPr>
-            <w:tcW w:type="dxa" w:w="3231"/>
+            <w:tcW w:type="dxa" w:w="3264"/>
             <w:tcBorders>
               <w:top w:val="single" w:color="C9D3DF" w:sz="4"/>
               <w:left w:val="single" w:color="C9D3DF" w:sz="4"/>
@@ -17305,7 +17305,7 @@
         </w:trPr>
         <w:tc>
           <w:tcPr>
-            <w:tcW w:type="dxa" w:w="1831"/>
+            <w:tcW w:type="dxa" w:w="1793"/>
             <w:tcBorders>
               <w:top w:val="single" w:color="C9D3DF" w:sz="4"/>
               <w:left w:val="single" w:color="C9D3DF" w:sz="4"/>
@@ -17335,7 +17335,7 @@
         </w:tc>
         <w:tc>
           <w:tcPr>
-            <w:tcW w:type="dxa" w:w="1940"/>
+            <w:tcW w:type="dxa" w:w="2010"/>
             <w:tcBorders>
               <w:top w:val="single" w:color="C9D3DF" w:sz="4"/>
               <w:left w:val="single" w:color="C9D3DF" w:sz="4"/>
@@ -17365,7 +17365,7 @@
         </w:tc>
         <w:tc>
           <w:tcPr>
-            <w:tcW w:type="dxa" w:w="3202"/>
+            <w:tcW w:type="dxa" w:w="3137"/>
             <w:tcBorders>
               <w:top w:val="single" w:color="C9D3DF" w:sz="4"/>
               <w:left w:val="single" w:color="C9D3DF" w:sz="4"/>
@@ -17395,7 +17395,7 @@
         </w:tc>
         <w:tc>
           <w:tcPr>
-            <w:tcW w:type="dxa" w:w="3231"/>
+            <w:tcW w:type="dxa" w:w="3264"/>
             <w:tcBorders>
               <w:top w:val="single" w:color="C9D3DF" w:sz="4"/>
               <w:left w:val="single" w:color="C9D3DF" w:sz="4"/>
@@ -17431,7 +17431,7 @@
         </w:trPr>
         <w:tc>
           <w:tcPr>
-            <w:tcW w:type="dxa" w:w="1831"/>
+            <w:tcW w:type="dxa" w:w="1793"/>
             <w:tcBorders>
               <w:top w:val="single" w:color="C9D3DF" w:sz="4"/>
               <w:left w:val="single" w:color="C9D3DF" w:sz="4"/>
@@ -17461,37 +17461,37 @@
         </w:tc>
         <w:tc>
           <w:tcPr>
-            <w:tcW w:type="dxa" w:w="1940"/>
-            <w:tcBorders>
-              <w:top w:val="single" w:color="C9D3DF" w:sz="4"/>
-              <w:left w:val="single" w:color="C9D3DF" w:sz="4"/>
-              <w:bottom w:val="single" w:color="C9D3DF" w:sz="4"/>
-              <w:right w:val="single" w:color="C9D3DF" w:sz="4"/>
-            </w:tcBorders>
-            <w:tcMar>
-              <w:top w:type="dxa" w:w="50"/>
-              <w:left w:type="dxa" w:w="80"/>
-              <w:bottom w:type="dxa" w:w="50"/>
-              <w:right w:type="dxa" w:w="80"/>
-            </w:tcMar>
-          </w:tcPr>
-          <w:p>
-            <w:pPr>
-              <w:jc w:val="left"/>
-            </w:pPr>
-            <w:r>
-              <w:rPr>
-                <w:rFonts w:ascii="Malgun Gothic" w:cs="Malgun Gothic" w:eastAsia="Malgun Gothic" w:hAnsi="Malgun Gothic"/>
-                <w:sz w:val="17"/>
-                <w:szCs w:val="17"/>
-              </w:rPr>
-              <w:t xml:space="preserve">A·B·C(1차 B, 2차 C)</w:t>
-            </w:r>
-          </w:p>
-        </w:tc>
-        <w:tc>
-          <w:tcPr>
-            <w:tcW w:type="dxa" w:w="3202"/>
+            <w:tcW w:type="dxa" w:w="2010"/>
+            <w:tcBorders>
+              <w:top w:val="single" w:color="C9D3DF" w:sz="4"/>
+              <w:left w:val="single" w:color="C9D3DF" w:sz="4"/>
+              <w:bottom w:val="single" w:color="C9D3DF" w:sz="4"/>
+              <w:right w:val="single" w:color="C9D3DF" w:sz="4"/>
+            </w:tcBorders>
+            <w:tcMar>
+              <w:top w:type="dxa" w:w="50"/>
+              <w:left w:type="dxa" w:w="80"/>
+              <w:bottom w:type="dxa" w:w="50"/>
+              <w:right w:type="dxa" w:w="80"/>
+            </w:tcMar>
+          </w:tcPr>
+          <w:p>
+            <w:pPr>
+              <w:jc w:val="left"/>
+            </w:pPr>
+            <w:r>
+              <w:rPr>
+                <w:rFonts w:ascii="Malgun Gothic" w:cs="Malgun Gothic" w:eastAsia="Malgun Gothic" w:hAnsi="Malgun Gothic"/>
+                <w:sz w:val="17"/>
+                <w:szCs w:val="17"/>
+              </w:rPr>
+              <w:t xml:space="preserve">A·B·C(B 23번, C 2번, A 전체 검수)</w:t>
+            </w:r>
+          </w:p>
+        </w:tc>
+        <w:tc>
+          <w:tcPr>
+            <w:tcW w:type="dxa" w:w="3137"/>
             <w:tcBorders>
               <w:top w:val="single" w:color="C9D3DF" w:sz="4"/>
               <w:left w:val="single" w:color="C9D3DF" w:sz="4"/>
@@ -17521,31 +17521,31 @@
         </w:tc>
         <w:tc>
           <w:tcPr>
-            <w:tcW w:type="dxa" w:w="3231"/>
-            <w:tcBorders>
-              <w:top w:val="single" w:color="C9D3DF" w:sz="4"/>
-              <w:left w:val="single" w:color="C9D3DF" w:sz="4"/>
-              <w:bottom w:val="single" w:color="C9D3DF" w:sz="4"/>
-              <w:right w:val="single" w:color="C9D3DF" w:sz="4"/>
-            </w:tcBorders>
-            <w:tcMar>
-              <w:top w:type="dxa" w:w="50"/>
-              <w:left w:type="dxa" w:w="80"/>
-              <w:bottom w:type="dxa" w:w="50"/>
-              <w:right w:type="dxa" w:w="80"/>
-            </w:tcMar>
-          </w:tcPr>
-          <w:p>
-            <w:pPr>
-              <w:jc w:val="left"/>
-            </w:pPr>
-            <w:r>
-              <w:rPr>
-                <w:rFonts w:ascii="Malgun Gothic" w:cs="Malgun Gothic" w:eastAsia="Malgun Gothic" w:hAnsi="Malgun Gothic"/>
-                <w:sz w:val="17"/>
-                <w:szCs w:val="17"/>
-              </w:rPr>
-              <w:t xml:space="preserve">기록표 + 캡처, C가 기능별 화면 개선 리포트 제출 → 수정. 1차 32건 모두 반영, 2차 PC 5건 + 휴대폰 4건 모두 반영</w:t>
+            <w:tcW w:type="dxa" w:w="3264"/>
+            <w:tcBorders>
+              <w:top w:val="single" w:color="C9D3DF" w:sz="4"/>
+              <w:left w:val="single" w:color="C9D3DF" w:sz="4"/>
+              <w:bottom w:val="single" w:color="C9D3DF" w:sz="4"/>
+              <w:right w:val="single" w:color="C9D3DF" w:sz="4"/>
+            </w:tcBorders>
+            <w:tcMar>
+              <w:top w:type="dxa" w:w="50"/>
+              <w:left w:type="dxa" w:w="80"/>
+              <w:bottom w:type="dxa" w:w="50"/>
+              <w:right w:type="dxa" w:w="80"/>
+            </w:tcMar>
+          </w:tcPr>
+          <w:p>
+            <w:pPr>
+              <w:jc w:val="left"/>
+            </w:pPr>
+            <w:r>
+              <w:rPr>
+                <w:rFonts w:ascii="Malgun Gothic" w:cs="Malgun Gothic" w:eastAsia="Malgun Gothic" w:hAnsi="Malgun Gothic"/>
+                <w:sz w:val="17"/>
+                <w:szCs w:val="17"/>
+              </w:rPr>
+              <w:t xml:space="preserve">기록표 + 캡처, C가 기능별 화면 개선 리포트 제출 → 수정. B 지적 65건 중 63건 반영(이메일 2건 계정 대기), C PC 5건 + 휴대폰 4건 모두 반영</w:t>
             </w:r>
           </w:p>
         </w:tc>
@@ -17557,7 +17557,7 @@
         </w:trPr>
         <w:tc>
           <w:tcPr>
-            <w:tcW w:type="dxa" w:w="1831"/>
+            <w:tcW w:type="dxa" w:w="1793"/>
             <w:tcBorders>
               <w:top w:val="single" w:color="C9D3DF" w:sz="4"/>
               <w:left w:val="single" w:color="C9D3DF" w:sz="4"/>
@@ -17587,7 +17587,7 @@
         </w:tc>
         <w:tc>
           <w:tcPr>
-            <w:tcW w:type="dxa" w:w="1940"/>
+            <w:tcW w:type="dxa" w:w="2010"/>
             <w:tcBorders>
               <w:top w:val="single" w:color="C9D3DF" w:sz="4"/>
               <w:left w:val="single" w:color="C9D3DF" w:sz="4"/>
@@ -17617,7 +17617,7 @@
         </w:tc>
         <w:tc>
           <w:tcPr>
-            <w:tcW w:type="dxa" w:w="3202"/>
+            <w:tcW w:type="dxa" w:w="3137"/>
             <w:tcBorders>
               <w:top w:val="single" w:color="C9D3DF" w:sz="4"/>
               <w:left w:val="single" w:color="C9D3DF" w:sz="4"/>
@@ -17647,7 +17647,7 @@
         </w:tc>
         <w:tc>
           <w:tcPr>
-            <w:tcW w:type="dxa" w:w="3231"/>
+            <w:tcW w:type="dxa" w:w="3264"/>
             <w:tcBorders>
               <w:top w:val="single" w:color="C9D3DF" w:sz="4"/>
               <w:left w:val="single" w:color="C9D3DF" w:sz="4"/>
@@ -17820,9 +17820,9 @@
         </w:tblBorders>
       </w:tblPr>
       <w:tblGrid>
-        <w:gridCol w:w="2442"/>
-        <w:gridCol w:w="4123"/>
-        <w:gridCol w:w="3639"/>
+        <w:gridCol w:w="2367"/>
+        <w:gridCol w:w="4199"/>
+        <w:gridCol w:w="3638"/>
       </w:tblGrid>
       <w:tr>
         <w:trPr>
@@ -17831,7 +17831,7 @@
         </w:trPr>
         <w:tc>
           <w:tcPr>
-            <w:tcW w:type="dxa" w:w="2442"/>
+            <w:tcW w:type="dxa" w:w="2367"/>
             <w:tcBorders>
               <w:top w:val="single" w:color="C9D3DF" w:sz="4"/>
               <w:left w:val="single" w:color="C9D3DF" w:sz="4"/>
@@ -17865,7 +17865,7 @@
         </w:tc>
         <w:tc>
           <w:tcPr>
-            <w:tcW w:type="dxa" w:w="4123"/>
+            <w:tcW w:type="dxa" w:w="4199"/>
             <w:tcBorders>
               <w:top w:val="single" w:color="C9D3DF" w:sz="4"/>
               <w:left w:val="single" w:color="C9D3DF" w:sz="4"/>
@@ -17899,7 +17899,7 @@
         </w:tc>
         <w:tc>
           <w:tcPr>
-            <w:tcW w:type="dxa" w:w="3639"/>
+            <w:tcW w:type="dxa" w:w="3638"/>
             <w:tcBorders>
               <w:top w:val="single" w:color="C9D3DF" w:sz="4"/>
               <w:left w:val="single" w:color="C9D3DF" w:sz="4"/>
@@ -17939,7 +17939,7 @@
         </w:trPr>
         <w:tc>
           <w:tcPr>
-            <w:tcW w:type="dxa" w:w="2442"/>
+            <w:tcW w:type="dxa" w:w="2367"/>
             <w:tcBorders>
               <w:top w:val="single" w:color="C9D3DF" w:sz="4"/>
               <w:left w:val="single" w:color="C9D3DF" w:sz="4"/>
@@ -17969,7 +17969,7 @@
         </w:tc>
         <w:tc>
           <w:tcPr>
-            <w:tcW w:type="dxa" w:w="4123"/>
+            <w:tcW w:type="dxa" w:w="4199"/>
             <w:tcBorders>
               <w:top w:val="single" w:color="C9D3DF" w:sz="4"/>
               <w:left w:val="single" w:color="C9D3DF" w:sz="4"/>
@@ -17999,7 +17999,7 @@
         </w:tc>
         <w:tc>
           <w:tcPr>
-            <w:tcW w:type="dxa" w:w="3639"/>
+            <w:tcW w:type="dxa" w:w="3638"/>
             <w:tcBorders>
               <w:top w:val="single" w:color="C9D3DF" w:sz="4"/>
               <w:left w:val="single" w:color="C9D3DF" w:sz="4"/>
@@ -18035,67 +18035,67 @@
         </w:trPr>
         <w:tc>
           <w:tcPr>
-            <w:tcW w:type="dxa" w:w="2442"/>
-            <w:tcBorders>
-              <w:top w:val="single" w:color="C9D3DF" w:sz="4"/>
-              <w:left w:val="single" w:color="C9D3DF" w:sz="4"/>
-              <w:bottom w:val="single" w:color="C9D3DF" w:sz="4"/>
-              <w:right w:val="single" w:color="C9D3DF" w:sz="4"/>
-            </w:tcBorders>
-            <w:tcMar>
-              <w:top w:type="dxa" w:w="50"/>
-              <w:left w:type="dxa" w:w="80"/>
-              <w:bottom w:type="dxa" w:w="50"/>
-              <w:right w:type="dxa" w:w="80"/>
-            </w:tcMar>
-          </w:tcPr>
-          <w:p>
-            <w:pPr>
-              <w:jc w:val="left"/>
-            </w:pPr>
-            <w:r>
-              <w:rPr>
-                <w:rFonts w:ascii="Malgun Gothic" w:cs="Malgun Gothic" w:eastAsia="Malgun Gothic" w:hAnsi="Malgun Gothic"/>
-                <w:sz w:val="17"/>
-                <w:szCs w:val="17"/>
-              </w:rPr>
-              <w:t xml:space="preserve">팀 자체 테스트 1차(이혜경)</w:t>
-            </w:r>
-          </w:p>
-        </w:tc>
-        <w:tc>
-          <w:tcPr>
-            <w:tcW w:type="dxa" w:w="4123"/>
-            <w:tcBorders>
-              <w:top w:val="single" w:color="C9D3DF" w:sz="4"/>
-              <w:left w:val="single" w:color="C9D3DF" w:sz="4"/>
-              <w:bottom w:val="single" w:color="C9D3DF" w:sz="4"/>
-              <w:right w:val="single" w:color="C9D3DF" w:sz="4"/>
-            </w:tcBorders>
-            <w:tcMar>
-              <w:top w:type="dxa" w:w="50"/>
-              <w:left w:type="dxa" w:w="80"/>
-              <w:bottom w:type="dxa" w:w="50"/>
-              <w:right w:type="dxa" w:w="80"/>
-            </w:tcMar>
-          </w:tcPr>
-          <w:p>
-            <w:pPr>
-              <w:jc w:val="left"/>
-            </w:pPr>
-            <w:r>
-              <w:rPr>
-                <w:rFonts w:ascii="Malgun Gothic" w:cs="Malgun Gothic" w:eastAsia="Malgun Gothic" w:hAnsi="Malgun Gothic"/>
-                <w:sz w:val="17"/>
-                <w:szCs w:val="17"/>
-              </w:rPr>
-              <w:t xml:space="preserve">웹·모바일 3회 이상 실행, 지적·요청 32건 중 32건 반영(100%)</w:t>
-            </w:r>
-          </w:p>
-        </w:tc>
-        <w:tc>
-          <w:tcPr>
-            <w:tcW w:type="dxa" w:w="3639"/>
+            <w:tcW w:type="dxa" w:w="2367"/>
+            <w:tcBorders>
+              <w:top w:val="single" w:color="C9D3DF" w:sz="4"/>
+              <w:left w:val="single" w:color="C9D3DF" w:sz="4"/>
+              <w:bottom w:val="single" w:color="C9D3DF" w:sz="4"/>
+              <w:right w:val="single" w:color="C9D3DF" w:sz="4"/>
+            </w:tcBorders>
+            <w:tcMar>
+              <w:top w:type="dxa" w:w="50"/>
+              <w:left w:type="dxa" w:w="80"/>
+              <w:bottom w:type="dxa" w:w="50"/>
+              <w:right w:type="dxa" w:w="80"/>
+            </w:tcMar>
+          </w:tcPr>
+          <w:p>
+            <w:pPr>
+              <w:jc w:val="left"/>
+            </w:pPr>
+            <w:r>
+              <w:rPr>
+                <w:rFonts w:ascii="Malgun Gothic" w:cs="Malgun Gothic" w:eastAsia="Malgun Gothic" w:hAnsi="Malgun Gothic"/>
+                <w:sz w:val="17"/>
+                <w:szCs w:val="17"/>
+              </w:rPr>
+              <w:t xml:space="preserve">팀 자체 테스트(이혜경)</w:t>
+            </w:r>
+          </w:p>
+        </w:tc>
+        <w:tc>
+          <w:tcPr>
+            <w:tcW w:type="dxa" w:w="4199"/>
+            <w:tcBorders>
+              <w:top w:val="single" w:color="C9D3DF" w:sz="4"/>
+              <w:left w:val="single" w:color="C9D3DF" w:sz="4"/>
+              <w:bottom w:val="single" w:color="C9D3DF" w:sz="4"/>
+              <w:right w:val="single" w:color="C9D3DF" w:sz="4"/>
+            </w:tcBorders>
+            <w:tcMar>
+              <w:top w:type="dxa" w:w="50"/>
+              <w:left w:type="dxa" w:w="80"/>
+              <w:bottom w:type="dxa" w:w="50"/>
+              <w:right w:type="dxa" w:w="80"/>
+            </w:tcMar>
+          </w:tcPr>
+          <w:p>
+            <w:pPr>
+              <w:jc w:val="left"/>
+            </w:pPr>
+            <w:r>
+              <w:rPr>
+                <w:rFonts w:ascii="Malgun Gothic" w:cs="Malgun Gothic" w:eastAsia="Malgun Gothic" w:hAnsi="Malgun Gothic"/>
+                <w:sz w:val="17"/>
+                <w:szCs w:val="17"/>
+              </w:rPr>
+              <w:t xml:space="preserve">웹·모바일 23번 실행(날짜·시각 기록), 지적 65건 중 63건 반영(이메일 2건 계정 대기)</w:t>
+            </w:r>
+          </w:p>
+        </w:tc>
+        <w:tc>
+          <w:tcPr>
+            <w:tcW w:type="dxa" w:w="3638"/>
             <w:tcBorders>
               <w:top w:val="single" w:color="C9D3DF" w:sz="4"/>
               <w:left w:val="single" w:color="C9D3DF" w:sz="4"/>
@@ -18131,37 +18131,37 @@
         </w:trPr>
         <w:tc>
           <w:tcPr>
-            <w:tcW w:type="dxa" w:w="2442"/>
-            <w:tcBorders>
-              <w:top w:val="single" w:color="C9D3DF" w:sz="4"/>
-              <w:left w:val="single" w:color="C9D3DF" w:sz="4"/>
-              <w:bottom w:val="single" w:color="C9D3DF" w:sz="4"/>
-              <w:right w:val="single" w:color="C9D3DF" w:sz="4"/>
-            </w:tcBorders>
-            <w:tcMar>
-              <w:top w:type="dxa" w:w="50"/>
-              <w:left w:type="dxa" w:w="80"/>
-              <w:bottom w:type="dxa" w:w="50"/>
-              <w:right w:type="dxa" w:w="80"/>
-            </w:tcMar>
-          </w:tcPr>
-          <w:p>
-            <w:pPr>
-              <w:jc w:val="left"/>
-            </w:pPr>
-            <w:r>
-              <w:rPr>
-                <w:rFonts w:ascii="Malgun Gothic" w:cs="Malgun Gothic" w:eastAsia="Malgun Gothic" w:hAnsi="Malgun Gothic"/>
-                <w:sz w:val="17"/>
-                <w:szCs w:val="17"/>
-              </w:rPr>
-              <w:t xml:space="preserve">팀 자체 테스트 2차(이미영)</w:t>
-            </w:r>
-          </w:p>
-        </w:tc>
-        <w:tc>
-          <w:tcPr>
-            <w:tcW w:type="dxa" w:w="4123"/>
+            <w:tcW w:type="dxa" w:w="2367"/>
+            <w:tcBorders>
+              <w:top w:val="single" w:color="C9D3DF" w:sz="4"/>
+              <w:left w:val="single" w:color="C9D3DF" w:sz="4"/>
+              <w:bottom w:val="single" w:color="C9D3DF" w:sz="4"/>
+              <w:right w:val="single" w:color="C9D3DF" w:sz="4"/>
+            </w:tcBorders>
+            <w:tcMar>
+              <w:top w:type="dxa" w:w="50"/>
+              <w:left w:type="dxa" w:w="80"/>
+              <w:bottom w:type="dxa" w:w="50"/>
+              <w:right w:type="dxa" w:w="80"/>
+            </w:tcMar>
+          </w:tcPr>
+          <w:p>
+            <w:pPr>
+              <w:jc w:val="left"/>
+            </w:pPr>
+            <w:r>
+              <w:rPr>
+                <w:rFonts w:ascii="Malgun Gothic" w:cs="Malgun Gothic" w:eastAsia="Malgun Gothic" w:hAnsi="Malgun Gothic"/>
+                <w:sz w:val="17"/>
+                <w:szCs w:val="17"/>
+              </w:rPr>
+              <w:t xml:space="preserve">팀 자체 테스트(이미영)</w:t>
+            </w:r>
+          </w:p>
+        </w:tc>
+        <w:tc>
+          <w:tcPr>
+            <w:tcW w:type="dxa" w:w="4199"/>
             <w:tcBorders>
               <w:top w:val="single" w:color="C9D3DF" w:sz="4"/>
               <w:left w:val="single" w:color="C9D3DF" w:sz="4"/>
@@ -18191,7 +18191,7 @@
         </w:tc>
         <w:tc>
           <w:tcPr>
-            <w:tcW w:type="dxa" w:w="3639"/>
+            <w:tcW w:type="dxa" w:w="3638"/>
             <w:tcBorders>
               <w:top w:val="single" w:color="C9D3DF" w:sz="4"/>
               <w:left w:val="single" w:color="C9D3DF" w:sz="4"/>
@@ -18227,7 +18227,7 @@
         </w:trPr>
         <w:tc>
           <w:tcPr>
-            <w:tcW w:type="dxa" w:w="2442"/>
+            <w:tcW w:type="dxa" w:w="2367"/>
             <w:tcBorders>
               <w:top w:val="single" w:color="C9D3DF" w:sz="4"/>
               <w:left w:val="single" w:color="C9D3DF" w:sz="4"/>
@@ -18257,7 +18257,7 @@
         </w:tc>
         <w:tc>
           <w:tcPr>
-            <w:tcW w:type="dxa" w:w="4123"/>
+            <w:tcW w:type="dxa" w:w="4199"/>
             <w:tcBorders>
               <w:top w:val="single" w:color="C9D3DF" w:sz="4"/>
               <w:left w:val="single" w:color="C9D3DF" w:sz="4"/>
@@ -18287,7 +18287,7 @@
         </w:tc>
         <w:tc>
           <w:tcPr>
-            <w:tcW w:type="dxa" w:w="3639"/>
+            <w:tcW w:type="dxa" w:w="3638"/>
             <w:tcBorders>
               <w:top w:val="single" w:color="C9D3DF" w:sz="4"/>
               <w:left w:val="single" w:color="C9D3DF" w:sz="4"/>
@@ -18539,8 +18539,8 @@
       </w:tblPr>
       <w:tblGrid>
         <w:gridCol w:w="660"/>
-        <w:gridCol w:w="2985"/>
-        <w:gridCol w:w="3499"/>
+        <w:gridCol w:w="2989"/>
+        <w:gridCol w:w="3495"/>
         <w:gridCol w:w="3060"/>
       </w:tblGrid>
       <w:tr>
@@ -18584,7 +18584,7 @@
         </w:tc>
         <w:tc>
           <w:tcPr>
-            <w:tcW w:type="dxa" w:w="2985"/>
+            <w:tcW w:type="dxa" w:w="2989"/>
             <w:tcBorders>
               <w:top w:val="single" w:color="C9D3DF" w:sz="4"/>
               <w:left w:val="single" w:color="C9D3DF" w:sz="4"/>
@@ -18618,7 +18618,7 @@
         </w:tc>
         <w:tc>
           <w:tcPr>
-            <w:tcW w:type="dxa" w:w="3499"/>
+            <w:tcW w:type="dxa" w:w="3495"/>
             <w:tcBorders>
               <w:top w:val="single" w:color="C9D3DF" w:sz="4"/>
               <w:left w:val="single" w:color="C9D3DF" w:sz="4"/>
@@ -18722,7 +18722,7 @@
         </w:tc>
         <w:tc>
           <w:tcPr>
-            <w:tcW w:type="dxa" w:w="2985"/>
+            <w:tcW w:type="dxa" w:w="2989"/>
             <w:tcBorders>
               <w:top w:val="single" w:color="C9D3DF" w:sz="4"/>
               <w:left w:val="single" w:color="C9D3DF" w:sz="4"/>
@@ -18752,7 +18752,7 @@
         </w:tc>
         <w:tc>
           <w:tcPr>
-            <w:tcW w:type="dxa" w:w="3499"/>
+            <w:tcW w:type="dxa" w:w="3495"/>
             <w:tcBorders>
               <w:top w:val="single" w:color="C9D3DF" w:sz="4"/>
               <w:left w:val="single" w:color="C9D3DF" w:sz="4"/>
@@ -18848,7 +18848,7 @@
         </w:tc>
         <w:tc>
           <w:tcPr>
-            <w:tcW w:type="dxa" w:w="2985"/>
+            <w:tcW w:type="dxa" w:w="2989"/>
             <w:tcBorders>
               <w:top w:val="single" w:color="C9D3DF" w:sz="4"/>
               <w:left w:val="single" w:color="C9D3DF" w:sz="4"/>
@@ -18878,7 +18878,7 @@
         </w:tc>
         <w:tc>
           <w:tcPr>
-            <w:tcW w:type="dxa" w:w="3499"/>
+            <w:tcW w:type="dxa" w:w="3495"/>
             <w:tcBorders>
               <w:top w:val="single" w:color="C9D3DF" w:sz="4"/>
               <w:left w:val="single" w:color="C9D3DF" w:sz="4"/>
@@ -18974,7 +18974,7 @@
         </w:tc>
         <w:tc>
           <w:tcPr>
-            <w:tcW w:type="dxa" w:w="2985"/>
+            <w:tcW w:type="dxa" w:w="2989"/>
             <w:tcBorders>
               <w:top w:val="single" w:color="C9D3DF" w:sz="4"/>
               <w:left w:val="single" w:color="C9D3DF" w:sz="4"/>
@@ -19004,7 +19004,7 @@
         </w:tc>
         <w:tc>
           <w:tcPr>
-            <w:tcW w:type="dxa" w:w="3499"/>
+            <w:tcW w:type="dxa" w:w="3495"/>
             <w:tcBorders>
               <w:top w:val="single" w:color="C9D3DF" w:sz="4"/>
               <w:left w:val="single" w:color="C9D3DF" w:sz="4"/>
@@ -19100,7 +19100,7 @@
         </w:tc>
         <w:tc>
           <w:tcPr>
-            <w:tcW w:type="dxa" w:w="2985"/>
+            <w:tcW w:type="dxa" w:w="2989"/>
             <w:tcBorders>
               <w:top w:val="single" w:color="C9D3DF" w:sz="4"/>
               <w:left w:val="single" w:color="C9D3DF" w:sz="4"/>
@@ -19130,7 +19130,7 @@
         </w:tc>
         <w:tc>
           <w:tcPr>
-            <w:tcW w:type="dxa" w:w="3499"/>
+            <w:tcW w:type="dxa" w:w="3495"/>
             <w:tcBorders>
               <w:top w:val="single" w:color="C9D3DF" w:sz="4"/>
               <w:left w:val="single" w:color="C9D3DF" w:sz="4"/>
@@ -19226,7 +19226,7 @@
         </w:tc>
         <w:tc>
           <w:tcPr>
-            <w:tcW w:type="dxa" w:w="2985"/>
+            <w:tcW w:type="dxa" w:w="2989"/>
             <w:tcBorders>
               <w:top w:val="single" w:color="C9D3DF" w:sz="4"/>
               <w:left w:val="single" w:color="C9D3DF" w:sz="4"/>
@@ -19256,7 +19256,7 @@
         </w:tc>
         <w:tc>
           <w:tcPr>
-            <w:tcW w:type="dxa" w:w="3499"/>
+            <w:tcW w:type="dxa" w:w="3495"/>
             <w:tcBorders>
               <w:top w:val="single" w:color="C9D3DF" w:sz="4"/>
               <w:left w:val="single" w:color="C9D3DF" w:sz="4"/>
@@ -19352,7 +19352,7 @@
         </w:tc>
         <w:tc>
           <w:tcPr>
-            <w:tcW w:type="dxa" w:w="2985"/>
+            <w:tcW w:type="dxa" w:w="2989"/>
             <w:tcBorders>
               <w:top w:val="single" w:color="C9D3DF" w:sz="4"/>
               <w:left w:val="single" w:color="C9D3DF" w:sz="4"/>
@@ -19382,7 +19382,7 @@
         </w:tc>
         <w:tc>
           <w:tcPr>
-            <w:tcW w:type="dxa" w:w="3499"/>
+            <w:tcW w:type="dxa" w:w="3495"/>
             <w:tcBorders>
               <w:top w:val="single" w:color="C9D3DF" w:sz="4"/>
               <w:left w:val="single" w:color="C9D3DF" w:sz="4"/>
@@ -19478,7 +19478,7 @@
         </w:tc>
         <w:tc>
           <w:tcPr>
-            <w:tcW w:type="dxa" w:w="2985"/>
+            <w:tcW w:type="dxa" w:w="2989"/>
             <w:tcBorders>
               <w:top w:val="single" w:color="C9D3DF" w:sz="4"/>
               <w:left w:val="single" w:color="C9D3DF" w:sz="4"/>
@@ -19508,7 +19508,7 @@
         </w:tc>
         <w:tc>
           <w:tcPr>
-            <w:tcW w:type="dxa" w:w="3499"/>
+            <w:tcW w:type="dxa" w:w="3495"/>
             <w:tcBorders>
               <w:top w:val="single" w:color="C9D3DF" w:sz="4"/>
               <w:left w:val="single" w:color="C9D3DF" w:sz="4"/>
@@ -19604,7 +19604,7 @@
         </w:tc>
         <w:tc>
           <w:tcPr>
-            <w:tcW w:type="dxa" w:w="2985"/>
+            <w:tcW w:type="dxa" w:w="2989"/>
             <w:tcBorders>
               <w:top w:val="single" w:color="C9D3DF" w:sz="4"/>
               <w:left w:val="single" w:color="C9D3DF" w:sz="4"/>
@@ -19634,7 +19634,7 @@
         </w:tc>
         <w:tc>
           <w:tcPr>
-            <w:tcW w:type="dxa" w:w="3499"/>
+            <w:tcW w:type="dxa" w:w="3495"/>
             <w:tcBorders>
               <w:top w:val="single" w:color="C9D3DF" w:sz="4"/>
               <w:left w:val="single" w:color="C9D3DF" w:sz="4"/>
@@ -19730,7 +19730,7 @@
         </w:tc>
         <w:tc>
           <w:tcPr>
-            <w:tcW w:type="dxa" w:w="2985"/>
+            <w:tcW w:type="dxa" w:w="2989"/>
             <w:tcBorders>
               <w:top w:val="single" w:color="C9D3DF" w:sz="4"/>
               <w:left w:val="single" w:color="C9D3DF" w:sz="4"/>
@@ -19760,7 +19760,7 @@
         </w:tc>
         <w:tc>
           <w:tcPr>
-            <w:tcW w:type="dxa" w:w="3499"/>
+            <w:tcW w:type="dxa" w:w="3495"/>
             <w:tcBorders>
               <w:top w:val="single" w:color="C9D3DF" w:sz="4"/>
               <w:left w:val="single" w:color="C9D3DF" w:sz="4"/>
@@ -19856,7 +19856,7 @@
         </w:tc>
         <w:tc>
           <w:tcPr>
-            <w:tcW w:type="dxa" w:w="2985"/>
+            <w:tcW w:type="dxa" w:w="2989"/>
             <w:tcBorders>
               <w:top w:val="single" w:color="C9D3DF" w:sz="4"/>
               <w:left w:val="single" w:color="C9D3DF" w:sz="4"/>
@@ -19886,31 +19886,31 @@
         </w:tc>
         <w:tc>
           <w:tcPr>
-            <w:tcW w:type="dxa" w:w="3499"/>
-            <w:tcBorders>
-              <w:top w:val="single" w:color="C9D3DF" w:sz="4"/>
-              <w:left w:val="single" w:color="C9D3DF" w:sz="4"/>
-              <w:bottom w:val="single" w:color="C9D3DF" w:sz="4"/>
-              <w:right w:val="single" w:color="C9D3DF" w:sz="4"/>
-            </w:tcBorders>
-            <w:tcMar>
-              <w:top w:type="dxa" w:w="50"/>
-              <w:left w:type="dxa" w:w="80"/>
-              <w:bottom w:type="dxa" w:w="50"/>
-              <w:right w:type="dxa" w:w="80"/>
-            </w:tcMar>
-          </w:tcPr>
-          <w:p>
-            <w:pPr>
-              <w:jc w:val="left"/>
-            </w:pPr>
-            <w:r>
-              <w:rPr>
-                <w:rFonts w:ascii="Malgun Gothic" w:cs="Malgun Gothic" w:eastAsia="Malgun Gothic" w:hAnsi="Malgun Gothic"/>
-                <w:sz w:val="17"/>
-                <w:szCs w:val="17"/>
-              </w:rPr>
-              <w:t xml:space="preserve">TC1~TC6 + 테스트 3종(AI 자동 127개 · 팀 자체 1차 32건·2차 9건 반영 · 실사용자 4명 설문)</w:t>
+            <w:tcW w:type="dxa" w:w="3495"/>
+            <w:tcBorders>
+              <w:top w:val="single" w:color="C9D3DF" w:sz="4"/>
+              <w:left w:val="single" w:color="C9D3DF" w:sz="4"/>
+              <w:bottom w:val="single" w:color="C9D3DF" w:sz="4"/>
+              <w:right w:val="single" w:color="C9D3DF" w:sz="4"/>
+            </w:tcBorders>
+            <w:tcMar>
+              <w:top w:type="dxa" w:w="50"/>
+              <w:left w:type="dxa" w:w="80"/>
+              <w:bottom w:type="dxa" w:w="50"/>
+              <w:right w:type="dxa" w:w="80"/>
+            </w:tcMar>
+          </w:tcPr>
+          <w:p>
+            <w:pPr>
+              <w:jc w:val="left"/>
+            </w:pPr>
+            <w:r>
+              <w:rPr>
+                <w:rFonts w:ascii="Malgun Gothic" w:cs="Malgun Gothic" w:eastAsia="Malgun Gothic" w:hAnsi="Malgun Gothic"/>
+                <w:sz w:val="17"/>
+                <w:szCs w:val="17"/>
+              </w:rPr>
+              <w:t xml:space="preserve">TC1~TC6 + 테스트 3종(AI 자동 127개 · 팀 자체 74건 중 72건 반영 · 실사용자 4명 설문)</w:t>
             </w:r>
           </w:p>
         </w:tc>
@@ -19982,7 +19982,7 @@
         </w:tc>
         <w:tc>
           <w:tcPr>
-            <w:tcW w:type="dxa" w:w="2985"/>
+            <w:tcW w:type="dxa" w:w="2989"/>
             <w:tcBorders>
               <w:top w:val="single" w:color="C9D3DF" w:sz="4"/>
               <w:left w:val="single" w:color="C9D3DF" w:sz="4"/>
@@ -20012,7 +20012,7 @@
         </w:tc>
         <w:tc>
           <w:tcPr>
-            <w:tcW w:type="dxa" w:w="3499"/>
+            <w:tcW w:type="dxa" w:w="3495"/>
             <w:tcBorders>
               <w:top w:val="single" w:color="C9D3DF" w:sz="4"/>
               <w:left w:val="single" w:color="C9D3DF" w:sz="4"/>
@@ -20108,7 +20108,7 @@
         </w:tc>
         <w:tc>
           <w:tcPr>
-            <w:tcW w:type="dxa" w:w="2985"/>
+            <w:tcW w:type="dxa" w:w="2989"/>
             <w:tcBorders>
               <w:top w:val="single" w:color="C9D3DF" w:sz="4"/>
               <w:left w:val="single" w:color="C9D3DF" w:sz="4"/>
@@ -20138,7 +20138,7 @@
         </w:tc>
         <w:tc>
           <w:tcPr>
-            <w:tcW w:type="dxa" w:w="3499"/>
+            <w:tcW w:type="dxa" w:w="3495"/>
             <w:tcBorders>
               <w:top w:val="single" w:color="C9D3DF" w:sz="4"/>
               <w:left w:val="single" w:color="C9D3DF" w:sz="4"/>
@@ -20234,7 +20234,7 @@
         </w:tc>
         <w:tc>
           <w:tcPr>
-            <w:tcW w:type="dxa" w:w="2985"/>
+            <w:tcW w:type="dxa" w:w="2989"/>
             <w:tcBorders>
               <w:top w:val="single" w:color="C9D3DF" w:sz="4"/>
               <w:left w:val="single" w:color="C9D3DF" w:sz="4"/>
@@ -20264,7 +20264,7 @@
         </w:tc>
         <w:tc>
           <w:tcPr>
-            <w:tcW w:type="dxa" w:w="3499"/>
+            <w:tcW w:type="dxa" w:w="3495"/>
             <w:tcBorders>
               <w:top w:val="single" w:color="C9D3DF" w:sz="4"/>
               <w:left w:val="single" w:color="C9D3DF" w:sz="4"/>
@@ -20360,7 +20360,7 @@
         </w:tc>
         <w:tc>
           <w:tcPr>
-            <w:tcW w:type="dxa" w:w="2985"/>
+            <w:tcW w:type="dxa" w:w="2989"/>
             <w:tcBorders>
               <w:top w:val="single" w:color="C9D3DF" w:sz="4"/>
               <w:left w:val="single" w:color="C9D3DF" w:sz="4"/>
@@ -20390,7 +20390,7 @@
         </w:tc>
         <w:tc>
           <w:tcPr>
-            <w:tcW w:type="dxa" w:w="3499"/>
+            <w:tcW w:type="dxa" w:w="3495"/>
             <w:tcBorders>
               <w:top w:val="single" w:color="C9D3DF" w:sz="4"/>
               <w:left w:val="single" w:color="C9D3DF" w:sz="4"/>
@@ -20486,7 +20486,7 @@
         </w:tc>
         <w:tc>
           <w:tcPr>
-            <w:tcW w:type="dxa" w:w="2985"/>
+            <w:tcW w:type="dxa" w:w="2989"/>
             <w:tcBorders>
               <w:top w:val="single" w:color="C9D3DF" w:sz="4"/>
               <w:left w:val="single" w:color="C9D3DF" w:sz="4"/>
@@ -20516,7 +20516,7 @@
         </w:tc>
         <w:tc>
           <w:tcPr>
-            <w:tcW w:type="dxa" w:w="3499"/>
+            <w:tcW w:type="dxa" w:w="3495"/>
             <w:tcBorders>
               <w:top w:val="single" w:color="C9D3DF" w:sz="4"/>
               <w:left w:val="single" w:color="C9D3DF" w:sz="4"/>
@@ -24864,7 +24864,11 @@
         <w:szCs w:val="19"/>
       </w:rPr>
     </w:rPrDefault>
-    <w:pPrDefault/>
+    <w:pPrDefault>
+      <w:pPr>
+        <w:wordWrap w:val="0"/>
+      </w:pPr>
+    </w:pPrDefault>
   </w:docDefaults>
   <w:style w:type="paragraph" w:styleId="Title">
     <w:name w:val="Title"/>

--- a/docs/planning/오이소창원_기획안_최종본_20261004.docx
+++ b/docs/planning/오이소창원_기획안_최종본_20261004.docx
@@ -756,7 +756,7 @@
             <w:pPr>
               <w:jc w:val="left"/>
             </w:pPr>
-            <w:hyperlink w:history="1" r:id="rIdetrn0djlaryyybe1gakgz">
+            <w:hyperlink w:history="1" r:id="rIdbe_8vvnr8itt7w3b81qig">
               <w:r>
                 <w:rPr>
                   <w:rStyle w:val="Hyperlink"/>
@@ -825,7 +825,7 @@
             <w:pPr>
               <w:jc w:val="left"/>
             </w:pPr>
-            <w:hyperlink w:history="1" r:id="rIdzurkgrdu48ae2eut4kmbt">
+            <w:hyperlink w:history="1" r:id="rIdbviaaa002kklyzyvkgaev">
               <w:r>
                 <w:rPr>
                   <w:rStyle w:val="Hyperlink"/>
@@ -17485,7 +17485,7 @@
                 <w:sz w:val="17"/>
                 <w:szCs w:val="17"/>
               </w:rPr>
-              <w:t xml:space="preserve">A·B·C(B 23번, C 2번, A 전체 검수)</w:t>
+              <w:t xml:space="preserve">A·B·C(B 25번, C 2번, A 전체 검수)</w:t>
             </w:r>
           </w:p>
         </w:tc>
@@ -17545,7 +17545,7 @@
                 <w:sz w:val="17"/>
                 <w:szCs w:val="17"/>
               </w:rPr>
-              <w:t xml:space="preserve">기록표 + 캡처, C가 기능별 화면 개선 리포트 제출 → 수정. B 지적 65건 중 63건 반영(이메일 2건 계정 대기), C PC 5건 + 휴대폰 4건 모두 반영</w:t>
+              <w:t xml:space="preserve">기록표 + 캡처, C가 기능별 화면 개선 리포트 제출 → 수정. B 지적 68건 중 66건 반영(이메일 2건 계정 대기), C PC 5건 + 휴대폰 4건 모두 반영</w:t>
             </w:r>
           </w:p>
         </w:tc>
@@ -18089,7 +18089,7 @@
                 <w:sz w:val="17"/>
                 <w:szCs w:val="17"/>
               </w:rPr>
-              <w:t xml:space="preserve">웹·모바일 23번 실행(날짜·시각 기록), 지적 65건 중 63건 반영(이메일 2건 계정 대기)</w:t>
+              <w:t xml:space="preserve">웹·모바일 25번 실행(날짜·시각 기록), 지적 68건 중 66건 반영(이메일 2건 계정 대기)</w:t>
             </w:r>
           </w:p>
         </w:tc>
@@ -19910,7 +19910,7 @@
                 <w:sz w:val="17"/>
                 <w:szCs w:val="17"/>
               </w:rPr>
-              <w:t xml:space="preserve">TC1~TC6 + 테스트 3종(AI 자동 127개 · 팀 자체 74건 중 72건 반영 · 실사용자 4명 설문)</w:t>
+              <w:t xml:space="preserve">TC1~TC6 + 테스트 3종(AI 자동 127개 · 팀 자체 77건 중 75건 반영 · 실사용자 4명 설문)</w:t>
             </w:r>
           </w:p>
         </w:tc>

--- a/docs/planning/오이소창원_기획안_최종본_20261004.docx
+++ b/docs/planning/오이소창원_기획안_최종본_20261004.docx
@@ -756,7 +756,7 @@
             <w:pPr>
               <w:jc w:val="left"/>
             </w:pPr>
-            <w:hyperlink w:history="1" r:id="rIdbe_8vvnr8itt7w3b81qig">
+            <w:hyperlink w:history="1" r:id="rId7ctsiokl3j0xsdmuwr5dz">
               <w:r>
                 <w:rPr>
                   <w:rStyle w:val="Hyperlink"/>
@@ -825,7 +825,7 @@
             <w:pPr>
               <w:jc w:val="left"/>
             </w:pPr>
-            <w:hyperlink w:history="1" r:id="rIdbviaaa002kklyzyvkgaev">
+            <w:hyperlink w:history="1" r:id="rId0-r3j1jx3metyeqanguzv">
               <w:r>
                 <w:rPr>
                   <w:rStyle w:val="Hyperlink"/>
@@ -17151,10 +17151,10 @@
         </w:tblBorders>
       </w:tblPr>
       <w:tblGrid>
-        <w:gridCol w:w="1793"/>
-        <w:gridCol w:w="2010"/>
-        <w:gridCol w:w="3137"/>
-        <w:gridCol w:w="3264"/>
+        <w:gridCol w:w="1788"/>
+        <w:gridCol w:w="2034"/>
+        <w:gridCol w:w="3127"/>
+        <w:gridCol w:w="3255"/>
       </w:tblGrid>
       <w:tr>
         <w:trPr>
@@ -17163,7 +17163,7 @@
         </w:trPr>
         <w:tc>
           <w:tcPr>
-            <w:tcW w:type="dxa" w:w="1793"/>
+            <w:tcW w:type="dxa" w:w="1788"/>
             <w:tcBorders>
               <w:top w:val="single" w:color="C9D3DF" w:sz="4"/>
               <w:left w:val="single" w:color="C9D3DF" w:sz="4"/>
@@ -17197,7 +17197,7 @@
         </w:tc>
         <w:tc>
           <w:tcPr>
-            <w:tcW w:type="dxa" w:w="2010"/>
+            <w:tcW w:type="dxa" w:w="2034"/>
             <w:tcBorders>
               <w:top w:val="single" w:color="C9D3DF" w:sz="4"/>
               <w:left w:val="single" w:color="C9D3DF" w:sz="4"/>
@@ -17231,7 +17231,7 @@
         </w:tc>
         <w:tc>
           <w:tcPr>
-            <w:tcW w:type="dxa" w:w="3137"/>
+            <w:tcW w:type="dxa" w:w="3127"/>
             <w:tcBorders>
               <w:top w:val="single" w:color="C9D3DF" w:sz="4"/>
               <w:left w:val="single" w:color="C9D3DF" w:sz="4"/>
@@ -17265,7 +17265,7 @@
         </w:tc>
         <w:tc>
           <w:tcPr>
-            <w:tcW w:type="dxa" w:w="3264"/>
+            <w:tcW w:type="dxa" w:w="3255"/>
             <w:tcBorders>
               <w:top w:val="single" w:color="C9D3DF" w:sz="4"/>
               <w:left w:val="single" w:color="C9D3DF" w:sz="4"/>
@@ -17305,7 +17305,7 @@
         </w:trPr>
         <w:tc>
           <w:tcPr>
-            <w:tcW w:type="dxa" w:w="1793"/>
+            <w:tcW w:type="dxa" w:w="1788"/>
             <w:tcBorders>
               <w:top w:val="single" w:color="C9D3DF" w:sz="4"/>
               <w:left w:val="single" w:color="C9D3DF" w:sz="4"/>
@@ -17335,7 +17335,7 @@
         </w:tc>
         <w:tc>
           <w:tcPr>
-            <w:tcW w:type="dxa" w:w="2010"/>
+            <w:tcW w:type="dxa" w:w="2034"/>
             <w:tcBorders>
               <w:top w:val="single" w:color="C9D3DF" w:sz="4"/>
               <w:left w:val="single" w:color="C9D3DF" w:sz="4"/>
@@ -17365,7 +17365,7 @@
         </w:tc>
         <w:tc>
           <w:tcPr>
-            <w:tcW w:type="dxa" w:w="3137"/>
+            <w:tcW w:type="dxa" w:w="3127"/>
             <w:tcBorders>
               <w:top w:val="single" w:color="C9D3DF" w:sz="4"/>
               <w:left w:val="single" w:color="C9D3DF" w:sz="4"/>
@@ -17395,7 +17395,7 @@
         </w:tc>
         <w:tc>
           <w:tcPr>
-            <w:tcW w:type="dxa" w:w="3264"/>
+            <w:tcW w:type="dxa" w:w="3255"/>
             <w:tcBorders>
               <w:top w:val="single" w:color="C9D3DF" w:sz="4"/>
               <w:left w:val="single" w:color="C9D3DF" w:sz="4"/>
@@ -17431,7 +17431,7 @@
         </w:trPr>
         <w:tc>
           <w:tcPr>
-            <w:tcW w:type="dxa" w:w="1793"/>
+            <w:tcW w:type="dxa" w:w="1788"/>
             <w:tcBorders>
               <w:top w:val="single" w:color="C9D3DF" w:sz="4"/>
               <w:left w:val="single" w:color="C9D3DF" w:sz="4"/>
@@ -17461,37 +17461,37 @@
         </w:tc>
         <w:tc>
           <w:tcPr>
-            <w:tcW w:type="dxa" w:w="2010"/>
-            <w:tcBorders>
-              <w:top w:val="single" w:color="C9D3DF" w:sz="4"/>
-              <w:left w:val="single" w:color="C9D3DF" w:sz="4"/>
-              <w:bottom w:val="single" w:color="C9D3DF" w:sz="4"/>
-              <w:right w:val="single" w:color="C9D3DF" w:sz="4"/>
-            </w:tcBorders>
-            <w:tcMar>
-              <w:top w:type="dxa" w:w="50"/>
-              <w:left w:type="dxa" w:w="80"/>
-              <w:bottom w:type="dxa" w:w="50"/>
-              <w:right w:type="dxa" w:w="80"/>
-            </w:tcMar>
-          </w:tcPr>
-          <w:p>
-            <w:pPr>
-              <w:jc w:val="left"/>
-            </w:pPr>
-            <w:r>
-              <w:rPr>
-                <w:rFonts w:ascii="Malgun Gothic" w:cs="Malgun Gothic" w:eastAsia="Malgun Gothic" w:hAnsi="Malgun Gothic"/>
-                <w:sz w:val="17"/>
-                <w:szCs w:val="17"/>
-              </w:rPr>
-              <w:t xml:space="preserve">A·B·C(B 25번, C 2번, A 전체 검수)</w:t>
-            </w:r>
-          </w:p>
-        </w:tc>
-        <w:tc>
-          <w:tcPr>
-            <w:tcW w:type="dxa" w:w="3137"/>
+            <w:tcW w:type="dxa" w:w="2034"/>
+            <w:tcBorders>
+              <w:top w:val="single" w:color="C9D3DF" w:sz="4"/>
+              <w:left w:val="single" w:color="C9D3DF" w:sz="4"/>
+              <w:bottom w:val="single" w:color="C9D3DF" w:sz="4"/>
+              <w:right w:val="single" w:color="C9D3DF" w:sz="4"/>
+            </w:tcBorders>
+            <w:tcMar>
+              <w:top w:type="dxa" w:w="50"/>
+              <w:left w:type="dxa" w:w="80"/>
+              <w:bottom w:type="dxa" w:w="50"/>
+              <w:right w:type="dxa" w:w="80"/>
+            </w:tcMar>
+          </w:tcPr>
+          <w:p>
+            <w:pPr>
+              <w:jc w:val="left"/>
+            </w:pPr>
+            <w:r>
+              <w:rPr>
+                <w:rFonts w:ascii="Malgun Gothic" w:cs="Malgun Gothic" w:eastAsia="Malgun Gothic" w:hAnsi="Malgun Gothic"/>
+                <w:sz w:val="17"/>
+                <w:szCs w:val="17"/>
+              </w:rPr>
+              <w:t xml:space="preserve">A·B·C(B 25번, C 2번, A 4번·전체 검수)</w:t>
+            </w:r>
+          </w:p>
+        </w:tc>
+        <w:tc>
+          <w:tcPr>
+            <w:tcW w:type="dxa" w:w="3127"/>
             <w:tcBorders>
               <w:top w:val="single" w:color="C9D3DF" w:sz="4"/>
               <w:left w:val="single" w:color="C9D3DF" w:sz="4"/>
@@ -17521,7 +17521,7 @@
         </w:tc>
         <w:tc>
           <w:tcPr>
-            <w:tcW w:type="dxa" w:w="3264"/>
+            <w:tcW w:type="dxa" w:w="3255"/>
             <w:tcBorders>
               <w:top w:val="single" w:color="C9D3DF" w:sz="4"/>
               <w:left w:val="single" w:color="C9D3DF" w:sz="4"/>
@@ -17557,7 +17557,7 @@
         </w:trPr>
         <w:tc>
           <w:tcPr>
-            <w:tcW w:type="dxa" w:w="1793"/>
+            <w:tcW w:type="dxa" w:w="1788"/>
             <w:tcBorders>
               <w:top w:val="single" w:color="C9D3DF" w:sz="4"/>
               <w:left w:val="single" w:color="C9D3DF" w:sz="4"/>
@@ -17587,7 +17587,7 @@
         </w:tc>
         <w:tc>
           <w:tcPr>
-            <w:tcW w:type="dxa" w:w="2010"/>
+            <w:tcW w:type="dxa" w:w="2034"/>
             <w:tcBorders>
               <w:top w:val="single" w:color="C9D3DF" w:sz="4"/>
               <w:left w:val="single" w:color="C9D3DF" w:sz="4"/>
@@ -17617,7 +17617,7 @@
         </w:tc>
         <w:tc>
           <w:tcPr>
-            <w:tcW w:type="dxa" w:w="3137"/>
+            <w:tcW w:type="dxa" w:w="3127"/>
             <w:tcBorders>
               <w:top w:val="single" w:color="C9D3DF" w:sz="4"/>
               <w:left w:val="single" w:color="C9D3DF" w:sz="4"/>
@@ -17647,7 +17647,7 @@
         </w:tc>
         <w:tc>
           <w:tcPr>
-            <w:tcW w:type="dxa" w:w="3264"/>
+            <w:tcW w:type="dxa" w:w="3255"/>
             <w:tcBorders>
               <w:top w:val="single" w:color="C9D3DF" w:sz="4"/>
               <w:left w:val="single" w:color="C9D3DF" w:sz="4"/>
@@ -17820,9 +17820,9 @@
         </w:tblBorders>
       </w:tblPr>
       <w:tblGrid>
-        <w:gridCol w:w="2367"/>
-        <w:gridCol w:w="4199"/>
-        <w:gridCol w:w="3638"/>
+        <w:gridCol w:w="2375"/>
+        <w:gridCol w:w="4301"/>
+        <w:gridCol w:w="3528"/>
       </w:tblGrid>
       <w:tr>
         <w:trPr>
@@ -17831,7 +17831,7 @@
         </w:trPr>
         <w:tc>
           <w:tcPr>
-            <w:tcW w:type="dxa" w:w="2367"/>
+            <w:tcW w:type="dxa" w:w="2375"/>
             <w:tcBorders>
               <w:top w:val="single" w:color="C9D3DF" w:sz="4"/>
               <w:left w:val="single" w:color="C9D3DF" w:sz="4"/>
@@ -17865,7 +17865,7 @@
         </w:tc>
         <w:tc>
           <w:tcPr>
-            <w:tcW w:type="dxa" w:w="4199"/>
+            <w:tcW w:type="dxa" w:w="4301"/>
             <w:tcBorders>
               <w:top w:val="single" w:color="C9D3DF" w:sz="4"/>
               <w:left w:val="single" w:color="C9D3DF" w:sz="4"/>
@@ -17899,7 +17899,7 @@
         </w:tc>
         <w:tc>
           <w:tcPr>
-            <w:tcW w:type="dxa" w:w="3638"/>
+            <w:tcW w:type="dxa" w:w="3528"/>
             <w:tcBorders>
               <w:top w:val="single" w:color="C9D3DF" w:sz="4"/>
               <w:left w:val="single" w:color="C9D3DF" w:sz="4"/>
@@ -17939,7 +17939,7 @@
         </w:trPr>
         <w:tc>
           <w:tcPr>
-            <w:tcW w:type="dxa" w:w="2367"/>
+            <w:tcW w:type="dxa" w:w="2375"/>
             <w:tcBorders>
               <w:top w:val="single" w:color="C9D3DF" w:sz="4"/>
               <w:left w:val="single" w:color="C9D3DF" w:sz="4"/>
@@ -17969,7 +17969,7 @@
         </w:tc>
         <w:tc>
           <w:tcPr>
-            <w:tcW w:type="dxa" w:w="4199"/>
+            <w:tcW w:type="dxa" w:w="4301"/>
             <w:tcBorders>
               <w:top w:val="single" w:color="C9D3DF" w:sz="4"/>
               <w:left w:val="single" w:color="C9D3DF" w:sz="4"/>
@@ -17999,7 +17999,7 @@
         </w:tc>
         <w:tc>
           <w:tcPr>
-            <w:tcW w:type="dxa" w:w="3638"/>
+            <w:tcW w:type="dxa" w:w="3528"/>
             <w:tcBorders>
               <w:top w:val="single" w:color="C9D3DF" w:sz="4"/>
               <w:left w:val="single" w:color="C9D3DF" w:sz="4"/>
@@ -18035,7 +18035,7 @@
         </w:trPr>
         <w:tc>
           <w:tcPr>
-            <w:tcW w:type="dxa" w:w="2367"/>
+            <w:tcW w:type="dxa" w:w="2375"/>
             <w:tcBorders>
               <w:top w:val="single" w:color="C9D3DF" w:sz="4"/>
               <w:left w:val="single" w:color="C9D3DF" w:sz="4"/>
@@ -18065,7 +18065,7 @@
         </w:tc>
         <w:tc>
           <w:tcPr>
-            <w:tcW w:type="dxa" w:w="4199"/>
+            <w:tcW w:type="dxa" w:w="4301"/>
             <w:tcBorders>
               <w:top w:val="single" w:color="C9D3DF" w:sz="4"/>
               <w:left w:val="single" w:color="C9D3DF" w:sz="4"/>
@@ -18095,7 +18095,7 @@
         </w:tc>
         <w:tc>
           <w:tcPr>
-            <w:tcW w:type="dxa" w:w="3638"/>
+            <w:tcW w:type="dxa" w:w="3528"/>
             <w:tcBorders>
               <w:top w:val="single" w:color="C9D3DF" w:sz="4"/>
               <w:left w:val="single" w:color="C9D3DF" w:sz="4"/>
@@ -18131,7 +18131,7 @@
         </w:trPr>
         <w:tc>
           <w:tcPr>
-            <w:tcW w:type="dxa" w:w="2367"/>
+            <w:tcW w:type="dxa" w:w="2375"/>
             <w:tcBorders>
               <w:top w:val="single" w:color="C9D3DF" w:sz="4"/>
               <w:left w:val="single" w:color="C9D3DF" w:sz="4"/>
@@ -18161,7 +18161,7 @@
         </w:tc>
         <w:tc>
           <w:tcPr>
-            <w:tcW w:type="dxa" w:w="4199"/>
+            <w:tcW w:type="dxa" w:w="4301"/>
             <w:tcBorders>
               <w:top w:val="single" w:color="C9D3DF" w:sz="4"/>
               <w:left w:val="single" w:color="C9D3DF" w:sz="4"/>
@@ -18191,7 +18191,7 @@
         </w:tc>
         <w:tc>
           <w:tcPr>
-            <w:tcW w:type="dxa" w:w="3638"/>
+            <w:tcW w:type="dxa" w:w="3528"/>
             <w:tcBorders>
               <w:top w:val="single" w:color="C9D3DF" w:sz="4"/>
               <w:left w:val="single" w:color="C9D3DF" w:sz="4"/>
@@ -18227,7 +18227,103 @@
         </w:trPr>
         <w:tc>
           <w:tcPr>
-            <w:tcW w:type="dxa" w:w="2367"/>
+            <w:tcW w:type="dxa" w:w="2375"/>
+            <w:tcBorders>
+              <w:top w:val="single" w:color="C9D3DF" w:sz="4"/>
+              <w:left w:val="single" w:color="C9D3DF" w:sz="4"/>
+              <w:bottom w:val="single" w:color="C9D3DF" w:sz="4"/>
+              <w:right w:val="single" w:color="C9D3DF" w:sz="4"/>
+            </w:tcBorders>
+            <w:tcMar>
+              <w:top w:type="dxa" w:w="50"/>
+              <w:left w:type="dxa" w:w="80"/>
+              <w:bottom w:type="dxa" w:w="50"/>
+              <w:right w:type="dxa" w:w="80"/>
+            </w:tcMar>
+          </w:tcPr>
+          <w:p>
+            <w:pPr>
+              <w:jc w:val="left"/>
+            </w:pPr>
+            <w:r>
+              <w:rPr>
+                <w:rFonts w:ascii="Malgun Gothic" w:cs="Malgun Gothic" w:eastAsia="Malgun Gothic" w:hAnsi="Malgun Gothic"/>
+                <w:sz w:val="17"/>
+                <w:szCs w:val="17"/>
+              </w:rPr>
+              <w:t xml:space="preserve">팀 자체 테스트(조준수)</w:t>
+            </w:r>
+          </w:p>
+        </w:tc>
+        <w:tc>
+          <w:tcPr>
+            <w:tcW w:type="dxa" w:w="4301"/>
+            <w:tcBorders>
+              <w:top w:val="single" w:color="C9D3DF" w:sz="4"/>
+              <w:left w:val="single" w:color="C9D3DF" w:sz="4"/>
+              <w:bottom w:val="single" w:color="C9D3DF" w:sz="4"/>
+              <w:right w:val="single" w:color="C9D3DF" w:sz="4"/>
+            </w:tcBorders>
+            <w:tcMar>
+              <w:top w:type="dxa" w:w="50"/>
+              <w:left w:type="dxa" w:w="80"/>
+              <w:bottom w:type="dxa" w:w="50"/>
+              <w:right w:type="dxa" w:w="80"/>
+            </w:tcMar>
+          </w:tcPr>
+          <w:p>
+            <w:pPr>
+              <w:jc w:val="left"/>
+            </w:pPr>
+            <w:r>
+              <w:rPr>
+                <w:rFonts w:ascii="Malgun Gothic" w:cs="Malgun Gothic" w:eastAsia="Malgun Gothic" w:hAnsi="Malgun Gothic"/>
+                <w:sz w:val="17"/>
+                <w:szCs w:val="17"/>
+              </w:rPr>
+              <w:t xml:space="preserve">4번 — AI 연결 인증 오류(10/2 21:46) 확인·키 교체, 배포 앱 기능 확인, UX·UI 개선 요청 2번 + 전체 검수, 3건 모두 반영</w:t>
+            </w:r>
+          </w:p>
+        </w:tc>
+        <w:tc>
+          <w:tcPr>
+            <w:tcW w:type="dxa" w:w="3528"/>
+            <w:tcBorders>
+              <w:top w:val="single" w:color="C9D3DF" w:sz="4"/>
+              <w:left w:val="single" w:color="C9D3DF" w:sz="4"/>
+              <w:bottom w:val="single" w:color="C9D3DF" w:sz="4"/>
+              <w:right w:val="single" w:color="C9D3DF" w:sz="4"/>
+            </w:tcBorders>
+            <w:tcMar>
+              <w:top w:type="dxa" w:w="50"/>
+              <w:left w:type="dxa" w:w="80"/>
+              <w:bottom w:type="dxa" w:w="50"/>
+              <w:right w:type="dxa" w:w="80"/>
+            </w:tcMar>
+          </w:tcPr>
+          <w:p>
+            <w:pPr>
+              <w:jc w:val="left"/>
+            </w:pPr>
+            <w:r>
+              <w:rPr>
+                <w:rFonts w:ascii="Malgun Gothic" w:cs="Malgun Gothic" w:eastAsia="Malgun Gothic" w:hAnsi="Malgun Gothic"/>
+                <w:sz w:val="17"/>
+                <w:szCs w:val="17"/>
+              </w:rPr>
+              <w:t xml:space="preserve">tests/team_self_test/</w:t>
+            </w:r>
+          </w:p>
+        </w:tc>
+      </w:tr>
+      <w:tr>
+        <w:trPr>
+          <w:cantSplit/>
+          <w:tblHeader w:val="false"/>
+        </w:trPr>
+        <w:tc>
+          <w:tcPr>
+            <w:tcW w:type="dxa" w:w="2375"/>
             <w:tcBorders>
               <w:top w:val="single" w:color="C9D3DF" w:sz="4"/>
               <w:left w:val="single" w:color="C9D3DF" w:sz="4"/>
@@ -18257,7 +18353,7 @@
         </w:tc>
         <w:tc>
           <w:tcPr>
-            <w:tcW w:type="dxa" w:w="4199"/>
+            <w:tcW w:type="dxa" w:w="4301"/>
             <w:tcBorders>
               <w:top w:val="single" w:color="C9D3DF" w:sz="4"/>
               <w:left w:val="single" w:color="C9D3DF" w:sz="4"/>
@@ -18287,7 +18383,7 @@
         </w:tc>
         <w:tc>
           <w:tcPr>
-            <w:tcW w:type="dxa" w:w="3638"/>
+            <w:tcW w:type="dxa" w:w="3528"/>
             <w:tcBorders>
               <w:top w:val="single" w:color="C9D3DF" w:sz="4"/>
               <w:left w:val="single" w:color="C9D3DF" w:sz="4"/>
@@ -19910,7 +20006,7 @@
                 <w:sz w:val="17"/>
                 <w:szCs w:val="17"/>
               </w:rPr>
-              <w:t xml:space="preserve">TC1~TC6 + 테스트 3종(AI 자동 127개 · 팀 자체 77건 중 75건 반영 · 실사용자 4명 설문)</w:t>
+              <w:t xml:space="preserve">TC1~TC6 + 테스트 3종(AI 자동 127개 · 팀 자체 80건 중 78건 반영 · 실사용자 4명 설문)</w:t>
             </w:r>
           </w:p>
         </w:tc>

--- a/docs/planning/오이소창원_기획안_최종본_20261004.docx
+++ b/docs/planning/오이소창원_기획안_최종본_20261004.docx
@@ -756,7 +756,7 @@
             <w:pPr>
               <w:jc w:val="left"/>
             </w:pPr>
-            <w:hyperlink w:history="1" r:id="rId7ctsiokl3j0xsdmuwr5dz">
+            <w:hyperlink w:history="1" r:id="rIdhkwymtt55tfjw-s-kaq8e">
               <w:r>
                 <w:rPr>
                   <w:rStyle w:val="Hyperlink"/>
@@ -825,7 +825,7 @@
             <w:pPr>
               <w:jc w:val="left"/>
             </w:pPr>
-            <w:hyperlink w:history="1" r:id="rId0-r3j1jx3metyeqanguzv">
+            <w:hyperlink w:history="1" r:id="rIdg8resqsdvekr7qjzpeyrr">
               <w:r>
                 <w:rPr>
                   <w:rStyle w:val="Hyperlink"/>
@@ -17820,9 +17820,9 @@
         </w:tblBorders>
       </w:tblPr>
       <w:tblGrid>
-        <w:gridCol w:w="2375"/>
-        <w:gridCol w:w="4301"/>
-        <w:gridCol w:w="3528"/>
+        <w:gridCol w:w="2335"/>
+        <w:gridCol w:w="4399"/>
+        <w:gridCol w:w="3470"/>
       </w:tblGrid>
       <w:tr>
         <w:trPr>
@@ -17831,7 +17831,7 @@
         </w:trPr>
         <w:tc>
           <w:tcPr>
-            <w:tcW w:type="dxa" w:w="2375"/>
+            <w:tcW w:type="dxa" w:w="2335"/>
             <w:tcBorders>
               <w:top w:val="single" w:color="C9D3DF" w:sz="4"/>
               <w:left w:val="single" w:color="C9D3DF" w:sz="4"/>
@@ -17865,7 +17865,7 @@
         </w:tc>
         <w:tc>
           <w:tcPr>
-            <w:tcW w:type="dxa" w:w="4301"/>
+            <w:tcW w:type="dxa" w:w="4399"/>
             <w:tcBorders>
               <w:top w:val="single" w:color="C9D3DF" w:sz="4"/>
               <w:left w:val="single" w:color="C9D3DF" w:sz="4"/>
@@ -17899,7 +17899,7 @@
         </w:tc>
         <w:tc>
           <w:tcPr>
-            <w:tcW w:type="dxa" w:w="3528"/>
+            <w:tcW w:type="dxa" w:w="3470"/>
             <w:tcBorders>
               <w:top w:val="single" w:color="C9D3DF" w:sz="4"/>
               <w:left w:val="single" w:color="C9D3DF" w:sz="4"/>
@@ -17939,7 +17939,7 @@
         </w:trPr>
         <w:tc>
           <w:tcPr>
-            <w:tcW w:type="dxa" w:w="2375"/>
+            <w:tcW w:type="dxa" w:w="2335"/>
             <w:tcBorders>
               <w:top w:val="single" w:color="C9D3DF" w:sz="4"/>
               <w:left w:val="single" w:color="C9D3DF" w:sz="4"/>
@@ -17969,7 +17969,7 @@
         </w:tc>
         <w:tc>
           <w:tcPr>
-            <w:tcW w:type="dxa" w:w="4301"/>
+            <w:tcW w:type="dxa" w:w="4399"/>
             <w:tcBorders>
               <w:top w:val="single" w:color="C9D3DF" w:sz="4"/>
               <w:left w:val="single" w:color="C9D3DF" w:sz="4"/>
@@ -17999,7 +17999,7 @@
         </w:tc>
         <w:tc>
           <w:tcPr>
-            <w:tcW w:type="dxa" w:w="3528"/>
+            <w:tcW w:type="dxa" w:w="3470"/>
             <w:tcBorders>
               <w:top w:val="single" w:color="C9D3DF" w:sz="4"/>
               <w:left w:val="single" w:color="C9D3DF" w:sz="4"/>
@@ -18035,7 +18035,7 @@
         </w:trPr>
         <w:tc>
           <w:tcPr>
-            <w:tcW w:type="dxa" w:w="2375"/>
+            <w:tcW w:type="dxa" w:w="2335"/>
             <w:tcBorders>
               <w:top w:val="single" w:color="C9D3DF" w:sz="4"/>
               <w:left w:val="single" w:color="C9D3DF" w:sz="4"/>
@@ -18065,7 +18065,7 @@
         </w:tc>
         <w:tc>
           <w:tcPr>
-            <w:tcW w:type="dxa" w:w="4301"/>
+            <w:tcW w:type="dxa" w:w="4399"/>
             <w:tcBorders>
               <w:top w:val="single" w:color="C9D3DF" w:sz="4"/>
               <w:left w:val="single" w:color="C9D3DF" w:sz="4"/>
@@ -18095,7 +18095,7 @@
         </w:tc>
         <w:tc>
           <w:tcPr>
-            <w:tcW w:type="dxa" w:w="3528"/>
+            <w:tcW w:type="dxa" w:w="3470"/>
             <w:tcBorders>
               <w:top w:val="single" w:color="C9D3DF" w:sz="4"/>
               <w:left w:val="single" w:color="C9D3DF" w:sz="4"/>
@@ -18131,7 +18131,7 @@
         </w:trPr>
         <w:tc>
           <w:tcPr>
-            <w:tcW w:type="dxa" w:w="2375"/>
+            <w:tcW w:type="dxa" w:w="2335"/>
             <w:tcBorders>
               <w:top w:val="single" w:color="C9D3DF" w:sz="4"/>
               <w:left w:val="single" w:color="C9D3DF" w:sz="4"/>
@@ -18161,7 +18161,7 @@
         </w:tc>
         <w:tc>
           <w:tcPr>
-            <w:tcW w:type="dxa" w:w="4301"/>
+            <w:tcW w:type="dxa" w:w="4399"/>
             <w:tcBorders>
               <w:top w:val="single" w:color="C9D3DF" w:sz="4"/>
               <w:left w:val="single" w:color="C9D3DF" w:sz="4"/>
@@ -18191,7 +18191,7 @@
         </w:tc>
         <w:tc>
           <w:tcPr>
-            <w:tcW w:type="dxa" w:w="3528"/>
+            <w:tcW w:type="dxa" w:w="3470"/>
             <w:tcBorders>
               <w:top w:val="single" w:color="C9D3DF" w:sz="4"/>
               <w:left w:val="single" w:color="C9D3DF" w:sz="4"/>
@@ -18227,7 +18227,7 @@
         </w:trPr>
         <w:tc>
           <w:tcPr>
-            <w:tcW w:type="dxa" w:w="2375"/>
+            <w:tcW w:type="dxa" w:w="2335"/>
             <w:tcBorders>
               <w:top w:val="single" w:color="C9D3DF" w:sz="4"/>
               <w:left w:val="single" w:color="C9D3DF" w:sz="4"/>
@@ -18257,37 +18257,37 @@
         </w:tc>
         <w:tc>
           <w:tcPr>
-            <w:tcW w:type="dxa" w:w="4301"/>
-            <w:tcBorders>
-              <w:top w:val="single" w:color="C9D3DF" w:sz="4"/>
-              <w:left w:val="single" w:color="C9D3DF" w:sz="4"/>
-              <w:bottom w:val="single" w:color="C9D3DF" w:sz="4"/>
-              <w:right w:val="single" w:color="C9D3DF" w:sz="4"/>
-            </w:tcBorders>
-            <w:tcMar>
-              <w:top w:type="dxa" w:w="50"/>
-              <w:left w:type="dxa" w:w="80"/>
-              <w:bottom w:type="dxa" w:w="50"/>
-              <w:right w:type="dxa" w:w="80"/>
-            </w:tcMar>
-          </w:tcPr>
-          <w:p>
-            <w:pPr>
-              <w:jc w:val="left"/>
-            </w:pPr>
-            <w:r>
-              <w:rPr>
-                <w:rFonts w:ascii="Malgun Gothic" w:cs="Malgun Gothic" w:eastAsia="Malgun Gothic" w:hAnsi="Malgun Gothic"/>
-                <w:sz w:val="17"/>
-                <w:szCs w:val="17"/>
-              </w:rPr>
-              <w:t xml:space="preserve">4번 — AI 연결 인증 오류(10/2 21:46) 확인·키 교체, 배포 앱 기능 확인, UX·UI 개선 요청 2번 + 전체 검수, 3건 모두 반영</w:t>
-            </w:r>
-          </w:p>
-        </w:tc>
-        <w:tc>
-          <w:tcPr>
-            <w:tcW w:type="dxa" w:w="3528"/>
+            <w:tcW w:type="dxa" w:w="4399"/>
+            <w:tcBorders>
+              <w:top w:val="single" w:color="C9D3DF" w:sz="4"/>
+              <w:left w:val="single" w:color="C9D3DF" w:sz="4"/>
+              <w:bottom w:val="single" w:color="C9D3DF" w:sz="4"/>
+              <w:right w:val="single" w:color="C9D3DF" w:sz="4"/>
+            </w:tcBorders>
+            <w:tcMar>
+              <w:top w:type="dxa" w:w="50"/>
+              <w:left w:type="dxa" w:w="80"/>
+              <w:bottom w:type="dxa" w:w="50"/>
+              <w:right w:type="dxa" w:w="80"/>
+            </w:tcMar>
+          </w:tcPr>
+          <w:p>
+            <w:pPr>
+              <w:jc w:val="left"/>
+            </w:pPr>
+            <w:r>
+              <w:rPr>
+                <w:rFonts w:ascii="Malgun Gothic" w:cs="Malgun Gothic" w:eastAsia="Malgun Gothic" w:hAnsi="Malgun Gothic"/>
+                <w:sz w:val="17"/>
+                <w:szCs w:val="17"/>
+              </w:rPr>
+              <w:t xml:space="preserve">4번 — UX·UI 개선 요청·기능 체크(10/2 18:24), AI 연결 인증 오류 확인·키 교체(10/2 21:46), UX·UI 개선 요청(10/3 16:24), 배포 앱 기능 확인(10/3 20:45) + 전체 검수, 4건 모두 반영</w:t>
+            </w:r>
+          </w:p>
+        </w:tc>
+        <w:tc>
+          <w:tcPr>
+            <w:tcW w:type="dxa" w:w="3470"/>
             <w:tcBorders>
               <w:top w:val="single" w:color="C9D3DF" w:sz="4"/>
               <w:left w:val="single" w:color="C9D3DF" w:sz="4"/>
@@ -18323,7 +18323,7 @@
         </w:trPr>
         <w:tc>
           <w:tcPr>
-            <w:tcW w:type="dxa" w:w="2375"/>
+            <w:tcW w:type="dxa" w:w="2335"/>
             <w:tcBorders>
               <w:top w:val="single" w:color="C9D3DF" w:sz="4"/>
               <w:left w:val="single" w:color="C9D3DF" w:sz="4"/>
@@ -18353,7 +18353,7 @@
         </w:tc>
         <w:tc>
           <w:tcPr>
-            <w:tcW w:type="dxa" w:w="4301"/>
+            <w:tcW w:type="dxa" w:w="4399"/>
             <w:tcBorders>
               <w:top w:val="single" w:color="C9D3DF" w:sz="4"/>
               <w:left w:val="single" w:color="C9D3DF" w:sz="4"/>
@@ -18383,7 +18383,7 @@
         </w:tc>
         <w:tc>
           <w:tcPr>
-            <w:tcW w:type="dxa" w:w="3528"/>
+            <w:tcW w:type="dxa" w:w="3470"/>
             <w:tcBorders>
               <w:top w:val="single" w:color="C9D3DF" w:sz="4"/>
               <w:left w:val="single" w:color="C9D3DF" w:sz="4"/>
@@ -20006,7 +20006,7 @@
                 <w:sz w:val="17"/>
                 <w:szCs w:val="17"/>
               </w:rPr>
-              <w:t xml:space="preserve">TC1~TC6 + 테스트 3종(AI 자동 127개 · 팀 자체 80건 중 78건 반영 · 실사용자 4명 설문)</w:t>
+              <w:t xml:space="preserve">TC1~TC6 + 테스트 3종(AI 자동 127개 · 팀 자체 81건 중 79건 반영 · 실사용자 4명 설문)</w:t>
             </w:r>
           </w:p>
         </w:tc>

--- a/docs/planning/오이소창원_기획안_최종본_20261004.docx
+++ b/docs/planning/오이소창원_기획안_최종본_20261004.docx
@@ -756,7 +756,7 @@
             <w:pPr>
               <w:jc w:val="left"/>
             </w:pPr>
-            <w:hyperlink w:history="1" r:id="rIdhkwymtt55tfjw-s-kaq8e">
+            <w:hyperlink w:history="1" r:id="rIdbx3ygtqrkcegkz2o1-m6y">
               <w:r>
                 <w:rPr>
                   <w:rStyle w:val="Hyperlink"/>
@@ -825,7 +825,7 @@
             <w:pPr>
               <w:jc w:val="left"/>
             </w:pPr>
-            <w:hyperlink w:history="1" r:id="rIdg8resqsdvekr7qjzpeyrr">
+            <w:hyperlink w:history="1" r:id="rIdh1ut8b3zs0zkckdldqyym">
               <w:r>
                 <w:rPr>
                   <w:rStyle w:val="Hyperlink"/>
@@ -17135,7 +17135,7 @@
           <w:sz w:val="19"/>
           <w:szCs w:val="19"/>
         </w:rPr>
-        <w:t xml:space="preserve"> 세 가지로 구분합니다. 저장소에서도 tests/ai_test, tests/team_self_test, tests/user_test로 나눠 둡니다. 캡처는 screenshots/during_development/(기능 구현 과정) · screenshots/after_development/(기능 구현 이후)에 둡니다.</w:t>
+        <w:t xml:space="preserve"> 세 가지로 구분합니다. 저장소에서도 tests/ai_test, tests/team_self_test, tests/user_test로 나눠 둡니다. 캡처는 screenshots/during_development/(구현 과정) · screenshots/after_development/(구현 완료, 10/4 새 디자인 이후)에 둡니다.</w:t>
       </w:r>
     </w:p>
     <w:tbl>
@@ -17820,9 +17820,9 @@
         </w:tblBorders>
       </w:tblPr>
       <w:tblGrid>
-        <w:gridCol w:w="2335"/>
-        <w:gridCol w:w="4399"/>
-        <w:gridCol w:w="3470"/>
+        <w:gridCol w:w="2334"/>
+        <w:gridCol w:w="4396"/>
+        <w:gridCol w:w="3474"/>
       </w:tblGrid>
       <w:tr>
         <w:trPr>
@@ -17831,7 +17831,7 @@
         </w:trPr>
         <w:tc>
           <w:tcPr>
-            <w:tcW w:type="dxa" w:w="2335"/>
+            <w:tcW w:type="dxa" w:w="2334"/>
             <w:tcBorders>
               <w:top w:val="single" w:color="C9D3DF" w:sz="4"/>
               <w:left w:val="single" w:color="C9D3DF" w:sz="4"/>
@@ -17865,7 +17865,7 @@
         </w:tc>
         <w:tc>
           <w:tcPr>
-            <w:tcW w:type="dxa" w:w="4399"/>
+            <w:tcW w:type="dxa" w:w="4396"/>
             <w:tcBorders>
               <w:top w:val="single" w:color="C9D3DF" w:sz="4"/>
               <w:left w:val="single" w:color="C9D3DF" w:sz="4"/>
@@ -17899,7 +17899,7 @@
         </w:tc>
         <w:tc>
           <w:tcPr>
-            <w:tcW w:type="dxa" w:w="3470"/>
+            <w:tcW w:type="dxa" w:w="3474"/>
             <w:tcBorders>
               <w:top w:val="single" w:color="C9D3DF" w:sz="4"/>
               <w:left w:val="single" w:color="C9D3DF" w:sz="4"/>
@@ -17939,7 +17939,7 @@
         </w:trPr>
         <w:tc>
           <w:tcPr>
-            <w:tcW w:type="dxa" w:w="2335"/>
+            <w:tcW w:type="dxa" w:w="2334"/>
             <w:tcBorders>
               <w:top w:val="single" w:color="C9D3DF" w:sz="4"/>
               <w:left w:val="single" w:color="C9D3DF" w:sz="4"/>
@@ -17969,7 +17969,7 @@
         </w:tc>
         <w:tc>
           <w:tcPr>
-            <w:tcW w:type="dxa" w:w="4399"/>
+            <w:tcW w:type="dxa" w:w="4396"/>
             <w:tcBorders>
               <w:top w:val="single" w:color="C9D3DF" w:sz="4"/>
               <w:left w:val="single" w:color="C9D3DF" w:sz="4"/>
@@ -17999,7 +17999,7 @@
         </w:tc>
         <w:tc>
           <w:tcPr>
-            <w:tcW w:type="dxa" w:w="3470"/>
+            <w:tcW w:type="dxa" w:w="3474"/>
             <w:tcBorders>
               <w:top w:val="single" w:color="C9D3DF" w:sz="4"/>
               <w:left w:val="single" w:color="C9D3DF" w:sz="4"/>
@@ -18035,7 +18035,7 @@
         </w:trPr>
         <w:tc>
           <w:tcPr>
-            <w:tcW w:type="dxa" w:w="2335"/>
+            <w:tcW w:type="dxa" w:w="2334"/>
             <w:tcBorders>
               <w:top w:val="single" w:color="C9D3DF" w:sz="4"/>
               <w:left w:val="single" w:color="C9D3DF" w:sz="4"/>
@@ -18065,7 +18065,7 @@
         </w:tc>
         <w:tc>
           <w:tcPr>
-            <w:tcW w:type="dxa" w:w="4399"/>
+            <w:tcW w:type="dxa" w:w="4396"/>
             <w:tcBorders>
               <w:top w:val="single" w:color="C9D3DF" w:sz="4"/>
               <w:left w:val="single" w:color="C9D3DF" w:sz="4"/>
@@ -18095,7 +18095,7 @@
         </w:tc>
         <w:tc>
           <w:tcPr>
-            <w:tcW w:type="dxa" w:w="3470"/>
+            <w:tcW w:type="dxa" w:w="3474"/>
             <w:tcBorders>
               <w:top w:val="single" w:color="C9D3DF" w:sz="4"/>
               <w:left w:val="single" w:color="C9D3DF" w:sz="4"/>
@@ -18131,7 +18131,7 @@
         </w:trPr>
         <w:tc>
           <w:tcPr>
-            <w:tcW w:type="dxa" w:w="2335"/>
+            <w:tcW w:type="dxa" w:w="2334"/>
             <w:tcBorders>
               <w:top w:val="single" w:color="C9D3DF" w:sz="4"/>
               <w:left w:val="single" w:color="C9D3DF" w:sz="4"/>
@@ -18161,7 +18161,7 @@
         </w:tc>
         <w:tc>
           <w:tcPr>
-            <w:tcW w:type="dxa" w:w="4399"/>
+            <w:tcW w:type="dxa" w:w="4396"/>
             <w:tcBorders>
               <w:top w:val="single" w:color="C9D3DF" w:sz="4"/>
               <w:left w:val="single" w:color="C9D3DF" w:sz="4"/>
@@ -18191,31 +18191,31 @@
         </w:tc>
         <w:tc>
           <w:tcPr>
-            <w:tcW w:type="dxa" w:w="3470"/>
-            <w:tcBorders>
-              <w:top w:val="single" w:color="C9D3DF" w:sz="4"/>
-              <w:left w:val="single" w:color="C9D3DF" w:sz="4"/>
-              <w:bottom w:val="single" w:color="C9D3DF" w:sz="4"/>
-              <w:right w:val="single" w:color="C9D3DF" w:sz="4"/>
-            </w:tcBorders>
-            <w:tcMar>
-              <w:top w:type="dxa" w:w="50"/>
-              <w:left w:type="dxa" w:w="80"/>
-              <w:bottom w:type="dxa" w:w="50"/>
-              <w:right w:type="dxa" w:w="80"/>
-            </w:tcMar>
-          </w:tcPr>
-          <w:p>
-            <w:pPr>
-              <w:jc w:val="left"/>
-            </w:pPr>
-            <w:r>
-              <w:rPr>
-                <w:rFonts w:ascii="Malgun Gothic" w:cs="Malgun Gothic" w:eastAsia="Malgun Gothic" w:hAnsi="Malgun Gothic"/>
-                <w:sz w:val="17"/>
-                <w:szCs w:val="17"/>
-              </w:rPr>
-              <w:t xml:space="preserve">tests/team_self_test/, screenshots/after_development/team_self_test/20261003/(37장)</w:t>
+            <w:tcW w:type="dxa" w:w="3474"/>
+            <w:tcBorders>
+              <w:top w:val="single" w:color="C9D3DF" w:sz="4"/>
+              <w:left w:val="single" w:color="C9D3DF" w:sz="4"/>
+              <w:bottom w:val="single" w:color="C9D3DF" w:sz="4"/>
+              <w:right w:val="single" w:color="C9D3DF" w:sz="4"/>
+            </w:tcBorders>
+            <w:tcMar>
+              <w:top w:type="dxa" w:w="50"/>
+              <w:left w:type="dxa" w:w="80"/>
+              <w:bottom w:type="dxa" w:w="50"/>
+              <w:right w:type="dxa" w:w="80"/>
+            </w:tcMar>
+          </w:tcPr>
+          <w:p>
+            <w:pPr>
+              <w:jc w:val="left"/>
+            </w:pPr>
+            <w:r>
+              <w:rPr>
+                <w:rFonts w:ascii="Malgun Gothic" w:cs="Malgun Gothic" w:eastAsia="Malgun Gothic" w:hAnsi="Malgun Gothic"/>
+                <w:sz w:val="17"/>
+                <w:szCs w:val="17"/>
+              </w:rPr>
+              <w:t xml:space="preserve">tests/team_self_test/, screenshots/during_development/team_self_test/20261003/(37장)</w:t>
             </w:r>
           </w:p>
         </w:tc>
@@ -18227,7 +18227,7 @@
         </w:trPr>
         <w:tc>
           <w:tcPr>
-            <w:tcW w:type="dxa" w:w="2335"/>
+            <w:tcW w:type="dxa" w:w="2334"/>
             <w:tcBorders>
               <w:top w:val="single" w:color="C9D3DF" w:sz="4"/>
               <w:left w:val="single" w:color="C9D3DF" w:sz="4"/>
@@ -18257,7 +18257,7 @@
         </w:tc>
         <w:tc>
           <w:tcPr>
-            <w:tcW w:type="dxa" w:w="4399"/>
+            <w:tcW w:type="dxa" w:w="4396"/>
             <w:tcBorders>
               <w:top w:val="single" w:color="C9D3DF" w:sz="4"/>
               <w:left w:val="single" w:color="C9D3DF" w:sz="4"/>
@@ -18287,7 +18287,7 @@
         </w:tc>
         <w:tc>
           <w:tcPr>
-            <w:tcW w:type="dxa" w:w="3470"/>
+            <w:tcW w:type="dxa" w:w="3474"/>
             <w:tcBorders>
               <w:top w:val="single" w:color="C9D3DF" w:sz="4"/>
               <w:left w:val="single" w:color="C9D3DF" w:sz="4"/>
@@ -18323,7 +18323,7 @@
         </w:trPr>
         <w:tc>
           <w:tcPr>
-            <w:tcW w:type="dxa" w:w="2335"/>
+            <w:tcW w:type="dxa" w:w="2334"/>
             <w:tcBorders>
               <w:top w:val="single" w:color="C9D3DF" w:sz="4"/>
               <w:left w:val="single" w:color="C9D3DF" w:sz="4"/>
@@ -18353,7 +18353,7 @@
         </w:tc>
         <w:tc>
           <w:tcPr>
-            <w:tcW w:type="dxa" w:w="4399"/>
+            <w:tcW w:type="dxa" w:w="4396"/>
             <w:tcBorders>
               <w:top w:val="single" w:color="C9D3DF" w:sz="4"/>
               <w:left w:val="single" w:color="C9D3DF" w:sz="4"/>
@@ -18383,7 +18383,7 @@
         </w:tc>
         <w:tc>
           <w:tcPr>
-            <w:tcW w:type="dxa" w:w="3470"/>
+            <w:tcW w:type="dxa" w:w="3474"/>
             <w:tcBorders>
               <w:top w:val="single" w:color="C9D3DF" w:sz="4"/>
               <w:left w:val="single" w:color="C9D3DF" w:sz="4"/>

--- a/docs/planning/오이소창원_기획안_최종본_20261004.docx
+++ b/docs/planning/오이소창원_기획안_최종본_20261004.docx
@@ -756,7 +756,7 @@
             <w:pPr>
               <w:jc w:val="left"/>
             </w:pPr>
-            <w:hyperlink w:history="1" r:id="rIdbx3ygtqrkcegkz2o1-m6y">
+            <w:hyperlink w:history="1" r:id="rIdfqcmjv7vuxhh_fdgshfde">
               <w:r>
                 <w:rPr>
                   <w:rStyle w:val="Hyperlink"/>
@@ -825,7 +825,7 @@
             <w:pPr>
               <w:jc w:val="left"/>
             </w:pPr>
-            <w:hyperlink w:history="1" r:id="rIdh1ut8b3zs0zkckdldqyym">
+            <w:hyperlink w:history="1" r:id="rIdaavmwsxz76am46fbnrdmw">
               <w:r>
                 <w:rPr>
                   <w:rStyle w:val="Hyperlink"/>
@@ -17485,7 +17485,7 @@
                 <w:sz w:val="17"/>
                 <w:szCs w:val="17"/>
               </w:rPr>
-              <w:t xml:space="preserve">A·B·C(B 25번, C 2번, A 4번·전체 검수)</w:t>
+              <w:t xml:space="preserve">A·B·C(B 25번, C 2번, A 5번·전체 검수)</w:t>
             </w:r>
           </w:p>
         </w:tc>
@@ -18281,7 +18281,7 @@
                 <w:sz w:val="17"/>
                 <w:szCs w:val="17"/>
               </w:rPr>
-              <w:t xml:space="preserve">4번 — UX·UI 개선 요청·기능 체크(10/2 18:24), AI 연결 인증 오류 확인·키 교체(10/2 21:46), UX·UI 개선 요청(10/3 16:24), 배포 앱 기능 확인(10/3 20:45) + 전체 검수, 4건 모두 반영</w:t>
+              <w:t xml:space="preserve">5번 — UX·UI 개선 요청·기능 체크(10/2 18:24), AI 연결 인증 오류 확인·키 교체(10/2 21:46), UX·UI 개선 요청(10/3 16:24), 배포 앱 기능 확인(10/3 20:45), 휴대폰 검수(10/4 19:52) + 전체 검수, 5건 모두 반영</w:t>
             </w:r>
           </w:p>
         </w:tc>
@@ -20006,7 +20006,7 @@
                 <w:sz w:val="17"/>
                 <w:szCs w:val="17"/>
               </w:rPr>
-              <w:t xml:space="preserve">TC1~TC6 + 테스트 3종(AI 자동 127개 · 팀 자체 81건 중 79건 반영 · 실사용자 4명 설문)</w:t>
+              <w:t xml:space="preserve">TC1~TC6 + 테스트 3종(AI 자동 127개 · 팀 자체 82건 중 80건 반영 · 실사용자 4명 설문)</w:t>
             </w:r>
           </w:p>
         </w:tc>

--- a/docs/planning/오이소창원_기획안_최종본_20261004.docx
+++ b/docs/planning/오이소창원_기획안_최종본_20261004.docx
@@ -756,7 +756,7 @@
             <w:pPr>
               <w:jc w:val="left"/>
             </w:pPr>
-            <w:hyperlink w:history="1" r:id="rIdfqcmjv7vuxhh_fdgshfde">
+            <w:hyperlink w:history="1" r:id="rId7kqwr4k0vxut7wjdve3fb">
               <w:r>
                 <w:rPr>
                   <w:rStyle w:val="Hyperlink"/>
@@ -825,7 +825,7 @@
             <w:pPr>
               <w:jc w:val="left"/>
             </w:pPr>
-            <w:hyperlink w:history="1" r:id="rIdaavmwsxz76am46fbnrdmw">
+            <w:hyperlink w:history="1" r:id="rId5tsxdklb6vxzakknit8me">
               <w:r>
                 <w:rPr>
                   <w:rStyle w:val="Hyperlink"/>

--- a/docs/planning/오이소창원_기획안_최종본_20261004.docx
+++ b/docs/planning/오이소창원_기획안_최종본_20261004.docx
@@ -756,7 +756,7 @@
             <w:pPr>
               <w:jc w:val="left"/>
             </w:pPr>
-            <w:hyperlink w:history="1" r:id="rId7kqwr4k0vxut7wjdve3fb">
+            <w:hyperlink w:history="1" r:id="rId2sssm9oqnvuaguxymkhqd">
               <w:r>
                 <w:rPr>
                   <w:rStyle w:val="Hyperlink"/>
@@ -825,7 +825,7 @@
             <w:pPr>
               <w:jc w:val="left"/>
             </w:pPr>
-            <w:hyperlink w:history="1" r:id="rId5tsxdklb6vxzakknit8me">
+            <w:hyperlink w:history="1" r:id="rIdwbyc5bkswwo1nthdl58vd">
               <w:r>
                 <w:rPr>
                   <w:rStyle w:val="Hyperlink"/>

--- a/docs/planning/오이소창원_기획안_최종본_20261004.docx
+++ b/docs/planning/오이소창원_기획안_최종본_20261004.docx
@@ -756,7 +756,7 @@
             <w:pPr>
               <w:jc w:val="left"/>
             </w:pPr>
-            <w:hyperlink w:history="1" r:id="rId2sssm9oqnvuaguxymkhqd">
+            <w:hyperlink w:history="1" r:id="rId2bwy8lkyfdr6rhmjugefy">
               <w:r>
                 <w:rPr>
                   <w:rStyle w:val="Hyperlink"/>
@@ -825,7 +825,7 @@
             <w:pPr>
               <w:jc w:val="left"/>
             </w:pPr>
-            <w:hyperlink w:history="1" r:id="rIdwbyc5bkswwo1nthdl58vd">
+            <w:hyperlink w:history="1" r:id="rId1oukbp-bqyqat_jbcb-m_">
               <w:r>
                 <w:rPr>
                   <w:rStyle w:val="Hyperlink"/>

--- a/docs/planning/오이소창원_기획안_최종본_20261004.docx
+++ b/docs/planning/오이소창원_기획안_최종본_20261004.docx
@@ -2,6 +2,51 @@
 <file path=word/document.xml><?xml version="1.0" encoding="utf-8"?>
 <w:document xmlns:wpc="http://schemas.microsoft.com/office/word/2010/wordprocessingCanvas" xmlns:mc="http://schemas.openxmlformats.org/markup-compatibility/2006" xmlns:o="urn:schemas-microsoft-com:office:office" xmlns:r="http://schemas.openxmlformats.org/officeDocument/2006/relationships" xmlns:m="http://schemas.openxmlformats.org/officeDocument/2006/math" xmlns:v="urn:schemas-microsoft-com:vml" xmlns:wp14="http://schemas.microsoft.com/office/word/2010/wordprocessingDrawing" xmlns:wp="http://schemas.openxmlformats.org/drawingml/2006/wordprocessingDrawing" xmlns:w10="urn:schemas-microsoft-com:office:word" xmlns:w="http://schemas.openxmlformats.org/wordprocessingml/2006/main" xmlns:w14="http://schemas.microsoft.com/office/word/2010/wordml" xmlns:w15="http://schemas.microsoft.com/office/word/2012/wordml" xmlns:wpg="http://schemas.microsoft.com/office/word/2010/wordprocessingGroup" xmlns:wpi="http://schemas.microsoft.com/office/word/2010/wordprocessingInk" xmlns:wne="http://schemas.microsoft.com/office/word/2006/wordml" xmlns:wps="http://schemas.microsoft.com/office/word/2010/wordprocessingShape" xmlns:cx="http://schemas.microsoft.com/office/drawing/2014/chartex" xmlns:cx1="http://schemas.microsoft.com/office/drawing/2015/9/8/chartex" xmlns:cx2="http://schemas.microsoft.com/office/drawing/2015/10/21/chartex" xmlns:cx3="http://schemas.microsoft.com/office/drawing/2016/5/9/chartex" xmlns:cx4="http://schemas.microsoft.com/office/drawing/2016/5/10/chartex" xmlns:cx5="http://schemas.microsoft.com/office/drawing/2016/5/11/chartex" xmlns:cx6="http://schemas.microsoft.com/office/drawing/2016/5/12/chartex" xmlns:cx7="http://schemas.microsoft.com/office/drawing/2016/5/13/chartex" xmlns:cx8="http://schemas.microsoft.com/office/drawing/2016/5/14/chartex" xmlns:aink="http://schemas.microsoft.com/office/drawing/2016/ink" xmlns:am3d="http://schemas.microsoft.com/office/drawing/2017/model3d" xmlns:w16cex="http://schemas.microsoft.com/office/word/2018/wordml/cex" xmlns:w16cid="http://schemas.microsoft.com/office/word/2016/wordml/cid" xmlns:w16="http://schemas.microsoft.com/office/word/2018/wordml" xmlns:w16sdtdh="http://schemas.microsoft.com/office/word/2020/wordml/sdtdatahash" xmlns:w16se="http://schemas.microsoft.com/office/word/2015/wordml/symex" mc:Ignorable="w14 w15 wp14">
   <w:body>
+    <w:p>
+      <w:pPr>
+        <w:spacing w:after="80"/>
+      </w:pPr>
+      <w:r>
+        <w:drawing>
+          <wp:inline distT="0" distB="0" distL="0" distR="0">
+            <wp:extent cx="1428750" cy="361950"/>
+            <wp:effectExtent t="0" r="0" b="0" l="0"/>
+            <wp:docPr id="1" name="" descr="" title=""/>
+            <wp:cNvGraphicFramePr>
+              <a:graphicFrameLocks xmlns:a="http://schemas.openxmlformats.org/drawingml/2006/main" noChangeAspect="1"/>
+            </wp:cNvGraphicFramePr>
+            <a:graphic xmlns:a="http://schemas.openxmlformats.org/drawingml/2006/main">
+              <a:graphicData uri="http://schemas.openxmlformats.org/drawingml/2006/picture">
+                <pic:pic xmlns:pic="http://schemas.openxmlformats.org/drawingml/2006/picture">
+                  <pic:nvPicPr>
+                    <pic:cNvPr id="0" name="" descr=""/>
+                    <pic:cNvPicPr>
+                      <a:picLocks noChangeAspect="1" noChangeArrowheads="1"/>
+                    </pic:cNvPicPr>
+                  </pic:nvPicPr>
+                  <pic:blipFill>
+                    <a:blip r:embed="rId8" cstate="none"/>
+                    <a:srcRect/>
+                    <a:stretch>
+                      <a:fillRect/>
+                    </a:stretch>
+                  </pic:blipFill>
+                  <pic:spPr bwMode="auto">
+                    <a:xfrm>
+                      <a:off x="0" y="0"/>
+                      <a:ext cx="1428750" cy="361950"/>
+                    </a:xfrm>
+                    <a:prstGeom prst="rect">
+                      <a:avLst/>
+                    </a:prstGeom>
+                  </pic:spPr>
+                </pic:pic>
+              </a:graphicData>
+            </a:graphic>
+          </wp:inline>
+        </w:drawing>
+      </w:r>
+    </w:p>
     <w:p>
       <w:pPr>
         <w:pStyle w:val="Title"/>
@@ -48,7 +93,7 @@
                     </pic:cNvPicPr>
                   </pic:nvPicPr>
                   <pic:blipFill>
-                    <a:blip r:embed="rId8" cstate="none"/>
+                    <a:blip r:embed="rId9" cstate="none"/>
                     <a:srcRect/>
                     <a:stretch>
                       <a:fillRect/>
@@ -756,7 +801,7 @@
             <w:pPr>
               <w:jc w:val="left"/>
             </w:pPr>
-            <w:hyperlink w:history="1" r:id="rId2bwy8lkyfdr6rhmjugefy">
+            <w:hyperlink w:history="1" r:id="rIdotrjvvmbajzq7jiwma2oh">
               <w:r>
                 <w:rPr>
                   <w:rStyle w:val="Hyperlink"/>
@@ -825,7 +870,7 @@
             <w:pPr>
               <w:jc w:val="left"/>
             </w:pPr>
-            <w:hyperlink w:history="1" r:id="rId1oukbp-bqyqat_jbcb-m_">
+            <w:hyperlink w:history="1" r:id="rIda1pueobrb9qgcz0uy-1-r">
               <w:r>
                 <w:rPr>
                   <w:rStyle w:val="Hyperlink"/>
@@ -5298,7 +5343,7 @@
           <w:sz w:val="19"/>
           <w:szCs w:val="19"/>
         </w:rPr>
-        <w:t xml:space="preserve">이메일 알림 현황(10/4):</w:t>
+        <w:t xml:space="preserve">이메일 알림(10/4 완성):</w:t>
       </w:r>
       <w:r>
         <w:rPr>
@@ -5306,25 +5351,7 @@
           <w:sz w:val="19"/>
           <w:szCs w:val="19"/>
         </w:rPr>
-        <w:t xml:space="preserve"> 코드와 동의 절차(개인정보 수집·이용 + 수신 2개 동의, 해지 시 즉시 삭제)는 완성했고, 배포 서버의 메일 </w:t>
-      </w:r>
-      <w:r>
-        <w:rPr>
-          <w:rFonts w:ascii="Malgun Gothic" w:cs="Malgun Gothic" w:eastAsia="Malgun Gothic" w:hAnsi="Malgun Gothic"/>
-          <w:b/>
-          <w:bCs/>
-          <w:sz w:val="19"/>
-          <w:szCs w:val="19"/>
-        </w:rPr>
-        <w:t xml:space="preserve">발송 계정 확인 중</w:t>
-      </w:r>
-      <w:r>
-        <w:rPr>
-          <w:rFonts w:ascii="Malgun Gothic" w:cs="Malgun Gothic" w:eastAsia="Malgun Gothic" w:hAnsi="Malgun Gothic"/>
-          <w:sz w:val="19"/>
-          <w:szCs w:val="19"/>
-        </w:rPr>
-        <w:t xml:space="preserve">입니다. 발송에 실패하면 이메일 주소를 저장하지 않고 📅 캘린더 알림을 안내합니다.</w:t>
+        <w:t xml:space="preserve"> 개인정보 수집·이용 + 수신 2개 동의 후 신청하면 바로 전체 일정 메일(캘린더 파일 첨부)을 보내고, 일정 하루 전 알림 메일을 보냅니다. 해지하면 이메일을 즉시 삭제합니다(10/4 22:10 발송·수신 확인).</w:t>
       </w:r>
     </w:p>
     <w:p>
@@ -7039,7 +7066,7 @@
                     </pic:cNvPicPr>
                   </pic:nvPicPr>
                   <pic:blipFill>
-                    <a:blip r:embed="rId9" cstate="none"/>
+                    <a:blip r:embed="rId10" cstate="none"/>
                     <a:srcRect/>
                     <a:stretch>
                       <a:fillRect/>
@@ -9600,7 +9627,7 @@
                     </pic:cNvPicPr>
                   </pic:nvPicPr>
                   <pic:blipFill>
-                    <a:blip r:embed="rId10" cstate="none"/>
+                    <a:blip r:embed="rId11" cstate="none"/>
                     <a:srcRect/>
                     <a:stretch>
                       <a:fillRect/>
@@ -12480,7 +12507,7 @@
                 <w:sz w:val="17"/>
                 <w:szCs w:val="17"/>
               </w:rPr>
-              <w:t xml:space="preserve">일정 알림·시각화(캘린더 파일·정착 리포트·이메일 알림). 이메일은 선택, 동의 후 발송(발송 계정 확인 중)</w:t>
+              <w:t xml:space="preserve">일정 알림·시각화(캘린더 파일·정착 리포트·이메일 알림). 이메일은 선택, 동의 후 발송(10/4 완성)</w:t>
             </w:r>
           </w:p>
         </w:tc>
@@ -17151,10 +17178,10 @@
         </w:tblBorders>
       </w:tblPr>
       <w:tblGrid>
-        <w:gridCol w:w="1788"/>
-        <w:gridCol w:w="2034"/>
-        <w:gridCol w:w="3127"/>
-        <w:gridCol w:w="3255"/>
+        <w:gridCol w:w="1801"/>
+        <w:gridCol w:w="2050"/>
+        <w:gridCol w:w="3151"/>
+        <w:gridCol w:w="3202"/>
       </w:tblGrid>
       <w:tr>
         <w:trPr>
@@ -17163,7 +17190,7 @@
         </w:trPr>
         <w:tc>
           <w:tcPr>
-            <w:tcW w:type="dxa" w:w="1788"/>
+            <w:tcW w:type="dxa" w:w="1801"/>
             <w:tcBorders>
               <w:top w:val="single" w:color="C9D3DF" w:sz="4"/>
               <w:left w:val="single" w:color="C9D3DF" w:sz="4"/>
@@ -17197,7 +17224,7 @@
         </w:tc>
         <w:tc>
           <w:tcPr>
-            <w:tcW w:type="dxa" w:w="2034"/>
+            <w:tcW w:type="dxa" w:w="2050"/>
             <w:tcBorders>
               <w:top w:val="single" w:color="C9D3DF" w:sz="4"/>
               <w:left w:val="single" w:color="C9D3DF" w:sz="4"/>
@@ -17231,7 +17258,7 @@
         </w:tc>
         <w:tc>
           <w:tcPr>
-            <w:tcW w:type="dxa" w:w="3127"/>
+            <w:tcW w:type="dxa" w:w="3151"/>
             <w:tcBorders>
               <w:top w:val="single" w:color="C9D3DF" w:sz="4"/>
               <w:left w:val="single" w:color="C9D3DF" w:sz="4"/>
@@ -17265,7 +17292,7 @@
         </w:tc>
         <w:tc>
           <w:tcPr>
-            <w:tcW w:type="dxa" w:w="3255"/>
+            <w:tcW w:type="dxa" w:w="3202"/>
             <w:tcBorders>
               <w:top w:val="single" w:color="C9D3DF" w:sz="4"/>
               <w:left w:val="single" w:color="C9D3DF" w:sz="4"/>
@@ -17305,7 +17332,7 @@
         </w:trPr>
         <w:tc>
           <w:tcPr>
-            <w:tcW w:type="dxa" w:w="1788"/>
+            <w:tcW w:type="dxa" w:w="1801"/>
             <w:tcBorders>
               <w:top w:val="single" w:color="C9D3DF" w:sz="4"/>
               <w:left w:val="single" w:color="C9D3DF" w:sz="4"/>
@@ -17335,7 +17362,7 @@
         </w:tc>
         <w:tc>
           <w:tcPr>
-            <w:tcW w:type="dxa" w:w="2034"/>
+            <w:tcW w:type="dxa" w:w="2050"/>
             <w:tcBorders>
               <w:top w:val="single" w:color="C9D3DF" w:sz="4"/>
               <w:left w:val="single" w:color="C9D3DF" w:sz="4"/>
@@ -17365,7 +17392,7 @@
         </w:tc>
         <w:tc>
           <w:tcPr>
-            <w:tcW w:type="dxa" w:w="3127"/>
+            <w:tcW w:type="dxa" w:w="3151"/>
             <w:tcBorders>
               <w:top w:val="single" w:color="C9D3DF" w:sz="4"/>
               <w:left w:val="single" w:color="C9D3DF" w:sz="4"/>
@@ -17395,7 +17422,7 @@
         </w:tc>
         <w:tc>
           <w:tcPr>
-            <w:tcW w:type="dxa" w:w="3255"/>
+            <w:tcW w:type="dxa" w:w="3202"/>
             <w:tcBorders>
               <w:top w:val="single" w:color="C9D3DF" w:sz="4"/>
               <w:left w:val="single" w:color="C9D3DF" w:sz="4"/>
@@ -17431,7 +17458,7 @@
         </w:trPr>
         <w:tc>
           <w:tcPr>
-            <w:tcW w:type="dxa" w:w="1788"/>
+            <w:tcW w:type="dxa" w:w="1801"/>
             <w:tcBorders>
               <w:top w:val="single" w:color="C9D3DF" w:sz="4"/>
               <w:left w:val="single" w:color="C9D3DF" w:sz="4"/>
@@ -17461,37 +17488,37 @@
         </w:tc>
         <w:tc>
           <w:tcPr>
-            <w:tcW w:type="dxa" w:w="2034"/>
-            <w:tcBorders>
-              <w:top w:val="single" w:color="C9D3DF" w:sz="4"/>
-              <w:left w:val="single" w:color="C9D3DF" w:sz="4"/>
-              <w:bottom w:val="single" w:color="C9D3DF" w:sz="4"/>
-              <w:right w:val="single" w:color="C9D3DF" w:sz="4"/>
-            </w:tcBorders>
-            <w:tcMar>
-              <w:top w:type="dxa" w:w="50"/>
-              <w:left w:type="dxa" w:w="80"/>
-              <w:bottom w:type="dxa" w:w="50"/>
-              <w:right w:type="dxa" w:w="80"/>
-            </w:tcMar>
-          </w:tcPr>
-          <w:p>
-            <w:pPr>
-              <w:jc w:val="left"/>
-            </w:pPr>
-            <w:r>
-              <w:rPr>
-                <w:rFonts w:ascii="Malgun Gothic" w:cs="Malgun Gothic" w:eastAsia="Malgun Gothic" w:hAnsi="Malgun Gothic"/>
-                <w:sz w:val="17"/>
-                <w:szCs w:val="17"/>
-              </w:rPr>
-              <w:t xml:space="preserve">A·B·C(B 25번, C 2번, A 5번·전체 검수)</w:t>
-            </w:r>
-          </w:p>
-        </w:tc>
-        <w:tc>
-          <w:tcPr>
-            <w:tcW w:type="dxa" w:w="3127"/>
+            <w:tcW w:type="dxa" w:w="2050"/>
+            <w:tcBorders>
+              <w:top w:val="single" w:color="C9D3DF" w:sz="4"/>
+              <w:left w:val="single" w:color="C9D3DF" w:sz="4"/>
+              <w:bottom w:val="single" w:color="C9D3DF" w:sz="4"/>
+              <w:right w:val="single" w:color="C9D3DF" w:sz="4"/>
+            </w:tcBorders>
+            <w:tcMar>
+              <w:top w:type="dxa" w:w="50"/>
+              <w:left w:type="dxa" w:w="80"/>
+              <w:bottom w:type="dxa" w:w="50"/>
+              <w:right w:type="dxa" w:w="80"/>
+            </w:tcMar>
+          </w:tcPr>
+          <w:p>
+            <w:pPr>
+              <w:jc w:val="left"/>
+            </w:pPr>
+            <w:r>
+              <w:rPr>
+                <w:rFonts w:ascii="Malgun Gothic" w:cs="Malgun Gothic" w:eastAsia="Malgun Gothic" w:hAnsi="Malgun Gothic"/>
+                <w:sz w:val="17"/>
+                <w:szCs w:val="17"/>
+              </w:rPr>
+              <w:t xml:space="preserve">A·B·C(B 25번, C 2번, A 6번·전체 검수)</w:t>
+            </w:r>
+          </w:p>
+        </w:tc>
+        <w:tc>
+          <w:tcPr>
+            <w:tcW w:type="dxa" w:w="3151"/>
             <w:tcBorders>
               <w:top w:val="single" w:color="C9D3DF" w:sz="4"/>
               <w:left w:val="single" w:color="C9D3DF" w:sz="4"/>
@@ -17521,31 +17548,31 @@
         </w:tc>
         <w:tc>
           <w:tcPr>
-            <w:tcW w:type="dxa" w:w="3255"/>
-            <w:tcBorders>
-              <w:top w:val="single" w:color="C9D3DF" w:sz="4"/>
-              <w:left w:val="single" w:color="C9D3DF" w:sz="4"/>
-              <w:bottom w:val="single" w:color="C9D3DF" w:sz="4"/>
-              <w:right w:val="single" w:color="C9D3DF" w:sz="4"/>
-            </w:tcBorders>
-            <w:tcMar>
-              <w:top w:type="dxa" w:w="50"/>
-              <w:left w:type="dxa" w:w="80"/>
-              <w:bottom w:type="dxa" w:w="50"/>
-              <w:right w:type="dxa" w:w="80"/>
-            </w:tcMar>
-          </w:tcPr>
-          <w:p>
-            <w:pPr>
-              <w:jc w:val="left"/>
-            </w:pPr>
-            <w:r>
-              <w:rPr>
-                <w:rFonts w:ascii="Malgun Gothic" w:cs="Malgun Gothic" w:eastAsia="Malgun Gothic" w:hAnsi="Malgun Gothic"/>
-                <w:sz w:val="17"/>
-                <w:szCs w:val="17"/>
-              </w:rPr>
-              <w:t xml:space="preserve">기록표 + 캡처, C가 기능별 화면 개선 리포트 제출 → 수정. B 지적 68건 중 66건 반영(이메일 2건 계정 대기), C PC 5건 + 휴대폰 4건 모두 반영</w:t>
+            <w:tcW w:type="dxa" w:w="3202"/>
+            <w:tcBorders>
+              <w:top w:val="single" w:color="C9D3DF" w:sz="4"/>
+              <w:left w:val="single" w:color="C9D3DF" w:sz="4"/>
+              <w:bottom w:val="single" w:color="C9D3DF" w:sz="4"/>
+              <w:right w:val="single" w:color="C9D3DF" w:sz="4"/>
+            </w:tcBorders>
+            <w:tcMar>
+              <w:top w:type="dxa" w:w="50"/>
+              <w:left w:type="dxa" w:w="80"/>
+              <w:bottom w:type="dxa" w:w="50"/>
+              <w:right w:type="dxa" w:w="80"/>
+            </w:tcMar>
+          </w:tcPr>
+          <w:p>
+            <w:pPr>
+              <w:jc w:val="left"/>
+            </w:pPr>
+            <w:r>
+              <w:rPr>
+                <w:rFonts w:ascii="Malgun Gothic" w:cs="Malgun Gothic" w:eastAsia="Malgun Gothic" w:hAnsi="Malgun Gothic"/>
+                <w:sz w:val="17"/>
+                <w:szCs w:val="17"/>
+              </w:rPr>
+              <w:t xml:space="preserve">기록표 + 캡처, C가 기능별 화면 개선 리포트 제출 → 수정. B 지적 68건 중 68건 반영, C PC 5건 + 휴대폰 4건 모두 반영</w:t>
             </w:r>
           </w:p>
         </w:tc>
@@ -17557,7 +17584,7 @@
         </w:trPr>
         <w:tc>
           <w:tcPr>
-            <w:tcW w:type="dxa" w:w="1788"/>
+            <w:tcW w:type="dxa" w:w="1801"/>
             <w:tcBorders>
               <w:top w:val="single" w:color="C9D3DF" w:sz="4"/>
               <w:left w:val="single" w:color="C9D3DF" w:sz="4"/>
@@ -17587,7 +17614,7 @@
         </w:tc>
         <w:tc>
           <w:tcPr>
-            <w:tcW w:type="dxa" w:w="2034"/>
+            <w:tcW w:type="dxa" w:w="2050"/>
             <w:tcBorders>
               <w:top w:val="single" w:color="C9D3DF" w:sz="4"/>
               <w:left w:val="single" w:color="C9D3DF" w:sz="4"/>
@@ -17617,7 +17644,7 @@
         </w:tc>
         <w:tc>
           <w:tcPr>
-            <w:tcW w:type="dxa" w:w="3127"/>
+            <w:tcW w:type="dxa" w:w="3151"/>
             <w:tcBorders>
               <w:top w:val="single" w:color="C9D3DF" w:sz="4"/>
               <w:left w:val="single" w:color="C9D3DF" w:sz="4"/>
@@ -17647,7 +17674,7 @@
         </w:tc>
         <w:tc>
           <w:tcPr>
-            <w:tcW w:type="dxa" w:w="3255"/>
+            <w:tcW w:type="dxa" w:w="3202"/>
             <w:tcBorders>
               <w:top w:val="single" w:color="C9D3DF" w:sz="4"/>
               <w:left w:val="single" w:color="C9D3DF" w:sz="4"/>
@@ -17820,9 +17847,9 @@
         </w:tblBorders>
       </w:tblPr>
       <w:tblGrid>
-        <w:gridCol w:w="2334"/>
-        <w:gridCol w:w="4396"/>
-        <w:gridCol w:w="3474"/>
+        <w:gridCol w:w="2348"/>
+        <w:gridCol w:w="4361"/>
+        <w:gridCol w:w="3495"/>
       </w:tblGrid>
       <w:tr>
         <w:trPr>
@@ -17831,7 +17858,7 @@
         </w:trPr>
         <w:tc>
           <w:tcPr>
-            <w:tcW w:type="dxa" w:w="2334"/>
+            <w:tcW w:type="dxa" w:w="2348"/>
             <w:tcBorders>
               <w:top w:val="single" w:color="C9D3DF" w:sz="4"/>
               <w:left w:val="single" w:color="C9D3DF" w:sz="4"/>
@@ -17865,7 +17892,7 @@
         </w:tc>
         <w:tc>
           <w:tcPr>
-            <w:tcW w:type="dxa" w:w="4396"/>
+            <w:tcW w:type="dxa" w:w="4361"/>
             <w:tcBorders>
               <w:top w:val="single" w:color="C9D3DF" w:sz="4"/>
               <w:left w:val="single" w:color="C9D3DF" w:sz="4"/>
@@ -17899,7 +17926,7 @@
         </w:tc>
         <w:tc>
           <w:tcPr>
-            <w:tcW w:type="dxa" w:w="3474"/>
+            <w:tcW w:type="dxa" w:w="3495"/>
             <w:tcBorders>
               <w:top w:val="single" w:color="C9D3DF" w:sz="4"/>
               <w:left w:val="single" w:color="C9D3DF" w:sz="4"/>
@@ -17939,7 +17966,7 @@
         </w:trPr>
         <w:tc>
           <w:tcPr>
-            <w:tcW w:type="dxa" w:w="2334"/>
+            <w:tcW w:type="dxa" w:w="2348"/>
             <w:tcBorders>
               <w:top w:val="single" w:color="C9D3DF" w:sz="4"/>
               <w:left w:val="single" w:color="C9D3DF" w:sz="4"/>
@@ -17969,7 +17996,7 @@
         </w:tc>
         <w:tc>
           <w:tcPr>
-            <w:tcW w:type="dxa" w:w="4396"/>
+            <w:tcW w:type="dxa" w:w="4361"/>
             <w:tcBorders>
               <w:top w:val="single" w:color="C9D3DF" w:sz="4"/>
               <w:left w:val="single" w:color="C9D3DF" w:sz="4"/>
@@ -17999,7 +18026,7 @@
         </w:tc>
         <w:tc>
           <w:tcPr>
-            <w:tcW w:type="dxa" w:w="3474"/>
+            <w:tcW w:type="dxa" w:w="3495"/>
             <w:tcBorders>
               <w:top w:val="single" w:color="C9D3DF" w:sz="4"/>
               <w:left w:val="single" w:color="C9D3DF" w:sz="4"/>
@@ -18035,7 +18062,7 @@
         </w:trPr>
         <w:tc>
           <w:tcPr>
-            <w:tcW w:type="dxa" w:w="2334"/>
+            <w:tcW w:type="dxa" w:w="2348"/>
             <w:tcBorders>
               <w:top w:val="single" w:color="C9D3DF" w:sz="4"/>
               <w:left w:val="single" w:color="C9D3DF" w:sz="4"/>
@@ -18065,37 +18092,37 @@
         </w:tc>
         <w:tc>
           <w:tcPr>
-            <w:tcW w:type="dxa" w:w="4396"/>
-            <w:tcBorders>
-              <w:top w:val="single" w:color="C9D3DF" w:sz="4"/>
-              <w:left w:val="single" w:color="C9D3DF" w:sz="4"/>
-              <w:bottom w:val="single" w:color="C9D3DF" w:sz="4"/>
-              <w:right w:val="single" w:color="C9D3DF" w:sz="4"/>
-            </w:tcBorders>
-            <w:tcMar>
-              <w:top w:type="dxa" w:w="50"/>
-              <w:left w:type="dxa" w:w="80"/>
-              <w:bottom w:type="dxa" w:w="50"/>
-              <w:right w:type="dxa" w:w="80"/>
-            </w:tcMar>
-          </w:tcPr>
-          <w:p>
-            <w:pPr>
-              <w:jc w:val="left"/>
-            </w:pPr>
-            <w:r>
-              <w:rPr>
-                <w:rFonts w:ascii="Malgun Gothic" w:cs="Malgun Gothic" w:eastAsia="Malgun Gothic" w:hAnsi="Malgun Gothic"/>
-                <w:sz w:val="17"/>
-                <w:szCs w:val="17"/>
-              </w:rPr>
-              <w:t xml:space="preserve">웹·모바일 25번 실행(날짜·시각 기록), 지적 68건 중 66건 반영(이메일 2건 계정 대기)</w:t>
-            </w:r>
-          </w:p>
-        </w:tc>
-        <w:tc>
-          <w:tcPr>
-            <w:tcW w:type="dxa" w:w="3474"/>
+            <w:tcW w:type="dxa" w:w="4361"/>
+            <w:tcBorders>
+              <w:top w:val="single" w:color="C9D3DF" w:sz="4"/>
+              <w:left w:val="single" w:color="C9D3DF" w:sz="4"/>
+              <w:bottom w:val="single" w:color="C9D3DF" w:sz="4"/>
+              <w:right w:val="single" w:color="C9D3DF" w:sz="4"/>
+            </w:tcBorders>
+            <w:tcMar>
+              <w:top w:type="dxa" w:w="50"/>
+              <w:left w:type="dxa" w:w="80"/>
+              <w:bottom w:type="dxa" w:w="50"/>
+              <w:right w:type="dxa" w:w="80"/>
+            </w:tcMar>
+          </w:tcPr>
+          <w:p>
+            <w:pPr>
+              <w:jc w:val="left"/>
+            </w:pPr>
+            <w:r>
+              <w:rPr>
+                <w:rFonts w:ascii="Malgun Gothic" w:cs="Malgun Gothic" w:eastAsia="Malgun Gothic" w:hAnsi="Malgun Gothic"/>
+                <w:sz w:val="17"/>
+                <w:szCs w:val="17"/>
+              </w:rPr>
+              <w:t xml:space="preserve">웹·모바일 25번 실행(날짜·시각 기록), 지적 68건 중 68건 반영</w:t>
+            </w:r>
+          </w:p>
+        </w:tc>
+        <w:tc>
+          <w:tcPr>
+            <w:tcW w:type="dxa" w:w="3495"/>
             <w:tcBorders>
               <w:top w:val="single" w:color="C9D3DF" w:sz="4"/>
               <w:left w:val="single" w:color="C9D3DF" w:sz="4"/>
@@ -18131,7 +18158,7 @@
         </w:trPr>
         <w:tc>
           <w:tcPr>
-            <w:tcW w:type="dxa" w:w="2334"/>
+            <w:tcW w:type="dxa" w:w="2348"/>
             <w:tcBorders>
               <w:top w:val="single" w:color="C9D3DF" w:sz="4"/>
               <w:left w:val="single" w:color="C9D3DF" w:sz="4"/>
@@ -18161,7 +18188,7 @@
         </w:tc>
         <w:tc>
           <w:tcPr>
-            <w:tcW w:type="dxa" w:w="4396"/>
+            <w:tcW w:type="dxa" w:w="4361"/>
             <w:tcBorders>
               <w:top w:val="single" w:color="C9D3DF" w:sz="4"/>
               <w:left w:val="single" w:color="C9D3DF" w:sz="4"/>
@@ -18191,7 +18218,7 @@
         </w:tc>
         <w:tc>
           <w:tcPr>
-            <w:tcW w:type="dxa" w:w="3474"/>
+            <w:tcW w:type="dxa" w:w="3495"/>
             <w:tcBorders>
               <w:top w:val="single" w:color="C9D3DF" w:sz="4"/>
               <w:left w:val="single" w:color="C9D3DF" w:sz="4"/>
@@ -18227,7 +18254,7 @@
         </w:trPr>
         <w:tc>
           <w:tcPr>
-            <w:tcW w:type="dxa" w:w="2334"/>
+            <w:tcW w:type="dxa" w:w="2348"/>
             <w:tcBorders>
               <w:top w:val="single" w:color="C9D3DF" w:sz="4"/>
               <w:left w:val="single" w:color="C9D3DF" w:sz="4"/>
@@ -18257,37 +18284,37 @@
         </w:tc>
         <w:tc>
           <w:tcPr>
-            <w:tcW w:type="dxa" w:w="4396"/>
-            <w:tcBorders>
-              <w:top w:val="single" w:color="C9D3DF" w:sz="4"/>
-              <w:left w:val="single" w:color="C9D3DF" w:sz="4"/>
-              <w:bottom w:val="single" w:color="C9D3DF" w:sz="4"/>
-              <w:right w:val="single" w:color="C9D3DF" w:sz="4"/>
-            </w:tcBorders>
-            <w:tcMar>
-              <w:top w:type="dxa" w:w="50"/>
-              <w:left w:type="dxa" w:w="80"/>
-              <w:bottom w:type="dxa" w:w="50"/>
-              <w:right w:type="dxa" w:w="80"/>
-            </w:tcMar>
-          </w:tcPr>
-          <w:p>
-            <w:pPr>
-              <w:jc w:val="left"/>
-            </w:pPr>
-            <w:r>
-              <w:rPr>
-                <w:rFonts w:ascii="Malgun Gothic" w:cs="Malgun Gothic" w:eastAsia="Malgun Gothic" w:hAnsi="Malgun Gothic"/>
-                <w:sz w:val="17"/>
-                <w:szCs w:val="17"/>
-              </w:rPr>
-              <w:t xml:space="preserve">5번 — UX·UI 개선 요청·기능 체크(10/2 18:24), AI 연결 인증 오류 확인·키 교체(10/2 21:46), UX·UI 개선 요청(10/3 16:24), 배포 앱 기능 확인(10/3 20:45), 휴대폰 검수(10/4 19:52) + 전체 검수, 5건 모두 반영</w:t>
-            </w:r>
-          </w:p>
-        </w:tc>
-        <w:tc>
-          <w:tcPr>
-            <w:tcW w:type="dxa" w:w="3474"/>
+            <w:tcW w:type="dxa" w:w="4361"/>
+            <w:tcBorders>
+              <w:top w:val="single" w:color="C9D3DF" w:sz="4"/>
+              <w:left w:val="single" w:color="C9D3DF" w:sz="4"/>
+              <w:bottom w:val="single" w:color="C9D3DF" w:sz="4"/>
+              <w:right w:val="single" w:color="C9D3DF" w:sz="4"/>
+            </w:tcBorders>
+            <w:tcMar>
+              <w:top w:type="dxa" w:w="50"/>
+              <w:left w:type="dxa" w:w="80"/>
+              <w:bottom w:type="dxa" w:w="50"/>
+              <w:right w:type="dxa" w:w="80"/>
+            </w:tcMar>
+          </w:tcPr>
+          <w:p>
+            <w:pPr>
+              <w:jc w:val="left"/>
+            </w:pPr>
+            <w:r>
+              <w:rPr>
+                <w:rFonts w:ascii="Malgun Gothic" w:cs="Malgun Gothic" w:eastAsia="Malgun Gothic" w:hAnsi="Malgun Gothic"/>
+                <w:sz w:val="17"/>
+                <w:szCs w:val="17"/>
+              </w:rPr>
+              <w:t xml:space="preserve">6번 — UX·UI 개선 요청·기능 체크(10/2 18:24), AI 연결 인증 오류 확인·키 교체(10/2 21:46), UX·UI 개선 요청(10/3 16:24), 배포 앱 기능 확인(10/3 20:45), 휴대폰 검수(10/4 19:52), 이메일 알림 테스트·점검(10/4 22:10) + 전체 검수, 6건 모두 반영</w:t>
+            </w:r>
+          </w:p>
+        </w:tc>
+        <w:tc>
+          <w:tcPr>
+            <w:tcW w:type="dxa" w:w="3495"/>
             <w:tcBorders>
               <w:top w:val="single" w:color="C9D3DF" w:sz="4"/>
               <w:left w:val="single" w:color="C9D3DF" w:sz="4"/>
@@ -18323,7 +18350,7 @@
         </w:trPr>
         <w:tc>
           <w:tcPr>
-            <w:tcW w:type="dxa" w:w="2334"/>
+            <w:tcW w:type="dxa" w:w="2348"/>
             <w:tcBorders>
               <w:top w:val="single" w:color="C9D3DF" w:sz="4"/>
               <w:left w:val="single" w:color="C9D3DF" w:sz="4"/>
@@ -18353,7 +18380,7 @@
         </w:tc>
         <w:tc>
           <w:tcPr>
-            <w:tcW w:type="dxa" w:w="4396"/>
+            <w:tcW w:type="dxa" w:w="4361"/>
             <w:tcBorders>
               <w:top w:val="single" w:color="C9D3DF" w:sz="4"/>
               <w:left w:val="single" w:color="C9D3DF" w:sz="4"/>
@@ -18383,7 +18410,7 @@
         </w:tc>
         <w:tc>
           <w:tcPr>
-            <w:tcW w:type="dxa" w:w="3474"/>
+            <w:tcW w:type="dxa" w:w="3495"/>
             <w:tcBorders>
               <w:top w:val="single" w:color="C9D3DF" w:sz="4"/>
               <w:left w:val="single" w:color="C9D3DF" w:sz="4"/>
@@ -18441,7 +18468,7 @@
                     </pic:cNvPicPr>
                   </pic:nvPicPr>
                   <pic:blipFill>
-                    <a:blip r:embed="rId11" cstate="none"/>
+                    <a:blip r:embed="rId12" cstate="none"/>
                     <a:srcRect/>
                     <a:stretch>
                       <a:fillRect/>
@@ -18600,7 +18627,7 @@
           <w:sz w:val="19"/>
           <w:szCs w:val="19"/>
         </w:rPr>
-        <w:t xml:space="preserve"> 코드·동의 절차는 완성, 배포 서버의 발송 계정 확인 중입니다(실패 시 캘린더 알림 안내).</w:t>
+        <w:t xml:space="preserve"> 10/4 22:10 팀장 Gmail 보안 확인·앱 비밀번호 재설정 후 신청·수신까지 확인해 완성했습니다.</w:t>
       </w:r>
     </w:p>
     <w:p>
@@ -20006,7 +20033,7 @@
                 <w:sz w:val="17"/>
                 <w:szCs w:val="17"/>
               </w:rPr>
-              <w:t xml:space="preserve">TC1~TC6 + 테스트 3종(AI 자동 127개 · 팀 자체 82건 중 80건 반영 · 실사용자 4명 설문)</w:t>
+              <w:t xml:space="preserve">TC1~TC6 + 테스트 3종(AI 자동 127개 · 팀 자체 83건 중 83건 반영 · 실사용자 4명 설문)</w:t>
             </w:r>
           </w:p>
         </w:tc>
@@ -22491,9 +22518,9 @@
       </w:tblPr>
       <w:tblGrid>
         <w:gridCol w:w="2060"/>
-        <w:gridCol w:w="2522"/>
-        <w:gridCol w:w="3304"/>
-        <w:gridCol w:w="2318"/>
+        <w:gridCol w:w="2524"/>
+        <w:gridCol w:w="3299"/>
+        <w:gridCol w:w="2321"/>
       </w:tblGrid>
       <w:tr>
         <w:trPr>
@@ -22536,7 +22563,7 @@
         </w:tc>
         <w:tc>
           <w:tcPr>
-            <w:tcW w:type="dxa" w:w="2522"/>
+            <w:tcW w:type="dxa" w:w="2524"/>
             <w:tcBorders>
               <w:top w:val="single" w:color="C9D3DF" w:sz="4"/>
               <w:left w:val="single" w:color="C9D3DF" w:sz="4"/>
@@ -22570,7 +22597,7 @@
         </w:tc>
         <w:tc>
           <w:tcPr>
-            <w:tcW w:type="dxa" w:w="3304"/>
+            <w:tcW w:type="dxa" w:w="3299"/>
             <w:tcBorders>
               <w:top w:val="single" w:color="C9D3DF" w:sz="4"/>
               <w:left w:val="single" w:color="C9D3DF" w:sz="4"/>
@@ -22604,7 +22631,7 @@
         </w:tc>
         <w:tc>
           <w:tcPr>
-            <w:tcW w:type="dxa" w:w="2318"/>
+            <w:tcW w:type="dxa" w:w="2321"/>
             <w:tcBorders>
               <w:top w:val="single" w:color="C9D3DF" w:sz="4"/>
               <w:left w:val="single" w:color="C9D3DF" w:sz="4"/>
@@ -22674,7 +22701,7 @@
         </w:tc>
         <w:tc>
           <w:tcPr>
-            <w:tcW w:type="dxa" w:w="2522"/>
+            <w:tcW w:type="dxa" w:w="2524"/>
             <w:tcBorders>
               <w:top w:val="single" w:color="C9D3DF" w:sz="4"/>
               <w:left w:val="single" w:color="C9D3DF" w:sz="4"/>
@@ -22704,7 +22731,7 @@
         </w:tc>
         <w:tc>
           <w:tcPr>
-            <w:tcW w:type="dxa" w:w="3304"/>
+            <w:tcW w:type="dxa" w:w="3299"/>
             <w:tcBorders>
               <w:top w:val="single" w:color="C9D3DF" w:sz="4"/>
               <w:left w:val="single" w:color="C9D3DF" w:sz="4"/>
@@ -22734,7 +22761,7 @@
         </w:tc>
         <w:tc>
           <w:tcPr>
-            <w:tcW w:type="dxa" w:w="2318"/>
+            <w:tcW w:type="dxa" w:w="2321"/>
             <w:tcBorders>
               <w:top w:val="single" w:color="C9D3DF" w:sz="4"/>
               <w:left w:val="single" w:color="C9D3DF" w:sz="4"/>
@@ -22800,7 +22827,7 @@
         </w:tc>
         <w:tc>
           <w:tcPr>
-            <w:tcW w:type="dxa" w:w="2522"/>
+            <w:tcW w:type="dxa" w:w="2524"/>
             <w:tcBorders>
               <w:top w:val="single" w:color="C9D3DF" w:sz="4"/>
               <w:left w:val="single" w:color="C9D3DF" w:sz="4"/>
@@ -22830,7 +22857,7 @@
         </w:tc>
         <w:tc>
           <w:tcPr>
-            <w:tcW w:type="dxa" w:w="3304"/>
+            <w:tcW w:type="dxa" w:w="3299"/>
             <w:tcBorders>
               <w:top w:val="single" w:color="C9D3DF" w:sz="4"/>
               <w:left w:val="single" w:color="C9D3DF" w:sz="4"/>
@@ -22860,7 +22887,7 @@
         </w:tc>
         <w:tc>
           <w:tcPr>
-            <w:tcW w:type="dxa" w:w="2318"/>
+            <w:tcW w:type="dxa" w:w="2321"/>
             <w:tcBorders>
               <w:top w:val="single" w:color="C9D3DF" w:sz="4"/>
               <w:left w:val="single" w:color="C9D3DF" w:sz="4"/>
@@ -22926,7 +22953,7 @@
         </w:tc>
         <w:tc>
           <w:tcPr>
-            <w:tcW w:type="dxa" w:w="2522"/>
+            <w:tcW w:type="dxa" w:w="2524"/>
             <w:tcBorders>
               <w:top w:val="single" w:color="C9D3DF" w:sz="4"/>
               <w:left w:val="single" w:color="C9D3DF" w:sz="4"/>
@@ -22956,7 +22983,7 @@
         </w:tc>
         <w:tc>
           <w:tcPr>
-            <w:tcW w:type="dxa" w:w="3304"/>
+            <w:tcW w:type="dxa" w:w="3299"/>
             <w:tcBorders>
               <w:top w:val="single" w:color="C9D3DF" w:sz="4"/>
               <w:left w:val="single" w:color="C9D3DF" w:sz="4"/>
@@ -22986,7 +23013,7 @@
         </w:tc>
         <w:tc>
           <w:tcPr>
-            <w:tcW w:type="dxa" w:w="2318"/>
+            <w:tcW w:type="dxa" w:w="2321"/>
             <w:tcBorders>
               <w:top w:val="single" w:color="C9D3DF" w:sz="4"/>
               <w:left w:val="single" w:color="C9D3DF" w:sz="4"/>
@@ -23052,7 +23079,7 @@
         </w:tc>
         <w:tc>
           <w:tcPr>
-            <w:tcW w:type="dxa" w:w="2522"/>
+            <w:tcW w:type="dxa" w:w="2524"/>
             <w:tcBorders>
               <w:top w:val="single" w:color="C9D3DF" w:sz="4"/>
               <w:left w:val="single" w:color="C9D3DF" w:sz="4"/>
@@ -23082,7 +23109,7 @@
         </w:tc>
         <w:tc>
           <w:tcPr>
-            <w:tcW w:type="dxa" w:w="3304"/>
+            <w:tcW w:type="dxa" w:w="3299"/>
             <w:tcBorders>
               <w:top w:val="single" w:color="C9D3DF" w:sz="4"/>
               <w:left w:val="single" w:color="C9D3DF" w:sz="4"/>
@@ -23112,7 +23139,7 @@
         </w:tc>
         <w:tc>
           <w:tcPr>
-            <w:tcW w:type="dxa" w:w="2318"/>
+            <w:tcW w:type="dxa" w:w="2321"/>
             <w:tcBorders>
               <w:top w:val="single" w:color="C9D3DF" w:sz="4"/>
               <w:left w:val="single" w:color="C9D3DF" w:sz="4"/>
@@ -23178,7 +23205,7 @@
         </w:tc>
         <w:tc>
           <w:tcPr>
-            <w:tcW w:type="dxa" w:w="2522"/>
+            <w:tcW w:type="dxa" w:w="2524"/>
             <w:tcBorders>
               <w:top w:val="single" w:color="C9D3DF" w:sz="4"/>
               <w:left w:val="single" w:color="C9D3DF" w:sz="4"/>
@@ -23208,7 +23235,7 @@
         </w:tc>
         <w:tc>
           <w:tcPr>
-            <w:tcW w:type="dxa" w:w="3304"/>
+            <w:tcW w:type="dxa" w:w="3299"/>
             <w:tcBorders>
               <w:top w:val="single" w:color="C9D3DF" w:sz="4"/>
               <w:left w:val="single" w:color="C9D3DF" w:sz="4"/>
@@ -23238,7 +23265,7 @@
         </w:tc>
         <w:tc>
           <w:tcPr>
-            <w:tcW w:type="dxa" w:w="2318"/>
+            <w:tcW w:type="dxa" w:w="2321"/>
             <w:tcBorders>
               <w:top w:val="single" w:color="C9D3DF" w:sz="4"/>
               <w:left w:val="single" w:color="C9D3DF" w:sz="4"/>
@@ -23304,7 +23331,7 @@
         </w:tc>
         <w:tc>
           <w:tcPr>
-            <w:tcW w:type="dxa" w:w="2522"/>
+            <w:tcW w:type="dxa" w:w="2524"/>
             <w:tcBorders>
               <w:top w:val="single" w:color="C9D3DF" w:sz="4"/>
               <w:left w:val="single" w:color="C9D3DF" w:sz="4"/>
@@ -23334,7 +23361,7 @@
         </w:tc>
         <w:tc>
           <w:tcPr>
-            <w:tcW w:type="dxa" w:w="3304"/>
+            <w:tcW w:type="dxa" w:w="3299"/>
             <w:tcBorders>
               <w:top w:val="single" w:color="C9D3DF" w:sz="4"/>
               <w:left w:val="single" w:color="C9D3DF" w:sz="4"/>
@@ -23364,7 +23391,7 @@
         </w:tc>
         <w:tc>
           <w:tcPr>
-            <w:tcW w:type="dxa" w:w="2318"/>
+            <w:tcW w:type="dxa" w:w="2321"/>
             <w:tcBorders>
               <w:top w:val="single" w:color="C9D3DF" w:sz="4"/>
               <w:left w:val="single" w:color="C9D3DF" w:sz="4"/>
@@ -23430,7 +23457,7 @@
         </w:tc>
         <w:tc>
           <w:tcPr>
-            <w:tcW w:type="dxa" w:w="2522"/>
+            <w:tcW w:type="dxa" w:w="2524"/>
             <w:tcBorders>
               <w:top w:val="single" w:color="C9D3DF" w:sz="4"/>
               <w:left w:val="single" w:color="C9D3DF" w:sz="4"/>
@@ -23460,7 +23487,7 @@
         </w:tc>
         <w:tc>
           <w:tcPr>
-            <w:tcW w:type="dxa" w:w="3304"/>
+            <w:tcW w:type="dxa" w:w="3299"/>
             <w:tcBorders>
               <w:top w:val="single" w:color="C9D3DF" w:sz="4"/>
               <w:left w:val="single" w:color="C9D3DF" w:sz="4"/>
@@ -23490,7 +23517,7 @@
         </w:tc>
         <w:tc>
           <w:tcPr>
-            <w:tcW w:type="dxa" w:w="2318"/>
+            <w:tcW w:type="dxa" w:w="2321"/>
             <w:tcBorders>
               <w:top w:val="single" w:color="C9D3DF" w:sz="4"/>
               <w:left w:val="single" w:color="C9D3DF" w:sz="4"/>
@@ -23556,7 +23583,7 @@
         </w:tc>
         <w:tc>
           <w:tcPr>
-            <w:tcW w:type="dxa" w:w="2522"/>
+            <w:tcW w:type="dxa" w:w="2524"/>
             <w:tcBorders>
               <w:top w:val="single" w:color="C9D3DF" w:sz="4"/>
               <w:left w:val="single" w:color="C9D3DF" w:sz="4"/>
@@ -23586,7 +23613,7 @@
         </w:tc>
         <w:tc>
           <w:tcPr>
-            <w:tcW w:type="dxa" w:w="3304"/>
+            <w:tcW w:type="dxa" w:w="3299"/>
             <w:tcBorders>
               <w:top w:val="single" w:color="C9D3DF" w:sz="4"/>
               <w:left w:val="single" w:color="C9D3DF" w:sz="4"/>
@@ -23616,7 +23643,7 @@
         </w:tc>
         <w:tc>
           <w:tcPr>
-            <w:tcW w:type="dxa" w:w="2318"/>
+            <w:tcW w:type="dxa" w:w="2321"/>
             <w:tcBorders>
               <w:top w:val="single" w:color="C9D3DF" w:sz="4"/>
               <w:left w:val="single" w:color="C9D3DF" w:sz="4"/>
@@ -23682,7 +23709,7 @@
         </w:tc>
         <w:tc>
           <w:tcPr>
-            <w:tcW w:type="dxa" w:w="2522"/>
+            <w:tcW w:type="dxa" w:w="2524"/>
             <w:tcBorders>
               <w:top w:val="single" w:color="C9D3DF" w:sz="4"/>
               <w:left w:val="single" w:color="C9D3DF" w:sz="4"/>
@@ -23712,7 +23739,7 @@
         </w:tc>
         <w:tc>
           <w:tcPr>
-            <w:tcW w:type="dxa" w:w="3304"/>
+            <w:tcW w:type="dxa" w:w="3299"/>
             <w:tcBorders>
               <w:top w:val="single" w:color="C9D3DF" w:sz="4"/>
               <w:left w:val="single" w:color="C9D3DF" w:sz="4"/>
@@ -23742,7 +23769,7 @@
         </w:tc>
         <w:tc>
           <w:tcPr>
-            <w:tcW w:type="dxa" w:w="2318"/>
+            <w:tcW w:type="dxa" w:w="2321"/>
             <w:tcBorders>
               <w:top w:val="single" w:color="C9D3DF" w:sz="4"/>
               <w:left w:val="single" w:color="C9D3DF" w:sz="4"/>
@@ -23808,7 +23835,7 @@
         </w:tc>
         <w:tc>
           <w:tcPr>
-            <w:tcW w:type="dxa" w:w="2522"/>
+            <w:tcW w:type="dxa" w:w="2524"/>
             <w:tcBorders>
               <w:top w:val="single" w:color="C9D3DF" w:sz="4"/>
               <w:left w:val="single" w:color="C9D3DF" w:sz="4"/>
@@ -23838,37 +23865,37 @@
         </w:tc>
         <w:tc>
           <w:tcPr>
-            <w:tcW w:type="dxa" w:w="3304"/>
-            <w:tcBorders>
-              <w:top w:val="single" w:color="C9D3DF" w:sz="4"/>
-              <w:left w:val="single" w:color="C9D3DF" w:sz="4"/>
-              <w:bottom w:val="single" w:color="C9D3DF" w:sz="4"/>
-              <w:right w:val="single" w:color="C9D3DF" w:sz="4"/>
-            </w:tcBorders>
-            <w:tcMar>
-              <w:top w:type="dxa" w:w="50"/>
-              <w:left w:type="dxa" w:w="80"/>
-              <w:bottom w:type="dxa" w:w="50"/>
-              <w:right w:type="dxa" w:w="80"/>
-            </w:tcMar>
-          </w:tcPr>
-          <w:p>
-            <w:pPr>
-              <w:jc w:val="left"/>
-            </w:pPr>
-            <w:r>
-              <w:rPr>
-                <w:rFonts w:ascii="Malgun Gothic" w:cs="Malgun Gothic" w:eastAsia="Malgun Gothic" w:hAnsi="Malgun Gothic"/>
-                <w:sz w:val="17"/>
-                <w:szCs w:val="17"/>
-              </w:rPr>
-              <w:t xml:space="preserve">구현 확정: 📅 캘린더 저장·📄 정착 리포트 저장, ✉️ 이메일 알림(선택, 개인정보·수신 동의 후, 발송 계정 확인 중)</w:t>
-            </w:r>
-          </w:p>
-        </w:tc>
-        <w:tc>
-          <w:tcPr>
-            <w:tcW w:type="dxa" w:w="2318"/>
+            <w:tcW w:type="dxa" w:w="3299"/>
+            <w:tcBorders>
+              <w:top w:val="single" w:color="C9D3DF" w:sz="4"/>
+              <w:left w:val="single" w:color="C9D3DF" w:sz="4"/>
+              <w:bottom w:val="single" w:color="C9D3DF" w:sz="4"/>
+              <w:right w:val="single" w:color="C9D3DF" w:sz="4"/>
+            </w:tcBorders>
+            <w:tcMar>
+              <w:top w:type="dxa" w:w="50"/>
+              <w:left w:type="dxa" w:w="80"/>
+              <w:bottom w:type="dxa" w:w="50"/>
+              <w:right w:type="dxa" w:w="80"/>
+            </w:tcMar>
+          </w:tcPr>
+          <w:p>
+            <w:pPr>
+              <w:jc w:val="left"/>
+            </w:pPr>
+            <w:r>
+              <w:rPr>
+                <w:rFonts w:ascii="Malgun Gothic" w:cs="Malgun Gothic" w:eastAsia="Malgun Gothic" w:hAnsi="Malgun Gothic"/>
+                <w:sz w:val="17"/>
+                <w:szCs w:val="17"/>
+              </w:rPr>
+              <w:t xml:space="preserve">구현 확정: 📅 캘린더 저장·📄 정착 리포트 저장, ✉️ 이메일 알림(선택, 개인정보·수신 동의 후, 10/4 완성)</w:t>
+            </w:r>
+          </w:p>
+        </w:tc>
+        <w:tc>
+          <w:tcPr>
+            <w:tcW w:type="dxa" w:w="2321"/>
             <w:tcBorders>
               <w:top w:val="single" w:color="C9D3DF" w:sz="4"/>
               <w:left w:val="single" w:color="C9D3DF" w:sz="4"/>
@@ -23934,7 +23961,7 @@
         </w:tc>
         <w:tc>
           <w:tcPr>
-            <w:tcW w:type="dxa" w:w="2522"/>
+            <w:tcW w:type="dxa" w:w="2524"/>
             <w:tcBorders>
               <w:top w:val="single" w:color="C9D3DF" w:sz="4"/>
               <w:left w:val="single" w:color="C9D3DF" w:sz="4"/>
@@ -23964,7 +23991,7 @@
         </w:tc>
         <w:tc>
           <w:tcPr>
-            <w:tcW w:type="dxa" w:w="3304"/>
+            <w:tcW w:type="dxa" w:w="3299"/>
             <w:tcBorders>
               <w:top w:val="single" w:color="C9D3DF" w:sz="4"/>
               <w:left w:val="single" w:color="C9D3DF" w:sz="4"/>
@@ -23994,7 +24021,7 @@
         </w:tc>
         <w:tc>
           <w:tcPr>
-            <w:tcW w:type="dxa" w:w="2318"/>
+            <w:tcW w:type="dxa" w:w="2321"/>
             <w:tcBorders>
               <w:top w:val="single" w:color="C9D3DF" w:sz="4"/>
               <w:left w:val="single" w:color="C9D3DF" w:sz="4"/>
@@ -24060,7 +24087,7 @@
         </w:tc>
         <w:tc>
           <w:tcPr>
-            <w:tcW w:type="dxa" w:w="2522"/>
+            <w:tcW w:type="dxa" w:w="2524"/>
             <w:tcBorders>
               <w:top w:val="single" w:color="C9D3DF" w:sz="4"/>
               <w:left w:val="single" w:color="C9D3DF" w:sz="4"/>
@@ -24090,7 +24117,7 @@
         </w:tc>
         <w:tc>
           <w:tcPr>
-            <w:tcW w:type="dxa" w:w="3304"/>
+            <w:tcW w:type="dxa" w:w="3299"/>
             <w:tcBorders>
               <w:top w:val="single" w:color="C9D3DF" w:sz="4"/>
               <w:left w:val="single" w:color="C9D3DF" w:sz="4"/>
@@ -24120,7 +24147,7 @@
         </w:tc>
         <w:tc>
           <w:tcPr>
-            <w:tcW w:type="dxa" w:w="2318"/>
+            <w:tcW w:type="dxa" w:w="2321"/>
             <w:tcBorders>
               <w:top w:val="single" w:color="C9D3DF" w:sz="4"/>
               <w:left w:val="single" w:color="C9D3DF" w:sz="4"/>
@@ -24186,7 +24213,7 @@
         </w:tc>
         <w:tc>
           <w:tcPr>
-            <w:tcW w:type="dxa" w:w="2522"/>
+            <w:tcW w:type="dxa" w:w="2524"/>
             <w:tcBorders>
               <w:top w:val="single" w:color="C9D3DF" w:sz="4"/>
               <w:left w:val="single" w:color="C9D3DF" w:sz="4"/>
@@ -24216,7 +24243,7 @@
         </w:tc>
         <w:tc>
           <w:tcPr>
-            <w:tcW w:type="dxa" w:w="3304"/>
+            <w:tcW w:type="dxa" w:w="3299"/>
             <w:tcBorders>
               <w:top w:val="single" w:color="C9D3DF" w:sz="4"/>
               <w:left w:val="single" w:color="C9D3DF" w:sz="4"/>
@@ -24246,7 +24273,7 @@
         </w:tc>
         <w:tc>
           <w:tcPr>
-            <w:tcW w:type="dxa" w:w="2318"/>
+            <w:tcW w:type="dxa" w:w="2321"/>
             <w:tcBorders>
               <w:top w:val="single" w:color="C9D3DF" w:sz="4"/>
               <w:left w:val="single" w:color="C9D3DF" w:sz="4"/>
@@ -24312,7 +24339,7 @@
         </w:tc>
         <w:tc>
           <w:tcPr>
-            <w:tcW w:type="dxa" w:w="2522"/>
+            <w:tcW w:type="dxa" w:w="2524"/>
             <w:tcBorders>
               <w:top w:val="single" w:color="C9D3DF" w:sz="4"/>
               <w:left w:val="single" w:color="C9D3DF" w:sz="4"/>
@@ -24342,7 +24369,7 @@
         </w:tc>
         <w:tc>
           <w:tcPr>
-            <w:tcW w:type="dxa" w:w="3304"/>
+            <w:tcW w:type="dxa" w:w="3299"/>
             <w:tcBorders>
               <w:top w:val="single" w:color="C9D3DF" w:sz="4"/>
               <w:left w:val="single" w:color="C9D3DF" w:sz="4"/>
@@ -24372,7 +24399,7 @@
         </w:tc>
         <w:tc>
           <w:tcPr>
-            <w:tcW w:type="dxa" w:w="2318"/>
+            <w:tcW w:type="dxa" w:w="2321"/>
             <w:tcBorders>
               <w:top w:val="single" w:color="C9D3DF" w:sz="4"/>
               <w:left w:val="single" w:color="C9D3DF" w:sz="4"/>

--- a/docs/planning/오이소창원_기획안_최종본_20261004.docx
+++ b/docs/planning/오이소창원_기획안_최종본_20261004.docx
@@ -801,7 +801,7 @@
             <w:pPr>
               <w:jc w:val="left"/>
             </w:pPr>
-            <w:hyperlink w:history="1" r:id="rIdotrjvvmbajzq7jiwma2oh">
+            <w:hyperlink w:history="1" r:id="rId5abrkhcwnfigkfuevsi_e">
               <w:r>
                 <w:rPr>
                   <w:rStyle w:val="Hyperlink"/>
@@ -870,7 +870,7 @@
             <w:pPr>
               <w:jc w:val="left"/>
             </w:pPr>
-            <w:hyperlink w:history="1" r:id="rIda1pueobrb9qgcz0uy-1-r">
+            <w:hyperlink w:history="1" r:id="rId-pqmqg_g__esmpha_7xqc">
               <w:r>
                 <w:rPr>
                   <w:rStyle w:val="Hyperlink"/>

--- a/docs/planning/오이소창원_기획안_최종본_20261004.docx
+++ b/docs/planning/오이소창원_기획안_최종본_20261004.docx
@@ -801,7 +801,7 @@
             <w:pPr>
               <w:jc w:val="left"/>
             </w:pPr>
-            <w:hyperlink w:history="1" r:id="rId5abrkhcwnfigkfuevsi_e">
+            <w:hyperlink w:history="1" r:id="rId4eaeaqburq_qircragdl5">
               <w:r>
                 <w:rPr>
                   <w:rStyle w:val="Hyperlink"/>
@@ -870,7 +870,7 @@
             <w:pPr>
               <w:jc w:val="left"/>
             </w:pPr>
-            <w:hyperlink w:history="1" r:id="rId-pqmqg_g__esmpha_7xqc">
+            <w:hyperlink w:history="1" r:id="rIdsvcakl0kwb7qirb8bwahr">
               <w:r>
                 <w:rPr>
                   <w:rStyle w:val="Hyperlink"/>

--- a/docs/planning/오이소창원_기획안_최종본_20261004.docx
+++ b/docs/planning/오이소창원_기획안_최종본_20261004.docx
@@ -801,7 +801,7 @@
             <w:pPr>
               <w:jc w:val="left"/>
             </w:pPr>
-            <w:hyperlink w:history="1" r:id="rId4eaeaqburq_qircragdl5">
+            <w:hyperlink w:history="1" r:id="rIdcjypd-8ynthbepezcslti">
               <w:r>
                 <w:rPr>
                   <w:rStyle w:val="Hyperlink"/>
@@ -870,7 +870,7 @@
             <w:pPr>
               <w:jc w:val="left"/>
             </w:pPr>
-            <w:hyperlink w:history="1" r:id="rIdsvcakl0kwb7qirb8bwahr">
+            <w:hyperlink w:history="1" r:id="rIdfd4lriaqemrkk0h2pkvza">
               <w:r>
                 <w:rPr>
                   <w:rStyle w:val="Hyperlink"/>

--- a/docs/planning/오이소창원_기획안_최종본_20261004.docx
+++ b/docs/planning/오이소창원_기획안_최종본_20261004.docx
@@ -801,7 +801,7 @@
             <w:pPr>
               <w:jc w:val="left"/>
             </w:pPr>
-            <w:hyperlink w:history="1" r:id="rIdcjypd-8ynthbepezcslti">
+            <w:hyperlink w:history="1" r:id="rIda77rjgiy0rznpvecwzv-i">
               <w:r>
                 <w:rPr>
                   <w:rStyle w:val="Hyperlink"/>
@@ -870,7 +870,7 @@
             <w:pPr>
               <w:jc w:val="left"/>
             </w:pPr>
-            <w:hyperlink w:history="1" r:id="rIdfd4lriaqemrkk0h2pkvza">
+            <w:hyperlink w:history="1" r:id="rIdsgo7h1ebp3yplew-fpbbu">
               <w:r>
                 <w:rPr>
                   <w:rStyle w:val="Hyperlink"/>
@@ -20748,8 +20748,8 @@
         </w:tblBorders>
       </w:tblPr>
       <w:tblGrid>
-        <w:gridCol w:w="2860"/>
-        <w:gridCol w:w="7344"/>
+        <w:gridCol w:w="2260"/>
+        <w:gridCol w:w="7944"/>
       </w:tblGrid>
       <w:tr>
         <w:trPr>
@@ -20758,7 +20758,7 @@
         </w:trPr>
         <w:tc>
           <w:tcPr>
-            <w:tcW w:type="dxa" w:w="2860"/>
+            <w:tcW w:type="dxa" w:w="2260"/>
             <w:tcBorders>
               <w:top w:val="single" w:color="C9D3DF" w:sz="4"/>
               <w:left w:val="single" w:color="C9D3DF" w:sz="4"/>
@@ -20792,7 +20792,7 @@
         </w:tc>
         <w:tc>
           <w:tcPr>
-            <w:tcW w:type="dxa" w:w="7344"/>
+            <w:tcW w:type="dxa" w:w="7944"/>
             <w:tcBorders>
               <w:top w:val="single" w:color="C9D3DF" w:sz="4"/>
               <w:left w:val="single" w:color="C9D3DF" w:sz="4"/>
@@ -20832,7 +20832,7 @@
         </w:trPr>
         <w:tc>
           <w:tcPr>
-            <w:tcW w:type="dxa" w:w="2860"/>
+            <w:tcW w:type="dxa" w:w="2260"/>
             <w:tcBorders>
               <w:top w:val="single" w:color="C9D3DF" w:sz="4"/>
               <w:left w:val="single" w:color="C9D3DF" w:sz="4"/>
@@ -20862,7 +20862,7 @@
         </w:tc>
         <w:tc>
           <w:tcPr>
-            <w:tcW w:type="dxa" w:w="7344"/>
+            <w:tcW w:type="dxa" w:w="7944"/>
             <w:tcBorders>
               <w:top w:val="single" w:color="C9D3DF" w:sz="4"/>
               <w:left w:val="single" w:color="C9D3DF" w:sz="4"/>
@@ -20898,7 +20898,7 @@
         </w:trPr>
         <w:tc>
           <w:tcPr>
-            <w:tcW w:type="dxa" w:w="2860"/>
+            <w:tcW w:type="dxa" w:w="2260"/>
             <w:tcBorders>
               <w:top w:val="single" w:color="C9D3DF" w:sz="4"/>
               <w:left w:val="single" w:color="C9D3DF" w:sz="4"/>
@@ -20928,7 +20928,7 @@
         </w:tc>
         <w:tc>
           <w:tcPr>
-            <w:tcW w:type="dxa" w:w="7344"/>
+            <w:tcW w:type="dxa" w:w="7944"/>
             <w:tcBorders>
               <w:top w:val="single" w:color="C9D3DF" w:sz="4"/>
               <w:left w:val="single" w:color="C9D3DF" w:sz="4"/>
@@ -20964,7 +20964,7 @@
         </w:trPr>
         <w:tc>
           <w:tcPr>
-            <w:tcW w:type="dxa" w:w="2860"/>
+            <w:tcW w:type="dxa" w:w="2260"/>
             <w:tcBorders>
               <w:top w:val="single" w:color="C9D3DF" w:sz="4"/>
               <w:left w:val="single" w:color="C9D3DF" w:sz="4"/>
@@ -20994,7 +20994,7 @@
         </w:tc>
         <w:tc>
           <w:tcPr>
-            <w:tcW w:type="dxa" w:w="7344"/>
+            <w:tcW w:type="dxa" w:w="7944"/>
             <w:tcBorders>
               <w:top w:val="single" w:color="C9D3DF" w:sz="4"/>
               <w:left w:val="single" w:color="C9D3DF" w:sz="4"/>
@@ -21030,7 +21030,7 @@
         </w:trPr>
         <w:tc>
           <w:tcPr>
-            <w:tcW w:type="dxa" w:w="2860"/>
+            <w:tcW w:type="dxa" w:w="2260"/>
             <w:tcBorders>
               <w:top w:val="single" w:color="C9D3DF" w:sz="4"/>
               <w:left w:val="single" w:color="C9D3DF" w:sz="4"/>
@@ -21060,7 +21060,7 @@
         </w:tc>
         <w:tc>
           <w:tcPr>
-            <w:tcW w:type="dxa" w:w="7344"/>
+            <w:tcW w:type="dxa" w:w="7944"/>
             <w:tcBorders>
               <w:top w:val="single" w:color="C9D3DF" w:sz="4"/>
               <w:left w:val="single" w:color="C9D3DF" w:sz="4"/>
@@ -21096,7 +21096,7 @@
         </w:trPr>
         <w:tc>
           <w:tcPr>
-            <w:tcW w:type="dxa" w:w="2860"/>
+            <w:tcW w:type="dxa" w:w="2260"/>
             <w:tcBorders>
               <w:top w:val="single" w:color="C9D3DF" w:sz="4"/>
               <w:left w:val="single" w:color="C9D3DF" w:sz="4"/>
@@ -21126,7 +21126,7 @@
         </w:tc>
         <w:tc>
           <w:tcPr>
-            <w:tcW w:type="dxa" w:w="7344"/>
+            <w:tcW w:type="dxa" w:w="7944"/>
             <w:tcBorders>
               <w:top w:val="single" w:color="C9D3DF" w:sz="4"/>
               <w:left w:val="single" w:color="C9D3DF" w:sz="4"/>
@@ -21162,61 +21162,61 @@
         </w:trPr>
         <w:tc>
           <w:tcPr>
-            <w:tcW w:type="dxa" w:w="2860"/>
-            <w:tcBorders>
-              <w:top w:val="single" w:color="C9D3DF" w:sz="4"/>
-              <w:left w:val="single" w:color="C9D3DF" w:sz="4"/>
-              <w:bottom w:val="single" w:color="C9D3DF" w:sz="4"/>
-              <w:right w:val="single" w:color="C9D3DF" w:sz="4"/>
-            </w:tcBorders>
-            <w:tcMar>
-              <w:top w:type="dxa" w:w="50"/>
-              <w:left w:type="dxa" w:w="80"/>
-              <w:bottom w:type="dxa" w:w="50"/>
-              <w:right w:type="dxa" w:w="80"/>
-            </w:tcMar>
-          </w:tcPr>
-          <w:p>
-            <w:pPr>
-              <w:jc w:val="center"/>
-            </w:pPr>
-            <w:r>
-              <w:rPr>
-                <w:rFonts w:ascii="Malgun Gothic" w:cs="Malgun Gothic" w:eastAsia="Malgun Gothic" w:hAnsi="Malgun Gothic"/>
-                <w:sz w:val="17"/>
-                <w:szCs w:val="17"/>
-              </w:rPr>
-              <w:t xml:space="preserve">10/4~10/5(예정)</w:t>
-            </w:r>
-          </w:p>
-        </w:tc>
-        <w:tc>
-          <w:tcPr>
-            <w:tcW w:type="dxa" w:w="7344"/>
-            <w:tcBorders>
-              <w:top w:val="single" w:color="C9D3DF" w:sz="4"/>
-              <w:left w:val="single" w:color="C9D3DF" w:sz="4"/>
-              <w:bottom w:val="single" w:color="C9D3DF" w:sz="4"/>
-              <w:right w:val="single" w:color="C9D3DF" w:sz="4"/>
-            </w:tcBorders>
-            <w:tcMar>
-              <w:top w:type="dxa" w:w="50"/>
-              <w:left w:type="dxa" w:w="80"/>
-              <w:bottom w:type="dxa" w:w="50"/>
-              <w:right w:type="dxa" w:w="80"/>
-            </w:tcMar>
-          </w:tcPr>
-          <w:p>
-            <w:pPr>
-              <w:jc w:val="left"/>
-            </w:pPr>
-            <w:r>
-              <w:rPr>
-                <w:rFonts w:ascii="Malgun Gothic" w:cs="Malgun Gothic" w:eastAsia="Malgun Gothic" w:hAnsi="Malgun Gothic"/>
-                <w:sz w:val="17"/>
-                <w:szCs w:val="17"/>
-              </w:rPr>
-              <w:t xml:space="preserve">개발완료보고서·기술설명서·출처·AI 활용 신고서·발표자료·시연영상, 이메일 발송 계정 확인</w:t>
+            <w:tcW w:type="dxa" w:w="2260"/>
+            <w:tcBorders>
+              <w:top w:val="single" w:color="C9D3DF" w:sz="4"/>
+              <w:left w:val="single" w:color="C9D3DF" w:sz="4"/>
+              <w:bottom w:val="single" w:color="C9D3DF" w:sz="4"/>
+              <w:right w:val="single" w:color="C9D3DF" w:sz="4"/>
+            </w:tcBorders>
+            <w:tcMar>
+              <w:top w:type="dxa" w:w="50"/>
+              <w:left w:type="dxa" w:w="80"/>
+              <w:bottom w:type="dxa" w:w="50"/>
+              <w:right w:type="dxa" w:w="80"/>
+            </w:tcMar>
+          </w:tcPr>
+          <w:p>
+            <w:pPr>
+              <w:jc w:val="center"/>
+            </w:pPr>
+            <w:r>
+              <w:rPr>
+                <w:rFonts w:ascii="Malgun Gothic" w:cs="Malgun Gothic" w:eastAsia="Malgun Gothic" w:hAnsi="Malgun Gothic"/>
+                <w:sz w:val="17"/>
+                <w:szCs w:val="17"/>
+              </w:rPr>
+              <w:t xml:space="preserve">10/4~10/5</w:t>
+            </w:r>
+          </w:p>
+        </w:tc>
+        <w:tc>
+          <w:tcPr>
+            <w:tcW w:type="dxa" w:w="7944"/>
+            <w:tcBorders>
+              <w:top w:val="single" w:color="C9D3DF" w:sz="4"/>
+              <w:left w:val="single" w:color="C9D3DF" w:sz="4"/>
+              <w:bottom w:val="single" w:color="C9D3DF" w:sz="4"/>
+              <w:right w:val="single" w:color="C9D3DF" w:sz="4"/>
+            </w:tcBorders>
+            <w:tcMar>
+              <w:top w:type="dxa" w:w="50"/>
+              <w:left w:type="dxa" w:w="80"/>
+              <w:bottom w:type="dxa" w:w="50"/>
+              <w:right w:type="dxa" w:w="80"/>
+            </w:tcMar>
+          </w:tcPr>
+          <w:p>
+            <w:pPr>
+              <w:jc w:val="left"/>
+            </w:pPr>
+            <w:r>
+              <w:rPr>
+                <w:rFonts w:ascii="Malgun Gothic" w:cs="Malgun Gothic" w:eastAsia="Malgun Gothic" w:hAnsi="Malgun Gothic"/>
+                <w:sz w:val="17"/>
+                <w:szCs w:val="17"/>
+              </w:rPr>
+              <w:t xml:space="preserve">개발완료보고서·기술설명서·출처·AI 활용 신고서·발표자료·시연영상, 이메일 알림 완성(10/4) — 시연영상·발표자료 10/5 제작</w:t>
             </w:r>
           </w:p>
         </w:tc>

--- a/docs/planning/오이소창원_기획안_최종본_20261004.docx
+++ b/docs/planning/오이소창원_기획안_최종본_20261004.docx
@@ -801,7 +801,7 @@
             <w:pPr>
               <w:jc w:val="left"/>
             </w:pPr>
-            <w:hyperlink w:history="1" r:id="rIda77rjgiy0rznpvecwzv-i">
+            <w:hyperlink w:history="1" r:id="rId27rxijcc3tvcg-rcfwjev">
               <w:r>
                 <w:rPr>
                   <w:rStyle w:val="Hyperlink"/>
@@ -870,7 +870,7 @@
             <w:pPr>
               <w:jc w:val="left"/>
             </w:pPr>
-            <w:hyperlink w:history="1" r:id="rIdsgo7h1ebp3yplew-fpbbu">
+            <w:hyperlink w:history="1" r:id="rId_9qmeeoxwmqdw3gizadt3">
               <w:r>
                 <w:rPr>
                   <w:rStyle w:val="Hyperlink"/>

--- a/docs/planning/오이소창원_기획안_최종본_20261004.docx
+++ b/docs/planning/오이소창원_기획안_최종본_20261004.docx
@@ -801,7 +801,7 @@
             <w:pPr>
               <w:jc w:val="left"/>
             </w:pPr>
-            <w:hyperlink w:history="1" r:id="rId27rxijcc3tvcg-rcfwjev">
+            <w:hyperlink w:history="1" r:id="rIdoy4y-cgzukkm2e5gnu4vg">
               <w:r>
                 <w:rPr>
                   <w:rStyle w:val="Hyperlink"/>
@@ -870,7 +870,7 @@
             <w:pPr>
               <w:jc w:val="left"/>
             </w:pPr>
-            <w:hyperlink w:history="1" r:id="rId_9qmeeoxwmqdw3gizadt3">
+            <w:hyperlink w:history="1" r:id="rId09yr3a2w_jqdh2sshugz1">
               <w:r>
                 <w:rPr>
                   <w:rStyle w:val="Hyperlink"/>

--- a/docs/planning/오이소창원_기획안_최종본_20261004.docx
+++ b/docs/planning/오이소창원_기획안_최종본_20261004.docx
@@ -801,7 +801,7 @@
             <w:pPr>
               <w:jc w:val="left"/>
             </w:pPr>
-            <w:hyperlink w:history="1" r:id="rIdoy4y-cgzukkm2e5gnu4vg">
+            <w:hyperlink w:history="1" r:id="rIdinq3a7d2b1qjzwvvjlcho">
               <w:r>
                 <w:rPr>
                   <w:rStyle w:val="Hyperlink"/>
@@ -870,7 +870,7 @@
             <w:pPr>
               <w:jc w:val="left"/>
             </w:pPr>
-            <w:hyperlink w:history="1" r:id="rId09yr3a2w_jqdh2sshugz1">
+            <w:hyperlink w:history="1" r:id="rIdg_jnnjc_ry9kw4cmxmrcm">
               <w:r>
                 <w:rPr>
                   <w:rStyle w:val="Hyperlink"/>
@@ -17178,10 +17178,10 @@
         </w:tblBorders>
       </w:tblPr>
       <w:tblGrid>
-        <w:gridCol w:w="1801"/>
-        <w:gridCol w:w="2050"/>
-        <w:gridCol w:w="3151"/>
-        <w:gridCol w:w="3202"/>
+        <w:gridCol w:w="1800"/>
+        <w:gridCol w:w="2058"/>
+        <w:gridCol w:w="3148"/>
+        <w:gridCol w:w="3198"/>
       </w:tblGrid>
       <w:tr>
         <w:trPr>
@@ -17190,7 +17190,7 @@
         </w:trPr>
         <w:tc>
           <w:tcPr>
-            <w:tcW w:type="dxa" w:w="1801"/>
+            <w:tcW w:type="dxa" w:w="1800"/>
             <w:tcBorders>
               <w:top w:val="single" w:color="C9D3DF" w:sz="4"/>
               <w:left w:val="single" w:color="C9D3DF" w:sz="4"/>
@@ -17224,7 +17224,7 @@
         </w:tc>
         <w:tc>
           <w:tcPr>
-            <w:tcW w:type="dxa" w:w="2050"/>
+            <w:tcW w:type="dxa" w:w="2058"/>
             <w:tcBorders>
               <w:top w:val="single" w:color="C9D3DF" w:sz="4"/>
               <w:left w:val="single" w:color="C9D3DF" w:sz="4"/>
@@ -17258,7 +17258,7 @@
         </w:tc>
         <w:tc>
           <w:tcPr>
-            <w:tcW w:type="dxa" w:w="3151"/>
+            <w:tcW w:type="dxa" w:w="3148"/>
             <w:tcBorders>
               <w:top w:val="single" w:color="C9D3DF" w:sz="4"/>
               <w:left w:val="single" w:color="C9D3DF" w:sz="4"/>
@@ -17292,7 +17292,7 @@
         </w:tc>
         <w:tc>
           <w:tcPr>
-            <w:tcW w:type="dxa" w:w="3202"/>
+            <w:tcW w:type="dxa" w:w="3198"/>
             <w:tcBorders>
               <w:top w:val="single" w:color="C9D3DF" w:sz="4"/>
               <w:left w:val="single" w:color="C9D3DF" w:sz="4"/>
@@ -17332,7 +17332,7 @@
         </w:trPr>
         <w:tc>
           <w:tcPr>
-            <w:tcW w:type="dxa" w:w="1801"/>
+            <w:tcW w:type="dxa" w:w="1800"/>
             <w:tcBorders>
               <w:top w:val="single" w:color="C9D3DF" w:sz="4"/>
               <w:left w:val="single" w:color="C9D3DF" w:sz="4"/>
@@ -17362,7 +17362,7 @@
         </w:tc>
         <w:tc>
           <w:tcPr>
-            <w:tcW w:type="dxa" w:w="2050"/>
+            <w:tcW w:type="dxa" w:w="2058"/>
             <w:tcBorders>
               <w:top w:val="single" w:color="C9D3DF" w:sz="4"/>
               <w:left w:val="single" w:color="C9D3DF" w:sz="4"/>
@@ -17392,7 +17392,7 @@
         </w:tc>
         <w:tc>
           <w:tcPr>
-            <w:tcW w:type="dxa" w:w="3151"/>
+            <w:tcW w:type="dxa" w:w="3148"/>
             <w:tcBorders>
               <w:top w:val="single" w:color="C9D3DF" w:sz="4"/>
               <w:left w:val="single" w:color="C9D3DF" w:sz="4"/>
@@ -17422,7 +17422,7 @@
         </w:tc>
         <w:tc>
           <w:tcPr>
-            <w:tcW w:type="dxa" w:w="3202"/>
+            <w:tcW w:type="dxa" w:w="3198"/>
             <w:tcBorders>
               <w:top w:val="single" w:color="C9D3DF" w:sz="4"/>
               <w:left w:val="single" w:color="C9D3DF" w:sz="4"/>
@@ -17458,7 +17458,7 @@
         </w:trPr>
         <w:tc>
           <w:tcPr>
-            <w:tcW w:type="dxa" w:w="1801"/>
+            <w:tcW w:type="dxa" w:w="1800"/>
             <w:tcBorders>
               <w:top w:val="single" w:color="C9D3DF" w:sz="4"/>
               <w:left w:val="single" w:color="C9D3DF" w:sz="4"/>
@@ -17488,37 +17488,37 @@
         </w:tc>
         <w:tc>
           <w:tcPr>
-            <w:tcW w:type="dxa" w:w="2050"/>
-            <w:tcBorders>
-              <w:top w:val="single" w:color="C9D3DF" w:sz="4"/>
-              <w:left w:val="single" w:color="C9D3DF" w:sz="4"/>
-              <w:bottom w:val="single" w:color="C9D3DF" w:sz="4"/>
-              <w:right w:val="single" w:color="C9D3DF" w:sz="4"/>
-            </w:tcBorders>
-            <w:tcMar>
-              <w:top w:type="dxa" w:w="50"/>
-              <w:left w:type="dxa" w:w="80"/>
-              <w:bottom w:type="dxa" w:w="50"/>
-              <w:right w:type="dxa" w:w="80"/>
-            </w:tcMar>
-          </w:tcPr>
-          <w:p>
-            <w:pPr>
-              <w:jc w:val="left"/>
-            </w:pPr>
-            <w:r>
-              <w:rPr>
-                <w:rFonts w:ascii="Malgun Gothic" w:cs="Malgun Gothic" w:eastAsia="Malgun Gothic" w:hAnsi="Malgun Gothic"/>
-                <w:sz w:val="17"/>
-                <w:szCs w:val="17"/>
-              </w:rPr>
-              <w:t xml:space="preserve">A·B·C(B 25번, C 2번, A 6번·전체 검수)</w:t>
-            </w:r>
-          </w:p>
-        </w:tc>
-        <w:tc>
-          <w:tcPr>
-            <w:tcW w:type="dxa" w:w="3151"/>
+            <w:tcW w:type="dxa" w:w="2058"/>
+            <w:tcBorders>
+              <w:top w:val="single" w:color="C9D3DF" w:sz="4"/>
+              <w:left w:val="single" w:color="C9D3DF" w:sz="4"/>
+              <w:bottom w:val="single" w:color="C9D3DF" w:sz="4"/>
+              <w:right w:val="single" w:color="C9D3DF" w:sz="4"/>
+            </w:tcBorders>
+            <w:tcMar>
+              <w:top w:type="dxa" w:w="50"/>
+              <w:left w:type="dxa" w:w="80"/>
+              <w:bottom w:type="dxa" w:w="50"/>
+              <w:right w:type="dxa" w:w="80"/>
+            </w:tcMar>
+          </w:tcPr>
+          <w:p>
+            <w:pPr>
+              <w:jc w:val="left"/>
+            </w:pPr>
+            <w:r>
+              <w:rPr>
+                <w:rFonts w:ascii="Malgun Gothic" w:cs="Malgun Gothic" w:eastAsia="Malgun Gothic" w:hAnsi="Malgun Gothic"/>
+                <w:sz w:val="17"/>
+                <w:szCs w:val="17"/>
+              </w:rPr>
+              <w:t xml:space="preserve">A·B·C(B 25번, C 2번, A 10번·전체 검수)</w:t>
+            </w:r>
+          </w:p>
+        </w:tc>
+        <w:tc>
+          <w:tcPr>
+            <w:tcW w:type="dxa" w:w="3148"/>
             <w:tcBorders>
               <w:top w:val="single" w:color="C9D3DF" w:sz="4"/>
               <w:left w:val="single" w:color="C9D3DF" w:sz="4"/>
@@ -17548,7 +17548,7 @@
         </w:tc>
         <w:tc>
           <w:tcPr>
-            <w:tcW w:type="dxa" w:w="3202"/>
+            <w:tcW w:type="dxa" w:w="3198"/>
             <w:tcBorders>
               <w:top w:val="single" w:color="C9D3DF" w:sz="4"/>
               <w:left w:val="single" w:color="C9D3DF" w:sz="4"/>
@@ -17584,7 +17584,7 @@
         </w:trPr>
         <w:tc>
           <w:tcPr>
-            <w:tcW w:type="dxa" w:w="1801"/>
+            <w:tcW w:type="dxa" w:w="1800"/>
             <w:tcBorders>
               <w:top w:val="single" w:color="C9D3DF" w:sz="4"/>
               <w:left w:val="single" w:color="C9D3DF" w:sz="4"/>
@@ -17614,7 +17614,7 @@
         </w:tc>
         <w:tc>
           <w:tcPr>
-            <w:tcW w:type="dxa" w:w="2050"/>
+            <w:tcW w:type="dxa" w:w="2058"/>
             <w:tcBorders>
               <w:top w:val="single" w:color="C9D3DF" w:sz="4"/>
               <w:left w:val="single" w:color="C9D3DF" w:sz="4"/>
@@ -17644,7 +17644,7 @@
         </w:tc>
         <w:tc>
           <w:tcPr>
-            <w:tcW w:type="dxa" w:w="3151"/>
+            <w:tcW w:type="dxa" w:w="3148"/>
             <w:tcBorders>
               <w:top w:val="single" w:color="C9D3DF" w:sz="4"/>
               <w:left w:val="single" w:color="C9D3DF" w:sz="4"/>
@@ -17674,7 +17674,7 @@
         </w:tc>
         <w:tc>
           <w:tcPr>
-            <w:tcW w:type="dxa" w:w="3202"/>
+            <w:tcW w:type="dxa" w:w="3198"/>
             <w:tcBorders>
               <w:top w:val="single" w:color="C9D3DF" w:sz="4"/>
               <w:left w:val="single" w:color="C9D3DF" w:sz="4"/>
@@ -18308,7 +18308,7 @@
                 <w:sz w:val="17"/>
                 <w:szCs w:val="17"/>
               </w:rPr>
-              <w:t xml:space="preserve">6번 — UX·UI 개선 요청·기능 체크(10/2 18:24), AI 연결 인증 오류 확인·키 교체(10/2 21:46), UX·UI 개선 요청(10/3 16:24), 배포 앱 기능 확인(10/3 20:45), 휴대폰 검수(10/4 19:52), 이메일 알림 테스트·점검(10/4 22:10) + 전체 검수, 6건 모두 반영</w:t>
+              <w:t xml:space="preserve">10번 — UX·UI 개선 요청·기능 체크(10/2 18:24), AI 연결 인증 오류 확인·키 교체(10/2 21:46), UX·UI 개선 요청(10/3 16:24), 배포 앱 기능 확인(10/3 20:45), 휴대폰 검수(10/4 19:52), 이메일 알림 테스트·점검(10/4 22:10), 10/5 노트북·휴대폰 전체 검수 후 UX/UI 개선 4번(10:07·10:16·15:17·16:11, 기능 변경 없음) + 전체 검수, 10건 모두 반영</w:t>
             </w:r>
           </w:p>
         </w:tc>
@@ -20033,7 +20033,7 @@
                 <w:sz w:val="17"/>
                 <w:szCs w:val="17"/>
               </w:rPr>
-              <w:t xml:space="preserve">TC1~TC6 + 테스트 3종(AI 자동 127개 · 팀 자체 83건 중 83건 반영 · 실사용자 4명 설문)</w:t>
+              <w:t xml:space="preserve">TC1~TC6 + 테스트 3종(AI 자동 127개 · 팀 자체 87건 중 87건 반영 · 실사용자 4명 설문)</w:t>
             </w:r>
           </w:p>
         </w:tc>

--- a/docs/planning/오이소창원_기획안_최종본_20261004.docx
+++ b/docs/planning/오이소창원_기획안_최종본_20261004.docx
@@ -801,7 +801,7 @@
             <w:pPr>
               <w:jc w:val="left"/>
             </w:pPr>
-            <w:hyperlink w:history="1" r:id="rIdinq3a7d2b1qjzwvvjlcho">
+            <w:hyperlink w:history="1" r:id="rIdlkbxgwztj-6ljzfge3j7t">
               <w:r>
                 <w:rPr>
                   <w:rStyle w:val="Hyperlink"/>
@@ -870,7 +870,7 @@
             <w:pPr>
               <w:jc w:val="left"/>
             </w:pPr>
-            <w:hyperlink w:history="1" r:id="rIdg_jnnjc_ry9kw4cmxmrcm">
+            <w:hyperlink w:history="1" r:id="rIdwfoyioshzuwnzon9oeuup">
               <w:r>
                 <w:rPr>
                   <w:rStyle w:val="Hyperlink"/>
@@ -17512,7 +17512,7 @@
                 <w:sz w:val="17"/>
                 <w:szCs w:val="17"/>
               </w:rPr>
-              <w:t xml:space="preserve">A·B·C(B 25번, C 2번, A 10번·전체 검수)</w:t>
+              <w:t xml:space="preserve">A·B·C(B 25번, C 2번, A 11번·전체 검수)</w:t>
             </w:r>
           </w:p>
         </w:tc>
@@ -18308,7 +18308,7 @@
                 <w:sz w:val="17"/>
                 <w:szCs w:val="17"/>
               </w:rPr>
-              <w:t xml:space="preserve">10번 — UX·UI 개선 요청·기능 체크(10/2 18:24), AI 연결 인증 오류 확인·키 교체(10/2 21:46), UX·UI 개선 요청(10/3 16:24), 배포 앱 기능 확인(10/3 20:45), 휴대폰 검수(10/4 19:52), 이메일 알림 테스트·점검(10/4 22:10), 10/5 노트북·휴대폰 전체 검수 후 UX/UI 개선 4번(10:07·10:16·15:17·16:11, 기능 변경 없음) + 전체 검수, 10건 모두 반영</w:t>
+              <w:t xml:space="preserve">11번 — UX·UI 개선 요청·기능 체크(10/2 18:24), AI 연결 인증 오류 확인·키 교체(10/2 21:46), UX·UI 개선 요청(10/3 16:24), 배포 앱 기능 확인(10/3 20:45), 휴대폰 검수(10/4 19:52), 이메일 알림 테스트·점검(10/4 22:10), 10/5 노트북·휴대폰 전체 검수 후 UX/UI 개선 5번(10:07·10:16·15:17·16:11·16:34, 기능 변경 없음) + 전체 검수, 11건 모두 반영</w:t>
             </w:r>
           </w:p>
         </w:tc>
@@ -20033,7 +20033,7 @@
                 <w:sz w:val="17"/>
                 <w:szCs w:val="17"/>
               </w:rPr>
-              <w:t xml:space="preserve">TC1~TC6 + 테스트 3종(AI 자동 127개 · 팀 자체 87건 중 87건 반영 · 실사용자 4명 설문)</w:t>
+              <w:t xml:space="preserve">TC1~TC6 + 테스트 3종(AI 자동 127개 · 팀 자체 88건 중 88건 반영 · 실사용자 4명 설문)</w:t>
             </w:r>
           </w:p>
         </w:tc>

--- a/docs/planning/오이소창원_기획안_최종본_20261004.docx
+++ b/docs/planning/오이소창원_기획안_최종본_20261004.docx
@@ -801,7 +801,7 @@
             <w:pPr>
               <w:jc w:val="left"/>
             </w:pPr>
-            <w:hyperlink w:history="1" r:id="rIdlkbxgwztj-6ljzfge3j7t">
+            <w:hyperlink w:history="1" r:id="rId_ixgwzwvsms0vvysw8xdb">
               <w:r>
                 <w:rPr>
                   <w:rStyle w:val="Hyperlink"/>
@@ -870,7 +870,7 @@
             <w:pPr>
               <w:jc w:val="left"/>
             </w:pPr>
-            <w:hyperlink w:history="1" r:id="rIdwfoyioshzuwnzon9oeuup">
+            <w:hyperlink w:history="1" r:id="rId8mxlvl5gb-ylqowskk_nl">
               <w:r>
                 <w:rPr>
                   <w:rStyle w:val="Hyperlink"/>
@@ -3006,9 +3006,9 @@
         </w:tblBorders>
       </w:tblPr>
       <w:tblGrid>
-        <w:gridCol w:w="2621"/>
-        <w:gridCol w:w="3093"/>
-        <w:gridCol w:w="4490"/>
+        <w:gridCol w:w="2636"/>
+        <w:gridCol w:w="3111"/>
+        <w:gridCol w:w="4457"/>
       </w:tblGrid>
       <w:tr>
         <w:trPr>
@@ -3017,7 +3017,7 @@
         </w:trPr>
         <w:tc>
           <w:tcPr>
-            <w:tcW w:type="dxa" w:w="2621"/>
+            <w:tcW w:type="dxa" w:w="2636"/>
             <w:tcBorders>
               <w:top w:val="single" w:color="C9D3DF" w:sz="4"/>
               <w:left w:val="single" w:color="C9D3DF" w:sz="4"/>
@@ -3051,7 +3051,7 @@
         </w:tc>
         <w:tc>
           <w:tcPr>
-            <w:tcW w:type="dxa" w:w="3093"/>
+            <w:tcW w:type="dxa" w:w="3111"/>
             <w:tcBorders>
               <w:top w:val="single" w:color="C9D3DF" w:sz="4"/>
               <w:left w:val="single" w:color="C9D3DF" w:sz="4"/>
@@ -3085,7 +3085,7 @@
         </w:tc>
         <w:tc>
           <w:tcPr>
-            <w:tcW w:type="dxa" w:w="4490"/>
+            <w:tcW w:type="dxa" w:w="4457"/>
             <w:tcBorders>
               <w:top w:val="single" w:color="C9D3DF" w:sz="4"/>
               <w:left w:val="single" w:color="C9D3DF" w:sz="4"/>
@@ -3125,7 +3125,7 @@
         </w:trPr>
         <w:tc>
           <w:tcPr>
-            <w:tcW w:type="dxa" w:w="2621"/>
+            <w:tcW w:type="dxa" w:w="2636"/>
             <w:tcBorders>
               <w:top w:val="single" w:color="C9D3DF" w:sz="4"/>
               <w:left w:val="single" w:color="C9D3DF" w:sz="4"/>
@@ -3155,7 +3155,7 @@
         </w:tc>
         <w:tc>
           <w:tcPr>
-            <w:tcW w:type="dxa" w:w="3093"/>
+            <w:tcW w:type="dxa" w:w="3111"/>
             <w:tcBorders>
               <w:top w:val="single" w:color="C9D3DF" w:sz="4"/>
               <w:left w:val="single" w:color="C9D3DF" w:sz="4"/>
@@ -3185,7 +3185,7 @@
         </w:tc>
         <w:tc>
           <w:tcPr>
-            <w:tcW w:type="dxa" w:w="4490"/>
+            <w:tcW w:type="dxa" w:w="4457"/>
             <w:tcBorders>
               <w:top w:val="single" w:color="C9D3DF" w:sz="4"/>
               <w:left w:val="single" w:color="C9D3DF" w:sz="4"/>
@@ -3221,7 +3221,7 @@
         </w:trPr>
         <w:tc>
           <w:tcPr>
-            <w:tcW w:type="dxa" w:w="2621"/>
+            <w:tcW w:type="dxa" w:w="2636"/>
             <w:tcBorders>
               <w:top w:val="single" w:color="C9D3DF" w:sz="4"/>
               <w:left w:val="single" w:color="C9D3DF" w:sz="4"/>
@@ -3251,7 +3251,7 @@
         </w:tc>
         <w:tc>
           <w:tcPr>
-            <w:tcW w:type="dxa" w:w="3093"/>
+            <w:tcW w:type="dxa" w:w="3111"/>
             <w:tcBorders>
               <w:top w:val="single" w:color="C9D3DF" w:sz="4"/>
               <w:left w:val="single" w:color="C9D3DF" w:sz="4"/>
@@ -3281,7 +3281,7 @@
         </w:tc>
         <w:tc>
           <w:tcPr>
-            <w:tcW w:type="dxa" w:w="4490"/>
+            <w:tcW w:type="dxa" w:w="4457"/>
             <w:tcBorders>
               <w:top w:val="single" w:color="C9D3DF" w:sz="4"/>
               <w:left w:val="single" w:color="C9D3DF" w:sz="4"/>
@@ -3317,7 +3317,7 @@
         </w:trPr>
         <w:tc>
           <w:tcPr>
-            <w:tcW w:type="dxa" w:w="2621"/>
+            <w:tcW w:type="dxa" w:w="2636"/>
             <w:tcBorders>
               <w:top w:val="single" w:color="C9D3DF" w:sz="4"/>
               <w:left w:val="single" w:color="C9D3DF" w:sz="4"/>
@@ -3347,7 +3347,7 @@
         </w:tc>
         <w:tc>
           <w:tcPr>
-            <w:tcW w:type="dxa" w:w="3093"/>
+            <w:tcW w:type="dxa" w:w="3111"/>
             <w:tcBorders>
               <w:top w:val="single" w:color="C9D3DF" w:sz="4"/>
               <w:left w:val="single" w:color="C9D3DF" w:sz="4"/>
@@ -3377,7 +3377,7 @@
         </w:tc>
         <w:tc>
           <w:tcPr>
-            <w:tcW w:type="dxa" w:w="4490"/>
+            <w:tcW w:type="dxa" w:w="4457"/>
             <w:tcBorders>
               <w:top w:val="single" w:color="C9D3DF" w:sz="4"/>
               <w:left w:val="single" w:color="C9D3DF" w:sz="4"/>
@@ -3413,7 +3413,7 @@
         </w:trPr>
         <w:tc>
           <w:tcPr>
-            <w:tcW w:type="dxa" w:w="2621"/>
+            <w:tcW w:type="dxa" w:w="2636"/>
             <w:tcBorders>
               <w:top w:val="single" w:color="C9D3DF" w:sz="4"/>
               <w:left w:val="single" w:color="C9D3DF" w:sz="4"/>
@@ -3443,7 +3443,7 @@
         </w:tc>
         <w:tc>
           <w:tcPr>
-            <w:tcW w:type="dxa" w:w="3093"/>
+            <w:tcW w:type="dxa" w:w="3111"/>
             <w:tcBorders>
               <w:top w:val="single" w:color="C9D3DF" w:sz="4"/>
               <w:left w:val="single" w:color="C9D3DF" w:sz="4"/>
@@ -3473,31 +3473,31 @@
         </w:tc>
         <w:tc>
           <w:tcPr>
-            <w:tcW w:type="dxa" w:w="4490"/>
-            <w:tcBorders>
-              <w:top w:val="single" w:color="C9D3DF" w:sz="4"/>
-              <w:left w:val="single" w:color="C9D3DF" w:sz="4"/>
-              <w:bottom w:val="single" w:color="C9D3DF" w:sz="4"/>
-              <w:right w:val="single" w:color="C9D3DF" w:sz="4"/>
-            </w:tcBorders>
-            <w:tcMar>
-              <w:top w:type="dxa" w:w="50"/>
-              <w:left w:type="dxa" w:w="80"/>
-              <w:bottom w:type="dxa" w:w="50"/>
-              <w:right w:type="dxa" w:w="80"/>
-            </w:tcMar>
-          </w:tcPr>
-          <w:p>
-            <w:pPr>
-              <w:jc w:val="left"/>
-            </w:pPr>
-            <w:r>
-              <w:rPr>
-                <w:rFonts w:ascii="Malgun Gothic" w:cs="Malgun Gothic" w:eastAsia="Malgun Gothic" w:hAnsi="Malgun Gothic"/>
-                <w:sz w:val="17"/>
-                <w:szCs w:val="17"/>
-              </w:rPr>
-              <w:t xml:space="preserve">들은 말 이해 중심, 국립국어원·경남방언사전 등 근거 표시, 사전에 없는 말은 짐작하지 않고 우리말샘 찾아보기 안내</w:t>
+            <w:tcW w:type="dxa" w:w="4457"/>
+            <w:tcBorders>
+              <w:top w:val="single" w:color="C9D3DF" w:sz="4"/>
+              <w:left w:val="single" w:color="C9D3DF" w:sz="4"/>
+              <w:bottom w:val="single" w:color="C9D3DF" w:sz="4"/>
+              <w:right w:val="single" w:color="C9D3DF" w:sz="4"/>
+            </w:tcBorders>
+            <w:tcMar>
+              <w:top w:type="dxa" w:w="50"/>
+              <w:left w:type="dxa" w:w="80"/>
+              <w:bottom w:type="dxa" w:w="50"/>
+              <w:right w:type="dxa" w:w="80"/>
+            </w:tcMar>
+          </w:tcPr>
+          <w:p>
+            <w:pPr>
+              <w:jc w:val="left"/>
+            </w:pPr>
+            <w:r>
+              <w:rPr>
+                <w:rFonts w:ascii="Malgun Gothic" w:cs="Malgun Gothic" w:eastAsia="Malgun Gothic" w:hAnsi="Malgun Gothic"/>
+                <w:sz w:val="17"/>
+                <w:szCs w:val="17"/>
+              </w:rPr>
+              <w:t xml:space="preserve">들은 말 이해 중심, 국립국어원 등 근거 표시, 사전에 없는 말은 짐작하지 않고 “별도 확인 필요”</w:t>
             </w:r>
           </w:p>
         </w:tc>
@@ -3805,9 +3805,9 @@
         </w:tblBorders>
       </w:tblPr>
       <w:tblGrid>
-        <w:gridCol w:w="2484"/>
-        <w:gridCol w:w="3404"/>
-        <w:gridCol w:w="4316"/>
+        <w:gridCol w:w="2491"/>
+        <w:gridCol w:w="3412"/>
+        <w:gridCol w:w="4301"/>
       </w:tblGrid>
       <w:tr>
         <w:trPr>
@@ -3816,7 +3816,7 @@
         </w:trPr>
         <w:tc>
           <w:tcPr>
-            <w:tcW w:type="dxa" w:w="2484"/>
+            <w:tcW w:type="dxa" w:w="2491"/>
             <w:tcBorders>
               <w:top w:val="single" w:color="C9D3DF" w:sz="4"/>
               <w:left w:val="single" w:color="C9D3DF" w:sz="4"/>
@@ -3850,7 +3850,7 @@
         </w:tc>
         <w:tc>
           <w:tcPr>
-            <w:tcW w:type="dxa" w:w="3404"/>
+            <w:tcW w:type="dxa" w:w="3412"/>
             <w:tcBorders>
               <w:top w:val="single" w:color="C9D3DF" w:sz="4"/>
               <w:left w:val="single" w:color="C9D3DF" w:sz="4"/>
@@ -3884,7 +3884,7 @@
         </w:tc>
         <w:tc>
           <w:tcPr>
-            <w:tcW w:type="dxa" w:w="4316"/>
+            <w:tcW w:type="dxa" w:w="4301"/>
             <w:tcBorders>
               <w:top w:val="single" w:color="C9D3DF" w:sz="4"/>
               <w:left w:val="single" w:color="C9D3DF" w:sz="4"/>
@@ -3924,7 +3924,7 @@
         </w:trPr>
         <w:tc>
           <w:tcPr>
-            <w:tcW w:type="dxa" w:w="2484"/>
+            <w:tcW w:type="dxa" w:w="2491"/>
             <w:tcBorders>
               <w:top w:val="single" w:color="C9D3DF" w:sz="4"/>
               <w:left w:val="single" w:color="C9D3DF" w:sz="4"/>
@@ -3954,7 +3954,7 @@
         </w:tc>
         <w:tc>
           <w:tcPr>
-            <w:tcW w:type="dxa" w:w="3404"/>
+            <w:tcW w:type="dxa" w:w="3412"/>
             <w:tcBorders>
               <w:top w:val="single" w:color="C9D3DF" w:sz="4"/>
               <w:left w:val="single" w:color="C9D3DF" w:sz="4"/>
@@ -3984,7 +3984,7 @@
         </w:tc>
         <w:tc>
           <w:tcPr>
-            <w:tcW w:type="dxa" w:w="4316"/>
+            <w:tcW w:type="dxa" w:w="4301"/>
             <w:tcBorders>
               <w:top w:val="single" w:color="C9D3DF" w:sz="4"/>
               <w:left w:val="single" w:color="C9D3DF" w:sz="4"/>
@@ -4020,7 +4020,7 @@
         </w:trPr>
         <w:tc>
           <w:tcPr>
-            <w:tcW w:type="dxa" w:w="2484"/>
+            <w:tcW w:type="dxa" w:w="2491"/>
             <w:tcBorders>
               <w:top w:val="single" w:color="C9D3DF" w:sz="4"/>
               <w:left w:val="single" w:color="C9D3DF" w:sz="4"/>
@@ -4050,7 +4050,7 @@
         </w:tc>
         <w:tc>
           <w:tcPr>
-            <w:tcW w:type="dxa" w:w="3404"/>
+            <w:tcW w:type="dxa" w:w="3412"/>
             <w:tcBorders>
               <w:top w:val="single" w:color="C9D3DF" w:sz="4"/>
               <w:left w:val="single" w:color="C9D3DF" w:sz="4"/>
@@ -4080,7 +4080,7 @@
         </w:tc>
         <w:tc>
           <w:tcPr>
-            <w:tcW w:type="dxa" w:w="4316"/>
+            <w:tcW w:type="dxa" w:w="4301"/>
             <w:tcBorders>
               <w:top w:val="single" w:color="C9D3DF" w:sz="4"/>
               <w:left w:val="single" w:color="C9D3DF" w:sz="4"/>
@@ -4116,7 +4116,7 @@
         </w:trPr>
         <w:tc>
           <w:tcPr>
-            <w:tcW w:type="dxa" w:w="2484"/>
+            <w:tcW w:type="dxa" w:w="2491"/>
             <w:tcBorders>
               <w:top w:val="single" w:color="C9D3DF" w:sz="4"/>
               <w:left w:val="single" w:color="C9D3DF" w:sz="4"/>
@@ -4146,7 +4146,7 @@
         </w:tc>
         <w:tc>
           <w:tcPr>
-            <w:tcW w:type="dxa" w:w="3404"/>
+            <w:tcW w:type="dxa" w:w="3412"/>
             <w:tcBorders>
               <w:top w:val="single" w:color="C9D3DF" w:sz="4"/>
               <w:left w:val="single" w:color="C9D3DF" w:sz="4"/>
@@ -4176,7 +4176,7 @@
         </w:tc>
         <w:tc>
           <w:tcPr>
-            <w:tcW w:type="dxa" w:w="4316"/>
+            <w:tcW w:type="dxa" w:w="4301"/>
             <w:tcBorders>
               <w:top w:val="single" w:color="C9D3DF" w:sz="4"/>
               <w:left w:val="single" w:color="C9D3DF" w:sz="4"/>
@@ -4212,7 +4212,7 @@
         </w:trPr>
         <w:tc>
           <w:tcPr>
-            <w:tcW w:type="dxa" w:w="2484"/>
+            <w:tcW w:type="dxa" w:w="2491"/>
             <w:tcBorders>
               <w:top w:val="single" w:color="C9D3DF" w:sz="4"/>
               <w:left w:val="single" w:color="C9D3DF" w:sz="4"/>
@@ -4242,7 +4242,7 @@
         </w:tc>
         <w:tc>
           <w:tcPr>
-            <w:tcW w:type="dxa" w:w="3404"/>
+            <w:tcW w:type="dxa" w:w="3412"/>
             <w:tcBorders>
               <w:top w:val="single" w:color="C9D3DF" w:sz="4"/>
               <w:left w:val="single" w:color="C9D3DF" w:sz="4"/>
@@ -4272,31 +4272,31 @@
         </w:tc>
         <w:tc>
           <w:tcPr>
-            <w:tcW w:type="dxa" w:w="4316"/>
-            <w:tcBorders>
-              <w:top w:val="single" w:color="C9D3DF" w:sz="4"/>
-              <w:left w:val="single" w:color="C9D3DF" w:sz="4"/>
-              <w:bottom w:val="single" w:color="C9D3DF" w:sz="4"/>
-              <w:right w:val="single" w:color="C9D3DF" w:sz="4"/>
-            </w:tcBorders>
-            <w:tcMar>
-              <w:top w:type="dxa" w:w="50"/>
-              <w:left w:type="dxa" w:w="80"/>
-              <w:bottom w:type="dxa" w:w="50"/>
-              <w:right w:type="dxa" w:w="80"/>
-            </w:tcMar>
-          </w:tcPr>
-          <w:p>
-            <w:pPr>
-              <w:jc w:val="left"/>
-            </w:pPr>
-            <w:r>
-              <w:rPr>
-                <w:rFonts w:ascii="Malgun Gothic" w:cs="Malgun Gothic" w:eastAsia="Malgun Gothic" w:hAnsi="Malgun Gothic"/>
-                <w:sz w:val="17"/>
-                <w:szCs w:val="17"/>
-              </w:rPr>
-              <w:t xml:space="preserve">핵심 지역말 30개 + 공식 출처 확장 사전 2,223개 뜻 안내 100%(“문헌 기준 뜻”·출처 표시), 사전에 없는 말은 “별도 확인 필요” + 국립국어원 우리말샘 찾아보기 안내 100%</w:t>
+            <w:tcW w:type="dxa" w:w="4301"/>
+            <w:tcBorders>
+              <w:top w:val="single" w:color="C9D3DF" w:sz="4"/>
+              <w:left w:val="single" w:color="C9D3DF" w:sz="4"/>
+              <w:bottom w:val="single" w:color="C9D3DF" w:sz="4"/>
+              <w:right w:val="single" w:color="C9D3DF" w:sz="4"/>
+            </w:tcBorders>
+            <w:tcMar>
+              <w:top w:type="dxa" w:w="50"/>
+              <w:left w:type="dxa" w:w="80"/>
+              <w:bottom w:type="dxa" w:w="50"/>
+              <w:right w:type="dxa" w:w="80"/>
+            </w:tcMar>
+          </w:tcPr>
+          <w:p>
+            <w:pPr>
+              <w:jc w:val="left"/>
+            </w:pPr>
+            <w:r>
+              <w:rPr>
+                <w:rFonts w:ascii="Malgun Gothic" w:cs="Malgun Gothic" w:eastAsia="Malgun Gothic" w:hAnsi="Malgun Gothic"/>
+                <w:sz w:val="17"/>
+                <w:szCs w:val="17"/>
+              </w:rPr>
+              <w:t xml:space="preserve">핵심 지역말 30개 + 공식 출처 확장 사전 2,151개 뜻 안내 100%(“문헌 기준 뜻”·출처 표시), 사전에 없는 말은 “별도 확인 필요” 안내 100%(뜻을 짐작하지 않음)</w:t>
             </w:r>
           </w:p>
         </w:tc>
@@ -5186,7 +5186,7 @@
                 <w:sz w:val="17"/>
                 <w:szCs w:val="17"/>
               </w:rPr>
-              <w:t xml:space="preserve">문장형 핵심 30개(예: “사람이 천지삐까리네”, “가가 가가?”), 공식 출처 확장 사전 2,223개</w:t>
+              <w:t xml:space="preserve">문장형 핵심 30개(예: “사람이 천지삐까리네”, “가가 가가?”), 공식 출처 확장 사전 2,151개</w:t>
             </w:r>
           </w:p>
         </w:tc>
@@ -10348,9 +10348,9 @@
         </w:tblBorders>
       </w:tblPr>
       <w:tblGrid>
-        <w:gridCol w:w="2489"/>
-        <w:gridCol w:w="2811"/>
-        <w:gridCol w:w="4904"/>
+        <w:gridCol w:w="2498"/>
+        <w:gridCol w:w="2822"/>
+        <w:gridCol w:w="4884"/>
       </w:tblGrid>
       <w:tr>
         <w:trPr>
@@ -10359,7 +10359,7 @@
         </w:trPr>
         <w:tc>
           <w:tcPr>
-            <w:tcW w:type="dxa" w:w="2489"/>
+            <w:tcW w:type="dxa" w:w="2498"/>
             <w:tcBorders>
               <w:top w:val="single" w:color="C9D3DF" w:sz="4"/>
               <w:left w:val="single" w:color="C9D3DF" w:sz="4"/>
@@ -10393,7 +10393,7 @@
         </w:tc>
         <w:tc>
           <w:tcPr>
-            <w:tcW w:type="dxa" w:w="2811"/>
+            <w:tcW w:type="dxa" w:w="2822"/>
             <w:tcBorders>
               <w:top w:val="single" w:color="C9D3DF" w:sz="4"/>
               <w:left w:val="single" w:color="C9D3DF" w:sz="4"/>
@@ -10427,7 +10427,7 @@
         </w:tc>
         <w:tc>
           <w:tcPr>
-            <w:tcW w:type="dxa" w:w="4904"/>
+            <w:tcW w:type="dxa" w:w="4884"/>
             <w:tcBorders>
               <w:top w:val="single" w:color="C9D3DF" w:sz="4"/>
               <w:left w:val="single" w:color="C9D3DF" w:sz="4"/>
@@ -10467,7 +10467,7 @@
         </w:trPr>
         <w:tc>
           <w:tcPr>
-            <w:tcW w:type="dxa" w:w="2489"/>
+            <w:tcW w:type="dxa" w:w="2498"/>
             <w:tcBorders>
               <w:top w:val="single" w:color="C9D3DF" w:sz="4"/>
               <w:left w:val="single" w:color="C9D3DF" w:sz="4"/>
@@ -10497,7 +10497,7 @@
         </w:tc>
         <w:tc>
           <w:tcPr>
-            <w:tcW w:type="dxa" w:w="2811"/>
+            <w:tcW w:type="dxa" w:w="2822"/>
             <w:tcBorders>
               <w:top w:val="single" w:color="C9D3DF" w:sz="4"/>
               <w:left w:val="single" w:color="C9D3DF" w:sz="4"/>
@@ -10527,7 +10527,7 @@
         </w:tc>
         <w:tc>
           <w:tcPr>
-            <w:tcW w:type="dxa" w:w="4904"/>
+            <w:tcW w:type="dxa" w:w="4884"/>
             <w:tcBorders>
               <w:top w:val="single" w:color="C9D3DF" w:sz="4"/>
               <w:left w:val="single" w:color="C9D3DF" w:sz="4"/>
@@ -10563,7 +10563,7 @@
         </w:trPr>
         <w:tc>
           <w:tcPr>
-            <w:tcW w:type="dxa" w:w="2489"/>
+            <w:tcW w:type="dxa" w:w="2498"/>
             <w:tcBorders>
               <w:top w:val="single" w:color="C9D3DF" w:sz="4"/>
               <w:left w:val="single" w:color="C9D3DF" w:sz="4"/>
@@ -10593,7 +10593,7 @@
         </w:tc>
         <w:tc>
           <w:tcPr>
-            <w:tcW w:type="dxa" w:w="2811"/>
+            <w:tcW w:type="dxa" w:w="2822"/>
             <w:tcBorders>
               <w:top w:val="single" w:color="C9D3DF" w:sz="4"/>
               <w:left w:val="single" w:color="C9D3DF" w:sz="4"/>
@@ -10623,7 +10623,7 @@
         </w:tc>
         <w:tc>
           <w:tcPr>
-            <w:tcW w:type="dxa" w:w="4904"/>
+            <w:tcW w:type="dxa" w:w="4884"/>
             <w:tcBorders>
               <w:top w:val="single" w:color="C9D3DF" w:sz="4"/>
               <w:left w:val="single" w:color="C9D3DF" w:sz="4"/>
@@ -10659,7 +10659,7 @@
         </w:trPr>
         <w:tc>
           <w:tcPr>
-            <w:tcW w:type="dxa" w:w="2489"/>
+            <w:tcW w:type="dxa" w:w="2498"/>
             <w:tcBorders>
               <w:top w:val="single" w:color="C9D3DF" w:sz="4"/>
               <w:left w:val="single" w:color="C9D3DF" w:sz="4"/>
@@ -10689,7 +10689,7 @@
         </w:tc>
         <w:tc>
           <w:tcPr>
-            <w:tcW w:type="dxa" w:w="2811"/>
+            <w:tcW w:type="dxa" w:w="2822"/>
             <w:tcBorders>
               <w:top w:val="single" w:color="C9D3DF" w:sz="4"/>
               <w:left w:val="single" w:color="C9D3DF" w:sz="4"/>
@@ -10719,7 +10719,7 @@
         </w:tc>
         <w:tc>
           <w:tcPr>
-            <w:tcW w:type="dxa" w:w="4904"/>
+            <w:tcW w:type="dxa" w:w="4884"/>
             <w:tcBorders>
               <w:top w:val="single" w:color="C9D3DF" w:sz="4"/>
               <w:left w:val="single" w:color="C9D3DF" w:sz="4"/>
@@ -10755,7 +10755,7 @@
         </w:trPr>
         <w:tc>
           <w:tcPr>
-            <w:tcW w:type="dxa" w:w="2489"/>
+            <w:tcW w:type="dxa" w:w="2498"/>
             <w:tcBorders>
               <w:top w:val="single" w:color="C9D3DF" w:sz="4"/>
               <w:left w:val="single" w:color="C9D3DF" w:sz="4"/>
@@ -10785,7 +10785,7 @@
         </w:tc>
         <w:tc>
           <w:tcPr>
-            <w:tcW w:type="dxa" w:w="2811"/>
+            <w:tcW w:type="dxa" w:w="2822"/>
             <w:tcBorders>
               <w:top w:val="single" w:color="C9D3DF" w:sz="4"/>
               <w:left w:val="single" w:color="C9D3DF" w:sz="4"/>
@@ -10815,31 +10815,31 @@
         </w:tc>
         <w:tc>
           <w:tcPr>
-            <w:tcW w:type="dxa" w:w="4904"/>
-            <w:tcBorders>
-              <w:top w:val="single" w:color="C9D3DF" w:sz="4"/>
-              <w:left w:val="single" w:color="C9D3DF" w:sz="4"/>
-              <w:bottom w:val="single" w:color="C9D3DF" w:sz="4"/>
-              <w:right w:val="single" w:color="C9D3DF" w:sz="4"/>
-            </w:tcBorders>
-            <w:tcMar>
-              <w:top w:type="dxa" w:w="50"/>
-              <w:left w:type="dxa" w:w="80"/>
-              <w:bottom w:type="dxa" w:w="50"/>
-              <w:right w:type="dxa" w:w="80"/>
-            </w:tcMar>
-          </w:tcPr>
-          <w:p>
-            <w:pPr>
-              <w:jc w:val="left"/>
-            </w:pPr>
-            <w:r>
-              <w:rPr>
-                <w:rFonts w:ascii="Malgun Gothic" w:cs="Malgun Gothic" w:eastAsia="Malgun Gothic" w:hAnsi="Malgun Gothic"/>
-                <w:sz w:val="17"/>
-                <w:szCs w:val="17"/>
-              </w:rPr>
-              <w:t xml:space="preserve">“‘제대로, 단단히, 확실히 해라’라는 뜻이에요(문헌 기준 뜻, 직장·당부).” 사전에 없는 말은 “팀이 확인한 지역말 사전에 없는 말이에요. 별도 확인이 필요해요.” + ‘국립국어원 우리말샘에서 찾아보기’</w:t>
+            <w:tcW w:type="dxa" w:w="4884"/>
+            <w:tcBorders>
+              <w:top w:val="single" w:color="C9D3DF" w:sz="4"/>
+              <w:left w:val="single" w:color="C9D3DF" w:sz="4"/>
+              <w:bottom w:val="single" w:color="C9D3DF" w:sz="4"/>
+              <w:right w:val="single" w:color="C9D3DF" w:sz="4"/>
+            </w:tcBorders>
+            <w:tcMar>
+              <w:top w:type="dxa" w:w="50"/>
+              <w:left w:type="dxa" w:w="80"/>
+              <w:bottom w:type="dxa" w:w="50"/>
+              <w:right w:type="dxa" w:w="80"/>
+            </w:tcMar>
+          </w:tcPr>
+          <w:p>
+            <w:pPr>
+              <w:jc w:val="left"/>
+            </w:pPr>
+            <w:r>
+              <w:rPr>
+                <w:rFonts w:ascii="Malgun Gothic" w:cs="Malgun Gothic" w:eastAsia="Malgun Gothic" w:hAnsi="Malgun Gothic"/>
+                <w:sz w:val="17"/>
+                <w:szCs w:val="17"/>
+              </w:rPr>
+              <w:t xml:space="preserve">“‘제대로, 단단히, 확실히 해라’라는 뜻이에요(문헌 기준 뜻, 직장·당부).” 사전에 없는 말은 “팀이 확인한 지역말 사전에 없는 말이에요. 별도 확인이 필요해요.” (뜻을 짐작하지 않음)</w:t>
             </w:r>
           </w:p>
         </w:tc>
@@ -11424,7 +11424,7 @@
           <w:sz w:val="19"/>
           <w:szCs w:val="19"/>
         </w:rPr>
-        <w:t xml:space="preserve">답변은 팀이 검증한 DB(도구 결과)에 있는 내용으로만 하고, DB에 없으면 “확인된 정보에는 없어요”라고 답하고 공식 창구를 안내합니다(지역말은 우리말샘 찾아보기 안내).</w:t>
+        <w:t xml:space="preserve">답변은 팀이 검증한 DB(도구 결과)에 있는 내용으로만 하고, DB에 없으면 “확인된 정보에는 없어요”라고 답하고 공식 창구를 안내합니다(지역말은 “별도 확인 필요”).</w:t>
       </w:r>
     </w:p>
     <w:p>
@@ -12946,8 +12946,8 @@
       </w:tblPr>
       <w:tblGrid>
         <w:gridCol w:w="1260"/>
-        <w:gridCol w:w="3819"/>
-        <w:gridCol w:w="5125"/>
+        <w:gridCol w:w="3831"/>
+        <w:gridCol w:w="5113"/>
       </w:tblGrid>
       <w:tr>
         <w:trPr>
@@ -12990,7 +12990,7 @@
         </w:tc>
         <w:tc>
           <w:tcPr>
-            <w:tcW w:type="dxa" w:w="3819"/>
+            <w:tcW w:type="dxa" w:w="3831"/>
             <w:tcBorders>
               <w:top w:val="single" w:color="C9D3DF" w:sz="4"/>
               <w:left w:val="single" w:color="C9D3DF" w:sz="4"/>
@@ -13024,7 +13024,7 @@
         </w:tc>
         <w:tc>
           <w:tcPr>
-            <w:tcW w:type="dxa" w:w="5125"/>
+            <w:tcW w:type="dxa" w:w="5113"/>
             <w:tcBorders>
               <w:top w:val="single" w:color="C9D3DF" w:sz="4"/>
               <w:left w:val="single" w:color="C9D3DF" w:sz="4"/>
@@ -13094,7 +13094,7 @@
         </w:tc>
         <w:tc>
           <w:tcPr>
-            <w:tcW w:type="dxa" w:w="3819"/>
+            <w:tcW w:type="dxa" w:w="3831"/>
             <w:tcBorders>
               <w:top w:val="single" w:color="C9D3DF" w:sz="4"/>
               <w:left w:val="single" w:color="C9D3DF" w:sz="4"/>
@@ -13124,7 +13124,7 @@
         </w:tc>
         <w:tc>
           <w:tcPr>
-            <w:tcW w:type="dxa" w:w="5125"/>
+            <w:tcW w:type="dxa" w:w="5113"/>
             <w:tcBorders>
               <w:top w:val="single" w:color="C9D3DF" w:sz="4"/>
               <w:left w:val="single" w:color="C9D3DF" w:sz="4"/>
@@ -13190,7 +13190,7 @@
         </w:tc>
         <w:tc>
           <w:tcPr>
-            <w:tcW w:type="dxa" w:w="3819"/>
+            <w:tcW w:type="dxa" w:w="3831"/>
             <w:tcBorders>
               <w:top w:val="single" w:color="C9D3DF" w:sz="4"/>
               <w:left w:val="single" w:color="C9D3DF" w:sz="4"/>
@@ -13220,7 +13220,7 @@
         </w:tc>
         <w:tc>
           <w:tcPr>
-            <w:tcW w:type="dxa" w:w="5125"/>
+            <w:tcW w:type="dxa" w:w="5113"/>
             <w:tcBorders>
               <w:top w:val="single" w:color="C9D3DF" w:sz="4"/>
               <w:left w:val="single" w:color="C9D3DF" w:sz="4"/>
@@ -13286,7 +13286,7 @@
         </w:tc>
         <w:tc>
           <w:tcPr>
-            <w:tcW w:type="dxa" w:w="3819"/>
+            <w:tcW w:type="dxa" w:w="3831"/>
             <w:tcBorders>
               <w:top w:val="single" w:color="C9D3DF" w:sz="4"/>
               <w:left w:val="single" w:color="C9D3DF" w:sz="4"/>
@@ -13316,7 +13316,7 @@
         </w:tc>
         <w:tc>
           <w:tcPr>
-            <w:tcW w:type="dxa" w:w="5125"/>
+            <w:tcW w:type="dxa" w:w="5113"/>
             <w:tcBorders>
               <w:top w:val="single" w:color="C9D3DF" w:sz="4"/>
               <w:left w:val="single" w:color="C9D3DF" w:sz="4"/>
@@ -13382,7 +13382,7 @@
         </w:tc>
         <w:tc>
           <w:tcPr>
-            <w:tcW w:type="dxa" w:w="3819"/>
+            <w:tcW w:type="dxa" w:w="3831"/>
             <w:tcBorders>
               <w:top w:val="single" w:color="C9D3DF" w:sz="4"/>
               <w:left w:val="single" w:color="C9D3DF" w:sz="4"/>
@@ -13412,7 +13412,7 @@
         </w:tc>
         <w:tc>
           <w:tcPr>
-            <w:tcW w:type="dxa" w:w="5125"/>
+            <w:tcW w:type="dxa" w:w="5113"/>
             <w:tcBorders>
               <w:top w:val="single" w:color="C9D3DF" w:sz="4"/>
               <w:left w:val="single" w:color="C9D3DF" w:sz="4"/>
@@ -13478,7 +13478,7 @@
         </w:tc>
         <w:tc>
           <w:tcPr>
-            <w:tcW w:type="dxa" w:w="3819"/>
+            <w:tcW w:type="dxa" w:w="3831"/>
             <w:tcBorders>
               <w:top w:val="single" w:color="C9D3DF" w:sz="4"/>
               <w:left w:val="single" w:color="C9D3DF" w:sz="4"/>
@@ -13508,7 +13508,7 @@
         </w:tc>
         <w:tc>
           <w:tcPr>
-            <w:tcW w:type="dxa" w:w="5125"/>
+            <w:tcW w:type="dxa" w:w="5113"/>
             <w:tcBorders>
               <w:top w:val="single" w:color="C9D3DF" w:sz="4"/>
               <w:left w:val="single" w:color="C9D3DF" w:sz="4"/>
@@ -13574,7 +13574,7 @@
         </w:tc>
         <w:tc>
           <w:tcPr>
-            <w:tcW w:type="dxa" w:w="3819"/>
+            <w:tcW w:type="dxa" w:w="3831"/>
             <w:tcBorders>
               <w:top w:val="single" w:color="C9D3DF" w:sz="4"/>
               <w:left w:val="single" w:color="C9D3DF" w:sz="4"/>
@@ -13604,7 +13604,7 @@
         </w:tc>
         <w:tc>
           <w:tcPr>
-            <w:tcW w:type="dxa" w:w="5125"/>
+            <w:tcW w:type="dxa" w:w="5113"/>
             <w:tcBorders>
               <w:top w:val="single" w:color="C9D3DF" w:sz="4"/>
               <w:left w:val="single" w:color="C9D3DF" w:sz="4"/>
@@ -13670,7 +13670,7 @@
         </w:tc>
         <w:tc>
           <w:tcPr>
-            <w:tcW w:type="dxa" w:w="3819"/>
+            <w:tcW w:type="dxa" w:w="3831"/>
             <w:tcBorders>
               <w:top w:val="single" w:color="C9D3DF" w:sz="4"/>
               <w:left w:val="single" w:color="C9D3DF" w:sz="4"/>
@@ -13700,7 +13700,7 @@
         </w:tc>
         <w:tc>
           <w:tcPr>
-            <w:tcW w:type="dxa" w:w="5125"/>
+            <w:tcW w:type="dxa" w:w="5113"/>
             <w:tcBorders>
               <w:top w:val="single" w:color="C9D3DF" w:sz="4"/>
               <w:left w:val="single" w:color="C9D3DF" w:sz="4"/>
@@ -13766,7 +13766,7 @@
         </w:tc>
         <w:tc>
           <w:tcPr>
-            <w:tcW w:type="dxa" w:w="3819"/>
+            <w:tcW w:type="dxa" w:w="3831"/>
             <w:tcBorders>
               <w:top w:val="single" w:color="C9D3DF" w:sz="4"/>
               <w:left w:val="single" w:color="C9D3DF" w:sz="4"/>
@@ -13796,7 +13796,7 @@
         </w:tc>
         <w:tc>
           <w:tcPr>
-            <w:tcW w:type="dxa" w:w="5125"/>
+            <w:tcW w:type="dxa" w:w="5113"/>
             <w:tcBorders>
               <w:top w:val="single" w:color="C9D3DF" w:sz="4"/>
               <w:left w:val="single" w:color="C9D3DF" w:sz="4"/>
@@ -13862,7 +13862,7 @@
         </w:tc>
         <w:tc>
           <w:tcPr>
-            <w:tcW w:type="dxa" w:w="3819"/>
+            <w:tcW w:type="dxa" w:w="3831"/>
             <w:tcBorders>
               <w:top w:val="single" w:color="C9D3DF" w:sz="4"/>
               <w:left w:val="single" w:color="C9D3DF" w:sz="4"/>
@@ -13892,7 +13892,7 @@
         </w:tc>
         <w:tc>
           <w:tcPr>
-            <w:tcW w:type="dxa" w:w="5125"/>
+            <w:tcW w:type="dxa" w:w="5113"/>
             <w:tcBorders>
               <w:top w:val="single" w:color="C9D3DF" w:sz="4"/>
               <w:left w:val="single" w:color="C9D3DF" w:sz="4"/>
@@ -13958,7 +13958,7 @@
         </w:tc>
         <w:tc>
           <w:tcPr>
-            <w:tcW w:type="dxa" w:w="3819"/>
+            <w:tcW w:type="dxa" w:w="3831"/>
             <w:tcBorders>
               <w:top w:val="single" w:color="C9D3DF" w:sz="4"/>
               <w:left w:val="single" w:color="C9D3DF" w:sz="4"/>
@@ -13988,7 +13988,7 @@
         </w:tc>
         <w:tc>
           <w:tcPr>
-            <w:tcW w:type="dxa" w:w="5125"/>
+            <w:tcW w:type="dxa" w:w="5113"/>
             <w:tcBorders>
               <w:top w:val="single" w:color="C9D3DF" w:sz="4"/>
               <w:left w:val="single" w:color="C9D3DF" w:sz="4"/>
@@ -14054,7 +14054,7 @@
         </w:tc>
         <w:tc>
           <w:tcPr>
-            <w:tcW w:type="dxa" w:w="3819"/>
+            <w:tcW w:type="dxa" w:w="3831"/>
             <w:tcBorders>
               <w:top w:val="single" w:color="C9D3DF" w:sz="4"/>
               <w:left w:val="single" w:color="C9D3DF" w:sz="4"/>
@@ -14084,31 +14084,31 @@
         </w:tc>
         <w:tc>
           <w:tcPr>
-            <w:tcW w:type="dxa" w:w="5125"/>
-            <w:tcBorders>
-              <w:top w:val="single" w:color="C9D3DF" w:sz="4"/>
-              <w:left w:val="single" w:color="C9D3DF" w:sz="4"/>
-              <w:bottom w:val="single" w:color="C9D3DF" w:sz="4"/>
-              <w:right w:val="single" w:color="C9D3DF" w:sz="4"/>
-            </w:tcBorders>
-            <w:tcMar>
-              <w:top w:type="dxa" w:w="50"/>
-              <w:left w:type="dxa" w:w="80"/>
-              <w:bottom w:type="dxa" w:w="50"/>
-              <w:right w:type="dxa" w:w="80"/>
-            </w:tcMar>
-          </w:tcPr>
-          <w:p>
-            <w:pPr>
-              <w:jc w:val="left"/>
-            </w:pPr>
-            <w:r>
-              <w:rPr>
-                <w:rFonts w:ascii="Malgun Gothic" w:cs="Malgun Gothic" w:eastAsia="Malgun Gothic" w:hAnsi="Malgun Gothic"/>
-                <w:sz w:val="17"/>
-                <w:szCs w:val="17"/>
-              </w:rPr>
-              <w:t xml:space="preserve">뜻을 짐작하지 않고 “별도 확인 필요” + 국립국어원 우리말샘 찾아보기 링크</w:t>
+            <w:tcW w:type="dxa" w:w="5113"/>
+            <w:tcBorders>
+              <w:top w:val="single" w:color="C9D3DF" w:sz="4"/>
+              <w:left w:val="single" w:color="C9D3DF" w:sz="4"/>
+              <w:bottom w:val="single" w:color="C9D3DF" w:sz="4"/>
+              <w:right w:val="single" w:color="C9D3DF" w:sz="4"/>
+            </w:tcBorders>
+            <w:tcMar>
+              <w:top w:type="dxa" w:w="50"/>
+              <w:left w:type="dxa" w:w="80"/>
+              <w:bottom w:type="dxa" w:w="50"/>
+              <w:right w:type="dxa" w:w="80"/>
+            </w:tcMar>
+          </w:tcPr>
+          <w:p>
+            <w:pPr>
+              <w:jc w:val="left"/>
+            </w:pPr>
+            <w:r>
+              <w:rPr>
+                <w:rFonts w:ascii="Malgun Gothic" w:cs="Malgun Gothic" w:eastAsia="Malgun Gothic" w:hAnsi="Malgun Gothic"/>
+                <w:sz w:val="17"/>
+                <w:szCs w:val="17"/>
+              </w:rPr>
+              <w:t xml:space="preserve">뜻을 짐작하지 않고 “별도 확인 필요” (뜻을 짐작하지 않음)</w:t>
             </w:r>
           </w:p>
         </w:tc>
@@ -14150,7 +14150,7 @@
         </w:tc>
         <w:tc>
           <w:tcPr>
-            <w:tcW w:type="dxa" w:w="3819"/>
+            <w:tcW w:type="dxa" w:w="3831"/>
             <w:tcBorders>
               <w:top w:val="single" w:color="C9D3DF" w:sz="4"/>
               <w:left w:val="single" w:color="C9D3DF" w:sz="4"/>
@@ -14180,7 +14180,7 @@
         </w:tc>
         <w:tc>
           <w:tcPr>
-            <w:tcW w:type="dxa" w:w="5125"/>
+            <w:tcW w:type="dxa" w:w="5113"/>
             <w:tcBorders>
               <w:top w:val="single" w:color="C9D3DF" w:sz="4"/>
               <w:left w:val="single" w:color="C9D3DF" w:sz="4"/>
@@ -14246,7 +14246,7 @@
         </w:tc>
         <w:tc>
           <w:tcPr>
-            <w:tcW w:type="dxa" w:w="3819"/>
+            <w:tcW w:type="dxa" w:w="3831"/>
             <w:tcBorders>
               <w:top w:val="single" w:color="C9D3DF" w:sz="4"/>
               <w:left w:val="single" w:color="C9D3DF" w:sz="4"/>
@@ -14276,7 +14276,7 @@
         </w:tc>
         <w:tc>
           <w:tcPr>
-            <w:tcW w:type="dxa" w:w="5125"/>
+            <w:tcW w:type="dxa" w:w="5113"/>
             <w:tcBorders>
               <w:top w:val="single" w:color="C9D3DF" w:sz="4"/>
               <w:left w:val="single" w:color="C9D3DF" w:sz="4"/>
@@ -16195,9 +16195,9 @@
       </w:tblPr>
       <w:tblGrid>
         <w:gridCol w:w="860"/>
-        <w:gridCol w:w="2244"/>
-        <w:gridCol w:w="3236"/>
-        <w:gridCol w:w="3864"/>
+        <w:gridCol w:w="2241"/>
+        <w:gridCol w:w="3231"/>
+        <w:gridCol w:w="3872"/>
       </w:tblGrid>
       <w:tr>
         <w:trPr>
@@ -16240,7 +16240,7 @@
         </w:tc>
         <w:tc>
           <w:tcPr>
-            <w:tcW w:type="dxa" w:w="2244"/>
+            <w:tcW w:type="dxa" w:w="2241"/>
             <w:tcBorders>
               <w:top w:val="single" w:color="C9D3DF" w:sz="4"/>
               <w:left w:val="single" w:color="C9D3DF" w:sz="4"/>
@@ -16274,7 +16274,7 @@
         </w:tc>
         <w:tc>
           <w:tcPr>
-            <w:tcW w:type="dxa" w:w="3236"/>
+            <w:tcW w:type="dxa" w:w="3231"/>
             <w:tcBorders>
               <w:top w:val="single" w:color="C9D3DF" w:sz="4"/>
               <w:left w:val="single" w:color="C9D3DF" w:sz="4"/>
@@ -16308,7 +16308,7 @@
         </w:tc>
         <w:tc>
           <w:tcPr>
-            <w:tcW w:type="dxa" w:w="3864"/>
+            <w:tcW w:type="dxa" w:w="3872"/>
             <w:tcBorders>
               <w:top w:val="single" w:color="C9D3DF" w:sz="4"/>
               <w:left w:val="single" w:color="C9D3DF" w:sz="4"/>
@@ -16378,7 +16378,7 @@
         </w:tc>
         <w:tc>
           <w:tcPr>
-            <w:tcW w:type="dxa" w:w="2244"/>
+            <w:tcW w:type="dxa" w:w="2241"/>
             <w:tcBorders>
               <w:top w:val="single" w:color="C9D3DF" w:sz="4"/>
               <w:left w:val="single" w:color="C9D3DF" w:sz="4"/>
@@ -16408,7 +16408,7 @@
         </w:tc>
         <w:tc>
           <w:tcPr>
-            <w:tcW w:type="dxa" w:w="3236"/>
+            <w:tcW w:type="dxa" w:w="3231"/>
             <w:tcBorders>
               <w:top w:val="single" w:color="C9D3DF" w:sz="4"/>
               <w:left w:val="single" w:color="C9D3DF" w:sz="4"/>
@@ -16438,7 +16438,7 @@
         </w:tc>
         <w:tc>
           <w:tcPr>
-            <w:tcW w:type="dxa" w:w="3864"/>
+            <w:tcW w:type="dxa" w:w="3872"/>
             <w:tcBorders>
               <w:top w:val="single" w:color="C9D3DF" w:sz="4"/>
               <w:left w:val="single" w:color="C9D3DF" w:sz="4"/>
@@ -16504,7 +16504,7 @@
         </w:tc>
         <w:tc>
           <w:tcPr>
-            <w:tcW w:type="dxa" w:w="2244"/>
+            <w:tcW w:type="dxa" w:w="2241"/>
             <w:tcBorders>
               <w:top w:val="single" w:color="C9D3DF" w:sz="4"/>
               <w:left w:val="single" w:color="C9D3DF" w:sz="4"/>
@@ -16534,7 +16534,7 @@
         </w:tc>
         <w:tc>
           <w:tcPr>
-            <w:tcW w:type="dxa" w:w="3236"/>
+            <w:tcW w:type="dxa" w:w="3231"/>
             <w:tcBorders>
               <w:top w:val="single" w:color="C9D3DF" w:sz="4"/>
               <w:left w:val="single" w:color="C9D3DF" w:sz="4"/>
@@ -16564,7 +16564,7 @@
         </w:tc>
         <w:tc>
           <w:tcPr>
-            <w:tcW w:type="dxa" w:w="3864"/>
+            <w:tcW w:type="dxa" w:w="3872"/>
             <w:tcBorders>
               <w:top w:val="single" w:color="C9D3DF" w:sz="4"/>
               <w:left w:val="single" w:color="C9D3DF" w:sz="4"/>
@@ -16630,7 +16630,7 @@
         </w:tc>
         <w:tc>
           <w:tcPr>
-            <w:tcW w:type="dxa" w:w="2244"/>
+            <w:tcW w:type="dxa" w:w="2241"/>
             <w:tcBorders>
               <w:top w:val="single" w:color="C9D3DF" w:sz="4"/>
               <w:left w:val="single" w:color="C9D3DF" w:sz="4"/>
@@ -16660,7 +16660,7 @@
         </w:tc>
         <w:tc>
           <w:tcPr>
-            <w:tcW w:type="dxa" w:w="3236"/>
+            <w:tcW w:type="dxa" w:w="3231"/>
             <w:tcBorders>
               <w:top w:val="single" w:color="C9D3DF" w:sz="4"/>
               <w:left w:val="single" w:color="C9D3DF" w:sz="4"/>
@@ -16690,7 +16690,7 @@
         </w:tc>
         <w:tc>
           <w:tcPr>
-            <w:tcW w:type="dxa" w:w="3864"/>
+            <w:tcW w:type="dxa" w:w="3872"/>
             <w:tcBorders>
               <w:top w:val="single" w:color="C9D3DF" w:sz="4"/>
               <w:left w:val="single" w:color="C9D3DF" w:sz="4"/>
@@ -16756,7 +16756,7 @@
         </w:tc>
         <w:tc>
           <w:tcPr>
-            <w:tcW w:type="dxa" w:w="2244"/>
+            <w:tcW w:type="dxa" w:w="2241"/>
             <w:tcBorders>
               <w:top w:val="single" w:color="C9D3DF" w:sz="4"/>
               <w:left w:val="single" w:color="C9D3DF" w:sz="4"/>
@@ -16786,7 +16786,7 @@
         </w:tc>
         <w:tc>
           <w:tcPr>
-            <w:tcW w:type="dxa" w:w="3236"/>
+            <w:tcW w:type="dxa" w:w="3231"/>
             <w:tcBorders>
               <w:top w:val="single" w:color="C9D3DF" w:sz="4"/>
               <w:left w:val="single" w:color="C9D3DF" w:sz="4"/>
@@ -16816,7 +16816,7 @@
         </w:tc>
         <w:tc>
           <w:tcPr>
-            <w:tcW w:type="dxa" w:w="3864"/>
+            <w:tcW w:type="dxa" w:w="3872"/>
             <w:tcBorders>
               <w:top w:val="single" w:color="C9D3DF" w:sz="4"/>
               <w:left w:val="single" w:color="C9D3DF" w:sz="4"/>
@@ -16882,7 +16882,7 @@
         </w:tc>
         <w:tc>
           <w:tcPr>
-            <w:tcW w:type="dxa" w:w="2244"/>
+            <w:tcW w:type="dxa" w:w="2241"/>
             <w:tcBorders>
               <w:top w:val="single" w:color="C9D3DF" w:sz="4"/>
               <w:left w:val="single" w:color="C9D3DF" w:sz="4"/>
@@ -16912,7 +16912,7 @@
         </w:tc>
         <w:tc>
           <w:tcPr>
-            <w:tcW w:type="dxa" w:w="3236"/>
+            <w:tcW w:type="dxa" w:w="3231"/>
             <w:tcBorders>
               <w:top w:val="single" w:color="C9D3DF" w:sz="4"/>
               <w:left w:val="single" w:color="C9D3DF" w:sz="4"/>
@@ -16942,31 +16942,31 @@
         </w:tc>
         <w:tc>
           <w:tcPr>
-            <w:tcW w:type="dxa" w:w="3864"/>
-            <w:tcBorders>
-              <w:top w:val="single" w:color="C9D3DF" w:sz="4"/>
-              <w:left w:val="single" w:color="C9D3DF" w:sz="4"/>
-              <w:bottom w:val="single" w:color="C9D3DF" w:sz="4"/>
-              <w:right w:val="single" w:color="C9D3DF" w:sz="4"/>
-            </w:tcBorders>
-            <w:tcMar>
-              <w:top w:type="dxa" w:w="50"/>
-              <w:left w:type="dxa" w:w="80"/>
-              <w:bottom w:type="dxa" w:w="50"/>
-              <w:right w:type="dxa" w:w="80"/>
-            </w:tcMar>
-          </w:tcPr>
-          <w:p>
-            <w:pPr>
-              <w:jc w:val="left"/>
-            </w:pPr>
-            <w:r>
-              <w:rPr>
-                <w:rFonts w:ascii="Malgun Gothic" w:cs="Malgun Gothic" w:eastAsia="Malgun Gothic" w:hAnsi="Malgun Gothic"/>
-                <w:sz w:val="17"/>
-                <w:szCs w:val="17"/>
-              </w:rPr>
-              <w:t xml:space="preserve">핵심·확장 사전 뜻은 “문헌 기준 뜻”, 사전 밖은 “별도 확인 필요” + 우리말샘 링크, 추측 없음</w:t>
+            <w:tcW w:type="dxa" w:w="3872"/>
+            <w:tcBorders>
+              <w:top w:val="single" w:color="C9D3DF" w:sz="4"/>
+              <w:left w:val="single" w:color="C9D3DF" w:sz="4"/>
+              <w:bottom w:val="single" w:color="C9D3DF" w:sz="4"/>
+              <w:right w:val="single" w:color="C9D3DF" w:sz="4"/>
+            </w:tcBorders>
+            <w:tcMar>
+              <w:top w:type="dxa" w:w="50"/>
+              <w:left w:type="dxa" w:w="80"/>
+              <w:bottom w:type="dxa" w:w="50"/>
+              <w:right w:type="dxa" w:w="80"/>
+            </w:tcMar>
+          </w:tcPr>
+          <w:p>
+            <w:pPr>
+              <w:jc w:val="left"/>
+            </w:pPr>
+            <w:r>
+              <w:rPr>
+                <w:rFonts w:ascii="Malgun Gothic" w:cs="Malgun Gothic" w:eastAsia="Malgun Gothic" w:hAnsi="Malgun Gothic"/>
+                <w:sz w:val="17"/>
+                <w:szCs w:val="17"/>
+              </w:rPr>
+              <w:t xml:space="preserve">핵심·확장 사전 뜻은 “문헌 기준 뜻”, 사전 밖은 “별도 확인 필요” (뜻을 짐작하지 않음), 추측 없음</w:t>
             </w:r>
           </w:p>
         </w:tc>
@@ -17008,7 +17008,7 @@
         </w:tc>
         <w:tc>
           <w:tcPr>
-            <w:tcW w:type="dxa" w:w="2244"/>
+            <w:tcW w:type="dxa" w:w="2241"/>
             <w:tcBorders>
               <w:top w:val="single" w:color="C9D3DF" w:sz="4"/>
               <w:left w:val="single" w:color="C9D3DF" w:sz="4"/>
@@ -17038,7 +17038,7 @@
         </w:tc>
         <w:tc>
           <w:tcPr>
-            <w:tcW w:type="dxa" w:w="3236"/>
+            <w:tcW w:type="dxa" w:w="3231"/>
             <w:tcBorders>
               <w:top w:val="single" w:color="C9D3DF" w:sz="4"/>
               <w:left w:val="single" w:color="C9D3DF" w:sz="4"/>
@@ -17068,7 +17068,7 @@
         </w:tc>
         <w:tc>
           <w:tcPr>
-            <w:tcW w:type="dxa" w:w="3864"/>
+            <w:tcW w:type="dxa" w:w="3872"/>
             <w:tcBorders>
               <w:top w:val="single" w:color="C9D3DF" w:sz="4"/>
               <w:left w:val="single" w:color="C9D3DF" w:sz="4"/>
@@ -21084,7 +21084,7 @@
                 <w:sz w:val="17"/>
                 <w:szCs w:val="17"/>
               </w:rPr>
-              <w:t xml:space="preserve">기능별 화면 4개 분리(기획서 ①~④ 명칭 통일), 정책 24건 4단계 판정, LLM Agent(‘오이소창원에게 물어보기’: 안전 확인·도구 5개·답변 검증·실행 기록·규칙 대체), 차량 유무·하는 일 4종 반영, 차량 권장 장소 분리, 지역말 확장 사전 2,223개, 로고·색 테마와 처음 화면·조건 입력·맞춤 혜택 화면 재설계, 자동 테스트 101개, 대표 Test Case 6건 자체 테스트</w:t>
+              <w:t xml:space="preserve">기능별 화면 4개 분리(기획서 ①~④ 명칭 통일), 정책 24건 4단계 판정, LLM Agent(‘오이소창원에게 물어보기’: 안전 확인·도구 5개·답변 검증·실행 기록·규칙 대체), 차량 유무·하는 일 4종 반영, 차량 권장 장소 분리, 지역말 확장 사전 2,151개, 로고·색 테마와 처음 화면·조건 입력·맞춤 혜택 화면 재설계, 자동 테스트 101개, 대표 Test Case 6건 자체 테스트</w:t>
             </w:r>
           </w:p>
         </w:tc>
@@ -22518,9 +22518,9 @@
       </w:tblPr>
       <w:tblGrid>
         <w:gridCol w:w="2060"/>
-        <w:gridCol w:w="2524"/>
-        <w:gridCol w:w="3299"/>
-        <w:gridCol w:w="2321"/>
+        <w:gridCol w:w="2522"/>
+        <w:gridCol w:w="3304"/>
+        <w:gridCol w:w="2318"/>
       </w:tblGrid>
       <w:tr>
         <w:trPr>
@@ -22563,7 +22563,7 @@
         </w:tc>
         <w:tc>
           <w:tcPr>
-            <w:tcW w:type="dxa" w:w="2524"/>
+            <w:tcW w:type="dxa" w:w="2522"/>
             <w:tcBorders>
               <w:top w:val="single" w:color="C9D3DF" w:sz="4"/>
               <w:left w:val="single" w:color="C9D3DF" w:sz="4"/>
@@ -22597,7 +22597,7 @@
         </w:tc>
         <w:tc>
           <w:tcPr>
-            <w:tcW w:type="dxa" w:w="3299"/>
+            <w:tcW w:type="dxa" w:w="3304"/>
             <w:tcBorders>
               <w:top w:val="single" w:color="C9D3DF" w:sz="4"/>
               <w:left w:val="single" w:color="C9D3DF" w:sz="4"/>
@@ -22631,7 +22631,7 @@
         </w:tc>
         <w:tc>
           <w:tcPr>
-            <w:tcW w:type="dxa" w:w="2321"/>
+            <w:tcW w:type="dxa" w:w="2318"/>
             <w:tcBorders>
               <w:top w:val="single" w:color="C9D3DF" w:sz="4"/>
               <w:left w:val="single" w:color="C9D3DF" w:sz="4"/>
@@ -22701,7 +22701,7 @@
         </w:tc>
         <w:tc>
           <w:tcPr>
-            <w:tcW w:type="dxa" w:w="2524"/>
+            <w:tcW w:type="dxa" w:w="2522"/>
             <w:tcBorders>
               <w:top w:val="single" w:color="C9D3DF" w:sz="4"/>
               <w:left w:val="single" w:color="C9D3DF" w:sz="4"/>
@@ -22731,7 +22731,7 @@
         </w:tc>
         <w:tc>
           <w:tcPr>
-            <w:tcW w:type="dxa" w:w="3299"/>
+            <w:tcW w:type="dxa" w:w="3304"/>
             <w:tcBorders>
               <w:top w:val="single" w:color="C9D3DF" w:sz="4"/>
               <w:left w:val="single" w:color="C9D3DF" w:sz="4"/>
@@ -22761,7 +22761,7 @@
         </w:tc>
         <w:tc>
           <w:tcPr>
-            <w:tcW w:type="dxa" w:w="2321"/>
+            <w:tcW w:type="dxa" w:w="2318"/>
             <w:tcBorders>
               <w:top w:val="single" w:color="C9D3DF" w:sz="4"/>
               <w:left w:val="single" w:color="C9D3DF" w:sz="4"/>
@@ -22827,7 +22827,7 @@
         </w:tc>
         <w:tc>
           <w:tcPr>
-            <w:tcW w:type="dxa" w:w="2524"/>
+            <w:tcW w:type="dxa" w:w="2522"/>
             <w:tcBorders>
               <w:top w:val="single" w:color="C9D3DF" w:sz="4"/>
               <w:left w:val="single" w:color="C9D3DF" w:sz="4"/>
@@ -22857,7 +22857,7 @@
         </w:tc>
         <w:tc>
           <w:tcPr>
-            <w:tcW w:type="dxa" w:w="3299"/>
+            <w:tcW w:type="dxa" w:w="3304"/>
             <w:tcBorders>
               <w:top w:val="single" w:color="C9D3DF" w:sz="4"/>
               <w:left w:val="single" w:color="C9D3DF" w:sz="4"/>
@@ -22887,7 +22887,7 @@
         </w:tc>
         <w:tc>
           <w:tcPr>
-            <w:tcW w:type="dxa" w:w="2321"/>
+            <w:tcW w:type="dxa" w:w="2318"/>
             <w:tcBorders>
               <w:top w:val="single" w:color="C9D3DF" w:sz="4"/>
               <w:left w:val="single" w:color="C9D3DF" w:sz="4"/>
@@ -22953,7 +22953,7 @@
         </w:tc>
         <w:tc>
           <w:tcPr>
-            <w:tcW w:type="dxa" w:w="2524"/>
+            <w:tcW w:type="dxa" w:w="2522"/>
             <w:tcBorders>
               <w:top w:val="single" w:color="C9D3DF" w:sz="4"/>
               <w:left w:val="single" w:color="C9D3DF" w:sz="4"/>
@@ -22983,7 +22983,7 @@
         </w:tc>
         <w:tc>
           <w:tcPr>
-            <w:tcW w:type="dxa" w:w="3299"/>
+            <w:tcW w:type="dxa" w:w="3304"/>
             <w:tcBorders>
               <w:top w:val="single" w:color="C9D3DF" w:sz="4"/>
               <w:left w:val="single" w:color="C9D3DF" w:sz="4"/>
@@ -23013,7 +23013,7 @@
         </w:tc>
         <w:tc>
           <w:tcPr>
-            <w:tcW w:type="dxa" w:w="2321"/>
+            <w:tcW w:type="dxa" w:w="2318"/>
             <w:tcBorders>
               <w:top w:val="single" w:color="C9D3DF" w:sz="4"/>
               <w:left w:val="single" w:color="C9D3DF" w:sz="4"/>
@@ -23079,7 +23079,7 @@
         </w:tc>
         <w:tc>
           <w:tcPr>
-            <w:tcW w:type="dxa" w:w="2524"/>
+            <w:tcW w:type="dxa" w:w="2522"/>
             <w:tcBorders>
               <w:top w:val="single" w:color="C9D3DF" w:sz="4"/>
               <w:left w:val="single" w:color="C9D3DF" w:sz="4"/>
@@ -23109,7 +23109,7 @@
         </w:tc>
         <w:tc>
           <w:tcPr>
-            <w:tcW w:type="dxa" w:w="3299"/>
+            <w:tcW w:type="dxa" w:w="3304"/>
             <w:tcBorders>
               <w:top w:val="single" w:color="C9D3DF" w:sz="4"/>
               <w:left w:val="single" w:color="C9D3DF" w:sz="4"/>
@@ -23139,7 +23139,7 @@
         </w:tc>
         <w:tc>
           <w:tcPr>
-            <w:tcW w:type="dxa" w:w="2321"/>
+            <w:tcW w:type="dxa" w:w="2318"/>
             <w:tcBorders>
               <w:top w:val="single" w:color="C9D3DF" w:sz="4"/>
               <w:left w:val="single" w:color="C9D3DF" w:sz="4"/>
@@ -23205,7 +23205,7 @@
         </w:tc>
         <w:tc>
           <w:tcPr>
-            <w:tcW w:type="dxa" w:w="2524"/>
+            <w:tcW w:type="dxa" w:w="2522"/>
             <w:tcBorders>
               <w:top w:val="single" w:color="C9D3DF" w:sz="4"/>
               <w:left w:val="single" w:color="C9D3DF" w:sz="4"/>
@@ -23235,7 +23235,7 @@
         </w:tc>
         <w:tc>
           <w:tcPr>
-            <w:tcW w:type="dxa" w:w="3299"/>
+            <w:tcW w:type="dxa" w:w="3304"/>
             <w:tcBorders>
               <w:top w:val="single" w:color="C9D3DF" w:sz="4"/>
               <w:left w:val="single" w:color="C9D3DF" w:sz="4"/>
@@ -23265,7 +23265,7 @@
         </w:tc>
         <w:tc>
           <w:tcPr>
-            <w:tcW w:type="dxa" w:w="2321"/>
+            <w:tcW w:type="dxa" w:w="2318"/>
             <w:tcBorders>
               <w:top w:val="single" w:color="C9D3DF" w:sz="4"/>
               <w:left w:val="single" w:color="C9D3DF" w:sz="4"/>
@@ -23331,7 +23331,7 @@
         </w:tc>
         <w:tc>
           <w:tcPr>
-            <w:tcW w:type="dxa" w:w="2524"/>
+            <w:tcW w:type="dxa" w:w="2522"/>
             <w:tcBorders>
               <w:top w:val="single" w:color="C9D3DF" w:sz="4"/>
               <w:left w:val="single" w:color="C9D3DF" w:sz="4"/>
@@ -23361,7 +23361,7 @@
         </w:tc>
         <w:tc>
           <w:tcPr>
-            <w:tcW w:type="dxa" w:w="3299"/>
+            <w:tcW w:type="dxa" w:w="3304"/>
             <w:tcBorders>
               <w:top w:val="single" w:color="C9D3DF" w:sz="4"/>
               <w:left w:val="single" w:color="C9D3DF" w:sz="4"/>
@@ -23391,7 +23391,7 @@
         </w:tc>
         <w:tc>
           <w:tcPr>
-            <w:tcW w:type="dxa" w:w="2321"/>
+            <w:tcW w:type="dxa" w:w="2318"/>
             <w:tcBorders>
               <w:top w:val="single" w:color="C9D3DF" w:sz="4"/>
               <w:left w:val="single" w:color="C9D3DF" w:sz="4"/>
@@ -23457,7 +23457,7 @@
         </w:tc>
         <w:tc>
           <w:tcPr>
-            <w:tcW w:type="dxa" w:w="2524"/>
+            <w:tcW w:type="dxa" w:w="2522"/>
             <w:tcBorders>
               <w:top w:val="single" w:color="C9D3DF" w:sz="4"/>
               <w:left w:val="single" w:color="C9D3DF" w:sz="4"/>
@@ -23487,7 +23487,7 @@
         </w:tc>
         <w:tc>
           <w:tcPr>
-            <w:tcW w:type="dxa" w:w="3299"/>
+            <w:tcW w:type="dxa" w:w="3304"/>
             <w:tcBorders>
               <w:top w:val="single" w:color="C9D3DF" w:sz="4"/>
               <w:left w:val="single" w:color="C9D3DF" w:sz="4"/>
@@ -23517,7 +23517,7 @@
         </w:tc>
         <w:tc>
           <w:tcPr>
-            <w:tcW w:type="dxa" w:w="2321"/>
+            <w:tcW w:type="dxa" w:w="2318"/>
             <w:tcBorders>
               <w:top w:val="single" w:color="C9D3DF" w:sz="4"/>
               <w:left w:val="single" w:color="C9D3DF" w:sz="4"/>
@@ -23583,7 +23583,7 @@
         </w:tc>
         <w:tc>
           <w:tcPr>
-            <w:tcW w:type="dxa" w:w="2524"/>
+            <w:tcW w:type="dxa" w:w="2522"/>
             <w:tcBorders>
               <w:top w:val="single" w:color="C9D3DF" w:sz="4"/>
               <w:left w:val="single" w:color="C9D3DF" w:sz="4"/>
@@ -23613,7 +23613,7 @@
         </w:tc>
         <w:tc>
           <w:tcPr>
-            <w:tcW w:type="dxa" w:w="3299"/>
+            <w:tcW w:type="dxa" w:w="3304"/>
             <w:tcBorders>
               <w:top w:val="single" w:color="C9D3DF" w:sz="4"/>
               <w:left w:val="single" w:color="C9D3DF" w:sz="4"/>
@@ -23643,7 +23643,7 @@
         </w:tc>
         <w:tc>
           <w:tcPr>
-            <w:tcW w:type="dxa" w:w="2321"/>
+            <w:tcW w:type="dxa" w:w="2318"/>
             <w:tcBorders>
               <w:top w:val="single" w:color="C9D3DF" w:sz="4"/>
               <w:left w:val="single" w:color="C9D3DF" w:sz="4"/>
@@ -23709,7 +23709,7 @@
         </w:tc>
         <w:tc>
           <w:tcPr>
-            <w:tcW w:type="dxa" w:w="2524"/>
+            <w:tcW w:type="dxa" w:w="2522"/>
             <w:tcBorders>
               <w:top w:val="single" w:color="C9D3DF" w:sz="4"/>
               <w:left w:val="single" w:color="C9D3DF" w:sz="4"/>
@@ -23739,37 +23739,37 @@
         </w:tc>
         <w:tc>
           <w:tcPr>
-            <w:tcW w:type="dxa" w:w="3299"/>
-            <w:tcBorders>
-              <w:top w:val="single" w:color="C9D3DF" w:sz="4"/>
-              <w:left w:val="single" w:color="C9D3DF" w:sz="4"/>
-              <w:bottom w:val="single" w:color="C9D3DF" w:sz="4"/>
-              <w:right w:val="single" w:color="C9D3DF" w:sz="4"/>
-            </w:tcBorders>
-            <w:tcMar>
-              <w:top w:type="dxa" w:w="50"/>
-              <w:left w:type="dxa" w:w="80"/>
-              <w:bottom w:type="dxa" w:w="50"/>
-              <w:right w:type="dxa" w:w="80"/>
-            </w:tcMar>
-          </w:tcPr>
-          <w:p>
-            <w:pPr>
-              <w:jc w:val="left"/>
-            </w:pPr>
-            <w:r>
-              <w:rPr>
-                <w:rFonts w:ascii="Malgun Gothic" w:cs="Malgun Gothic" w:eastAsia="Malgun Gothic" w:hAnsi="Malgun Gothic"/>
-                <w:sz w:val="17"/>
-                <w:szCs w:val="17"/>
-              </w:rPr>
-              <w:t xml:space="preserve">핵심 30 + 공식 출처 확장 2,223, 사전 밖은 “별도 확인 필요” + 우리말샘 링크</w:t>
-            </w:r>
-          </w:p>
-        </w:tc>
-        <w:tc>
-          <w:tcPr>
-            <w:tcW w:type="dxa" w:w="2321"/>
+            <w:tcW w:type="dxa" w:w="3304"/>
+            <w:tcBorders>
+              <w:top w:val="single" w:color="C9D3DF" w:sz="4"/>
+              <w:left w:val="single" w:color="C9D3DF" w:sz="4"/>
+              <w:bottom w:val="single" w:color="C9D3DF" w:sz="4"/>
+              <w:right w:val="single" w:color="C9D3DF" w:sz="4"/>
+            </w:tcBorders>
+            <w:tcMar>
+              <w:top w:type="dxa" w:w="50"/>
+              <w:left w:type="dxa" w:w="80"/>
+              <w:bottom w:type="dxa" w:w="50"/>
+              <w:right w:type="dxa" w:w="80"/>
+            </w:tcMar>
+          </w:tcPr>
+          <w:p>
+            <w:pPr>
+              <w:jc w:val="left"/>
+            </w:pPr>
+            <w:r>
+              <w:rPr>
+                <w:rFonts w:ascii="Malgun Gothic" w:cs="Malgun Gothic" w:eastAsia="Malgun Gothic" w:hAnsi="Malgun Gothic"/>
+                <w:sz w:val="17"/>
+                <w:szCs w:val="17"/>
+              </w:rPr>
+              <w:t xml:space="preserve">핵심 30 + 공식 출처 확장 2,151, 사전 밖은 “별도 확인 필요” (뜻을 짐작하지 않음)</w:t>
+            </w:r>
+          </w:p>
+        </w:tc>
+        <w:tc>
+          <w:tcPr>
+            <w:tcW w:type="dxa" w:w="2318"/>
             <w:tcBorders>
               <w:top w:val="single" w:color="C9D3DF" w:sz="4"/>
               <w:left w:val="single" w:color="C9D3DF" w:sz="4"/>
@@ -23835,7 +23835,7 @@
         </w:tc>
         <w:tc>
           <w:tcPr>
-            <w:tcW w:type="dxa" w:w="2524"/>
+            <w:tcW w:type="dxa" w:w="2522"/>
             <w:tcBorders>
               <w:top w:val="single" w:color="C9D3DF" w:sz="4"/>
               <w:left w:val="single" w:color="C9D3DF" w:sz="4"/>
@@ -23865,7 +23865,7 @@
         </w:tc>
         <w:tc>
           <w:tcPr>
-            <w:tcW w:type="dxa" w:w="3299"/>
+            <w:tcW w:type="dxa" w:w="3304"/>
             <w:tcBorders>
               <w:top w:val="single" w:color="C9D3DF" w:sz="4"/>
               <w:left w:val="single" w:color="C9D3DF" w:sz="4"/>
@@ -23895,7 +23895,7 @@
         </w:tc>
         <w:tc>
           <w:tcPr>
-            <w:tcW w:type="dxa" w:w="2321"/>
+            <w:tcW w:type="dxa" w:w="2318"/>
             <w:tcBorders>
               <w:top w:val="single" w:color="C9D3DF" w:sz="4"/>
               <w:left w:val="single" w:color="C9D3DF" w:sz="4"/>
@@ -23961,7 +23961,7 @@
         </w:tc>
         <w:tc>
           <w:tcPr>
-            <w:tcW w:type="dxa" w:w="2524"/>
+            <w:tcW w:type="dxa" w:w="2522"/>
             <w:tcBorders>
               <w:top w:val="single" w:color="C9D3DF" w:sz="4"/>
               <w:left w:val="single" w:color="C9D3DF" w:sz="4"/>
@@ -23991,7 +23991,7 @@
         </w:tc>
         <w:tc>
           <w:tcPr>
-            <w:tcW w:type="dxa" w:w="3299"/>
+            <w:tcW w:type="dxa" w:w="3304"/>
             <w:tcBorders>
               <w:top w:val="single" w:color="C9D3DF" w:sz="4"/>
               <w:left w:val="single" w:color="C9D3DF" w:sz="4"/>
@@ -24021,7 +24021,7 @@
         </w:tc>
         <w:tc>
           <w:tcPr>
-            <w:tcW w:type="dxa" w:w="2321"/>
+            <w:tcW w:type="dxa" w:w="2318"/>
             <w:tcBorders>
               <w:top w:val="single" w:color="C9D3DF" w:sz="4"/>
               <w:left w:val="single" w:color="C9D3DF" w:sz="4"/>
@@ -24087,7 +24087,7 @@
         </w:tc>
         <w:tc>
           <w:tcPr>
-            <w:tcW w:type="dxa" w:w="2524"/>
+            <w:tcW w:type="dxa" w:w="2522"/>
             <w:tcBorders>
               <w:top w:val="single" w:color="C9D3DF" w:sz="4"/>
               <w:left w:val="single" w:color="C9D3DF" w:sz="4"/>
@@ -24117,7 +24117,7 @@
         </w:tc>
         <w:tc>
           <w:tcPr>
-            <w:tcW w:type="dxa" w:w="3299"/>
+            <w:tcW w:type="dxa" w:w="3304"/>
             <w:tcBorders>
               <w:top w:val="single" w:color="C9D3DF" w:sz="4"/>
               <w:left w:val="single" w:color="C9D3DF" w:sz="4"/>
@@ -24147,7 +24147,7 @@
         </w:tc>
         <w:tc>
           <w:tcPr>
-            <w:tcW w:type="dxa" w:w="2321"/>
+            <w:tcW w:type="dxa" w:w="2318"/>
             <w:tcBorders>
               <w:top w:val="single" w:color="C9D3DF" w:sz="4"/>
               <w:left w:val="single" w:color="C9D3DF" w:sz="4"/>
@@ -24213,7 +24213,7 @@
         </w:tc>
         <w:tc>
           <w:tcPr>
-            <w:tcW w:type="dxa" w:w="2524"/>
+            <w:tcW w:type="dxa" w:w="2522"/>
             <w:tcBorders>
               <w:top w:val="single" w:color="C9D3DF" w:sz="4"/>
               <w:left w:val="single" w:color="C9D3DF" w:sz="4"/>
@@ -24243,7 +24243,7 @@
         </w:tc>
         <w:tc>
           <w:tcPr>
-            <w:tcW w:type="dxa" w:w="3299"/>
+            <w:tcW w:type="dxa" w:w="3304"/>
             <w:tcBorders>
               <w:top w:val="single" w:color="C9D3DF" w:sz="4"/>
               <w:left w:val="single" w:color="C9D3DF" w:sz="4"/>
@@ -24273,7 +24273,7 @@
         </w:tc>
         <w:tc>
           <w:tcPr>
-            <w:tcW w:type="dxa" w:w="2321"/>
+            <w:tcW w:type="dxa" w:w="2318"/>
             <w:tcBorders>
               <w:top w:val="single" w:color="C9D3DF" w:sz="4"/>
               <w:left w:val="single" w:color="C9D3DF" w:sz="4"/>
@@ -24339,7 +24339,7 @@
         </w:tc>
         <w:tc>
           <w:tcPr>
-            <w:tcW w:type="dxa" w:w="2524"/>
+            <w:tcW w:type="dxa" w:w="2522"/>
             <w:tcBorders>
               <w:top w:val="single" w:color="C9D3DF" w:sz="4"/>
               <w:left w:val="single" w:color="C9D3DF" w:sz="4"/>
@@ -24369,7 +24369,7 @@
         </w:tc>
         <w:tc>
           <w:tcPr>
-            <w:tcW w:type="dxa" w:w="3299"/>
+            <w:tcW w:type="dxa" w:w="3304"/>
             <w:tcBorders>
               <w:top w:val="single" w:color="C9D3DF" w:sz="4"/>
               <w:left w:val="single" w:color="C9D3DF" w:sz="4"/>
@@ -24399,7 +24399,7 @@
         </w:tc>
         <w:tc>
           <w:tcPr>
-            <w:tcW w:type="dxa" w:w="2321"/>
+            <w:tcW w:type="dxa" w:w="2318"/>
             <w:tcBorders>
               <w:top w:val="single" w:color="C9D3DF" w:sz="4"/>
               <w:left w:val="single" w:color="C9D3DF" w:sz="4"/>
@@ -24683,7 +24683,7 @@
           <w:sz w:val="19"/>
           <w:szCs w:val="19"/>
         </w:rPr>
-        <w:t xml:space="preserve">국립국어원 우리말샘(CC BY-SA 2.0)·지역어 듣기·언어 다양성 조사, 경남방언사전(2017), 디지털창원문화대전</w:t>
+        <w:t xml:space="preserve">국립국어원 우리말샘(CC BY-SA 2.0)·지역어 듣기·언어 다양성 조사, 디지털창원문화대전</w:t>
       </w:r>
     </w:p>
     <w:p>

--- a/docs/planning/오이소창원_기획안_최종본_20261004.docx
+++ b/docs/planning/오이소창원_기획안_최종본_20261004.docx
@@ -801,7 +801,7 @@
             <w:pPr>
               <w:jc w:val="left"/>
             </w:pPr>
-            <w:hyperlink w:history="1" r:id="rId_ixgwzwvsms0vvysw8xdb">
+            <w:hyperlink w:history="1" r:id="rIdldkpy8vb2czjcnhsdigpg">
               <w:r>
                 <w:rPr>
                   <w:rStyle w:val="Hyperlink"/>
@@ -870,7 +870,7 @@
             <w:pPr>
               <w:jc w:val="left"/>
             </w:pPr>
-            <w:hyperlink w:history="1" r:id="rId8mxlvl5gb-ylqowskk_nl">
+            <w:hyperlink w:history="1" r:id="rIdbx524n6mi7ajy_px7dkcl">
               <w:r>
                 <w:rPr>
                   <w:rStyle w:val="Hyperlink"/>
@@ -3006,9 +3006,9 @@
         </w:tblBorders>
       </w:tblPr>
       <w:tblGrid>
-        <w:gridCol w:w="2636"/>
-        <w:gridCol w:w="3111"/>
-        <w:gridCol w:w="4457"/>
+        <w:gridCol w:w="2624"/>
+        <w:gridCol w:w="3097"/>
+        <w:gridCol w:w="4483"/>
       </w:tblGrid>
       <w:tr>
         <w:trPr>
@@ -3017,7 +3017,7 @@
         </w:trPr>
         <w:tc>
           <w:tcPr>
-            <w:tcW w:type="dxa" w:w="2636"/>
+            <w:tcW w:type="dxa" w:w="2624"/>
             <w:tcBorders>
               <w:top w:val="single" w:color="C9D3DF" w:sz="4"/>
               <w:left w:val="single" w:color="C9D3DF" w:sz="4"/>
@@ -3051,7 +3051,7 @@
         </w:tc>
         <w:tc>
           <w:tcPr>
-            <w:tcW w:type="dxa" w:w="3111"/>
+            <w:tcW w:type="dxa" w:w="3097"/>
             <w:tcBorders>
               <w:top w:val="single" w:color="C9D3DF" w:sz="4"/>
               <w:left w:val="single" w:color="C9D3DF" w:sz="4"/>
@@ -3085,7 +3085,7 @@
         </w:tc>
         <w:tc>
           <w:tcPr>
-            <w:tcW w:type="dxa" w:w="4457"/>
+            <w:tcW w:type="dxa" w:w="4483"/>
             <w:tcBorders>
               <w:top w:val="single" w:color="C9D3DF" w:sz="4"/>
               <w:left w:val="single" w:color="C9D3DF" w:sz="4"/>
@@ -3125,7 +3125,7 @@
         </w:trPr>
         <w:tc>
           <w:tcPr>
-            <w:tcW w:type="dxa" w:w="2636"/>
+            <w:tcW w:type="dxa" w:w="2624"/>
             <w:tcBorders>
               <w:top w:val="single" w:color="C9D3DF" w:sz="4"/>
               <w:left w:val="single" w:color="C9D3DF" w:sz="4"/>
@@ -3155,7 +3155,7 @@
         </w:tc>
         <w:tc>
           <w:tcPr>
-            <w:tcW w:type="dxa" w:w="3111"/>
+            <w:tcW w:type="dxa" w:w="3097"/>
             <w:tcBorders>
               <w:top w:val="single" w:color="C9D3DF" w:sz="4"/>
               <w:left w:val="single" w:color="C9D3DF" w:sz="4"/>
@@ -3185,7 +3185,7 @@
         </w:tc>
         <w:tc>
           <w:tcPr>
-            <w:tcW w:type="dxa" w:w="4457"/>
+            <w:tcW w:type="dxa" w:w="4483"/>
             <w:tcBorders>
               <w:top w:val="single" w:color="C9D3DF" w:sz="4"/>
               <w:left w:val="single" w:color="C9D3DF" w:sz="4"/>
@@ -3221,7 +3221,7 @@
         </w:trPr>
         <w:tc>
           <w:tcPr>
-            <w:tcW w:type="dxa" w:w="2636"/>
+            <w:tcW w:type="dxa" w:w="2624"/>
             <w:tcBorders>
               <w:top w:val="single" w:color="C9D3DF" w:sz="4"/>
               <w:left w:val="single" w:color="C9D3DF" w:sz="4"/>
@@ -3251,7 +3251,7 @@
         </w:tc>
         <w:tc>
           <w:tcPr>
-            <w:tcW w:type="dxa" w:w="3111"/>
+            <w:tcW w:type="dxa" w:w="3097"/>
             <w:tcBorders>
               <w:top w:val="single" w:color="C9D3DF" w:sz="4"/>
               <w:left w:val="single" w:color="C9D3DF" w:sz="4"/>
@@ -3281,7 +3281,7 @@
         </w:tc>
         <w:tc>
           <w:tcPr>
-            <w:tcW w:type="dxa" w:w="4457"/>
+            <w:tcW w:type="dxa" w:w="4483"/>
             <w:tcBorders>
               <w:top w:val="single" w:color="C9D3DF" w:sz="4"/>
               <w:left w:val="single" w:color="C9D3DF" w:sz="4"/>
@@ -3317,7 +3317,7 @@
         </w:trPr>
         <w:tc>
           <w:tcPr>
-            <w:tcW w:type="dxa" w:w="2636"/>
+            <w:tcW w:type="dxa" w:w="2624"/>
             <w:tcBorders>
               <w:top w:val="single" w:color="C9D3DF" w:sz="4"/>
               <w:left w:val="single" w:color="C9D3DF" w:sz="4"/>
@@ -3347,7 +3347,7 @@
         </w:tc>
         <w:tc>
           <w:tcPr>
-            <w:tcW w:type="dxa" w:w="3111"/>
+            <w:tcW w:type="dxa" w:w="3097"/>
             <w:tcBorders>
               <w:top w:val="single" w:color="C9D3DF" w:sz="4"/>
               <w:left w:val="single" w:color="C9D3DF" w:sz="4"/>
@@ -3377,7 +3377,7 @@
         </w:tc>
         <w:tc>
           <w:tcPr>
-            <w:tcW w:type="dxa" w:w="4457"/>
+            <w:tcW w:type="dxa" w:w="4483"/>
             <w:tcBorders>
               <w:top w:val="single" w:color="C9D3DF" w:sz="4"/>
               <w:left w:val="single" w:color="C9D3DF" w:sz="4"/>
@@ -3413,7 +3413,7 @@
         </w:trPr>
         <w:tc>
           <w:tcPr>
-            <w:tcW w:type="dxa" w:w="2636"/>
+            <w:tcW w:type="dxa" w:w="2624"/>
             <w:tcBorders>
               <w:top w:val="single" w:color="C9D3DF" w:sz="4"/>
               <w:left w:val="single" w:color="C9D3DF" w:sz="4"/>
@@ -3443,7 +3443,7 @@
         </w:tc>
         <w:tc>
           <w:tcPr>
-            <w:tcW w:type="dxa" w:w="3111"/>
+            <w:tcW w:type="dxa" w:w="3097"/>
             <w:tcBorders>
               <w:top w:val="single" w:color="C9D3DF" w:sz="4"/>
               <w:left w:val="single" w:color="C9D3DF" w:sz="4"/>
@@ -3473,31 +3473,31 @@
         </w:tc>
         <w:tc>
           <w:tcPr>
-            <w:tcW w:type="dxa" w:w="4457"/>
-            <w:tcBorders>
-              <w:top w:val="single" w:color="C9D3DF" w:sz="4"/>
-              <w:left w:val="single" w:color="C9D3DF" w:sz="4"/>
-              <w:bottom w:val="single" w:color="C9D3DF" w:sz="4"/>
-              <w:right w:val="single" w:color="C9D3DF" w:sz="4"/>
-            </w:tcBorders>
-            <w:tcMar>
-              <w:top w:type="dxa" w:w="50"/>
-              <w:left w:type="dxa" w:w="80"/>
-              <w:bottom w:type="dxa" w:w="50"/>
-              <w:right w:type="dxa" w:w="80"/>
-            </w:tcMar>
-          </w:tcPr>
-          <w:p>
-            <w:pPr>
-              <w:jc w:val="left"/>
-            </w:pPr>
-            <w:r>
-              <w:rPr>
-                <w:rFonts w:ascii="Malgun Gothic" w:cs="Malgun Gothic" w:eastAsia="Malgun Gothic" w:hAnsi="Malgun Gothic"/>
-                <w:sz w:val="17"/>
-                <w:szCs w:val="17"/>
-              </w:rPr>
-              <w:t xml:space="preserve">들은 말 이해 중심, 국립국어원 등 근거 표시, 사전에 없는 말은 짐작하지 않고 “별도 확인 필요”</w:t>
+            <w:tcW w:type="dxa" w:w="4483"/>
+            <w:tcBorders>
+              <w:top w:val="single" w:color="C9D3DF" w:sz="4"/>
+              <w:left w:val="single" w:color="C9D3DF" w:sz="4"/>
+              <w:bottom w:val="single" w:color="C9D3DF" w:sz="4"/>
+              <w:right w:val="single" w:color="C9D3DF" w:sz="4"/>
+            </w:tcBorders>
+            <w:tcMar>
+              <w:top w:type="dxa" w:w="50"/>
+              <w:left w:type="dxa" w:w="80"/>
+              <w:bottom w:type="dxa" w:w="50"/>
+              <w:right w:type="dxa" w:w="80"/>
+            </w:tcMar>
+          </w:tcPr>
+          <w:p>
+            <w:pPr>
+              <w:jc w:val="left"/>
+            </w:pPr>
+            <w:r>
+              <w:rPr>
+                <w:rFonts w:ascii="Malgun Gothic" w:cs="Malgun Gothic" w:eastAsia="Malgun Gothic" w:hAnsi="Malgun Gothic"/>
+                <w:sz w:val="17"/>
+                <w:szCs w:val="17"/>
+              </w:rPr>
+              <w:t xml:space="preserve">들은 말 이해 중심, 국립국어원·경남방언사전 등 근거 표시, 사전에 없는 말은 짐작하지 않고 “별도 확인 필요”</w:t>
             </w:r>
           </w:p>
         </w:tc>
@@ -4296,7 +4296,7 @@
                 <w:sz w:val="17"/>
                 <w:szCs w:val="17"/>
               </w:rPr>
-              <w:t xml:space="preserve">핵심 지역말 30개 + 공식 출처 확장 사전 2,151개 뜻 안내 100%(“문헌 기준 뜻”·출처 표시), 사전에 없는 말은 “별도 확인 필요” 안내 100%(뜻을 짐작하지 않음)</w:t>
+              <w:t xml:space="preserve">핵심 지역말 30개 + 공식 출처 확장 사전 2,223개 뜻 안내 100%(“문헌 기준 뜻”·출처 표시), 사전에 없는 말은 “별도 확인 필요” 안내 100%(뜻을 짐작하지 않음)</w:t>
             </w:r>
           </w:p>
         </w:tc>
@@ -5186,7 +5186,7 @@
                 <w:sz w:val="17"/>
                 <w:szCs w:val="17"/>
               </w:rPr>
-              <w:t xml:space="preserve">문장형 핵심 30개(예: “사람이 천지삐까리네”, “가가 가가?”), 공식 출처 확장 사전 2,151개</w:t>
+              <w:t xml:space="preserve">문장형 핵심 30개(예: “사람이 천지삐까리네”, “가가 가가?”), 공식 출처 확장 사전 2,223개</w:t>
             </w:r>
           </w:p>
         </w:tc>
@@ -21084,7 +21084,7 @@
                 <w:sz w:val="17"/>
                 <w:szCs w:val="17"/>
               </w:rPr>
-              <w:t xml:space="preserve">기능별 화면 4개 분리(기획서 ①~④ 명칭 통일), 정책 24건 4단계 판정, LLM Agent(‘오이소창원에게 물어보기’: 안전 확인·도구 5개·답변 검증·실행 기록·규칙 대체), 차량 유무·하는 일 4종 반영, 차량 권장 장소 분리, 지역말 확장 사전 2,151개, 로고·색 테마와 처음 화면·조건 입력·맞춤 혜택 화면 재설계, 자동 테스트 101개, 대표 Test Case 6건 자체 테스트</w:t>
+              <w:t xml:space="preserve">기능별 화면 4개 분리(기획서 ①~④ 명칭 통일), 정책 24건 4단계 판정, LLM Agent(‘오이소창원에게 물어보기’: 안전 확인·도구 5개·답변 검증·실행 기록·규칙 대체), 차량 유무·하는 일 4종 반영, 차량 권장 장소 분리, 지역말 확장 사전 2,223개, 로고·색 테마와 처음 화면·조건 입력·맞춤 혜택 화면 재설계, 자동 테스트 101개, 대표 Test Case 6건 자체 테스트</w:t>
             </w:r>
           </w:p>
         </w:tc>
@@ -23763,7 +23763,7 @@
                 <w:sz w:val="17"/>
                 <w:szCs w:val="17"/>
               </w:rPr>
-              <w:t xml:space="preserve">핵심 30 + 공식 출처 확장 2,151, 사전 밖은 “별도 확인 필요” (뜻을 짐작하지 않음)</w:t>
+              <w:t xml:space="preserve">핵심 30 + 공식 출처 확장 2,223, 사전 밖은 “별도 확인 필요” (뜻을 짐작하지 않음)</w:t>
             </w:r>
           </w:p>
         </w:tc>
@@ -24683,7 +24683,7 @@
           <w:sz w:val="19"/>
           <w:szCs w:val="19"/>
         </w:rPr>
-        <w:t xml:space="preserve">국립국어원 우리말샘(CC BY-SA 2.0)·지역어 듣기·언어 다양성 조사, 디지털창원문화대전</w:t>
+        <w:t xml:space="preserve">국립국어원 우리말샘(CC BY-SA 2.0)·지역어 듣기·언어 다양성 조사, 경남방언사전(2017), 디지털창원문화대전</w:t>
       </w:r>
     </w:p>
     <w:p>

--- a/docs/planning/오이소창원_기획안_최종본_20261004.docx
+++ b/docs/planning/오이소창원_기획안_최종본_20261004.docx
@@ -801,7 +801,7 @@
             <w:pPr>
               <w:jc w:val="left"/>
             </w:pPr>
-            <w:hyperlink w:history="1" r:id="rIdldkpy8vb2czjcnhsdigpg">
+            <w:hyperlink w:history="1" r:id="rIdz0n-by2eceo_xhzpfdmo1">
               <w:r>
                 <w:rPr>
                   <w:rStyle w:val="Hyperlink"/>
@@ -870,7 +870,7 @@
             <w:pPr>
               <w:jc w:val="left"/>
             </w:pPr>
-            <w:hyperlink w:history="1" r:id="rIdbx524n6mi7ajy_px7dkcl">
+            <w:hyperlink w:history="1" r:id="rIdzvju0skypcpuoriepcgo3">
               <w:r>
                 <w:rPr>
                   <w:rStyle w:val="Hyperlink"/>
@@ -12946,8 +12946,8 @@
       </w:tblPr>
       <w:tblGrid>
         <w:gridCol w:w="1260"/>
-        <w:gridCol w:w="3831"/>
-        <w:gridCol w:w="5113"/>
+        <w:gridCol w:w="3852"/>
+        <w:gridCol w:w="5092"/>
       </w:tblGrid>
       <w:tr>
         <w:trPr>
@@ -12990,7 +12990,7 @@
         </w:tc>
         <w:tc>
           <w:tcPr>
-            <w:tcW w:type="dxa" w:w="3831"/>
+            <w:tcW w:type="dxa" w:w="3852"/>
             <w:tcBorders>
               <w:top w:val="single" w:color="C9D3DF" w:sz="4"/>
               <w:left w:val="single" w:color="C9D3DF" w:sz="4"/>
@@ -13024,7 +13024,7 @@
         </w:tc>
         <w:tc>
           <w:tcPr>
-            <w:tcW w:type="dxa" w:w="5113"/>
+            <w:tcW w:type="dxa" w:w="5092"/>
             <w:tcBorders>
               <w:top w:val="single" w:color="C9D3DF" w:sz="4"/>
               <w:left w:val="single" w:color="C9D3DF" w:sz="4"/>
@@ -13094,7 +13094,7 @@
         </w:tc>
         <w:tc>
           <w:tcPr>
-            <w:tcW w:type="dxa" w:w="3831"/>
+            <w:tcW w:type="dxa" w:w="3852"/>
             <w:tcBorders>
               <w:top w:val="single" w:color="C9D3DF" w:sz="4"/>
               <w:left w:val="single" w:color="C9D3DF" w:sz="4"/>
@@ -13124,7 +13124,7 @@
         </w:tc>
         <w:tc>
           <w:tcPr>
-            <w:tcW w:type="dxa" w:w="5113"/>
+            <w:tcW w:type="dxa" w:w="5092"/>
             <w:tcBorders>
               <w:top w:val="single" w:color="C9D3DF" w:sz="4"/>
               <w:left w:val="single" w:color="C9D3DF" w:sz="4"/>
@@ -13190,7 +13190,7 @@
         </w:tc>
         <w:tc>
           <w:tcPr>
-            <w:tcW w:type="dxa" w:w="3831"/>
+            <w:tcW w:type="dxa" w:w="3852"/>
             <w:tcBorders>
               <w:top w:val="single" w:color="C9D3DF" w:sz="4"/>
               <w:left w:val="single" w:color="C9D3DF" w:sz="4"/>
@@ -13220,7 +13220,7 @@
         </w:tc>
         <w:tc>
           <w:tcPr>
-            <w:tcW w:type="dxa" w:w="5113"/>
+            <w:tcW w:type="dxa" w:w="5092"/>
             <w:tcBorders>
               <w:top w:val="single" w:color="C9D3DF" w:sz="4"/>
               <w:left w:val="single" w:color="C9D3DF" w:sz="4"/>
@@ -13286,7 +13286,7 @@
         </w:tc>
         <w:tc>
           <w:tcPr>
-            <w:tcW w:type="dxa" w:w="3831"/>
+            <w:tcW w:type="dxa" w:w="3852"/>
             <w:tcBorders>
               <w:top w:val="single" w:color="C9D3DF" w:sz="4"/>
               <w:left w:val="single" w:color="C9D3DF" w:sz="4"/>
@@ -13316,7 +13316,7 @@
         </w:tc>
         <w:tc>
           <w:tcPr>
-            <w:tcW w:type="dxa" w:w="5113"/>
+            <w:tcW w:type="dxa" w:w="5092"/>
             <w:tcBorders>
               <w:top w:val="single" w:color="C9D3DF" w:sz="4"/>
               <w:left w:val="single" w:color="C9D3DF" w:sz="4"/>
@@ -13382,7 +13382,7 @@
         </w:tc>
         <w:tc>
           <w:tcPr>
-            <w:tcW w:type="dxa" w:w="3831"/>
+            <w:tcW w:type="dxa" w:w="3852"/>
             <w:tcBorders>
               <w:top w:val="single" w:color="C9D3DF" w:sz="4"/>
               <w:left w:val="single" w:color="C9D3DF" w:sz="4"/>
@@ -13412,7 +13412,7 @@
         </w:tc>
         <w:tc>
           <w:tcPr>
-            <w:tcW w:type="dxa" w:w="5113"/>
+            <w:tcW w:type="dxa" w:w="5092"/>
             <w:tcBorders>
               <w:top w:val="single" w:color="C9D3DF" w:sz="4"/>
               <w:left w:val="single" w:color="C9D3DF" w:sz="4"/>
@@ -13478,7 +13478,7 @@
         </w:tc>
         <w:tc>
           <w:tcPr>
-            <w:tcW w:type="dxa" w:w="3831"/>
+            <w:tcW w:type="dxa" w:w="3852"/>
             <w:tcBorders>
               <w:top w:val="single" w:color="C9D3DF" w:sz="4"/>
               <w:left w:val="single" w:color="C9D3DF" w:sz="4"/>
@@ -13508,7 +13508,7 @@
         </w:tc>
         <w:tc>
           <w:tcPr>
-            <w:tcW w:type="dxa" w:w="5113"/>
+            <w:tcW w:type="dxa" w:w="5092"/>
             <w:tcBorders>
               <w:top w:val="single" w:color="C9D3DF" w:sz="4"/>
               <w:left w:val="single" w:color="C9D3DF" w:sz="4"/>
@@ -13574,7 +13574,7 @@
         </w:tc>
         <w:tc>
           <w:tcPr>
-            <w:tcW w:type="dxa" w:w="3831"/>
+            <w:tcW w:type="dxa" w:w="3852"/>
             <w:tcBorders>
               <w:top w:val="single" w:color="C9D3DF" w:sz="4"/>
               <w:left w:val="single" w:color="C9D3DF" w:sz="4"/>
@@ -13604,7 +13604,7 @@
         </w:tc>
         <w:tc>
           <w:tcPr>
-            <w:tcW w:type="dxa" w:w="5113"/>
+            <w:tcW w:type="dxa" w:w="5092"/>
             <w:tcBorders>
               <w:top w:val="single" w:color="C9D3DF" w:sz="4"/>
               <w:left w:val="single" w:color="C9D3DF" w:sz="4"/>
@@ -13670,7 +13670,7 @@
         </w:tc>
         <w:tc>
           <w:tcPr>
-            <w:tcW w:type="dxa" w:w="3831"/>
+            <w:tcW w:type="dxa" w:w="3852"/>
             <w:tcBorders>
               <w:top w:val="single" w:color="C9D3DF" w:sz="4"/>
               <w:left w:val="single" w:color="C9D3DF" w:sz="4"/>
@@ -13700,7 +13700,7 @@
         </w:tc>
         <w:tc>
           <w:tcPr>
-            <w:tcW w:type="dxa" w:w="5113"/>
+            <w:tcW w:type="dxa" w:w="5092"/>
             <w:tcBorders>
               <w:top w:val="single" w:color="C9D3DF" w:sz="4"/>
               <w:left w:val="single" w:color="C9D3DF" w:sz="4"/>
@@ -13766,7 +13766,7 @@
         </w:tc>
         <w:tc>
           <w:tcPr>
-            <w:tcW w:type="dxa" w:w="3831"/>
+            <w:tcW w:type="dxa" w:w="3852"/>
             <w:tcBorders>
               <w:top w:val="single" w:color="C9D3DF" w:sz="4"/>
               <w:left w:val="single" w:color="C9D3DF" w:sz="4"/>
@@ -13796,7 +13796,7 @@
         </w:tc>
         <w:tc>
           <w:tcPr>
-            <w:tcW w:type="dxa" w:w="5113"/>
+            <w:tcW w:type="dxa" w:w="5092"/>
             <w:tcBorders>
               <w:top w:val="single" w:color="C9D3DF" w:sz="4"/>
               <w:left w:val="single" w:color="C9D3DF" w:sz="4"/>
@@ -13862,7 +13862,7 @@
         </w:tc>
         <w:tc>
           <w:tcPr>
-            <w:tcW w:type="dxa" w:w="3831"/>
+            <w:tcW w:type="dxa" w:w="3852"/>
             <w:tcBorders>
               <w:top w:val="single" w:color="C9D3DF" w:sz="4"/>
               <w:left w:val="single" w:color="C9D3DF" w:sz="4"/>
@@ -13892,7 +13892,7 @@
         </w:tc>
         <w:tc>
           <w:tcPr>
-            <w:tcW w:type="dxa" w:w="5113"/>
+            <w:tcW w:type="dxa" w:w="5092"/>
             <w:tcBorders>
               <w:top w:val="single" w:color="C9D3DF" w:sz="4"/>
               <w:left w:val="single" w:color="C9D3DF" w:sz="4"/>
@@ -13958,7 +13958,7 @@
         </w:tc>
         <w:tc>
           <w:tcPr>
-            <w:tcW w:type="dxa" w:w="3831"/>
+            <w:tcW w:type="dxa" w:w="3852"/>
             <w:tcBorders>
               <w:top w:val="single" w:color="C9D3DF" w:sz="4"/>
               <w:left w:val="single" w:color="C9D3DF" w:sz="4"/>
@@ -13988,7 +13988,7 @@
         </w:tc>
         <w:tc>
           <w:tcPr>
-            <w:tcW w:type="dxa" w:w="5113"/>
+            <w:tcW w:type="dxa" w:w="5092"/>
             <w:tcBorders>
               <w:top w:val="single" w:color="C9D3DF" w:sz="4"/>
               <w:left w:val="single" w:color="C9D3DF" w:sz="4"/>
@@ -14054,7 +14054,7 @@
         </w:tc>
         <w:tc>
           <w:tcPr>
-            <w:tcW w:type="dxa" w:w="3831"/>
+            <w:tcW w:type="dxa" w:w="3852"/>
             <w:tcBorders>
               <w:top w:val="single" w:color="C9D3DF" w:sz="4"/>
               <w:left w:val="single" w:color="C9D3DF" w:sz="4"/>
@@ -14084,31 +14084,31 @@
         </w:tc>
         <w:tc>
           <w:tcPr>
-            <w:tcW w:type="dxa" w:w="5113"/>
-            <w:tcBorders>
-              <w:top w:val="single" w:color="C9D3DF" w:sz="4"/>
-              <w:left w:val="single" w:color="C9D3DF" w:sz="4"/>
-              <w:bottom w:val="single" w:color="C9D3DF" w:sz="4"/>
-              <w:right w:val="single" w:color="C9D3DF" w:sz="4"/>
-            </w:tcBorders>
-            <w:tcMar>
-              <w:top w:type="dxa" w:w="50"/>
-              <w:left w:type="dxa" w:w="80"/>
-              <w:bottom w:type="dxa" w:w="50"/>
-              <w:right w:type="dxa" w:w="80"/>
-            </w:tcMar>
-          </w:tcPr>
-          <w:p>
-            <w:pPr>
-              <w:jc w:val="left"/>
-            </w:pPr>
-            <w:r>
-              <w:rPr>
-                <w:rFonts w:ascii="Malgun Gothic" w:cs="Malgun Gothic" w:eastAsia="Malgun Gothic" w:hAnsi="Malgun Gothic"/>
-                <w:sz w:val="17"/>
-                <w:szCs w:val="17"/>
-              </w:rPr>
-              <w:t xml:space="preserve">뜻을 짐작하지 않고 “별도 확인 필요” (뜻을 짐작하지 않음)</w:t>
+            <w:tcW w:type="dxa" w:w="5092"/>
+            <w:tcBorders>
+              <w:top w:val="single" w:color="C9D3DF" w:sz="4"/>
+              <w:left w:val="single" w:color="C9D3DF" w:sz="4"/>
+              <w:bottom w:val="single" w:color="C9D3DF" w:sz="4"/>
+              <w:right w:val="single" w:color="C9D3DF" w:sz="4"/>
+            </w:tcBorders>
+            <w:tcMar>
+              <w:top w:type="dxa" w:w="50"/>
+              <w:left w:type="dxa" w:w="80"/>
+              <w:bottom w:type="dxa" w:w="50"/>
+              <w:right w:type="dxa" w:w="80"/>
+            </w:tcMar>
+          </w:tcPr>
+          <w:p>
+            <w:pPr>
+              <w:jc w:val="left"/>
+            </w:pPr>
+            <w:r>
+              <w:rPr>
+                <w:rFonts w:ascii="Malgun Gothic" w:cs="Malgun Gothic" w:eastAsia="Malgun Gothic" w:hAnsi="Malgun Gothic"/>
+                <w:sz w:val="17"/>
+                <w:szCs w:val="17"/>
+              </w:rPr>
+              <w:t xml:space="preserve">뜻을 짐작하지 않고 “별도 확인 필요”</w:t>
             </w:r>
           </w:p>
         </w:tc>
@@ -14150,7 +14150,7 @@
         </w:tc>
         <w:tc>
           <w:tcPr>
-            <w:tcW w:type="dxa" w:w="3831"/>
+            <w:tcW w:type="dxa" w:w="3852"/>
             <w:tcBorders>
               <w:top w:val="single" w:color="C9D3DF" w:sz="4"/>
               <w:left w:val="single" w:color="C9D3DF" w:sz="4"/>
@@ -14180,7 +14180,7 @@
         </w:tc>
         <w:tc>
           <w:tcPr>
-            <w:tcW w:type="dxa" w:w="5113"/>
+            <w:tcW w:type="dxa" w:w="5092"/>
             <w:tcBorders>
               <w:top w:val="single" w:color="C9D3DF" w:sz="4"/>
               <w:left w:val="single" w:color="C9D3DF" w:sz="4"/>
@@ -14246,7 +14246,7 @@
         </w:tc>
         <w:tc>
           <w:tcPr>
-            <w:tcW w:type="dxa" w:w="3831"/>
+            <w:tcW w:type="dxa" w:w="3852"/>
             <w:tcBorders>
               <w:top w:val="single" w:color="C9D3DF" w:sz="4"/>
               <w:left w:val="single" w:color="C9D3DF" w:sz="4"/>
@@ -14276,7 +14276,7 @@
         </w:tc>
         <w:tc>
           <w:tcPr>
-            <w:tcW w:type="dxa" w:w="5113"/>
+            <w:tcW w:type="dxa" w:w="5092"/>
             <w:tcBorders>
               <w:top w:val="single" w:color="C9D3DF" w:sz="4"/>
               <w:left w:val="single" w:color="C9D3DF" w:sz="4"/>

--- a/docs/planning/오이소창원_기획안_최종본_20261004.docx
+++ b/docs/planning/오이소창원_기획안_최종본_20261004.docx
@@ -801,7 +801,7 @@
             <w:pPr>
               <w:jc w:val="left"/>
             </w:pPr>
-            <w:hyperlink w:history="1" r:id="rIdz0n-by2eceo_xhzpfdmo1">
+            <w:hyperlink w:history="1" r:id="rIdue3aby6yjszdimgp0gczp">
               <w:r>
                 <w:rPr>
                   <w:rStyle w:val="Hyperlink"/>
@@ -870,7 +870,7 @@
             <w:pPr>
               <w:jc w:val="left"/>
             </w:pPr>
-            <w:hyperlink w:history="1" r:id="rIdzvju0skypcpuoriepcgo3">
+            <w:hyperlink w:history="1" r:id="rIdwdhysiox0_mwc5iglaijm">
               <w:r>
                 <w:rPr>
                   <w:rStyle w:val="Hyperlink"/>
@@ -1356,7 +1356,7 @@
           <w:sz w:val="19"/>
           <w:szCs w:val="19"/>
         </w:rPr>
-        <w:t xml:space="preserve">창원은 경남의 중심 도시이지만 2025년 경남 시군 중 순유출이 가장 많았습니다. 특례시 기준(100만 명)을 간신히 넘고, 해마다 5만 명 넘는 청년이 들어오지만 더 많이 떠납니다.</w:t>
+        <w:t xml:space="preserve">창원은 경남의 중심 도시이지만 2025년 경남 시군 중 순유출이 가장 많았습니다. 특례시 기준(100만 명)을 간신히 넘고, 청년(19~39세) 인구는 2023년 말 24만 1천여 명에서 2026년 8월 22만 1천여 명으로 줄었습니다.</w:t>
       </w:r>
     </w:p>
     <w:tbl>
@@ -1372,9 +1372,9 @@
         </w:tblBorders>
       </w:tblPr>
       <w:tblGrid>
-        <w:gridCol w:w="3038"/>
-        <w:gridCol w:w="3742"/>
-        <w:gridCol w:w="3424"/>
+        <w:gridCol w:w="2914"/>
+        <w:gridCol w:w="3563"/>
+        <w:gridCol w:w="3727"/>
       </w:tblGrid>
       <w:tr>
         <w:trPr>
@@ -1383,7 +1383,7 @@
         </w:trPr>
         <w:tc>
           <w:tcPr>
-            <w:tcW w:type="dxa" w:w="3038"/>
+            <w:tcW w:type="dxa" w:w="2914"/>
             <w:tcBorders>
               <w:top w:val="single" w:color="C9D3DF" w:sz="4"/>
               <w:left w:val="single" w:color="C9D3DF" w:sz="4"/>
@@ -1417,7 +1417,7 @@
         </w:tc>
         <w:tc>
           <w:tcPr>
-            <w:tcW w:type="dxa" w:w="3742"/>
+            <w:tcW w:type="dxa" w:w="3563"/>
             <w:tcBorders>
               <w:top w:val="single" w:color="C9D3DF" w:sz="4"/>
               <w:left w:val="single" w:color="C9D3DF" w:sz="4"/>
@@ -1451,7 +1451,7 @@
         </w:tc>
         <w:tc>
           <w:tcPr>
-            <w:tcW w:type="dxa" w:w="3424"/>
+            <w:tcW w:type="dxa" w:w="3727"/>
             <w:tcBorders>
               <w:top w:val="single" w:color="C9D3DF" w:sz="4"/>
               <w:left w:val="single" w:color="C9D3DF" w:sz="4"/>
@@ -1491,7 +1491,7 @@
         </w:trPr>
         <w:tc>
           <w:tcPr>
-            <w:tcW w:type="dxa" w:w="3038"/>
+            <w:tcW w:type="dxa" w:w="2914"/>
             <w:tcBorders>
               <w:top w:val="single" w:color="C9D3DF" w:sz="4"/>
               <w:left w:val="single" w:color="C9D3DF" w:sz="4"/>
@@ -1521,7 +1521,7 @@
         </w:tc>
         <w:tc>
           <w:tcPr>
-            <w:tcW w:type="dxa" w:w="3742"/>
+            <w:tcW w:type="dxa" w:w="3563"/>
             <w:tcBorders>
               <w:top w:val="single" w:color="C9D3DF" w:sz="4"/>
               <w:left w:val="single" w:color="C9D3DF" w:sz="4"/>
@@ -1551,31 +1551,31 @@
         </w:tc>
         <w:tc>
           <w:tcPr>
-            <w:tcW w:type="dxa" w:w="3424"/>
-            <w:tcBorders>
-              <w:top w:val="single" w:color="C9D3DF" w:sz="4"/>
-              <w:left w:val="single" w:color="C9D3DF" w:sz="4"/>
-              <w:bottom w:val="single" w:color="C9D3DF" w:sz="4"/>
-              <w:right w:val="single" w:color="C9D3DF" w:sz="4"/>
-            </w:tcBorders>
-            <w:tcMar>
-              <w:top w:type="dxa" w:w="50"/>
-              <w:left w:type="dxa" w:w="80"/>
-              <w:bottom w:type="dxa" w:w="50"/>
-              <w:right w:type="dxa" w:w="80"/>
-            </w:tcMar>
-          </w:tcPr>
-          <w:p>
-            <w:pPr>
-              <w:jc w:val="left"/>
-            </w:pPr>
-            <w:r>
-              <w:rPr>
-                <w:rFonts w:ascii="Malgun Gothic" w:cs="Malgun Gothic" w:eastAsia="Malgun Gothic" w:hAnsi="Malgun Gothic"/>
-                <w:sz w:val="17"/>
-                <w:szCs w:val="17"/>
-              </w:rPr>
-              <w:t xml:space="preserve">창원시 인구정책 브리핑 2026.9월호</w:t>
+            <w:tcW w:type="dxa" w:w="3727"/>
+            <w:tcBorders>
+              <w:top w:val="single" w:color="C9D3DF" w:sz="4"/>
+              <w:left w:val="single" w:color="C9D3DF" w:sz="4"/>
+              <w:bottom w:val="single" w:color="C9D3DF" w:sz="4"/>
+              <w:right w:val="single" w:color="C9D3DF" w:sz="4"/>
+            </w:tcBorders>
+            <w:tcMar>
+              <w:top w:type="dxa" w:w="50"/>
+              <w:left w:type="dxa" w:w="80"/>
+              <w:bottom w:type="dxa" w:w="50"/>
+              <w:right w:type="dxa" w:w="80"/>
+            </w:tcMar>
+          </w:tcPr>
+          <w:p>
+            <w:pPr>
+              <w:jc w:val="left"/>
+            </w:pPr>
+            <w:r>
+              <w:rPr>
+                <w:rFonts w:ascii="Malgun Gothic" w:cs="Malgun Gothic" w:eastAsia="Malgun Gothic" w:hAnsi="Malgun Gothic"/>
+                <w:sz w:val="17"/>
+                <w:szCs w:val="17"/>
+              </w:rPr>
+              <w:t xml:space="preserve">창원시 데이터 포털 「2026년 8월말 인구 현황」</w:t>
             </w:r>
           </w:p>
         </w:tc>
@@ -1587,7 +1587,7 @@
         </w:trPr>
         <w:tc>
           <w:tcPr>
-            <w:tcW w:type="dxa" w:w="3038"/>
+            <w:tcW w:type="dxa" w:w="2914"/>
             <w:tcBorders>
               <w:top w:val="single" w:color="C9D3DF" w:sz="4"/>
               <w:left w:val="single" w:color="C9D3DF" w:sz="4"/>
@@ -1617,61 +1617,61 @@
         </w:tc>
         <w:tc>
           <w:tcPr>
-            <w:tcW w:type="dxa" w:w="3742"/>
-            <w:tcBorders>
-              <w:top w:val="single" w:color="C9D3DF" w:sz="4"/>
-              <w:left w:val="single" w:color="C9D3DF" w:sz="4"/>
-              <w:bottom w:val="single" w:color="C9D3DF" w:sz="4"/>
-              <w:right w:val="single" w:color="C9D3DF" w:sz="4"/>
-            </w:tcBorders>
-            <w:tcMar>
-              <w:top w:type="dxa" w:w="50"/>
-              <w:left w:type="dxa" w:w="80"/>
-              <w:bottom w:type="dxa" w:w="50"/>
-              <w:right w:type="dxa" w:w="80"/>
-            </w:tcMar>
-          </w:tcPr>
-          <w:p>
-            <w:pPr>
-              <w:jc w:val="left"/>
-            </w:pPr>
-            <w:r>
-              <w:rPr>
-                <w:rFonts w:ascii="Malgun Gothic" w:cs="Malgun Gothic" w:eastAsia="Malgun Gothic" w:hAnsi="Malgun Gothic"/>
-                <w:sz w:val="17"/>
-                <w:szCs w:val="17"/>
-              </w:rPr>
-              <w:t xml:space="preserve">221,641명 (22.5%)</w:t>
-            </w:r>
-          </w:p>
-        </w:tc>
-        <w:tc>
-          <w:tcPr>
-            <w:tcW w:type="dxa" w:w="3424"/>
-            <w:tcBorders>
-              <w:top w:val="single" w:color="C9D3DF" w:sz="4"/>
-              <w:left w:val="single" w:color="C9D3DF" w:sz="4"/>
-              <w:bottom w:val="single" w:color="C9D3DF" w:sz="4"/>
-              <w:right w:val="single" w:color="C9D3DF" w:sz="4"/>
-            </w:tcBorders>
-            <w:tcMar>
-              <w:top w:type="dxa" w:w="50"/>
-              <w:left w:type="dxa" w:w="80"/>
-              <w:bottom w:type="dxa" w:w="50"/>
-              <w:right w:type="dxa" w:w="80"/>
-            </w:tcMar>
-          </w:tcPr>
-          <w:p>
-            <w:pPr>
-              <w:jc w:val="left"/>
-            </w:pPr>
-            <w:r>
-              <w:rPr>
-                <w:rFonts w:ascii="Malgun Gothic" w:cs="Malgun Gothic" w:eastAsia="Malgun Gothic" w:hAnsi="Malgun Gothic"/>
-                <w:sz w:val="17"/>
-                <w:szCs w:val="17"/>
-              </w:rPr>
-              <w:t xml:space="preserve">같음</w:t>
+            <w:tcW w:type="dxa" w:w="3563"/>
+            <w:tcBorders>
+              <w:top w:val="single" w:color="C9D3DF" w:sz="4"/>
+              <w:left w:val="single" w:color="C9D3DF" w:sz="4"/>
+              <w:bottom w:val="single" w:color="C9D3DF" w:sz="4"/>
+              <w:right w:val="single" w:color="C9D3DF" w:sz="4"/>
+            </w:tcBorders>
+            <w:tcMar>
+              <w:top w:type="dxa" w:w="50"/>
+              <w:left w:type="dxa" w:w="80"/>
+              <w:bottom w:type="dxa" w:w="50"/>
+              <w:right w:type="dxa" w:w="80"/>
+            </w:tcMar>
+          </w:tcPr>
+          <w:p>
+            <w:pPr>
+              <w:jc w:val="left"/>
+            </w:pPr>
+            <w:r>
+              <w:rPr>
+                <w:rFonts w:ascii="Malgun Gothic" w:cs="Malgun Gothic" w:eastAsia="Malgun Gothic" w:hAnsi="Malgun Gothic"/>
+                <w:sz w:val="17"/>
+                <w:szCs w:val="17"/>
+              </w:rPr>
+              <w:t xml:space="preserve">221,641명 (22.5%, 2026.8)</w:t>
+            </w:r>
+          </w:p>
+        </w:tc>
+        <w:tc>
+          <w:tcPr>
+            <w:tcW w:type="dxa" w:w="3727"/>
+            <w:tcBorders>
+              <w:top w:val="single" w:color="C9D3DF" w:sz="4"/>
+              <w:left w:val="single" w:color="C9D3DF" w:sz="4"/>
+              <w:bottom w:val="single" w:color="C9D3DF" w:sz="4"/>
+              <w:right w:val="single" w:color="C9D3DF" w:sz="4"/>
+            </w:tcBorders>
+            <w:tcMar>
+              <w:top w:type="dxa" w:w="50"/>
+              <w:left w:type="dxa" w:w="80"/>
+              <w:bottom w:type="dxa" w:w="50"/>
+              <w:right w:type="dxa" w:w="80"/>
+            </w:tcMar>
+          </w:tcPr>
+          <w:p>
+            <w:pPr>
+              <w:jc w:val="left"/>
+            </w:pPr>
+            <w:r>
+              <w:rPr>
+                <w:rFonts w:ascii="Malgun Gothic" w:cs="Malgun Gothic" w:eastAsia="Malgun Gothic" w:hAnsi="Malgun Gothic"/>
+                <w:sz w:val="17"/>
+                <w:szCs w:val="17"/>
+              </w:rPr>
+              <w:t xml:space="preserve">창원시 인구정책 브리핑 2026.9월호</w:t>
             </w:r>
           </w:p>
         </w:tc>
@@ -1683,7 +1683,7 @@
         </w:trPr>
         <w:tc>
           <w:tcPr>
-            <w:tcW w:type="dxa" w:w="3038"/>
+            <w:tcW w:type="dxa" w:w="2914"/>
             <w:tcBorders>
               <w:top w:val="single" w:color="C9D3DF" w:sz="4"/>
               <w:left w:val="single" w:color="C9D3DF" w:sz="4"/>
@@ -1713,7 +1713,7 @@
         </w:tc>
         <w:tc>
           <w:tcPr>
-            <w:tcW w:type="dxa" w:w="3742"/>
+            <w:tcW w:type="dxa" w:w="3563"/>
             <w:tcBorders>
               <w:top w:val="single" w:color="C9D3DF" w:sz="4"/>
               <w:left w:val="single" w:color="C9D3DF" w:sz="4"/>
@@ -1743,31 +1743,31 @@
         </w:tc>
         <w:tc>
           <w:tcPr>
-            <w:tcW w:type="dxa" w:w="3424"/>
-            <w:tcBorders>
-              <w:top w:val="single" w:color="C9D3DF" w:sz="4"/>
-              <w:left w:val="single" w:color="C9D3DF" w:sz="4"/>
-              <w:bottom w:val="single" w:color="C9D3DF" w:sz="4"/>
-              <w:right w:val="single" w:color="C9D3DF" w:sz="4"/>
-            </w:tcBorders>
-            <w:tcMar>
-              <w:top w:type="dxa" w:w="50"/>
-              <w:left w:type="dxa" w:w="80"/>
-              <w:bottom w:type="dxa" w:w="50"/>
-              <w:right w:type="dxa" w:w="80"/>
-            </w:tcMar>
-          </w:tcPr>
-          <w:p>
-            <w:pPr>
-              <w:jc w:val="left"/>
-            </w:pPr>
-            <w:r>
-              <w:rPr>
-                <w:rFonts w:ascii="Malgun Gothic" w:cs="Malgun Gothic" w:eastAsia="Malgun Gothic" w:hAnsi="Malgun Gothic"/>
-                <w:sz w:val="17"/>
-                <w:szCs w:val="17"/>
-              </w:rPr>
-              <w:t xml:space="preserve">같음</w:t>
+            <w:tcW w:type="dxa" w:w="3727"/>
+            <w:tcBorders>
+              <w:top w:val="single" w:color="C9D3DF" w:sz="4"/>
+              <w:left w:val="single" w:color="C9D3DF" w:sz="4"/>
+              <w:bottom w:val="single" w:color="C9D3DF" w:sz="4"/>
+              <w:right w:val="single" w:color="C9D3DF" w:sz="4"/>
+            </w:tcBorders>
+            <w:tcMar>
+              <w:top w:type="dxa" w:w="50"/>
+              <w:left w:type="dxa" w:w="80"/>
+              <w:bottom w:type="dxa" w:w="50"/>
+              <w:right w:type="dxa" w:w="80"/>
+            </w:tcMar>
+          </w:tcPr>
+          <w:p>
+            <w:pPr>
+              <w:jc w:val="left"/>
+            </w:pPr>
+            <w:r>
+              <w:rPr>
+                <w:rFonts w:ascii="Malgun Gothic" w:cs="Malgun Gothic" w:eastAsia="Malgun Gothic" w:hAnsi="Malgun Gothic"/>
+                <w:sz w:val="17"/>
+                <w:szCs w:val="17"/>
+              </w:rPr>
+              <w:t xml:space="preserve">창원시 인구정책 브리핑 2026.9월호</w:t>
             </w:r>
           </w:p>
         </w:tc>
@@ -1779,7 +1779,7 @@
         </w:trPr>
         <w:tc>
           <w:tcPr>
-            <w:tcW w:type="dxa" w:w="3038"/>
+            <w:tcW w:type="dxa" w:w="2914"/>
             <w:tcBorders>
               <w:top w:val="single" w:color="C9D3DF" w:sz="4"/>
               <w:left w:val="single" w:color="C9D3DF" w:sz="4"/>
@@ -1809,7 +1809,7 @@
         </w:tc>
         <w:tc>
           <w:tcPr>
-            <w:tcW w:type="dxa" w:w="3742"/>
+            <w:tcW w:type="dxa" w:w="3563"/>
             <w:tcBorders>
               <w:top w:val="single" w:color="C9D3DF" w:sz="4"/>
               <w:left w:val="single" w:color="C9D3DF" w:sz="4"/>
@@ -1839,7 +1839,7 @@
         </w:tc>
         <w:tc>
           <w:tcPr>
-            <w:tcW w:type="dxa" w:w="3424"/>
+            <w:tcW w:type="dxa" w:w="3727"/>
             <w:tcBorders>
               <w:top w:val="single" w:color="C9D3DF" w:sz="4"/>
               <w:left w:val="single" w:color="C9D3DF" w:sz="4"/>
@@ -1875,91 +1875,91 @@
         </w:trPr>
         <w:tc>
           <w:tcPr>
-            <w:tcW w:type="dxa" w:w="3038"/>
-            <w:tcBorders>
-              <w:top w:val="single" w:color="C9D3DF" w:sz="4"/>
-              <w:left w:val="single" w:color="C9D3DF" w:sz="4"/>
-              <w:bottom w:val="single" w:color="C9D3DF" w:sz="4"/>
-              <w:right w:val="single" w:color="C9D3DF" w:sz="4"/>
-            </w:tcBorders>
-            <w:tcMar>
-              <w:top w:type="dxa" w:w="50"/>
-              <w:left w:type="dxa" w:w="80"/>
-              <w:bottom w:type="dxa" w:w="50"/>
-              <w:right w:type="dxa" w:w="80"/>
-            </w:tcMar>
-          </w:tcPr>
-          <w:p>
-            <w:pPr>
-              <w:jc w:val="left"/>
-            </w:pPr>
-            <w:r>
-              <w:rPr>
-                <w:rFonts w:ascii="Malgun Gothic" w:cs="Malgun Gothic" w:eastAsia="Malgun Gothic" w:hAnsi="Malgun Gothic"/>
-                <w:sz w:val="17"/>
-                <w:szCs w:val="17"/>
-              </w:rPr>
-              <w:t xml:space="preserve">청년 전입 / 전출</w:t>
-            </w:r>
-          </w:p>
-        </w:tc>
-        <w:tc>
-          <w:tcPr>
-            <w:tcW w:type="dxa" w:w="3742"/>
-            <w:tcBorders>
-              <w:top w:val="single" w:color="C9D3DF" w:sz="4"/>
-              <w:left w:val="single" w:color="C9D3DF" w:sz="4"/>
-              <w:bottom w:val="single" w:color="C9D3DF" w:sz="4"/>
-              <w:right w:val="single" w:color="C9D3DF" w:sz="4"/>
-            </w:tcBorders>
-            <w:tcMar>
-              <w:top w:type="dxa" w:w="50"/>
-              <w:left w:type="dxa" w:w="80"/>
-              <w:bottom w:type="dxa" w:w="50"/>
-              <w:right w:type="dxa" w:w="80"/>
-            </w:tcMar>
-          </w:tcPr>
-          <w:p>
-            <w:pPr>
-              <w:jc w:val="left"/>
-            </w:pPr>
-            <w:r>
-              <w:rPr>
-                <w:rFonts w:ascii="Malgun Gothic" w:cs="Malgun Gothic" w:eastAsia="Malgun Gothic" w:hAnsi="Malgun Gothic"/>
-                <w:sz w:val="17"/>
-                <w:szCs w:val="17"/>
-              </w:rPr>
-              <w:t xml:space="preserve">53,583명 / 59,351명 (2023)</w:t>
-            </w:r>
-          </w:p>
-        </w:tc>
-        <w:tc>
-          <w:tcPr>
-            <w:tcW w:type="dxa" w:w="3424"/>
-            <w:tcBorders>
-              <w:top w:val="single" w:color="C9D3DF" w:sz="4"/>
-              <w:left w:val="single" w:color="C9D3DF" w:sz="4"/>
-              <w:bottom w:val="single" w:color="C9D3DF" w:sz="4"/>
-              <w:right w:val="single" w:color="C9D3DF" w:sz="4"/>
-            </w:tcBorders>
-            <w:tcMar>
-              <w:top w:type="dxa" w:w="50"/>
-              <w:left w:type="dxa" w:w="80"/>
-              <w:bottom w:type="dxa" w:w="50"/>
-              <w:right w:type="dxa" w:w="80"/>
-            </w:tcMar>
-          </w:tcPr>
-          <w:p>
-            <w:pPr>
-              <w:jc w:val="left"/>
-            </w:pPr>
-            <w:r>
-              <w:rPr>
-                <w:rFonts w:ascii="Malgun Gothic" w:cs="Malgun Gothic" w:eastAsia="Malgun Gothic" w:hAnsi="Malgun Gothic"/>
-                <w:sz w:val="17"/>
-                <w:szCs w:val="17"/>
-              </w:rPr>
-              <w:t xml:space="preserve">창원특례시의회 정책제언(2025)</w:t>
+            <w:tcW w:type="dxa" w:w="2914"/>
+            <w:tcBorders>
+              <w:top w:val="single" w:color="C9D3DF" w:sz="4"/>
+              <w:left w:val="single" w:color="C9D3DF" w:sz="4"/>
+              <w:bottom w:val="single" w:color="C9D3DF" w:sz="4"/>
+              <w:right w:val="single" w:color="C9D3DF" w:sz="4"/>
+            </w:tcBorders>
+            <w:tcMar>
+              <w:top w:type="dxa" w:w="50"/>
+              <w:left w:type="dxa" w:w="80"/>
+              <w:bottom w:type="dxa" w:w="50"/>
+              <w:right w:type="dxa" w:w="80"/>
+            </w:tcMar>
+          </w:tcPr>
+          <w:p>
+            <w:pPr>
+              <w:jc w:val="left"/>
+            </w:pPr>
+            <w:r>
+              <w:rPr>
+                <w:rFonts w:ascii="Malgun Gothic" w:cs="Malgun Gothic" w:eastAsia="Malgun Gothic" w:hAnsi="Malgun Gothic"/>
+                <w:sz w:val="17"/>
+                <w:szCs w:val="17"/>
+              </w:rPr>
+              <w:t xml:space="preserve">청년(19~39세) 인구</w:t>
+            </w:r>
+          </w:p>
+        </w:tc>
+        <w:tc>
+          <w:tcPr>
+            <w:tcW w:type="dxa" w:w="3563"/>
+            <w:tcBorders>
+              <w:top w:val="single" w:color="C9D3DF" w:sz="4"/>
+              <w:left w:val="single" w:color="C9D3DF" w:sz="4"/>
+              <w:bottom w:val="single" w:color="C9D3DF" w:sz="4"/>
+              <w:right w:val="single" w:color="C9D3DF" w:sz="4"/>
+            </w:tcBorders>
+            <w:tcMar>
+              <w:top w:type="dxa" w:w="50"/>
+              <w:left w:type="dxa" w:w="80"/>
+              <w:bottom w:type="dxa" w:w="50"/>
+              <w:right w:type="dxa" w:w="80"/>
+            </w:tcMar>
+          </w:tcPr>
+          <w:p>
+            <w:pPr>
+              <w:jc w:val="left"/>
+            </w:pPr>
+            <w:r>
+              <w:rPr>
+                <w:rFonts w:ascii="Malgun Gothic" w:cs="Malgun Gothic" w:eastAsia="Malgun Gothic" w:hAnsi="Malgun Gothic"/>
+                <w:sz w:val="17"/>
+                <w:szCs w:val="17"/>
+              </w:rPr>
+              <w:t xml:space="preserve">241,329명 (2023.12)</w:t>
+            </w:r>
+          </w:p>
+        </w:tc>
+        <w:tc>
+          <w:tcPr>
+            <w:tcW w:type="dxa" w:w="3727"/>
+            <w:tcBorders>
+              <w:top w:val="single" w:color="C9D3DF" w:sz="4"/>
+              <w:left w:val="single" w:color="C9D3DF" w:sz="4"/>
+              <w:bottom w:val="single" w:color="C9D3DF" w:sz="4"/>
+              <w:right w:val="single" w:color="C9D3DF" w:sz="4"/>
+            </w:tcBorders>
+            <w:tcMar>
+              <w:top w:type="dxa" w:w="50"/>
+              <w:left w:type="dxa" w:w="80"/>
+              <w:bottom w:type="dxa" w:w="50"/>
+              <w:right w:type="dxa" w:w="80"/>
+            </w:tcMar>
+          </w:tcPr>
+          <w:p>
+            <w:pPr>
+              <w:jc w:val="left"/>
+            </w:pPr>
+            <w:r>
+              <w:rPr>
+                <w:rFonts w:ascii="Malgun Gothic" w:cs="Malgun Gothic" w:eastAsia="Malgun Gothic" w:hAnsi="Malgun Gothic"/>
+                <w:sz w:val="17"/>
+                <w:szCs w:val="17"/>
+              </w:rPr>
+              <w:t xml:space="preserve">창원시 데이터 포털 연령별 인구현황(2023.12)</w:t>
             </w:r>
           </w:p>
         </w:tc>
@@ -1971,7 +1971,7 @@
         </w:trPr>
         <w:tc>
           <w:tcPr>
-            <w:tcW w:type="dxa" w:w="3038"/>
+            <w:tcW w:type="dxa" w:w="2914"/>
             <w:tcBorders>
               <w:top w:val="single" w:color="C9D3DF" w:sz="4"/>
               <w:left w:val="single" w:color="C9D3DF" w:sz="4"/>
@@ -2001,7 +2001,7 @@
         </w:tc>
         <w:tc>
           <w:tcPr>
-            <w:tcW w:type="dxa" w:w="3742"/>
+            <w:tcW w:type="dxa" w:w="3563"/>
             <w:tcBorders>
               <w:top w:val="single" w:color="C9D3DF" w:sz="4"/>
               <w:left w:val="single" w:color="C9D3DF" w:sz="4"/>
@@ -2031,7 +2031,7 @@
         </w:tc>
         <w:tc>
           <w:tcPr>
-            <w:tcW w:type="dxa" w:w="3424"/>
+            <w:tcW w:type="dxa" w:w="3727"/>
             <w:tcBorders>
               <w:top w:val="single" w:color="C9D3DF" w:sz="4"/>
               <w:left w:val="single" w:color="C9D3DF" w:sz="4"/>
@@ -2067,7 +2067,7 @@
         </w:trPr>
         <w:tc>
           <w:tcPr>
-            <w:tcW w:type="dxa" w:w="3038"/>
+            <w:tcW w:type="dxa" w:w="2914"/>
             <w:tcBorders>
               <w:top w:val="single" w:color="C9D3DF" w:sz="4"/>
               <w:left w:val="single" w:color="C9D3DF" w:sz="4"/>
@@ -2097,7 +2097,7 @@
         </w:tc>
         <w:tc>
           <w:tcPr>
-            <w:tcW w:type="dxa" w:w="3742"/>
+            <w:tcW w:type="dxa" w:w="3563"/>
             <w:tcBorders>
               <w:top w:val="single" w:color="C9D3DF" w:sz="4"/>
               <w:left w:val="single" w:color="C9D3DF" w:sz="4"/>
@@ -2127,7 +2127,7 @@
         </w:tc>
         <w:tc>
           <w:tcPr>
-            <w:tcW w:type="dxa" w:w="3424"/>
+            <w:tcW w:type="dxa" w:w="3727"/>
             <w:tcBorders>
               <w:top w:val="single" w:color="C9D3DF" w:sz="4"/>
               <w:left w:val="single" w:color="C9D3DF" w:sz="4"/>
@@ -24575,8 +24575,19 @@
           <w:sz w:val="19"/>
           <w:szCs w:val="19"/>
         </w:rPr>
-        <w:t xml:space="preserve">창원특례시의회, 창원시 새내기 지원금과 RISE 사업 정책 제언(2025)</w:t>
+        <w:t xml:space="preserve">창원시 데이터 포털 주민등록인구 통계(연령별 인구현황 2023.12, 2026년 8월말 인구 현황) — </w:t>
       </w:r>
+      <w:hyperlink w:history="1" r:id="rIdn1u3e3e5qhjcfoizfe_ho">
+        <w:r>
+          <w:rPr>
+            <w:rStyle w:val="Hyperlink"/>
+            <w:rFonts w:ascii="Malgun Gothic" w:cs="Malgun Gothic" w:eastAsia="Malgun Gothic" w:hAnsi="Malgun Gothic"/>
+            <w:sz w:val="19"/>
+            <w:szCs w:val="19"/>
+          </w:rPr>
+          <w:t xml:space="preserve">https://bigdata.changwon.go.kr/portal/statUse/stat/cwStat.do?menuDiv=02</w:t>
+        </w:r>
+      </w:hyperlink>
     </w:p>
     <w:p>
       <w:pPr>

--- a/docs/planning/오이소창원_기획안_최종본_20261004.docx
+++ b/docs/planning/오이소창원_기획안_최종본_20261004.docx
@@ -801,7 +801,7 @@
             <w:pPr>
               <w:jc w:val="left"/>
             </w:pPr>
-            <w:hyperlink w:history="1" r:id="rIdue3aby6yjszdimgp0gczp">
+            <w:hyperlink w:history="1" r:id="rIdkokgj3firaec4qw0fn7hi">
               <w:r>
                 <w:rPr>
                   <w:rStyle w:val="Hyperlink"/>
@@ -870,7 +870,7 @@
             <w:pPr>
               <w:jc w:val="left"/>
             </w:pPr>
-            <w:hyperlink w:history="1" r:id="rIdwdhysiox0_mwc5iglaijm">
+            <w:hyperlink w:history="1" r:id="rIdlf5_kxnoyniang0pebbwi">
               <w:r>
                 <w:rPr>
                   <w:rStyle w:val="Hyperlink"/>
@@ -1372,9 +1372,9 @@
         </w:tblBorders>
       </w:tblPr>
       <w:tblGrid>
-        <w:gridCol w:w="2914"/>
-        <w:gridCol w:w="3563"/>
-        <w:gridCol w:w="3727"/>
+        <w:gridCol w:w="2953"/>
+        <w:gridCol w:w="3554"/>
+        <w:gridCol w:w="3697"/>
       </w:tblGrid>
       <w:tr>
         <w:trPr>
@@ -1383,7 +1383,7 @@
         </w:trPr>
         <w:tc>
           <w:tcPr>
-            <w:tcW w:type="dxa" w:w="2914"/>
+            <w:tcW w:type="dxa" w:w="2953"/>
             <w:tcBorders>
               <w:top w:val="single" w:color="C9D3DF" w:sz="4"/>
               <w:left w:val="single" w:color="C9D3DF" w:sz="4"/>
@@ -1417,7 +1417,7 @@
         </w:tc>
         <w:tc>
           <w:tcPr>
-            <w:tcW w:type="dxa" w:w="3563"/>
+            <w:tcW w:type="dxa" w:w="3554"/>
             <w:tcBorders>
               <w:top w:val="single" w:color="C9D3DF" w:sz="4"/>
               <w:left w:val="single" w:color="C9D3DF" w:sz="4"/>
@@ -1451,7 +1451,7 @@
         </w:tc>
         <w:tc>
           <w:tcPr>
-            <w:tcW w:type="dxa" w:w="3727"/>
+            <w:tcW w:type="dxa" w:w="3697"/>
             <w:tcBorders>
               <w:top w:val="single" w:color="C9D3DF" w:sz="4"/>
               <w:left w:val="single" w:color="C9D3DF" w:sz="4"/>
@@ -1491,7 +1491,7 @@
         </w:trPr>
         <w:tc>
           <w:tcPr>
-            <w:tcW w:type="dxa" w:w="2914"/>
+            <w:tcW w:type="dxa" w:w="2953"/>
             <w:tcBorders>
               <w:top w:val="single" w:color="C9D3DF" w:sz="4"/>
               <w:left w:val="single" w:color="C9D3DF" w:sz="4"/>
@@ -1521,7 +1521,7 @@
         </w:tc>
         <w:tc>
           <w:tcPr>
-            <w:tcW w:type="dxa" w:w="3563"/>
+            <w:tcW w:type="dxa" w:w="3554"/>
             <w:tcBorders>
               <w:top w:val="single" w:color="C9D3DF" w:sz="4"/>
               <w:left w:val="single" w:color="C9D3DF" w:sz="4"/>
@@ -1551,7 +1551,7 @@
         </w:tc>
         <w:tc>
           <w:tcPr>
-            <w:tcW w:type="dxa" w:w="3727"/>
+            <w:tcW w:type="dxa" w:w="3697"/>
             <w:tcBorders>
               <w:top w:val="single" w:color="C9D3DF" w:sz="4"/>
               <w:left w:val="single" w:color="C9D3DF" w:sz="4"/>
@@ -1587,91 +1587,91 @@
         </w:trPr>
         <w:tc>
           <w:tcPr>
-            <w:tcW w:type="dxa" w:w="2914"/>
-            <w:tcBorders>
-              <w:top w:val="single" w:color="C9D3DF" w:sz="4"/>
-              <w:left w:val="single" w:color="C9D3DF" w:sz="4"/>
-              <w:bottom w:val="single" w:color="C9D3DF" w:sz="4"/>
-              <w:right w:val="single" w:color="C9D3DF" w:sz="4"/>
-            </w:tcBorders>
-            <w:tcMar>
-              <w:top w:type="dxa" w:w="50"/>
-              <w:left w:type="dxa" w:w="80"/>
-              <w:bottom w:type="dxa" w:w="50"/>
-              <w:right w:type="dxa" w:w="80"/>
-            </w:tcMar>
-          </w:tcPr>
-          <w:p>
-            <w:pPr>
-              <w:jc w:val="left"/>
-            </w:pPr>
-            <w:r>
-              <w:rPr>
-                <w:rFonts w:ascii="Malgun Gothic" w:cs="Malgun Gothic" w:eastAsia="Malgun Gothic" w:hAnsi="Malgun Gothic"/>
-                <w:sz w:val="17"/>
-                <w:szCs w:val="17"/>
-              </w:rPr>
-              <w:t xml:space="preserve">청년인구</w:t>
-            </w:r>
-          </w:p>
-        </w:tc>
-        <w:tc>
-          <w:tcPr>
-            <w:tcW w:type="dxa" w:w="3563"/>
-            <w:tcBorders>
-              <w:top w:val="single" w:color="C9D3DF" w:sz="4"/>
-              <w:left w:val="single" w:color="C9D3DF" w:sz="4"/>
-              <w:bottom w:val="single" w:color="C9D3DF" w:sz="4"/>
-              <w:right w:val="single" w:color="C9D3DF" w:sz="4"/>
-            </w:tcBorders>
-            <w:tcMar>
-              <w:top w:type="dxa" w:w="50"/>
-              <w:left w:type="dxa" w:w="80"/>
-              <w:bottom w:type="dxa" w:w="50"/>
-              <w:right w:type="dxa" w:w="80"/>
-            </w:tcMar>
-          </w:tcPr>
-          <w:p>
-            <w:pPr>
-              <w:jc w:val="left"/>
-            </w:pPr>
-            <w:r>
-              <w:rPr>
-                <w:rFonts w:ascii="Malgun Gothic" w:cs="Malgun Gothic" w:eastAsia="Malgun Gothic" w:hAnsi="Malgun Gothic"/>
-                <w:sz w:val="17"/>
-                <w:szCs w:val="17"/>
-              </w:rPr>
-              <w:t xml:space="preserve">221,641명 (22.5%, 2026.8)</w:t>
-            </w:r>
-          </w:p>
-        </w:tc>
-        <w:tc>
-          <w:tcPr>
-            <w:tcW w:type="dxa" w:w="3727"/>
-            <w:tcBorders>
-              <w:top w:val="single" w:color="C9D3DF" w:sz="4"/>
-              <w:left w:val="single" w:color="C9D3DF" w:sz="4"/>
-              <w:bottom w:val="single" w:color="C9D3DF" w:sz="4"/>
-              <w:right w:val="single" w:color="C9D3DF" w:sz="4"/>
-            </w:tcBorders>
-            <w:tcMar>
-              <w:top w:type="dxa" w:w="50"/>
-              <w:left w:type="dxa" w:w="80"/>
-              <w:bottom w:type="dxa" w:w="50"/>
-              <w:right w:type="dxa" w:w="80"/>
-            </w:tcMar>
-          </w:tcPr>
-          <w:p>
-            <w:pPr>
-              <w:jc w:val="left"/>
-            </w:pPr>
-            <w:r>
-              <w:rPr>
-                <w:rFonts w:ascii="Malgun Gothic" w:cs="Malgun Gothic" w:eastAsia="Malgun Gothic" w:hAnsi="Malgun Gothic"/>
-                <w:sz w:val="17"/>
-                <w:szCs w:val="17"/>
-              </w:rPr>
-              <w:t xml:space="preserve">창원시 인구정책 브리핑 2026.9월호</w:t>
+            <w:tcW w:type="dxa" w:w="2953"/>
+            <w:tcBorders>
+              <w:top w:val="single" w:color="C9D3DF" w:sz="4"/>
+              <w:left w:val="single" w:color="C9D3DF" w:sz="4"/>
+              <w:bottom w:val="single" w:color="C9D3DF" w:sz="4"/>
+              <w:right w:val="single" w:color="C9D3DF" w:sz="4"/>
+            </w:tcBorders>
+            <w:tcMar>
+              <w:top w:type="dxa" w:w="50"/>
+              <w:left w:type="dxa" w:w="80"/>
+              <w:bottom w:type="dxa" w:w="50"/>
+              <w:right w:type="dxa" w:w="80"/>
+            </w:tcMar>
+          </w:tcPr>
+          <w:p>
+            <w:pPr>
+              <w:jc w:val="left"/>
+            </w:pPr>
+            <w:r>
+              <w:rPr>
+                <w:rFonts w:ascii="Malgun Gothic" w:cs="Malgun Gothic" w:eastAsia="Malgun Gothic" w:hAnsi="Malgun Gothic"/>
+                <w:sz w:val="17"/>
+                <w:szCs w:val="17"/>
+              </w:rPr>
+              <w:t xml:space="preserve">청년(19~39세) 인구</w:t>
+            </w:r>
+          </w:p>
+        </w:tc>
+        <w:tc>
+          <w:tcPr>
+            <w:tcW w:type="dxa" w:w="3554"/>
+            <w:tcBorders>
+              <w:top w:val="single" w:color="C9D3DF" w:sz="4"/>
+              <w:left w:val="single" w:color="C9D3DF" w:sz="4"/>
+              <w:bottom w:val="single" w:color="C9D3DF" w:sz="4"/>
+              <w:right w:val="single" w:color="C9D3DF" w:sz="4"/>
+            </w:tcBorders>
+            <w:tcMar>
+              <w:top w:type="dxa" w:w="50"/>
+              <w:left w:type="dxa" w:w="80"/>
+              <w:bottom w:type="dxa" w:w="50"/>
+              <w:right w:type="dxa" w:w="80"/>
+            </w:tcMar>
+          </w:tcPr>
+          <w:p>
+            <w:pPr>
+              <w:jc w:val="left"/>
+            </w:pPr>
+            <w:r>
+              <w:rPr>
+                <w:rFonts w:ascii="Malgun Gothic" w:cs="Malgun Gothic" w:eastAsia="Malgun Gothic" w:hAnsi="Malgun Gothic"/>
+                <w:sz w:val="17"/>
+                <w:szCs w:val="17"/>
+              </w:rPr>
+              <w:t xml:space="preserve">221,641명 (주민등록인구의 22.5%, 2026.8)</w:t>
+            </w:r>
+          </w:p>
+        </w:tc>
+        <w:tc>
+          <w:tcPr>
+            <w:tcW w:type="dxa" w:w="3697"/>
+            <w:tcBorders>
+              <w:top w:val="single" w:color="C9D3DF" w:sz="4"/>
+              <w:left w:val="single" w:color="C9D3DF" w:sz="4"/>
+              <w:bottom w:val="single" w:color="C9D3DF" w:sz="4"/>
+              <w:right w:val="single" w:color="C9D3DF" w:sz="4"/>
+            </w:tcBorders>
+            <w:tcMar>
+              <w:top w:type="dxa" w:w="50"/>
+              <w:left w:type="dxa" w:w="80"/>
+              <w:bottom w:type="dxa" w:w="50"/>
+              <w:right w:type="dxa" w:w="80"/>
+            </w:tcMar>
+          </w:tcPr>
+          <w:p>
+            <w:pPr>
+              <w:jc w:val="left"/>
+            </w:pPr>
+            <w:r>
+              <w:rPr>
+                <w:rFonts w:ascii="Malgun Gothic" w:cs="Malgun Gothic" w:eastAsia="Malgun Gothic" w:hAnsi="Malgun Gothic"/>
+                <w:sz w:val="17"/>
+                <w:szCs w:val="17"/>
+              </w:rPr>
+              <w:t xml:space="preserve">창원시 데이터 포털 연령별 인구현황(2026.8)</w:t>
             </w:r>
           </w:p>
         </w:tc>
@@ -1683,7 +1683,7 @@
         </w:trPr>
         <w:tc>
           <w:tcPr>
-            <w:tcW w:type="dxa" w:w="2914"/>
+            <w:tcW w:type="dxa" w:w="2953"/>
             <w:tcBorders>
               <w:top w:val="single" w:color="C9D3DF" w:sz="4"/>
               <w:left w:val="single" w:color="C9D3DF" w:sz="4"/>
@@ -1713,7 +1713,7 @@
         </w:tc>
         <w:tc>
           <w:tcPr>
-            <w:tcW w:type="dxa" w:w="3563"/>
+            <w:tcW w:type="dxa" w:w="3554"/>
             <w:tcBorders>
               <w:top w:val="single" w:color="C9D3DF" w:sz="4"/>
               <w:left w:val="single" w:color="C9D3DF" w:sz="4"/>
@@ -1743,7 +1743,7 @@
         </w:tc>
         <w:tc>
           <w:tcPr>
-            <w:tcW w:type="dxa" w:w="3727"/>
+            <w:tcW w:type="dxa" w:w="3697"/>
             <w:tcBorders>
               <w:top w:val="single" w:color="C9D3DF" w:sz="4"/>
               <w:left w:val="single" w:color="C9D3DF" w:sz="4"/>
@@ -1779,7 +1779,7 @@
         </w:trPr>
         <w:tc>
           <w:tcPr>
-            <w:tcW w:type="dxa" w:w="2914"/>
+            <w:tcW w:type="dxa" w:w="2953"/>
             <w:tcBorders>
               <w:top w:val="single" w:color="C9D3DF" w:sz="4"/>
               <w:left w:val="single" w:color="C9D3DF" w:sz="4"/>
@@ -1809,7 +1809,7 @@
         </w:tc>
         <w:tc>
           <w:tcPr>
-            <w:tcW w:type="dxa" w:w="3563"/>
+            <w:tcW w:type="dxa" w:w="3554"/>
             <w:tcBorders>
               <w:top w:val="single" w:color="C9D3DF" w:sz="4"/>
               <w:left w:val="single" w:color="C9D3DF" w:sz="4"/>
@@ -1839,7 +1839,7 @@
         </w:tc>
         <w:tc>
           <w:tcPr>
-            <w:tcW w:type="dxa" w:w="3727"/>
+            <w:tcW w:type="dxa" w:w="3697"/>
             <w:tcBorders>
               <w:top w:val="single" w:color="C9D3DF" w:sz="4"/>
               <w:left w:val="single" w:color="C9D3DF" w:sz="4"/>
@@ -1875,7 +1875,7 @@
         </w:trPr>
         <w:tc>
           <w:tcPr>
-            <w:tcW w:type="dxa" w:w="2914"/>
+            <w:tcW w:type="dxa" w:w="2953"/>
             <w:tcBorders>
               <w:top w:val="single" w:color="C9D3DF" w:sz="4"/>
               <w:left w:val="single" w:color="C9D3DF" w:sz="4"/>
@@ -1905,7 +1905,7 @@
         </w:tc>
         <w:tc>
           <w:tcPr>
-            <w:tcW w:type="dxa" w:w="3563"/>
+            <w:tcW w:type="dxa" w:w="3554"/>
             <w:tcBorders>
               <w:top w:val="single" w:color="C9D3DF" w:sz="4"/>
               <w:left w:val="single" w:color="C9D3DF" w:sz="4"/>
@@ -1935,7 +1935,7 @@
         </w:tc>
         <w:tc>
           <w:tcPr>
-            <w:tcW w:type="dxa" w:w="3727"/>
+            <w:tcW w:type="dxa" w:w="3697"/>
             <w:tcBorders>
               <w:top w:val="single" w:color="C9D3DF" w:sz="4"/>
               <w:left w:val="single" w:color="C9D3DF" w:sz="4"/>
@@ -1971,7 +1971,7 @@
         </w:trPr>
         <w:tc>
           <w:tcPr>
-            <w:tcW w:type="dxa" w:w="2914"/>
+            <w:tcW w:type="dxa" w:w="2953"/>
             <w:tcBorders>
               <w:top w:val="single" w:color="C9D3DF" w:sz="4"/>
               <w:left w:val="single" w:color="C9D3DF" w:sz="4"/>
@@ -2001,7 +2001,7 @@
         </w:tc>
         <w:tc>
           <w:tcPr>
-            <w:tcW w:type="dxa" w:w="3563"/>
+            <w:tcW w:type="dxa" w:w="3554"/>
             <w:tcBorders>
               <w:top w:val="single" w:color="C9D3DF" w:sz="4"/>
               <w:left w:val="single" w:color="C9D3DF" w:sz="4"/>
@@ -2031,7 +2031,7 @@
         </w:tc>
         <w:tc>
           <w:tcPr>
-            <w:tcW w:type="dxa" w:w="3727"/>
+            <w:tcW w:type="dxa" w:w="3697"/>
             <w:tcBorders>
               <w:top w:val="single" w:color="C9D3DF" w:sz="4"/>
               <w:left w:val="single" w:color="C9D3DF" w:sz="4"/>
@@ -2067,7 +2067,7 @@
         </w:trPr>
         <w:tc>
           <w:tcPr>
-            <w:tcW w:type="dxa" w:w="2914"/>
+            <w:tcW w:type="dxa" w:w="2953"/>
             <w:tcBorders>
               <w:top w:val="single" w:color="C9D3DF" w:sz="4"/>
               <w:left w:val="single" w:color="C9D3DF" w:sz="4"/>
@@ -2097,7 +2097,7 @@
         </w:tc>
         <w:tc>
           <w:tcPr>
-            <w:tcW w:type="dxa" w:w="3563"/>
+            <w:tcW w:type="dxa" w:w="3554"/>
             <w:tcBorders>
               <w:top w:val="single" w:color="C9D3DF" w:sz="4"/>
               <w:left w:val="single" w:color="C9D3DF" w:sz="4"/>
@@ -2127,7 +2127,7 @@
         </w:tc>
         <w:tc>
           <w:tcPr>
-            <w:tcW w:type="dxa" w:w="3727"/>
+            <w:tcW w:type="dxa" w:w="3697"/>
             <w:tcBorders>
               <w:top w:val="single" w:color="C9D3DF" w:sz="4"/>
               <w:left w:val="single" w:color="C9D3DF" w:sz="4"/>
@@ -24575,9 +24575,9 @@
           <w:sz w:val="19"/>
           <w:szCs w:val="19"/>
         </w:rPr>
-        <w:t xml:space="preserve">창원시 데이터 포털 주민등록인구 통계(연령별 인구현황 2023.12, 2026년 8월말 인구 현황) — </w:t>
+        <w:t xml:space="preserve">창원시 데이터 포털 주민등록인구 통계(연령별 인구현황 2023.12·2026.8, 2026년 8월말 인구 현황) — </w:t>
       </w:r>
-      <w:hyperlink w:history="1" r:id="rIdn1u3e3e5qhjcfoizfe_ho">
+      <w:hyperlink w:history="1" r:id="rId6srtj__necp-aeeaod9wo">
         <w:r>
           <w:rPr>
             <w:rStyle w:val="Hyperlink"/>

--- a/docs/planning/오이소창원_기획안_최종본_20261004.docx
+++ b/docs/planning/오이소창원_기획안_최종본_20261004.docx
@@ -801,7 +801,7 @@
             <w:pPr>
               <w:jc w:val="left"/>
             </w:pPr>
-            <w:hyperlink w:history="1" r:id="rIdkokgj3firaec4qw0fn7hi">
+            <w:hyperlink w:history="1" r:id="rIdgbkxcufrxemandk8bjhvt">
               <w:r>
                 <w:rPr>
                   <w:rStyle w:val="Hyperlink"/>
@@ -870,7 +870,7 @@
             <w:pPr>
               <w:jc w:val="left"/>
             </w:pPr>
-            <w:hyperlink w:history="1" r:id="rIdlf5_kxnoyniang0pebbwi">
+            <w:hyperlink w:history="1" r:id="rIdtf8quyjnwva9hycmqrece">
               <w:r>
                 <w:rPr>
                   <w:rStyle w:val="Hyperlink"/>
@@ -17178,10 +17178,10 @@
         </w:tblBorders>
       </w:tblPr>
       <w:tblGrid>
-        <w:gridCol w:w="1800"/>
-        <w:gridCol w:w="2058"/>
-        <w:gridCol w:w="3148"/>
-        <w:gridCol w:w="3198"/>
+        <w:gridCol w:w="1778"/>
+        <w:gridCol w:w="2033"/>
+        <w:gridCol w:w="3110"/>
+        <w:gridCol w:w="3283"/>
       </w:tblGrid>
       <w:tr>
         <w:trPr>
@@ -17190,7 +17190,7 @@
         </w:trPr>
         <w:tc>
           <w:tcPr>
-            <w:tcW w:type="dxa" w:w="1800"/>
+            <w:tcW w:type="dxa" w:w="1778"/>
             <w:tcBorders>
               <w:top w:val="single" w:color="C9D3DF" w:sz="4"/>
               <w:left w:val="single" w:color="C9D3DF" w:sz="4"/>
@@ -17224,7 +17224,7 @@
         </w:tc>
         <w:tc>
           <w:tcPr>
-            <w:tcW w:type="dxa" w:w="2058"/>
+            <w:tcW w:type="dxa" w:w="2033"/>
             <w:tcBorders>
               <w:top w:val="single" w:color="C9D3DF" w:sz="4"/>
               <w:left w:val="single" w:color="C9D3DF" w:sz="4"/>
@@ -17258,7 +17258,7 @@
         </w:tc>
         <w:tc>
           <w:tcPr>
-            <w:tcW w:type="dxa" w:w="3148"/>
+            <w:tcW w:type="dxa" w:w="3110"/>
             <w:tcBorders>
               <w:top w:val="single" w:color="C9D3DF" w:sz="4"/>
               <w:left w:val="single" w:color="C9D3DF" w:sz="4"/>
@@ -17292,7 +17292,7 @@
         </w:tc>
         <w:tc>
           <w:tcPr>
-            <w:tcW w:type="dxa" w:w="3198"/>
+            <w:tcW w:type="dxa" w:w="3283"/>
             <w:tcBorders>
               <w:top w:val="single" w:color="C9D3DF" w:sz="4"/>
               <w:left w:val="single" w:color="C9D3DF" w:sz="4"/>
@@ -17332,7 +17332,7 @@
         </w:trPr>
         <w:tc>
           <w:tcPr>
-            <w:tcW w:type="dxa" w:w="1800"/>
+            <w:tcW w:type="dxa" w:w="1778"/>
             <w:tcBorders>
               <w:top w:val="single" w:color="C9D3DF" w:sz="4"/>
               <w:left w:val="single" w:color="C9D3DF" w:sz="4"/>
@@ -17362,7 +17362,7 @@
         </w:tc>
         <w:tc>
           <w:tcPr>
-            <w:tcW w:type="dxa" w:w="2058"/>
+            <w:tcW w:type="dxa" w:w="2033"/>
             <w:tcBorders>
               <w:top w:val="single" w:color="C9D3DF" w:sz="4"/>
               <w:left w:val="single" w:color="C9D3DF" w:sz="4"/>
@@ -17392,7 +17392,7 @@
         </w:tc>
         <w:tc>
           <w:tcPr>
-            <w:tcW w:type="dxa" w:w="3148"/>
+            <w:tcW w:type="dxa" w:w="3110"/>
             <w:tcBorders>
               <w:top w:val="single" w:color="C9D3DF" w:sz="4"/>
               <w:left w:val="single" w:color="C9D3DF" w:sz="4"/>
@@ -17422,7 +17422,7 @@
         </w:tc>
         <w:tc>
           <w:tcPr>
-            <w:tcW w:type="dxa" w:w="3198"/>
+            <w:tcW w:type="dxa" w:w="3283"/>
             <w:tcBorders>
               <w:top w:val="single" w:color="C9D3DF" w:sz="4"/>
               <w:left w:val="single" w:color="C9D3DF" w:sz="4"/>
@@ -17458,7 +17458,7 @@
         </w:trPr>
         <w:tc>
           <w:tcPr>
-            <w:tcW w:type="dxa" w:w="1800"/>
+            <w:tcW w:type="dxa" w:w="1778"/>
             <w:tcBorders>
               <w:top w:val="single" w:color="C9D3DF" w:sz="4"/>
               <w:left w:val="single" w:color="C9D3DF" w:sz="4"/>
@@ -17488,37 +17488,37 @@
         </w:tc>
         <w:tc>
           <w:tcPr>
-            <w:tcW w:type="dxa" w:w="2058"/>
-            <w:tcBorders>
-              <w:top w:val="single" w:color="C9D3DF" w:sz="4"/>
-              <w:left w:val="single" w:color="C9D3DF" w:sz="4"/>
-              <w:bottom w:val="single" w:color="C9D3DF" w:sz="4"/>
-              <w:right w:val="single" w:color="C9D3DF" w:sz="4"/>
-            </w:tcBorders>
-            <w:tcMar>
-              <w:top w:type="dxa" w:w="50"/>
-              <w:left w:type="dxa" w:w="80"/>
-              <w:bottom w:type="dxa" w:w="50"/>
-              <w:right w:type="dxa" w:w="80"/>
-            </w:tcMar>
-          </w:tcPr>
-          <w:p>
-            <w:pPr>
-              <w:jc w:val="left"/>
-            </w:pPr>
-            <w:r>
-              <w:rPr>
-                <w:rFonts w:ascii="Malgun Gothic" w:cs="Malgun Gothic" w:eastAsia="Malgun Gothic" w:hAnsi="Malgun Gothic"/>
-                <w:sz w:val="17"/>
-                <w:szCs w:val="17"/>
-              </w:rPr>
-              <w:t xml:space="preserve">A·B·C(B 25번, C 2번, A 11번·전체 검수)</w:t>
-            </w:r>
-          </w:p>
-        </w:tc>
-        <w:tc>
-          <w:tcPr>
-            <w:tcW w:type="dxa" w:w="3148"/>
+            <w:tcW w:type="dxa" w:w="2033"/>
+            <w:tcBorders>
+              <w:top w:val="single" w:color="C9D3DF" w:sz="4"/>
+              <w:left w:val="single" w:color="C9D3DF" w:sz="4"/>
+              <w:bottom w:val="single" w:color="C9D3DF" w:sz="4"/>
+              <w:right w:val="single" w:color="C9D3DF" w:sz="4"/>
+            </w:tcBorders>
+            <w:tcMar>
+              <w:top w:type="dxa" w:w="50"/>
+              <w:left w:type="dxa" w:w="80"/>
+              <w:bottom w:type="dxa" w:w="50"/>
+              <w:right w:type="dxa" w:w="80"/>
+            </w:tcMar>
+          </w:tcPr>
+          <w:p>
+            <w:pPr>
+              <w:jc w:val="left"/>
+            </w:pPr>
+            <w:r>
+              <w:rPr>
+                <w:rFonts w:ascii="Malgun Gothic" w:cs="Malgun Gothic" w:eastAsia="Malgun Gothic" w:hAnsi="Malgun Gothic"/>
+                <w:sz w:val="17"/>
+                <w:szCs w:val="17"/>
+              </w:rPr>
+              <w:t xml:space="preserve">A·B·C(B 25회, C 2회, A 11회·전체 검수)</w:t>
+            </w:r>
+          </w:p>
+        </w:tc>
+        <w:tc>
+          <w:tcPr>
+            <w:tcW w:type="dxa" w:w="3110"/>
             <w:tcBorders>
               <w:top w:val="single" w:color="C9D3DF" w:sz="4"/>
               <w:left w:val="single" w:color="C9D3DF" w:sz="4"/>
@@ -17548,7 +17548,7 @@
         </w:tc>
         <w:tc>
           <w:tcPr>
-            <w:tcW w:type="dxa" w:w="3198"/>
+            <w:tcW w:type="dxa" w:w="3283"/>
             <w:tcBorders>
               <w:top w:val="single" w:color="C9D3DF" w:sz="4"/>
               <w:left w:val="single" w:color="C9D3DF" w:sz="4"/>
@@ -17584,7 +17584,7 @@
         </w:trPr>
         <w:tc>
           <w:tcPr>
-            <w:tcW w:type="dxa" w:w="1800"/>
+            <w:tcW w:type="dxa" w:w="1778"/>
             <w:tcBorders>
               <w:top w:val="single" w:color="C9D3DF" w:sz="4"/>
               <w:left w:val="single" w:color="C9D3DF" w:sz="4"/>
@@ -17614,7 +17614,7 @@
         </w:tc>
         <w:tc>
           <w:tcPr>
-            <w:tcW w:type="dxa" w:w="2058"/>
+            <w:tcW w:type="dxa" w:w="2033"/>
             <w:tcBorders>
               <w:top w:val="single" w:color="C9D3DF" w:sz="4"/>
               <w:left w:val="single" w:color="C9D3DF" w:sz="4"/>
@@ -17644,7 +17644,7 @@
         </w:tc>
         <w:tc>
           <w:tcPr>
-            <w:tcW w:type="dxa" w:w="3148"/>
+            <w:tcW w:type="dxa" w:w="3110"/>
             <w:tcBorders>
               <w:top w:val="single" w:color="C9D3DF" w:sz="4"/>
               <w:left w:val="single" w:color="C9D3DF" w:sz="4"/>
@@ -17674,31 +17674,31 @@
         </w:tc>
         <w:tc>
           <w:tcPr>
-            <w:tcW w:type="dxa" w:w="3198"/>
-            <w:tcBorders>
-              <w:top w:val="single" w:color="C9D3DF" w:sz="4"/>
-              <w:left w:val="single" w:color="C9D3DF" w:sz="4"/>
-              <w:bottom w:val="single" w:color="C9D3DF" w:sz="4"/>
-              <w:right w:val="single" w:color="C9D3DF" w:sz="4"/>
-            </w:tcBorders>
-            <w:tcMar>
-              <w:top w:type="dxa" w:w="50"/>
-              <w:left w:type="dxa" w:w="80"/>
-              <w:bottom w:type="dxa" w:w="50"/>
-              <w:right w:type="dxa" w:w="80"/>
-            </w:tcMar>
-          </w:tcPr>
-          <w:p>
-            <w:pPr>
-              <w:jc w:val="left"/>
-            </w:pPr>
-            <w:r>
-              <w:rPr>
-                <w:rFonts w:ascii="Malgun Gothic" w:cs="Malgun Gothic" w:eastAsia="Malgun Gothic" w:hAnsi="Malgun Gothic"/>
-                <w:sz w:val="17"/>
-                <w:szCs w:val="17"/>
-              </w:rPr>
-              <w:t xml:space="preserve">B가 Google Apps Script로 만든 설문 → 구글 시트 분석 탭에 평균 점수·기기별 완료 현황·만족도 차트·의견 모음 자동 정리. 3명 문항 평균 4.84/5</w:t>
+            <w:tcW w:type="dxa" w:w="3283"/>
+            <w:tcBorders>
+              <w:top w:val="single" w:color="C9D3DF" w:sz="4"/>
+              <w:left w:val="single" w:color="C9D3DF" w:sz="4"/>
+              <w:bottom w:val="single" w:color="C9D3DF" w:sz="4"/>
+              <w:right w:val="single" w:color="C9D3DF" w:sz="4"/>
+            </w:tcBorders>
+            <w:tcMar>
+              <w:top w:type="dxa" w:w="50"/>
+              <w:left w:type="dxa" w:w="80"/>
+              <w:bottom w:type="dxa" w:w="50"/>
+              <w:right w:type="dxa" w:w="80"/>
+            </w:tcMar>
+          </w:tcPr>
+          <w:p>
+            <w:pPr>
+              <w:jc w:val="left"/>
+            </w:pPr>
+            <w:r>
+              <w:rPr>
+                <w:rFonts w:ascii="Malgun Gothic" w:cs="Malgun Gothic" w:eastAsia="Malgun Gothic" w:hAnsi="Malgun Gothic"/>
+                <w:sz w:val="17"/>
+                <w:szCs w:val="17"/>
+              </w:rPr>
+              <w:t xml:space="preserve">B가 Google Apps Script로 만든 설문 → 구글 시트 분석 탭에 평균 점수·기기별 완료 현황·만족도 차트·의견 모음 자동 정리. 4명(10/3~10/4) 문항 평균 4.56/5, 만족도 4.75/5</w:t>
             </w:r>
           </w:p>
         </w:tc>
@@ -18116,7 +18116,7 @@
                 <w:sz w:val="17"/>
                 <w:szCs w:val="17"/>
               </w:rPr>
-              <w:t xml:space="preserve">웹·모바일 25번 실행(날짜·시각 기록), 지적 68건 중 68건 반영</w:t>
+              <w:t xml:space="preserve">웹·모바일 25회 실행(날짜·시각 기록), 지적 68건 중 68건 반영</w:t>
             </w:r>
           </w:p>
         </w:tc>
@@ -18308,7 +18308,7 @@
                 <w:sz w:val="17"/>
                 <w:szCs w:val="17"/>
               </w:rPr>
-              <w:t xml:space="preserve">11번 — UX·UI 개선 요청·기능 체크(10/2 18:24), AI 연결 인증 오류 확인·키 교체(10/2 21:46), UX·UI 개선 요청(10/3 16:24), 배포 앱 기능 확인(10/3 20:45), 휴대폰 검수(10/4 19:52), 이메일 알림 테스트·점검(10/4 22:10), 10/5 노트북·휴대폰 전체 검수 후 UX/UI 개선 5번(10:07·10:16·15:17·16:11·16:34, 기능 변경 없음) + 전체 검수, 11건 모두 반영</w:t>
+              <w:t xml:space="preserve">11회 — UX·UI 개선 요청·기능 체크(10/2 18:24), AI 연결 인증 오류 확인·키 교체(10/2 21:46), UX·UI 개선 요청(10/3 16:24), 배포 앱 기능 확인(10/3 20:45), 휴대폰 검수(10/4 19:52), 이메일 알림 테스트·점검(10/4 22:10), 10/5 노트북·휴대폰 전체 검수 후 UX/UI 개선 5번(10:07·10:16·15:17·16:11·16:34, 기능 변경 없음) + 전체 검수, 11건 모두 반영</w:t>
             </w:r>
           </w:p>
         </w:tc>
@@ -18515,7 +18515,7 @@
           <w:sz w:val="19"/>
           <w:szCs w:val="19"/>
         </w:rPr>
-        <w:t xml:space="preserve"> 가장 유용한 기능은 ① 맞춤 혜택(4명), 가장 개선이 필요한 기능은 ② 생활 정보 둘러보기(4명), 가장 낮은 평가 항목은 ‘화면 보기 편함’(4.25)이었습니다.</w:t>
+        <w:t xml:space="preserve"> 가장 유용한 기능은 ① 맞춤 혜택(4명), 가장 개선이 필요한 기능은 ② 생활 정보 둘러보기(4명), 가장 낮은 평가 항목은 ‘화면 보기 편함’(4.25/5)이었습니다.</w:t>
       </w:r>
     </w:p>
     <w:p>
@@ -24577,7 +24577,7 @@
         </w:rPr>
         <w:t xml:space="preserve">창원시 데이터 포털 주민등록인구 통계(연령별 인구현황 2023.12·2026.8, 2026년 8월말 인구 현황) — </w:t>
       </w:r>
-      <w:hyperlink w:history="1" r:id="rId6srtj__necp-aeeaod9wo">
+      <w:hyperlink w:history="1" r:id="rId6iwbr01wgul-vt0c2ge8q">
         <w:r>
           <w:rPr>
             <w:rStyle w:val="Hyperlink"/>

--- a/docs/planning/오이소창원_기획안_최종본_20261004.docx
+++ b/docs/planning/오이소창원_기획안_최종본_20261004.docx
@@ -801,7 +801,7 @@
             <w:pPr>
               <w:jc w:val="left"/>
             </w:pPr>
-            <w:hyperlink w:history="1" r:id="rIdgbkxcufrxemandk8bjhvt">
+            <w:hyperlink w:history="1" r:id="rIdnpnap9dilrqxyhyyxxypi">
               <w:r>
                 <w:rPr>
                   <w:rStyle w:val="Hyperlink"/>
@@ -870,7 +870,7 @@
             <w:pPr>
               <w:jc w:val="left"/>
             </w:pPr>
-            <w:hyperlink w:history="1" r:id="rIdtf8quyjnwva9hycmqrece">
+            <w:hyperlink w:history="1" r:id="rIdfzqqmxicdtc-snlea-xnn">
               <w:r>
                 <w:rPr>
                   <w:rStyle w:val="Hyperlink"/>
@@ -1356,7 +1356,7 @@
           <w:sz w:val="19"/>
           <w:szCs w:val="19"/>
         </w:rPr>
-        <w:t xml:space="preserve">창원은 경남의 중심 도시이지만 2025년 경남 시군 중 순유출이 가장 많았습니다. 특례시 기준(100만 명)을 간신히 넘고, 청년(19~39세) 인구는 2023년 말 24만 1천여 명에서 2026년 8월 22만 1천여 명으로 줄었습니다.</w:t>
+        <w:t xml:space="preserve">창원은 경남의 중심 도시이지만 2025년 경남 시군 중 순유출이 가장 많았습니다. 외국인을 포함한 인구(1,009,003명, 2026.8)로 특례시 기준(100만 명)을 간신히 넘고, 청년(19~39세, 주민등록인구)은 2023년 말 24만 1천여 명에서 2026년 8월 22만 1천여 명으로 줄었습니다.</w:t>
       </w:r>
     </w:p>
     <w:tbl>
@@ -1372,9 +1372,9 @@
         </w:tblBorders>
       </w:tblPr>
       <w:tblGrid>
-        <w:gridCol w:w="2953"/>
-        <w:gridCol w:w="3554"/>
-        <w:gridCol w:w="3697"/>
+        <w:gridCol w:w="3047"/>
+        <w:gridCol w:w="3544"/>
+        <w:gridCol w:w="3613"/>
       </w:tblGrid>
       <w:tr>
         <w:trPr>
@@ -1383,7 +1383,7 @@
         </w:trPr>
         <w:tc>
           <w:tcPr>
-            <w:tcW w:type="dxa" w:w="2953"/>
+            <w:tcW w:type="dxa" w:w="3047"/>
             <w:tcBorders>
               <w:top w:val="single" w:color="C9D3DF" w:sz="4"/>
               <w:left w:val="single" w:color="C9D3DF" w:sz="4"/>
@@ -1417,7 +1417,7 @@
         </w:tc>
         <w:tc>
           <w:tcPr>
-            <w:tcW w:type="dxa" w:w="3554"/>
+            <w:tcW w:type="dxa" w:w="3544"/>
             <w:tcBorders>
               <w:top w:val="single" w:color="C9D3DF" w:sz="4"/>
               <w:left w:val="single" w:color="C9D3DF" w:sz="4"/>
@@ -1451,7 +1451,7 @@
         </w:tc>
         <w:tc>
           <w:tcPr>
-            <w:tcW w:type="dxa" w:w="3697"/>
+            <w:tcW w:type="dxa" w:w="3613"/>
             <w:tcBorders>
               <w:top w:val="single" w:color="C9D3DF" w:sz="4"/>
               <w:left w:val="single" w:color="C9D3DF" w:sz="4"/>
@@ -1491,7 +1491,7 @@
         </w:trPr>
         <w:tc>
           <w:tcPr>
-            <w:tcW w:type="dxa" w:w="2953"/>
+            <w:tcW w:type="dxa" w:w="3047"/>
             <w:tcBorders>
               <w:top w:val="single" w:color="C9D3DF" w:sz="4"/>
               <w:left w:val="single" w:color="C9D3DF" w:sz="4"/>
@@ -1521,7 +1521,7 @@
         </w:tc>
         <w:tc>
           <w:tcPr>
-            <w:tcW w:type="dxa" w:w="3554"/>
+            <w:tcW w:type="dxa" w:w="3544"/>
             <w:tcBorders>
               <w:top w:val="single" w:color="C9D3DF" w:sz="4"/>
               <w:left w:val="single" w:color="C9D3DF" w:sz="4"/>
@@ -1551,7 +1551,7 @@
         </w:tc>
         <w:tc>
           <w:tcPr>
-            <w:tcW w:type="dxa" w:w="3697"/>
+            <w:tcW w:type="dxa" w:w="3613"/>
             <w:tcBorders>
               <w:top w:val="single" w:color="C9D3DF" w:sz="4"/>
               <w:left w:val="single" w:color="C9D3DF" w:sz="4"/>
@@ -1587,67 +1587,67 @@
         </w:trPr>
         <w:tc>
           <w:tcPr>
-            <w:tcW w:type="dxa" w:w="2953"/>
-            <w:tcBorders>
-              <w:top w:val="single" w:color="C9D3DF" w:sz="4"/>
-              <w:left w:val="single" w:color="C9D3DF" w:sz="4"/>
-              <w:bottom w:val="single" w:color="C9D3DF" w:sz="4"/>
-              <w:right w:val="single" w:color="C9D3DF" w:sz="4"/>
-            </w:tcBorders>
-            <w:tcMar>
-              <w:top w:type="dxa" w:w="50"/>
-              <w:left w:type="dxa" w:w="80"/>
-              <w:bottom w:type="dxa" w:w="50"/>
-              <w:right w:type="dxa" w:w="80"/>
-            </w:tcMar>
-          </w:tcPr>
-          <w:p>
-            <w:pPr>
-              <w:jc w:val="left"/>
-            </w:pPr>
-            <w:r>
-              <w:rPr>
-                <w:rFonts w:ascii="Malgun Gothic" w:cs="Malgun Gothic" w:eastAsia="Malgun Gothic" w:hAnsi="Malgun Gothic"/>
-                <w:sz w:val="17"/>
-                <w:szCs w:val="17"/>
-              </w:rPr>
-              <w:t xml:space="preserve">청년(19~39세) 인구</w:t>
-            </w:r>
-          </w:p>
-        </w:tc>
-        <w:tc>
-          <w:tcPr>
-            <w:tcW w:type="dxa" w:w="3554"/>
-            <w:tcBorders>
-              <w:top w:val="single" w:color="C9D3DF" w:sz="4"/>
-              <w:left w:val="single" w:color="C9D3DF" w:sz="4"/>
-              <w:bottom w:val="single" w:color="C9D3DF" w:sz="4"/>
-              <w:right w:val="single" w:color="C9D3DF" w:sz="4"/>
-            </w:tcBorders>
-            <w:tcMar>
-              <w:top w:type="dxa" w:w="50"/>
-              <w:left w:type="dxa" w:w="80"/>
-              <w:bottom w:type="dxa" w:w="50"/>
-              <w:right w:type="dxa" w:w="80"/>
-            </w:tcMar>
-          </w:tcPr>
-          <w:p>
-            <w:pPr>
-              <w:jc w:val="left"/>
-            </w:pPr>
-            <w:r>
-              <w:rPr>
-                <w:rFonts w:ascii="Malgun Gothic" w:cs="Malgun Gothic" w:eastAsia="Malgun Gothic" w:hAnsi="Malgun Gothic"/>
-                <w:sz w:val="17"/>
-                <w:szCs w:val="17"/>
-              </w:rPr>
-              <w:t xml:space="preserve">221,641명 (주민등록인구의 22.5%, 2026.8)</w:t>
-            </w:r>
-          </w:p>
-        </w:tc>
-        <w:tc>
-          <w:tcPr>
-            <w:tcW w:type="dxa" w:w="3697"/>
+            <w:tcW w:type="dxa" w:w="3047"/>
+            <w:tcBorders>
+              <w:top w:val="single" w:color="C9D3DF" w:sz="4"/>
+              <w:left w:val="single" w:color="C9D3DF" w:sz="4"/>
+              <w:bottom w:val="single" w:color="C9D3DF" w:sz="4"/>
+              <w:right w:val="single" w:color="C9D3DF" w:sz="4"/>
+            </w:tcBorders>
+            <w:tcMar>
+              <w:top w:type="dxa" w:w="50"/>
+              <w:left w:type="dxa" w:w="80"/>
+              <w:bottom w:type="dxa" w:w="50"/>
+              <w:right w:type="dxa" w:w="80"/>
+            </w:tcMar>
+          </w:tcPr>
+          <w:p>
+            <w:pPr>
+              <w:jc w:val="left"/>
+            </w:pPr>
+            <w:r>
+              <w:rPr>
+                <w:rFonts w:ascii="Malgun Gothic" w:cs="Malgun Gothic" w:eastAsia="Malgun Gothic" w:hAnsi="Malgun Gothic"/>
+                <w:sz w:val="17"/>
+                <w:szCs w:val="17"/>
+              </w:rPr>
+              <w:t xml:space="preserve">청년(19~39세) 인구(주민등록인구)</w:t>
+            </w:r>
+          </w:p>
+        </w:tc>
+        <w:tc>
+          <w:tcPr>
+            <w:tcW w:type="dxa" w:w="3544"/>
+            <w:tcBorders>
+              <w:top w:val="single" w:color="C9D3DF" w:sz="4"/>
+              <w:left w:val="single" w:color="C9D3DF" w:sz="4"/>
+              <w:bottom w:val="single" w:color="C9D3DF" w:sz="4"/>
+              <w:right w:val="single" w:color="C9D3DF" w:sz="4"/>
+            </w:tcBorders>
+            <w:tcMar>
+              <w:top w:type="dxa" w:w="50"/>
+              <w:left w:type="dxa" w:w="80"/>
+              <w:bottom w:type="dxa" w:w="50"/>
+              <w:right w:type="dxa" w:w="80"/>
+            </w:tcMar>
+          </w:tcPr>
+          <w:p>
+            <w:pPr>
+              <w:jc w:val="left"/>
+            </w:pPr>
+            <w:r>
+              <w:rPr>
+                <w:rFonts w:ascii="Malgun Gothic" w:cs="Malgun Gothic" w:eastAsia="Malgun Gothic" w:hAnsi="Malgun Gothic"/>
+                <w:sz w:val="17"/>
+                <w:szCs w:val="17"/>
+              </w:rPr>
+              <w:t xml:space="preserve">221,641명 (주민등록인구 985,013명의 22.5%, 2026.8)</w:t>
+            </w:r>
+          </w:p>
+        </w:tc>
+        <w:tc>
+          <w:tcPr>
+            <w:tcW w:type="dxa" w:w="3613"/>
             <w:tcBorders>
               <w:top w:val="single" w:color="C9D3DF" w:sz="4"/>
               <w:left w:val="single" w:color="C9D3DF" w:sz="4"/>
@@ -1683,7 +1683,7 @@
         </w:trPr>
         <w:tc>
           <w:tcPr>
-            <w:tcW w:type="dxa" w:w="2953"/>
+            <w:tcW w:type="dxa" w:w="3047"/>
             <w:tcBorders>
               <w:top w:val="single" w:color="C9D3DF" w:sz="4"/>
               <w:left w:val="single" w:color="C9D3DF" w:sz="4"/>
@@ -1713,7 +1713,7 @@
         </w:tc>
         <w:tc>
           <w:tcPr>
-            <w:tcW w:type="dxa" w:w="3554"/>
+            <w:tcW w:type="dxa" w:w="3544"/>
             <w:tcBorders>
               <w:top w:val="single" w:color="C9D3DF" w:sz="4"/>
               <w:left w:val="single" w:color="C9D3DF" w:sz="4"/>
@@ -1743,7 +1743,7 @@
         </w:tc>
         <w:tc>
           <w:tcPr>
-            <w:tcW w:type="dxa" w:w="3697"/>
+            <w:tcW w:type="dxa" w:w="3613"/>
             <w:tcBorders>
               <w:top w:val="single" w:color="C9D3DF" w:sz="4"/>
               <w:left w:val="single" w:color="C9D3DF" w:sz="4"/>
@@ -1779,7 +1779,7 @@
         </w:trPr>
         <w:tc>
           <w:tcPr>
-            <w:tcW w:type="dxa" w:w="2953"/>
+            <w:tcW w:type="dxa" w:w="3047"/>
             <w:tcBorders>
               <w:top w:val="single" w:color="C9D3DF" w:sz="4"/>
               <w:left w:val="single" w:color="C9D3DF" w:sz="4"/>
@@ -1809,7 +1809,7 @@
         </w:tc>
         <w:tc>
           <w:tcPr>
-            <w:tcW w:type="dxa" w:w="3554"/>
+            <w:tcW w:type="dxa" w:w="3544"/>
             <w:tcBorders>
               <w:top w:val="single" w:color="C9D3DF" w:sz="4"/>
               <w:left w:val="single" w:color="C9D3DF" w:sz="4"/>
@@ -1839,7 +1839,7 @@
         </w:tc>
         <w:tc>
           <w:tcPr>
-            <w:tcW w:type="dxa" w:w="3697"/>
+            <w:tcW w:type="dxa" w:w="3613"/>
             <w:tcBorders>
               <w:top w:val="single" w:color="C9D3DF" w:sz="4"/>
               <w:left w:val="single" w:color="C9D3DF" w:sz="4"/>
@@ -1875,37 +1875,37 @@
         </w:trPr>
         <w:tc>
           <w:tcPr>
-            <w:tcW w:type="dxa" w:w="2953"/>
-            <w:tcBorders>
-              <w:top w:val="single" w:color="C9D3DF" w:sz="4"/>
-              <w:left w:val="single" w:color="C9D3DF" w:sz="4"/>
-              <w:bottom w:val="single" w:color="C9D3DF" w:sz="4"/>
-              <w:right w:val="single" w:color="C9D3DF" w:sz="4"/>
-            </w:tcBorders>
-            <w:tcMar>
-              <w:top w:type="dxa" w:w="50"/>
-              <w:left w:type="dxa" w:w="80"/>
-              <w:bottom w:type="dxa" w:w="50"/>
-              <w:right w:type="dxa" w:w="80"/>
-            </w:tcMar>
-          </w:tcPr>
-          <w:p>
-            <w:pPr>
-              <w:jc w:val="left"/>
-            </w:pPr>
-            <w:r>
-              <w:rPr>
-                <w:rFonts w:ascii="Malgun Gothic" w:cs="Malgun Gothic" w:eastAsia="Malgun Gothic" w:hAnsi="Malgun Gothic"/>
-                <w:sz w:val="17"/>
-                <w:szCs w:val="17"/>
-              </w:rPr>
-              <w:t xml:space="preserve">청년(19~39세) 인구</w:t>
-            </w:r>
-          </w:p>
-        </w:tc>
-        <w:tc>
-          <w:tcPr>
-            <w:tcW w:type="dxa" w:w="3554"/>
+            <w:tcW w:type="dxa" w:w="3047"/>
+            <w:tcBorders>
+              <w:top w:val="single" w:color="C9D3DF" w:sz="4"/>
+              <w:left w:val="single" w:color="C9D3DF" w:sz="4"/>
+              <w:bottom w:val="single" w:color="C9D3DF" w:sz="4"/>
+              <w:right w:val="single" w:color="C9D3DF" w:sz="4"/>
+            </w:tcBorders>
+            <w:tcMar>
+              <w:top w:type="dxa" w:w="50"/>
+              <w:left w:type="dxa" w:w="80"/>
+              <w:bottom w:type="dxa" w:w="50"/>
+              <w:right w:type="dxa" w:w="80"/>
+            </w:tcMar>
+          </w:tcPr>
+          <w:p>
+            <w:pPr>
+              <w:jc w:val="left"/>
+            </w:pPr>
+            <w:r>
+              <w:rPr>
+                <w:rFonts w:ascii="Malgun Gothic" w:cs="Malgun Gothic" w:eastAsia="Malgun Gothic" w:hAnsi="Malgun Gothic"/>
+                <w:sz w:val="17"/>
+                <w:szCs w:val="17"/>
+              </w:rPr>
+              <w:t xml:space="preserve">청년(19~39세) 인구(주민등록인구)</w:t>
+            </w:r>
+          </w:p>
+        </w:tc>
+        <w:tc>
+          <w:tcPr>
+            <w:tcW w:type="dxa" w:w="3544"/>
             <w:tcBorders>
               <w:top w:val="single" w:color="C9D3DF" w:sz="4"/>
               <w:left w:val="single" w:color="C9D3DF" w:sz="4"/>
@@ -1935,7 +1935,7 @@
         </w:tc>
         <w:tc>
           <w:tcPr>
-            <w:tcW w:type="dxa" w:w="3697"/>
+            <w:tcW w:type="dxa" w:w="3613"/>
             <w:tcBorders>
               <w:top w:val="single" w:color="C9D3DF" w:sz="4"/>
               <w:left w:val="single" w:color="C9D3DF" w:sz="4"/>
@@ -1971,7 +1971,7 @@
         </w:trPr>
         <w:tc>
           <w:tcPr>
-            <w:tcW w:type="dxa" w:w="2953"/>
+            <w:tcW w:type="dxa" w:w="3047"/>
             <w:tcBorders>
               <w:top w:val="single" w:color="C9D3DF" w:sz="4"/>
               <w:left w:val="single" w:color="C9D3DF" w:sz="4"/>
@@ -2001,7 +2001,7 @@
         </w:tc>
         <w:tc>
           <w:tcPr>
-            <w:tcW w:type="dxa" w:w="3554"/>
+            <w:tcW w:type="dxa" w:w="3544"/>
             <w:tcBorders>
               <w:top w:val="single" w:color="C9D3DF" w:sz="4"/>
               <w:left w:val="single" w:color="C9D3DF" w:sz="4"/>
@@ -2031,7 +2031,7 @@
         </w:tc>
         <w:tc>
           <w:tcPr>
-            <w:tcW w:type="dxa" w:w="3697"/>
+            <w:tcW w:type="dxa" w:w="3613"/>
             <w:tcBorders>
               <w:top w:val="single" w:color="C9D3DF" w:sz="4"/>
               <w:left w:val="single" w:color="C9D3DF" w:sz="4"/>
@@ -2067,7 +2067,7 @@
         </w:trPr>
         <w:tc>
           <w:tcPr>
-            <w:tcW w:type="dxa" w:w="2953"/>
+            <w:tcW w:type="dxa" w:w="3047"/>
             <w:tcBorders>
               <w:top w:val="single" w:color="C9D3DF" w:sz="4"/>
               <w:left w:val="single" w:color="C9D3DF" w:sz="4"/>
@@ -2097,7 +2097,7 @@
         </w:tc>
         <w:tc>
           <w:tcPr>
-            <w:tcW w:type="dxa" w:w="3554"/>
+            <w:tcW w:type="dxa" w:w="3544"/>
             <w:tcBorders>
               <w:top w:val="single" w:color="C9D3DF" w:sz="4"/>
               <w:left w:val="single" w:color="C9D3DF" w:sz="4"/>
@@ -2127,7 +2127,7 @@
         </w:tc>
         <w:tc>
           <w:tcPr>
-            <w:tcW w:type="dxa" w:w="3697"/>
+            <w:tcW w:type="dxa" w:w="3613"/>
             <w:tcBorders>
               <w:top w:val="single" w:color="C9D3DF" w:sz="4"/>
               <w:left w:val="single" w:color="C9D3DF" w:sz="4"/>
@@ -24577,7 +24577,7 @@
         </w:rPr>
         <w:t xml:space="preserve">창원시 데이터 포털 주민등록인구 통계(연령별 인구현황 2023.12·2026.8, 2026년 8월말 인구 현황) — </w:t>
       </w:r>
-      <w:hyperlink w:history="1" r:id="rId6iwbr01wgul-vt0c2ge8q">
+      <w:hyperlink w:history="1" r:id="rIds18daw5ihvzcvdfgkrmws">
         <w:r>
           <w:rPr>
             <w:rStyle w:val="Hyperlink"/>

--- a/docs/planning/오이소창원_기획안_최종본_20261004.docx
+++ b/docs/planning/오이소창원_기획안_최종본_20261004.docx
@@ -801,7 +801,7 @@
             <w:pPr>
               <w:jc w:val="left"/>
             </w:pPr>
-            <w:hyperlink w:history="1" r:id="rIdnpnap9dilrqxyhyyxxypi">
+            <w:hyperlink w:history="1" r:id="rIdcpeajf_mm7dhriekhrmle">
               <w:r>
                 <w:rPr>
                   <w:rStyle w:val="Hyperlink"/>
@@ -870,7 +870,7 @@
             <w:pPr>
               <w:jc w:val="left"/>
             </w:pPr>
-            <w:hyperlink w:history="1" r:id="rIdfzqqmxicdtc-snlea-xnn">
+            <w:hyperlink w:history="1" r:id="rIdbpvksvfxa_q9my0jg12xh">
               <w:r>
                 <w:rPr>
                   <w:rStyle w:val="Hyperlink"/>
@@ -9179,7 +9179,7 @@
                 <w:sz w:val="17"/>
                 <w:szCs w:val="17"/>
               </w:rPr>
-              <w:t xml:space="preserve">OpenAI GPT-4.1 mini(function calling), 팀원 개인 계정 API 키(Streamlit Secrets에만 보관). Anthropic 규격도 코드상 지원</w:t>
+              <w:t xml:space="preserve">LLM(OpenAI GPT-4.1 mini, function calling) — 자연어 질문 이해 → 목표·의도 파악 → 필요한 도구 선택 → 답변 구성(정책 자격은 규칙 판정, 연락처·링크는 검증 자료와 대조, 할 일·메모는 앱 상태 저장), 팀원 개인 계정 API 키(Streamlit Secrets에만 보관). Anthropic 규격도 코드상 지원</w:t>
             </w:r>
           </w:p>
         </w:tc>
@@ -24577,7 +24577,7 @@
         </w:rPr>
         <w:t xml:space="preserve">창원시 데이터 포털 주민등록인구 통계(연령별 인구현황 2023.12·2026.8, 2026년 8월말 인구 현황) — </w:t>
       </w:r>
-      <w:hyperlink w:history="1" r:id="rIds18daw5ihvzcvdfgkrmws">
+      <w:hyperlink w:history="1" r:id="rIdqpcf4xuaedwoy1utxhb4l">
         <w:r>
           <w:rPr>
             <w:rStyle w:val="Hyperlink"/>

--- a/docs/planning/오이소창원_기획안_최종본_20261004.docx
+++ b/docs/planning/오이소창원_기획안_최종본_20261004.docx
@@ -801,7 +801,7 @@
             <w:pPr>
               <w:jc w:val="left"/>
             </w:pPr>
-            <w:hyperlink w:history="1" r:id="rIdcpeajf_mm7dhriekhrmle">
+            <w:hyperlink w:history="1" r:id="rIdikahoaeoi8aexbqzhnepz">
               <w:r>
                 <w:rPr>
                   <w:rStyle w:val="Hyperlink"/>
@@ -870,7 +870,7 @@
             <w:pPr>
               <w:jc w:val="left"/>
             </w:pPr>
-            <w:hyperlink w:history="1" r:id="rIdbpvksvfxa_q9my0jg12xh">
+            <w:hyperlink w:history="1" r:id="rIdprhqbtko7ake748f2ksgc">
               <w:r>
                 <w:rPr>
                   <w:rStyle w:val="Hyperlink"/>
@@ -24577,7 +24577,7 @@
         </w:rPr>
         <w:t xml:space="preserve">창원시 데이터 포털 주민등록인구 통계(연령별 인구현황 2023.12·2026.8, 2026년 8월말 인구 현황) — </w:t>
       </w:r>
-      <w:hyperlink w:history="1" r:id="rIdqpcf4xuaedwoy1utxhb4l">
+      <w:hyperlink w:history="1" r:id="rIdrxsp1v2vsksfqg8rgsc9z">
         <w:r>
           <w:rPr>
             <w:rStyle w:val="Hyperlink"/>
